--- a/Dokumentáció.docx
+++ b/Dokumentáció.docx
@@ -41,8 +41,68 @@
       <w:r>
         <w:t>A regisztráció is működik.</w:t>
       </w:r>
+    </w:p>
+    <w:p>
+      <w:r>
+        <w:t xml:space="preserve">Ezután a formázást készítettük elő. Átrendeztük a menüt, hogy több szintű és vízszintes legyen, illetve a </w:t>
+      </w:r>
+      <w:proofErr w:type="spellStart"/>
+      <w:r>
+        <w:t>footer-t</w:t>
+      </w:r>
+      <w:proofErr w:type="spellEnd"/>
+      <w:r>
+        <w:t xml:space="preserve"> beállítottuk, hogy automatikusan a képernyő legalján jelenjen meg, akkor is, ha az oldal nem tölti ki a teljes képernyőt. Illetve a be- és kilépés gombok ne legyenek egyszerre aktívak, hanem csak az aktuális </w:t>
+      </w:r>
+      <w:proofErr w:type="spellStart"/>
+      <w:r>
+        <w:t>bejelentkezettségi</w:t>
+      </w:r>
+      <w:proofErr w:type="spellEnd"/>
+      <w:r>
+        <w:t xml:space="preserve"> állapot alapján. </w:t>
+      </w:r>
       <w:bookmarkStart w:id="0" w:name="_GoBack"/>
       <w:bookmarkEnd w:id="0"/>
+    </w:p>
+    <w:p>
+      <w:r>
+        <w:drawing>
+          <wp:inline distT="0" distB="0" distL="0" distR="0" wp14:anchorId="1EE453E5" wp14:editId="368E59C7">
+            <wp:extent cx="5760720" cy="2727325"/>
+            <wp:effectExtent l="0" t="0" r="0" b="0"/>
+            <wp:docPr id="1" name="Kép 1"/>
+            <wp:cNvGraphicFramePr>
+              <a:graphicFrameLocks xmlns:a="http://schemas.openxmlformats.org/drawingml/2006/main" noChangeAspect="1"/>
+            </wp:cNvGraphicFramePr>
+            <a:graphic xmlns:a="http://schemas.openxmlformats.org/drawingml/2006/main">
+              <a:graphicData uri="http://schemas.openxmlformats.org/drawingml/2006/picture">
+                <pic:pic xmlns:pic="http://schemas.openxmlformats.org/drawingml/2006/picture">
+                  <pic:nvPicPr>
+                    <pic:cNvPr id="1" name=""/>
+                    <pic:cNvPicPr/>
+                  </pic:nvPicPr>
+                  <pic:blipFill>
+                    <a:blip r:embed="rId4"/>
+                    <a:stretch>
+                      <a:fillRect/>
+                    </a:stretch>
+                  </pic:blipFill>
+                  <pic:spPr>
+                    <a:xfrm>
+                      <a:off x="0" y="0"/>
+                      <a:ext cx="5760720" cy="2727325"/>
+                    </a:xfrm>
+                    <a:prstGeom prst="rect">
+                      <a:avLst/>
+                    </a:prstGeom>
+                  </pic:spPr>
+                </pic:pic>
+              </a:graphicData>
+            </a:graphic>
+          </wp:inline>
+        </w:drawing>
+      </w:r>
     </w:p>
     <w:p/>
     <w:sectPr>

--- a/Dokumentáció.docx
+++ b/Dokumentáció.docx
@@ -1,42 +1,10 @@
 
 <file path=word/document.xml><?xml version="1.0" encoding="utf-8"?>
-<w:document xmlns:wpc="http://schemas.microsoft.com/office/word/2010/wordprocessingCanvas" xmlns:mc="http://schemas.openxmlformats.org/markup-compatibility/2006" xmlns:o="urn:schemas-microsoft-com:office:office" xmlns:r="http://schemas.openxmlformats.org/officeDocument/2006/relationships" xmlns:m="http://schemas.openxmlformats.org/officeDocument/2006/math" xmlns:v="urn:schemas-microsoft-com:vml" xmlns:wp14="http://schemas.microsoft.com/office/word/2010/wordprocessingDrawing" xmlns:wp="http://schemas.openxmlformats.org/drawingml/2006/wordprocessingDrawing" xmlns:w10="urn:schemas-microsoft-com:office:word" xmlns:w="http://schemas.openxmlformats.org/wordprocessingml/2006/main" xmlns:w14="http://schemas.microsoft.com/office/word/2010/wordml" xmlns:w15="http://schemas.microsoft.com/office/word/2012/wordml" xmlns:wpg="http://schemas.microsoft.com/office/word/2010/wordprocessingGroup" xmlns:wpi="http://schemas.microsoft.com/office/word/2010/wordprocessingInk" xmlns:wne="http://schemas.microsoft.com/office/word/2006/wordml" xmlns:wps="http://schemas.microsoft.com/office/word/2010/wordprocessingShape" mc:Ignorable="w14 w15 wp14">
+<w:document xmlns:wpc="http://schemas.microsoft.com/office/word/2010/wordprocessingCanvas" xmlns:cx="http://schemas.microsoft.com/office/drawing/2014/chartex" xmlns:cx1="http://schemas.microsoft.com/office/drawing/2015/9/8/chartex" xmlns:cx2="http://schemas.microsoft.com/office/drawing/2015/10/21/chartex" xmlns:cx3="http://schemas.microsoft.com/office/drawing/2016/5/9/chartex" xmlns:cx4="http://schemas.microsoft.com/office/drawing/2016/5/10/chartex" xmlns:cx5="http://schemas.microsoft.com/office/drawing/2016/5/11/chartex" xmlns:cx6="http://schemas.microsoft.com/office/drawing/2016/5/12/chartex" xmlns:cx7="http://schemas.microsoft.com/office/drawing/2016/5/13/chartex" xmlns:cx8="http://schemas.microsoft.com/office/drawing/2016/5/14/chartex" xmlns:mc="http://schemas.openxmlformats.org/markup-compatibility/2006" xmlns:aink="http://schemas.microsoft.com/office/drawing/2016/ink" xmlns:am3d="http://schemas.microsoft.com/office/drawing/2017/model3d" xmlns:o="urn:schemas-microsoft-com:office:office" xmlns:oel="http://schemas.microsoft.com/office/2019/extlst" xmlns:r="http://schemas.openxmlformats.org/officeDocument/2006/relationships" xmlns:m="http://schemas.openxmlformats.org/officeDocument/2006/math" xmlns:v="urn:schemas-microsoft-com:vml" xmlns:wp14="http://schemas.microsoft.com/office/word/2010/wordprocessingDrawing" xmlns:wp="http://schemas.openxmlformats.org/drawingml/2006/wordprocessingDrawing" xmlns:w10="urn:schemas-microsoft-com:office:word" xmlns:w="http://schemas.openxmlformats.org/wordprocessingml/2006/main" xmlns:w14="http://schemas.microsoft.com/office/word/2010/wordml" xmlns:w15="http://schemas.microsoft.com/office/word/2012/wordml" xmlns:w16cex="http://schemas.microsoft.com/office/word/2018/wordml/cex" xmlns:w16cid="http://schemas.microsoft.com/office/word/2016/wordml/cid" xmlns:w16="http://schemas.microsoft.com/office/word/2018/wordml" xmlns:w16du="http://schemas.microsoft.com/office/word/2023/wordml/word16du" xmlns:w16sdtdh="http://schemas.microsoft.com/office/word/2020/wordml/sdtdatahash" xmlns:w16sdtfl="http://schemas.microsoft.com/office/word/2024/wordml/sdtformatlock" xmlns:w16se="http://schemas.microsoft.com/office/word/2015/wordml/symex" xmlns:wpg="http://schemas.microsoft.com/office/word/2010/wordprocessingGroup" xmlns:wpi="http://schemas.microsoft.com/office/word/2010/wordprocessingInk" xmlns:wne="http://schemas.microsoft.com/office/word/2006/wordml" xmlns:wps="http://schemas.microsoft.com/office/word/2010/wordprocessingShape" mc:Ignorable="w14 w15 w16se w16cid w16 w16cex w16sdtdh w16sdtfl w16du wp14">
   <w:body>
     <w:p>
       <w:r>
-        <w:t xml:space="preserve">Bemásoltuk az alap projektet, melynél több ponton is hibád észleltünk, mivel nem működtek a linkek, amit azzal javítottunk, hogy néhány helyre „?” </w:t>
-      </w:r>
-      <w:proofErr w:type="gramStart"/>
-      <w:r>
-        <w:t>karaktert</w:t>
-      </w:r>
-      <w:proofErr w:type="gramEnd"/>
-      <w:r>
-        <w:t xml:space="preserve"> kellett beillesztenünk, mert ugye a fejlesztői környezetben az egy olyan címeket próbált így megnyitni, ami nem létezik. Miután sikerült megoldani a problémát, elindítottuk az </w:t>
-      </w:r>
-      <w:proofErr w:type="spellStart"/>
-      <w:r>
-        <w:t>XAMPP-ot</w:t>
-      </w:r>
-      <w:proofErr w:type="spellEnd"/>
-      <w:r>
-        <w:t xml:space="preserve">, és a </w:t>
-      </w:r>
-      <w:proofErr w:type="spellStart"/>
-      <w:r>
-        <w:t>MySQL</w:t>
-      </w:r>
-      <w:proofErr w:type="spellEnd"/>
-      <w:r>
-        <w:t xml:space="preserve"> </w:t>
-      </w:r>
-      <w:proofErr w:type="spellStart"/>
-      <w:r>
-        <w:t>admin-on</w:t>
-      </w:r>
-      <w:proofErr w:type="spellEnd"/>
-      <w:r>
-        <w:t xml:space="preserve"> keresztül létrehoztuk az adatbázist a mellékelt SQL fájl alapján. </w:t>
+        <w:t xml:space="preserve">Bemásoltuk az alap projektet, melynél több ponton is hibád észleltünk, mivel nem működtek a linkek, amit azzal javítottunk, hogy néhány helyre „?” karaktert kellett beillesztenünk, mert ugye a fejlesztői környezetben az egy olyan címeket próbált így megnyitni, ami nem létezik. Miután sikerült megoldani a problémát, elindítottuk az XAMPP-ot, és a MySQL admin-on keresztül létrehoztuk az adatbázist a mellékelt SQL fájl alapján. </w:t>
       </w:r>
       <w:r>
         <w:t>A regisztráció is működik.</w:t>
@@ -44,29 +12,14 @@
     </w:p>
     <w:p>
       <w:r>
-        <w:t xml:space="preserve">Ezután a formázást készítettük elő. Átrendeztük a menüt, hogy több szintű és vízszintes legyen, illetve a </w:t>
+        <w:t xml:space="preserve">Ezután a formázást készítettük elő. Átrendeztük a menüt, hogy több szintű és vízszintes legyen, illetve a footer-t beállítottuk, hogy automatikusan a képernyő legalján jelenjen meg, akkor is, ha az oldal nem tölti ki a teljes képernyőt. Illetve a be- és kilépés gombok ne legyenek egyszerre aktívak, hanem csak az aktuális bejelentkezettségi állapot alapján. </w:t>
       </w:r>
-      <w:proofErr w:type="spellStart"/>
-      <w:r>
-        <w:t>footer-t</w:t>
-      </w:r>
-      <w:proofErr w:type="spellEnd"/>
-      <w:r>
-        <w:t xml:space="preserve"> beállítottuk, hogy automatikusan a képernyő legalján jelenjen meg, akkor is, ha az oldal nem tölti ki a teljes képernyőt. Illetve a be- és kilépés gombok ne legyenek egyszerre aktívak, hanem csak az aktuális </w:t>
-      </w:r>
-      <w:proofErr w:type="spellStart"/>
-      <w:r>
-        <w:t>bejelentkezettségi</w:t>
-      </w:r>
-      <w:proofErr w:type="spellEnd"/>
-      <w:r>
-        <w:t xml:space="preserve"> állapot alapján. </w:t>
-      </w:r>
-      <w:bookmarkStart w:id="0" w:name="_GoBack"/>
-      <w:bookmarkEnd w:id="0"/>
     </w:p>
     <w:p>
       <w:r>
+        <w:rPr>
+          <w:noProof/>
+        </w:rPr>
         <w:drawing>
           <wp:inline distT="0" distB="0" distL="0" distR="0" wp14:anchorId="1EE453E5" wp14:editId="368E59C7">
             <wp:extent cx="5760720" cy="2727325"/>
@@ -104,7 +57,59 @@
         </w:drawing>
       </w:r>
     </w:p>
-    <w:p/>
+    <w:p>
+      <w:r>
+        <w:t>Bejelentkezett oldal:</w:t>
+      </w:r>
+    </w:p>
+    <w:p>
+      <w:r>
+        <w:drawing>
+          <wp:inline distT="0" distB="0" distL="0" distR="0" wp14:anchorId="1F3561AE" wp14:editId="6EDE8567">
+            <wp:extent cx="5760720" cy="2622550"/>
+            <wp:effectExtent l="0" t="0" r="0" b="6350"/>
+            <wp:docPr id="863734996" name="Kép 1"/>
+            <wp:cNvGraphicFramePr>
+              <a:graphicFrameLocks xmlns:a="http://schemas.openxmlformats.org/drawingml/2006/main" noChangeAspect="1"/>
+            </wp:cNvGraphicFramePr>
+            <a:graphic xmlns:a="http://schemas.openxmlformats.org/drawingml/2006/main">
+              <a:graphicData uri="http://schemas.openxmlformats.org/drawingml/2006/picture">
+                <pic:pic xmlns:pic="http://schemas.openxmlformats.org/drawingml/2006/picture">
+                  <pic:nvPicPr>
+                    <pic:cNvPr id="863734996" name=""/>
+                    <pic:cNvPicPr/>
+                  </pic:nvPicPr>
+                  <pic:blipFill rotWithShape="1">
+                    <a:blip r:embed="rId5"/>
+                    <a:srcRect t="9469"/>
+                    <a:stretch>
+                      <a:fillRect/>
+                    </a:stretch>
+                  </pic:blipFill>
+                  <pic:spPr bwMode="auto">
+                    <a:xfrm>
+                      <a:off x="0" y="0"/>
+                      <a:ext cx="5760720" cy="2622550"/>
+                    </a:xfrm>
+                    <a:prstGeom prst="rect">
+                      <a:avLst/>
+                    </a:prstGeom>
+                    <a:ln>
+                      <a:noFill/>
+                    </a:ln>
+                    <a:extLst>
+                      <a:ext uri="{53640926-AAD7-44D8-BBD7-CCE9431645EC}">
+                        <a14:shadowObscured xmlns:a14="http://schemas.microsoft.com/office/drawing/2010/main"/>
+                      </a:ext>
+                    </a:extLst>
+                  </pic:spPr>
+                </pic:pic>
+              </a:graphicData>
+            </a:graphic>
+          </wp:inline>
+        </w:drawing>
+      </w:r>
+    </w:p>
     <w:sectPr>
       <w:pgSz w:w="11906" w:h="16838"/>
       <w:pgMar w:top="1417" w:right="1417" w:bottom="1417" w:left="1417" w:header="708" w:footer="708" w:gutter="0"/>
@@ -116,7 +121,7 @@
 </file>
 
 <file path=word/styles.xml><?xml version="1.0" encoding="utf-8"?>
-<w:styles xmlns:mc="http://schemas.openxmlformats.org/markup-compatibility/2006" xmlns:r="http://schemas.openxmlformats.org/officeDocument/2006/relationships" xmlns:w="http://schemas.openxmlformats.org/wordprocessingml/2006/main" xmlns:w14="http://schemas.microsoft.com/office/word/2010/wordml" xmlns:w15="http://schemas.microsoft.com/office/word/2012/wordml" mc:Ignorable="w14 w15">
+<w:styles xmlns:mc="http://schemas.openxmlformats.org/markup-compatibility/2006" xmlns:r="http://schemas.openxmlformats.org/officeDocument/2006/relationships" xmlns:w="http://schemas.openxmlformats.org/wordprocessingml/2006/main" xmlns:w14="http://schemas.microsoft.com/office/word/2010/wordml" xmlns:w15="http://schemas.microsoft.com/office/word/2012/wordml" xmlns:w16cex="http://schemas.microsoft.com/office/word/2018/wordml/cex" xmlns:w16cid="http://schemas.microsoft.com/office/word/2016/wordml/cid" xmlns:w16="http://schemas.microsoft.com/office/word/2018/wordml" xmlns:w16du="http://schemas.microsoft.com/office/word/2023/wordml/word16du" xmlns:w16sdtdh="http://schemas.microsoft.com/office/word/2020/wordml/sdtdatahash" xmlns:w16sdtfl="http://schemas.microsoft.com/office/word/2024/wordml/sdtformatlock" xmlns:w16se="http://schemas.microsoft.com/office/word/2015/wordml/symex" mc:Ignorable="w14 w15 w16se w16cid w16 w16cex w16sdtdh w16sdtfl w16du">
   <w:docDefaults>
     <w:rPrDefault>
       <w:rPr>
@@ -132,7 +137,7 @@
       </w:pPr>
     </w:pPrDefault>
   </w:docDefaults>
-  <w:latentStyles w:defLockedState="0" w:defUIPriority="99" w:defSemiHidden="0" w:defUnhideWhenUsed="0" w:defQFormat="0" w:count="371">
+  <w:latentStyles w:defLockedState="0" w:defUIPriority="99" w:defSemiHidden="0" w:defUnhideWhenUsed="0" w:defQFormat="0" w:count="376">
     <w:lsdException w:name="Normal" w:uiPriority="0" w:qFormat="1"/>
     <w:lsdException w:name="heading 1" w:uiPriority="9" w:qFormat="1"/>
     <w:lsdException w:name="heading 2" w:semiHidden="1" w:uiPriority="9" w:unhideWhenUsed="1" w:qFormat="1"/>
@@ -504,6 +509,11 @@
     <w:lsdException w:name="List Table 5 Dark Accent 6" w:uiPriority="50"/>
     <w:lsdException w:name="List Table 6 Colorful Accent 6" w:uiPriority="51"/>
     <w:lsdException w:name="List Table 7 Colorful Accent 6" w:uiPriority="52"/>
+    <w:lsdException w:name="Mention" w:semiHidden="1" w:unhideWhenUsed="1"/>
+    <w:lsdException w:name="Smart Hyperlink" w:semiHidden="1" w:unhideWhenUsed="1"/>
+    <w:lsdException w:name="Hashtag" w:semiHidden="1" w:unhideWhenUsed="1"/>
+    <w:lsdException w:name="Unresolved Mention" w:semiHidden="1" w:unhideWhenUsed="1"/>
+    <w:lsdException w:name="Smart Link" w:semiHidden="1" w:unhideWhenUsed="1"/>
   </w:latentStyles>
   <w:style w:type="paragraph" w:default="1" w:styleId="Norml">
     <w:name w:val="Normal"/>

--- a/Dokumentáció.docx
+++ b/Dokumentáció.docx
@@ -62,11 +62,16 @@
       <w:r>
         <w:t xml:space="preserve"> állapot alapján. </w:t>
       </w:r>
-      <w:bookmarkStart w:id="0" w:name="_GoBack"/>
-      <w:bookmarkEnd w:id="0"/>
+      <w:r>
+        <w:t>Illetve ha valaki bejelentkezett, akkor a jobb felső sarokban egy kis poros ikon, és a név mutatja, hogy be vagyunk jelentkezve</w:t>
+      </w:r>
     </w:p>
     <w:p>
       <w:r>
+        <w:rPr>
+          <w:noProof/>
+          <w:lang w:eastAsia="hu-HU"/>
+        </w:rPr>
         <w:drawing>
           <wp:inline distT="0" distB="0" distL="0" distR="0" wp14:anchorId="1EE453E5" wp14:editId="368E59C7">
             <wp:extent cx="5760720" cy="2727325"/>
@@ -104,7 +109,84 @@
         </w:drawing>
       </w:r>
     </w:p>
-    <w:p/>
+    <w:p>
+      <w:r>
+        <w:t xml:space="preserve">Kis módosítások után a menü szélességet inkább a teljes képernyő szélességéhez igazítottuk, egy minimum 160 </w:t>
+      </w:r>
+      <w:proofErr w:type="spellStart"/>
+      <w:r>
+        <w:t>px-es</w:t>
+      </w:r>
+      <w:proofErr w:type="spellEnd"/>
+      <w:r>
+        <w:t xml:space="preserve"> mérettel, hogy ne nyomódjanak össze véletlenül sem, de ez a későbbiekben a </w:t>
+      </w:r>
+      <w:proofErr w:type="spellStart"/>
+      <w:r>
+        <w:t>reszponzivitás</w:t>
+      </w:r>
+      <w:proofErr w:type="spellEnd"/>
+      <w:r>
+        <w:t xml:space="preserve"> létrehozásánál nem lesz mérvadó probléma. A tartalom részt is a </w:t>
+      </w:r>
+      <w:proofErr w:type="spellStart"/>
+      <w:r>
+        <w:t>footer-hez</w:t>
+      </w:r>
+      <w:proofErr w:type="spellEnd"/>
+      <w:r>
+        <w:t xml:space="preserve"> igazítottuk, hogy egységesen szürke legyen a háttér. Ha </w:t>
+      </w:r>
+      <w:r>
+        <w:t>valaki bejelentkezett, akkor a jobb felső sarokban egy kis poros ikon, és a név mutatja, hogy be vagyunk jelentkezve</w:t>
+      </w:r>
+      <w:r>
+        <w:t>:</w:t>
+      </w:r>
+    </w:p>
+    <w:p>
+      <w:r>
+        <w:drawing>
+          <wp:inline distT="0" distB="0" distL="0" distR="0" wp14:anchorId="419CA0DD" wp14:editId="56C0E2B9">
+            <wp:extent cx="5760720" cy="2713355"/>
+            <wp:effectExtent l="0" t="0" r="0" b="0"/>
+            <wp:docPr id="3" name="Kép 3"/>
+            <wp:cNvGraphicFramePr>
+              <a:graphicFrameLocks xmlns:a="http://schemas.openxmlformats.org/drawingml/2006/main" noChangeAspect="1"/>
+            </wp:cNvGraphicFramePr>
+            <a:graphic xmlns:a="http://schemas.openxmlformats.org/drawingml/2006/main">
+              <a:graphicData uri="http://schemas.openxmlformats.org/drawingml/2006/picture">
+                <pic:pic xmlns:pic="http://schemas.openxmlformats.org/drawingml/2006/picture">
+                  <pic:nvPicPr>
+                    <pic:cNvPr id="1" name=""/>
+                    <pic:cNvPicPr/>
+                  </pic:nvPicPr>
+                  <pic:blipFill>
+                    <a:blip r:embed="rId5"/>
+                    <a:stretch>
+                      <a:fillRect/>
+                    </a:stretch>
+                  </pic:blipFill>
+                  <pic:spPr>
+                    <a:xfrm>
+                      <a:off x="0" y="0"/>
+                      <a:ext cx="5760720" cy="2713355"/>
+                    </a:xfrm>
+                    <a:prstGeom prst="rect">
+                      <a:avLst/>
+                    </a:prstGeom>
+                  </pic:spPr>
+                </pic:pic>
+              </a:graphicData>
+            </a:graphic>
+          </wp:inline>
+        </w:drawing>
+      </w:r>
+    </w:p>
+    <w:p>
+      <w:bookmarkStart w:id="0" w:name="_GoBack"/>
+      <w:bookmarkEnd w:id="0"/>
+    </w:p>
     <w:sectPr>
       <w:pgSz w:w="11906" w:h="16838"/>
       <w:pgMar w:top="1417" w:right="1417" w:bottom="1417" w:left="1417" w:header="708" w:footer="708" w:gutter="0"/>

--- a/Dokumentáció.docx
+++ b/Dokumentáció.docx
@@ -1,42 +1,10 @@
 
 <file path=word/document.xml><?xml version="1.0" encoding="utf-8"?>
-<w:document xmlns:wpc="http://schemas.microsoft.com/office/word/2010/wordprocessingCanvas" xmlns:mc="http://schemas.openxmlformats.org/markup-compatibility/2006" xmlns:o="urn:schemas-microsoft-com:office:office" xmlns:r="http://schemas.openxmlformats.org/officeDocument/2006/relationships" xmlns:m="http://schemas.openxmlformats.org/officeDocument/2006/math" xmlns:v="urn:schemas-microsoft-com:vml" xmlns:wp14="http://schemas.microsoft.com/office/word/2010/wordprocessingDrawing" xmlns:wp="http://schemas.openxmlformats.org/drawingml/2006/wordprocessingDrawing" xmlns:w10="urn:schemas-microsoft-com:office:word" xmlns:w="http://schemas.openxmlformats.org/wordprocessingml/2006/main" xmlns:w14="http://schemas.microsoft.com/office/word/2010/wordml" xmlns:w15="http://schemas.microsoft.com/office/word/2012/wordml" xmlns:wpg="http://schemas.microsoft.com/office/word/2010/wordprocessingGroup" xmlns:wpi="http://schemas.microsoft.com/office/word/2010/wordprocessingInk" xmlns:wne="http://schemas.microsoft.com/office/word/2006/wordml" xmlns:wps="http://schemas.microsoft.com/office/word/2010/wordprocessingShape" mc:Ignorable="w14 w15 wp14">
+<w:document xmlns:wpc="http://schemas.microsoft.com/office/word/2010/wordprocessingCanvas" xmlns:cx="http://schemas.microsoft.com/office/drawing/2014/chartex" xmlns:cx1="http://schemas.microsoft.com/office/drawing/2015/9/8/chartex" xmlns:cx2="http://schemas.microsoft.com/office/drawing/2015/10/21/chartex" xmlns:cx3="http://schemas.microsoft.com/office/drawing/2016/5/9/chartex" xmlns:cx4="http://schemas.microsoft.com/office/drawing/2016/5/10/chartex" xmlns:cx5="http://schemas.microsoft.com/office/drawing/2016/5/11/chartex" xmlns:cx6="http://schemas.microsoft.com/office/drawing/2016/5/12/chartex" xmlns:cx7="http://schemas.microsoft.com/office/drawing/2016/5/13/chartex" xmlns:cx8="http://schemas.microsoft.com/office/drawing/2016/5/14/chartex" xmlns:mc="http://schemas.openxmlformats.org/markup-compatibility/2006" xmlns:aink="http://schemas.microsoft.com/office/drawing/2016/ink" xmlns:am3d="http://schemas.microsoft.com/office/drawing/2017/model3d" xmlns:o="urn:schemas-microsoft-com:office:office" xmlns:oel="http://schemas.microsoft.com/office/2019/extlst" xmlns:r="http://schemas.openxmlformats.org/officeDocument/2006/relationships" xmlns:m="http://schemas.openxmlformats.org/officeDocument/2006/math" xmlns:v="urn:schemas-microsoft-com:vml" xmlns:wp14="http://schemas.microsoft.com/office/word/2010/wordprocessingDrawing" xmlns:wp="http://schemas.openxmlformats.org/drawingml/2006/wordprocessingDrawing" xmlns:w10="urn:schemas-microsoft-com:office:word" xmlns:w="http://schemas.openxmlformats.org/wordprocessingml/2006/main" xmlns:w14="http://schemas.microsoft.com/office/word/2010/wordml" xmlns:w15="http://schemas.microsoft.com/office/word/2012/wordml" xmlns:w16cex="http://schemas.microsoft.com/office/word/2018/wordml/cex" xmlns:w16cid="http://schemas.microsoft.com/office/word/2016/wordml/cid" xmlns:w16="http://schemas.microsoft.com/office/word/2018/wordml" xmlns:w16du="http://schemas.microsoft.com/office/word/2023/wordml/word16du" xmlns:w16sdtdh="http://schemas.microsoft.com/office/word/2020/wordml/sdtdatahash" xmlns:w16sdtfl="http://schemas.microsoft.com/office/word/2024/wordml/sdtformatlock" xmlns:w16se="http://schemas.microsoft.com/office/word/2015/wordml/symex" xmlns:wpg="http://schemas.microsoft.com/office/word/2010/wordprocessingGroup" xmlns:wpi="http://schemas.microsoft.com/office/word/2010/wordprocessingInk" xmlns:wne="http://schemas.microsoft.com/office/word/2006/wordml" xmlns:wps="http://schemas.microsoft.com/office/word/2010/wordprocessingShape" mc:Ignorable="w14 w15 w16se w16cid w16 w16cex w16sdtdh w16sdtfl w16du wp14">
   <w:body>
     <w:p>
       <w:r>
-        <w:t xml:space="preserve">Bemásoltuk az alap projektet, melynél több ponton is hibád észleltünk, mivel nem működtek a linkek, amit azzal javítottunk, hogy néhány helyre „?” </w:t>
-      </w:r>
-      <w:proofErr w:type="gramStart"/>
-      <w:r>
-        <w:t>karaktert</w:t>
-      </w:r>
-      <w:proofErr w:type="gramEnd"/>
-      <w:r>
-        <w:t xml:space="preserve"> kellett beillesztenünk, mert ugye a fejlesztői környezetben az egy olyan címeket próbált így megnyitni, ami nem létezik. Miután sikerült megoldani a problémát, elindítottuk az </w:t>
-      </w:r>
-      <w:proofErr w:type="spellStart"/>
-      <w:r>
-        <w:t>XAMPP-ot</w:t>
-      </w:r>
-      <w:proofErr w:type="spellEnd"/>
-      <w:r>
-        <w:t xml:space="preserve">, és a </w:t>
-      </w:r>
-      <w:proofErr w:type="spellStart"/>
-      <w:r>
-        <w:t>MySQL</w:t>
-      </w:r>
-      <w:proofErr w:type="spellEnd"/>
-      <w:r>
-        <w:t xml:space="preserve"> </w:t>
-      </w:r>
-      <w:proofErr w:type="spellStart"/>
-      <w:r>
-        <w:t>admin-on</w:t>
-      </w:r>
-      <w:proofErr w:type="spellEnd"/>
-      <w:r>
-        <w:t xml:space="preserve"> keresztül létrehoztuk az adatbázist a mellékelt SQL fájl alapján. </w:t>
+        <w:t xml:space="preserve">Bemásoltuk az alap projektet, melynél több ponton is hibád észleltünk, mivel nem működtek a linkek, amit azzal javítottunk, hogy néhány helyre „?” karaktert kellett beillesztenünk, mert ugye a fejlesztői környezetben az egy olyan címeket próbált így megnyitni, ami nem létezik. Miután sikerült megoldani a problémát, elindítottuk az XAMPP-ot, és a MySQL admin-on keresztül létrehoztuk az adatbázist a mellékelt SQL fájl alapján. </w:t>
       </w:r>
       <w:r>
         <w:t>A regisztráció is működik.</w:t>
@@ -44,23 +12,7 @@
     </w:p>
     <w:p>
       <w:r>
-        <w:t xml:space="preserve">Ezután a formázást készítettük elő. Átrendeztük a menüt, hogy több szintű és vízszintes legyen, illetve a </w:t>
-      </w:r>
-      <w:proofErr w:type="spellStart"/>
-      <w:r>
-        <w:t>footer-t</w:t>
-      </w:r>
-      <w:proofErr w:type="spellEnd"/>
-      <w:r>
-        <w:t xml:space="preserve"> beállítottuk, hogy automatikusan a képernyő legalján jelenjen meg, akkor is, ha az oldal nem tölti ki a teljes képernyőt. Illetve a be- és kilépés gombok ne legyenek egyszerre aktívak, hanem csak az aktuális </w:t>
-      </w:r>
-      <w:proofErr w:type="spellStart"/>
-      <w:r>
-        <w:t>bejelentkezettségi</w:t>
-      </w:r>
-      <w:proofErr w:type="spellEnd"/>
-      <w:r>
-        <w:t xml:space="preserve"> állapot alapján. </w:t>
+        <w:t xml:space="preserve">Ezután a formázást készítettük elő. Átrendeztük a menüt, hogy több szintű és vízszintes legyen, illetve a footer-t beállítottuk, hogy automatikusan a képernyő legalján jelenjen meg, akkor is, ha az oldal nem tölti ki a teljes képernyőt. Illetve a be- és kilépés gombok ne legyenek egyszerre aktívak, hanem csak az aktuális bejelentkezettségi állapot alapján. </w:t>
       </w:r>
       <w:r>
         <w:t>Illetve ha valaki bejelentkezett, akkor a jobb felső sarokban egy kis poros ikon, és a név mutatja, hogy be vagyunk jelentkezve</w:t>
@@ -77,80 +29,6 @@
             <wp:extent cx="5760720" cy="2727325"/>
             <wp:effectExtent l="0" t="0" r="0" b="0"/>
             <wp:docPr id="1" name="Kép 1"/>
-            <wp:cNvGraphicFramePr>
-              <a:graphicFrameLocks xmlns:a="http://schemas.openxmlformats.org/drawingml/2006/main" noChangeAspect="1"/>
-            </wp:cNvGraphicFramePr>
-            <a:graphic xmlns:a="http://schemas.openxmlformats.org/drawingml/2006/main">
-              <a:graphicData uri="http://schemas.openxmlformats.org/drawingml/2006/picture">
-                <pic:pic xmlns:pic="http://schemas.openxmlformats.org/drawingml/2006/picture">
-                  <pic:nvPicPr>
-                    <pic:cNvPr id="1" name=""/>
-                    <pic:cNvPicPr/>
-                  </pic:nvPicPr>
-                  <pic:blipFill>
-                    <a:blip r:embed="rId4"/>
-                    <a:stretch>
-                      <a:fillRect/>
-                    </a:stretch>
-                  </pic:blipFill>
-                  <pic:spPr>
-                    <a:xfrm>
-                      <a:off x="0" y="0"/>
-                      <a:ext cx="5760720" cy="2727325"/>
-                    </a:xfrm>
-                    <a:prstGeom prst="rect">
-                      <a:avLst/>
-                    </a:prstGeom>
-                  </pic:spPr>
-                </pic:pic>
-              </a:graphicData>
-            </a:graphic>
-          </wp:inline>
-        </w:drawing>
-      </w:r>
-    </w:p>
-    <w:p>
-      <w:r>
-        <w:t xml:space="preserve">Kis módosítások után a menü szélességet inkább a teljes képernyő szélességéhez igazítottuk, egy minimum 160 </w:t>
-      </w:r>
-      <w:proofErr w:type="spellStart"/>
-      <w:r>
-        <w:t>px-es</w:t>
-      </w:r>
-      <w:proofErr w:type="spellEnd"/>
-      <w:r>
-        <w:t xml:space="preserve"> mérettel, hogy ne nyomódjanak össze véletlenül sem, de ez a későbbiekben a </w:t>
-      </w:r>
-      <w:proofErr w:type="spellStart"/>
-      <w:r>
-        <w:t>reszponzivitás</w:t>
-      </w:r>
-      <w:proofErr w:type="spellEnd"/>
-      <w:r>
-        <w:t xml:space="preserve"> létrehozásánál nem lesz mérvadó probléma. A tartalom részt is a </w:t>
-      </w:r>
-      <w:proofErr w:type="spellStart"/>
-      <w:r>
-        <w:t>footer-hez</w:t>
-      </w:r>
-      <w:proofErr w:type="spellEnd"/>
-      <w:r>
-        <w:t xml:space="preserve"> igazítottuk, hogy egységesen szürke legyen a háttér. Ha </w:t>
-      </w:r>
-      <w:r>
-        <w:t>valaki bejelentkezett, akkor a jobb felső sarokban egy kis poros ikon, és a név mutatja, hogy be vagyunk jelentkezve</w:t>
-      </w:r>
-      <w:r>
-        <w:t>:</w:t>
-      </w:r>
-    </w:p>
-    <w:p>
-      <w:r>
-        <w:drawing>
-          <wp:inline distT="0" distB="0" distL="0" distR="0" wp14:anchorId="419CA0DD" wp14:editId="56C0E2B9">
-            <wp:extent cx="5760720" cy="2713355"/>
-            <wp:effectExtent l="0" t="0" r="0" b="0"/>
-            <wp:docPr id="3" name="Kép 3"/>
             <wp:cNvGraphicFramePr>
               <a:graphicFrameLocks xmlns:a="http://schemas.openxmlformats.org/drawingml/2006/main" noChangeAspect="1"/>
             </wp:cNvGraphicFramePr>
@@ -170,6 +48,56 @@
                   <pic:spPr>
                     <a:xfrm>
                       <a:off x="0" y="0"/>
+                      <a:ext cx="5760720" cy="2727325"/>
+                    </a:xfrm>
+                    <a:prstGeom prst="rect">
+                      <a:avLst/>
+                    </a:prstGeom>
+                  </pic:spPr>
+                </pic:pic>
+              </a:graphicData>
+            </a:graphic>
+          </wp:inline>
+        </w:drawing>
+      </w:r>
+    </w:p>
+    <w:p>
+      <w:r>
+        <w:t xml:space="preserve">Kis módosítások után a menü szélességet inkább a teljes képernyő szélességéhez igazítottuk, egy minimum 160 px-es mérettel, hogy ne nyomódjanak össze véletlenül sem, de ez a későbbiekben a reszponzivitás létrehozásánál nem lesz mérvadó probléma. A tartalom részt is a footer-hez igazítottuk, hogy egységesen szürke legyen a háttér. Ha </w:t>
+      </w:r>
+      <w:r>
+        <w:t>valaki bejelentkezett, akkor a jobb felső sarokban egy kis poros ikon, és a név mutatja, hogy be vagyunk jelentkezve:</w:t>
+      </w:r>
+    </w:p>
+    <w:p>
+      <w:r>
+        <w:rPr>
+          <w:noProof/>
+        </w:rPr>
+        <w:drawing>
+          <wp:inline distT="0" distB="0" distL="0" distR="0" wp14:anchorId="419CA0DD" wp14:editId="56C0E2B9">
+            <wp:extent cx="5760720" cy="2713355"/>
+            <wp:effectExtent l="0" t="0" r="0" b="0"/>
+            <wp:docPr id="3" name="Kép 3"/>
+            <wp:cNvGraphicFramePr>
+              <a:graphicFrameLocks xmlns:a="http://schemas.openxmlformats.org/drawingml/2006/main" noChangeAspect="1"/>
+            </wp:cNvGraphicFramePr>
+            <a:graphic xmlns:a="http://schemas.openxmlformats.org/drawingml/2006/main">
+              <a:graphicData uri="http://schemas.openxmlformats.org/drawingml/2006/picture">
+                <pic:pic xmlns:pic="http://schemas.openxmlformats.org/drawingml/2006/picture">
+                  <pic:nvPicPr>
+                    <pic:cNvPr id="1" name=""/>
+                    <pic:cNvPicPr/>
+                  </pic:nvPicPr>
+                  <pic:blipFill>
+                    <a:blip r:embed="rId6"/>
+                    <a:stretch>
+                      <a:fillRect/>
+                    </a:stretch>
+                  </pic:blipFill>
+                  <pic:spPr>
+                    <a:xfrm>
+                      <a:off x="0" y="0"/>
                       <a:ext cx="5760720" cy="2713355"/>
                     </a:xfrm>
                     <a:prstGeom prst="rect">
@@ -184,8 +112,566 @@
       </w:r>
     </w:p>
     <w:p>
-      <w:bookmarkStart w:id="0" w:name="_GoBack"/>
-      <w:bookmarkEnd w:id="0"/>
+      <w:r>
+        <w:lastRenderedPageBreak/>
+        <w:t>Elkezdtük újra gondolni és az új módosítással, így nem működik most a lenyiló menü kis nézetben</w:t>
+      </w:r>
+    </w:p>
+    <w:p>
+      <w:r>
+        <w:drawing>
+          <wp:inline distT="0" distB="0" distL="0" distR="0" wp14:anchorId="6FE8337C" wp14:editId="266B128D">
+            <wp:extent cx="5760720" cy="5269865"/>
+            <wp:effectExtent l="0" t="0" r="0" b="6985"/>
+            <wp:docPr id="1908556477" name="Kép 1"/>
+            <wp:cNvGraphicFramePr>
+              <a:graphicFrameLocks xmlns:a="http://schemas.openxmlformats.org/drawingml/2006/main" noChangeAspect="1"/>
+            </wp:cNvGraphicFramePr>
+            <a:graphic xmlns:a="http://schemas.openxmlformats.org/drawingml/2006/main">
+              <a:graphicData uri="http://schemas.openxmlformats.org/drawingml/2006/picture">
+                <pic:pic xmlns:pic="http://schemas.openxmlformats.org/drawingml/2006/picture">
+                  <pic:nvPicPr>
+                    <pic:cNvPr id="1908556477" name=""/>
+                    <pic:cNvPicPr/>
+                  </pic:nvPicPr>
+                  <pic:blipFill>
+                    <a:blip r:embed="rId7"/>
+                    <a:stretch>
+                      <a:fillRect/>
+                    </a:stretch>
+                  </pic:blipFill>
+                  <pic:spPr>
+                    <a:xfrm>
+                      <a:off x="0" y="0"/>
+                      <a:ext cx="5760720" cy="5269865"/>
+                    </a:xfrm>
+                    <a:prstGeom prst="rect">
+                      <a:avLst/>
+                    </a:prstGeom>
+                  </pic:spPr>
+                </pic:pic>
+              </a:graphicData>
+            </a:graphic>
+          </wp:inline>
+        </w:drawing>
+      </w:r>
+    </w:p>
+    <w:p>
+      <w:r>
+        <w:t>A css-ben a display:block volt beállítva és nem display:none, tehát ez lett módisítva:</w:t>
+      </w:r>
+    </w:p>
+    <w:p>
+      <w:pPr>
+        <w:rPr>
+          <w:highlight w:val="yellow"/>
+        </w:rPr>
+      </w:pPr>
+      <w:r>
+        <w:rPr>
+          <w:highlight w:val="yellow"/>
+        </w:rPr>
+        <w:t>media (max-width: 991px) {</w:t>
+      </w:r>
+    </w:p>
+    <w:p>
+      <w:pPr>
+        <w:rPr>
+          <w:highlight w:val="yellow"/>
+        </w:rPr>
+      </w:pPr>
+      <w:r>
+        <w:rPr>
+          <w:highlight w:val="yellow"/>
+        </w:rPr>
+        <w:t>    .second-level-menu,</w:t>
+      </w:r>
+    </w:p>
+    <w:p>
+      <w:pPr>
+        <w:rPr>
+          <w:highlight w:val="yellow"/>
+        </w:rPr>
+      </w:pPr>
+      <w:r>
+        <w:rPr>
+          <w:highlight w:val="yellow"/>
+        </w:rPr>
+        <w:t>    .third-level-menu {</w:t>
+      </w:r>
+    </w:p>
+    <w:p>
+      <w:pPr>
+        <w:rPr>
+          <w:highlight w:val="yellow"/>
+        </w:rPr>
+      </w:pPr>
+      <w:r>
+        <w:rPr>
+          <w:highlight w:val="yellow"/>
+        </w:rPr>
+        <w:t>        position: static;</w:t>
+      </w:r>
+    </w:p>
+    <w:p>
+      <w:pPr>
+        <w:rPr>
+          <w:highlight w:val="yellow"/>
+        </w:rPr>
+      </w:pPr>
+      <w:r>
+        <w:rPr>
+          <w:highlight w:val="yellow"/>
+        </w:rPr>
+        <w:t xml:space="preserve">        display: </w:t>
+      </w:r>
+      <w:r>
+        <w:rPr>
+          <w:highlight w:val="yellow"/>
+        </w:rPr>
+        <w:t>block</w:t>
+      </w:r>
+      <w:r>
+        <w:rPr>
+          <w:highlight w:val="yellow"/>
+        </w:rPr>
+        <w:t>;</w:t>
+      </w:r>
+    </w:p>
+    <w:p>
+      <w:pPr>
+        <w:rPr>
+          <w:highlight w:val="yellow"/>
+        </w:rPr>
+      </w:pPr>
+      <w:r>
+        <w:rPr>
+          <w:highlight w:val="yellow"/>
+        </w:rPr>
+        <w:t>        width: 100%;</w:t>
+      </w:r>
+    </w:p>
+    <w:p>
+      <w:r>
+        <w:rPr>
+          <w:highlight w:val="yellow"/>
+        </w:rPr>
+        <w:t>    }</w:t>
+      </w:r>
+    </w:p>
+    <w:p>
+      <w:r>
+        <w:t>Erre:</w:t>
+      </w:r>
+    </w:p>
+    <w:p>
+      <w:pPr>
+        <w:rPr>
+          <w:highlight w:val="green"/>
+        </w:rPr>
+      </w:pPr>
+      <w:r>
+        <w:rPr>
+          <w:highlight w:val="green"/>
+        </w:rPr>
+        <w:t>media (max-width: 991px) {</w:t>
+      </w:r>
+    </w:p>
+    <w:p>
+      <w:pPr>
+        <w:rPr>
+          <w:highlight w:val="green"/>
+        </w:rPr>
+      </w:pPr>
+      <w:r>
+        <w:rPr>
+          <w:highlight w:val="green"/>
+        </w:rPr>
+        <w:t>    .second-level-menu,</w:t>
+      </w:r>
+    </w:p>
+    <w:p>
+      <w:pPr>
+        <w:rPr>
+          <w:highlight w:val="green"/>
+        </w:rPr>
+      </w:pPr>
+      <w:r>
+        <w:rPr>
+          <w:highlight w:val="green"/>
+        </w:rPr>
+        <w:lastRenderedPageBreak/>
+        <w:t>    .third-level-menu {</w:t>
+      </w:r>
+    </w:p>
+    <w:p>
+      <w:pPr>
+        <w:rPr>
+          <w:highlight w:val="green"/>
+        </w:rPr>
+      </w:pPr>
+      <w:r>
+        <w:rPr>
+          <w:highlight w:val="green"/>
+        </w:rPr>
+        <w:t>        position: static;</w:t>
+      </w:r>
+    </w:p>
+    <w:p>
+      <w:pPr>
+        <w:rPr>
+          <w:highlight w:val="green"/>
+        </w:rPr>
+      </w:pPr>
+      <w:r>
+        <w:rPr>
+          <w:highlight w:val="green"/>
+        </w:rPr>
+        <w:t>        display: none;</w:t>
+      </w:r>
+    </w:p>
+    <w:p>
+      <w:pPr>
+        <w:rPr>
+          <w:highlight w:val="green"/>
+        </w:rPr>
+      </w:pPr>
+      <w:r>
+        <w:rPr>
+          <w:highlight w:val="green"/>
+        </w:rPr>
+        <w:t>        width: 100%;</w:t>
+      </w:r>
+    </w:p>
+    <w:p>
+      <w:r>
+        <w:rPr>
+          <w:highlight w:val="green"/>
+        </w:rPr>
+        <w:t>    }</w:t>
+      </w:r>
+    </w:p>
+    <w:p/>
+    <w:p>
+      <w:r>
+        <w:drawing>
+          <wp:inline distT="0" distB="0" distL="0" distR="0" wp14:anchorId="7FBDFAB8" wp14:editId="3CED2A0A">
+            <wp:extent cx="5760720" cy="5229860"/>
+            <wp:effectExtent l="0" t="0" r="0" b="8890"/>
+            <wp:docPr id="1330084267" name="Kép 1"/>
+            <wp:cNvGraphicFramePr>
+              <a:graphicFrameLocks xmlns:a="http://schemas.openxmlformats.org/drawingml/2006/main" noChangeAspect="1"/>
+            </wp:cNvGraphicFramePr>
+            <a:graphic xmlns:a="http://schemas.openxmlformats.org/drawingml/2006/main">
+              <a:graphicData uri="http://schemas.openxmlformats.org/drawingml/2006/picture">
+                <pic:pic xmlns:pic="http://schemas.openxmlformats.org/drawingml/2006/picture">
+                  <pic:nvPicPr>
+                    <pic:cNvPr id="1330084267" name=""/>
+                    <pic:cNvPicPr/>
+                  </pic:nvPicPr>
+                  <pic:blipFill>
+                    <a:blip r:embed="rId8"/>
+                    <a:stretch>
+                      <a:fillRect/>
+                    </a:stretch>
+                  </pic:blipFill>
+                  <pic:spPr>
+                    <a:xfrm>
+                      <a:off x="0" y="0"/>
+                      <a:ext cx="5760720" cy="5229860"/>
+                    </a:xfrm>
+                    <a:prstGeom prst="rect">
+                      <a:avLst/>
+                    </a:prstGeom>
+                  </pic:spPr>
+                </pic:pic>
+              </a:graphicData>
+            </a:graphic>
+          </wp:inline>
+        </w:drawing>
+      </w:r>
+    </w:p>
+    <w:p>
+      <w:r>
+        <w:t xml:space="preserve">A Css szerkesztése a reszponzív kinézethez: </w:t>
+      </w:r>
+      <w:r>
+        <w:t xml:space="preserve">Az, hogy a főmenü mobilon hamburgeres legyen, a Bootstrap reszponzív menü mintából jön, az oldal-07.html fájlban navbar, navbar-toggler, collapse navbar-collapse szerkezettel. </w:t>
+      </w:r>
+    </w:p>
+    <w:p>
+      <w:r>
+        <w:t>Az, hogy a 2. és 3. szint külön second-level-menu és third-level-menu legyen, valamint asztali nézetben position: absolute és display: none alapról induljon, a tobbszintu-menu2.html mintából jön. Ott a menük alapból rejtve vannak, és hoverre nyílnak</w:t>
+      </w:r>
+    </w:p>
+    <w:p>
+      <w:pPr>
+        <w:rPr>
+          <w:b/>
+          <w:bCs/>
+        </w:rPr>
+      </w:pPr>
+      <w:r>
+        <w:rPr>
+          <w:b/>
+          <w:bCs/>
+        </w:rPr>
+        <w:t>Fontos</w:t>
+      </w:r>
+    </w:p>
+    <w:p>
+      <w:r>
+        <w:t xml:space="preserve">Ez a mobilos blokk </w:t>
+      </w:r>
+      <w:r>
+        <w:rPr>
+          <w:b/>
+          <w:bCs/>
+        </w:rPr>
+        <w:t>nem szó szerint egyetlen fájlból van kimásolva</w:t>
+      </w:r>
+      <w:r>
+        <w:t>.</w:t>
+      </w:r>
+    </w:p>
+    <w:p>
+      <w:r>
+        <w:lastRenderedPageBreak/>
+        <w:t>Ami biztosan a mintákból jön:</w:t>
+      </w:r>
+    </w:p>
+    <w:p>
+      <w:pPr>
+        <w:numPr>
+          <w:ilvl w:val="0"/>
+          <w:numId w:val="1"/>
+        </w:numPr>
+      </w:pPr>
+      <w:r>
+        <w:t xml:space="preserve">display: none; induló állapot az almenükre → tobbszintu-menu2.html </w:t>
+      </w:r>
+    </w:p>
+    <w:p>
+      <w:pPr>
+        <w:numPr>
+          <w:ilvl w:val="0"/>
+          <w:numId w:val="1"/>
+        </w:numPr>
+      </w:pPr>
+      <w:r>
+        <w:t xml:space="preserve">a fő hamburger menü Bootstrap-collapsos működése → oldal-07.html </w:t>
+      </w:r>
+    </w:p>
+    <w:p>
+      <w:r>
+        <w:t xml:space="preserve">Ami itt </w:t>
+      </w:r>
+      <w:r>
+        <w:rPr>
+          <w:b/>
+          <w:bCs/>
+        </w:rPr>
+        <w:t>illesztés</w:t>
+      </w:r>
+      <w:r>
+        <w:t>:</w:t>
+      </w:r>
+    </w:p>
+    <w:p>
+      <w:pPr>
+        <w:numPr>
+          <w:ilvl w:val="0"/>
+          <w:numId w:val="2"/>
+        </w:numPr>
+      </w:pPr>
+      <w:r>
+        <w:t xml:space="preserve">position: static; </w:t>
+      </w:r>
+    </w:p>
+    <w:p>
+      <w:pPr>
+        <w:numPr>
+          <w:ilvl w:val="0"/>
+          <w:numId w:val="2"/>
+        </w:numPr>
+      </w:pPr>
+      <w:r>
+        <w:t xml:space="preserve">width: 100%; </w:t>
+      </w:r>
+    </w:p>
+    <w:p>
+      <w:pPr>
+        <w:numPr>
+          <w:ilvl w:val="0"/>
+          <w:numId w:val="2"/>
+        </w:numPr>
+      </w:pPr>
+      <w:r>
+        <w:t xml:space="preserve">margin-left: 20px; </w:t>
+      </w:r>
+    </w:p>
+    <w:p>
+      <w:r>
+        <w:t>Ezek azért kellenek, hogy mobilnézetben az almenük ne oldalra nyíljanak ki, hanem egymás alatt jelenjenek meg.</w:t>
+      </w:r>
+    </w:p>
+    <w:p>
+      <w:pPr>
+        <w:rPr>
+          <w:noProof/>
+        </w:rPr>
+      </w:pPr>
+      <w:r>
+        <w:t>Grid megvalósítása úgy hogy 2 oszlop legyen:</w:t>
+      </w:r>
+      <w:r>
+        <w:rPr>
+          <w:noProof/>
+        </w:rPr>
+        <w:t xml:space="preserve"> </w:t>
+      </w:r>
+      <w:r>
+        <w:drawing>
+          <wp:inline distT="0" distB="0" distL="0" distR="0" wp14:anchorId="21A3BCE1" wp14:editId="586F0F33">
+            <wp:extent cx="5760720" cy="2625090"/>
+            <wp:effectExtent l="0" t="0" r="0" b="3810"/>
+            <wp:docPr id="1459124953" name="Kép 1"/>
+            <wp:cNvGraphicFramePr>
+              <a:graphicFrameLocks xmlns:a="http://schemas.openxmlformats.org/drawingml/2006/main" noChangeAspect="1"/>
+            </wp:cNvGraphicFramePr>
+            <a:graphic xmlns:a="http://schemas.openxmlformats.org/drawingml/2006/main">
+              <a:graphicData uri="http://schemas.openxmlformats.org/drawingml/2006/picture">
+                <pic:pic xmlns:pic="http://schemas.openxmlformats.org/drawingml/2006/picture">
+                  <pic:nvPicPr>
+                    <pic:cNvPr id="1459124953" name=""/>
+                    <pic:cNvPicPr/>
+                  </pic:nvPicPr>
+                  <pic:blipFill>
+                    <a:blip r:embed="rId9"/>
+                    <a:stretch>
+                      <a:fillRect/>
+                    </a:stretch>
+                  </pic:blipFill>
+                  <pic:spPr>
+                    <a:xfrm>
+                      <a:off x="0" y="0"/>
+                      <a:ext cx="5760720" cy="2625090"/>
+                    </a:xfrm>
+                    <a:prstGeom prst="rect">
+                      <a:avLst/>
+                    </a:prstGeom>
+                  </pic:spPr>
+                </pic:pic>
+              </a:graphicData>
+            </a:graphic>
+          </wp:inline>
+        </w:drawing>
+      </w:r>
+    </w:p>
+    <w:p>
+      <w:pPr>
+        <w:rPr>
+          <w:noProof/>
+        </w:rPr>
+      </w:pPr>
+      <w:r>
+        <w:rPr>
+          <w:noProof/>
+        </w:rPr>
+        <w:t>Kis képernyőn egymás alatt van a szöveg:</w:t>
+      </w:r>
+    </w:p>
+    <w:p>
+      <w:r>
+        <w:lastRenderedPageBreak/>
+        <w:drawing>
+          <wp:inline distT="0" distB="0" distL="0" distR="0" wp14:anchorId="2756D14D" wp14:editId="0C283BD6">
+            <wp:extent cx="5760720" cy="5205730"/>
+            <wp:effectExtent l="0" t="0" r="0" b="0"/>
+            <wp:docPr id="358215479" name="Kép 1"/>
+            <wp:cNvGraphicFramePr>
+              <a:graphicFrameLocks xmlns:a="http://schemas.openxmlformats.org/drawingml/2006/main" noChangeAspect="1"/>
+            </wp:cNvGraphicFramePr>
+            <a:graphic xmlns:a="http://schemas.openxmlformats.org/drawingml/2006/main">
+              <a:graphicData uri="http://schemas.openxmlformats.org/drawingml/2006/picture">
+                <pic:pic xmlns:pic="http://schemas.openxmlformats.org/drawingml/2006/picture">
+                  <pic:nvPicPr>
+                    <pic:cNvPr id="358215479" name=""/>
+                    <pic:cNvPicPr/>
+                  </pic:nvPicPr>
+                  <pic:blipFill>
+                    <a:blip r:embed="rId10"/>
+                    <a:stretch>
+                      <a:fillRect/>
+                    </a:stretch>
+                  </pic:blipFill>
+                  <pic:spPr>
+                    <a:xfrm>
+                      <a:off x="0" y="0"/>
+                      <a:ext cx="5760720" cy="5205730"/>
+                    </a:xfrm>
+                    <a:prstGeom prst="rect">
+                      <a:avLst/>
+                    </a:prstGeom>
+                  </pic:spPr>
+                </pic:pic>
+              </a:graphicData>
+            </a:graphic>
+          </wp:inline>
+        </w:drawing>
+      </w:r>
+    </w:p>
+    <w:p>
+      <w:r>
+        <w:t>Navbar-brand újragondolása, így azt írja ki ami az oldal fejléc címe:</w:t>
+      </w:r>
+    </w:p>
+    <w:p>
+      <w:r>
+        <w:t> &lt;a class="navbar-brand" href="."&gt;&lt;?= $fejlec['cim'] ?&gt;&lt;/a&gt;</w:t>
+      </w:r>
+    </w:p>
+    <w:p>
+      <w:r>
+        <w:drawing>
+          <wp:inline distT="0" distB="0" distL="0" distR="0" wp14:anchorId="0B34A7B1" wp14:editId="134BC129">
+            <wp:extent cx="5760720" cy="2611755"/>
+            <wp:effectExtent l="0" t="0" r="0" b="0"/>
+            <wp:docPr id="228614467" name="Kép 1"/>
+            <wp:cNvGraphicFramePr>
+              <a:graphicFrameLocks xmlns:a="http://schemas.openxmlformats.org/drawingml/2006/main" noChangeAspect="1"/>
+            </wp:cNvGraphicFramePr>
+            <a:graphic xmlns:a="http://schemas.openxmlformats.org/drawingml/2006/main">
+              <a:graphicData uri="http://schemas.openxmlformats.org/drawingml/2006/picture">
+                <pic:pic xmlns:pic="http://schemas.openxmlformats.org/drawingml/2006/picture">
+                  <pic:nvPicPr>
+                    <pic:cNvPr id="228614467" name=""/>
+                    <pic:cNvPicPr/>
+                  </pic:nvPicPr>
+                  <pic:blipFill>
+                    <a:blip r:embed="rId11"/>
+                    <a:stretch>
+                      <a:fillRect/>
+                    </a:stretch>
+                  </pic:blipFill>
+                  <pic:spPr>
+                    <a:xfrm>
+                      <a:off x="0" y="0"/>
+                      <a:ext cx="5760720" cy="2611755"/>
+                    </a:xfrm>
+                    <a:prstGeom prst="rect">
+                      <a:avLst/>
+                    </a:prstGeom>
+                  </pic:spPr>
+                </pic:pic>
+              </a:graphicData>
+            </a:graphic>
+          </wp:inline>
+        </w:drawing>
+      </w:r>
+      <w:r>
+        <w:br/>
+      </w:r>
     </w:p>
     <w:sectPr>
       <w:pgSz w:w="11906" w:h="16838"/>
@@ -197,8 +683,317 @@
 </w:document>
 </file>
 
+<file path=word/numbering.xml><?xml version="1.0" encoding="utf-8"?>
+<w:numbering xmlns:wpc="http://schemas.microsoft.com/office/word/2010/wordprocessingCanvas" xmlns:cx="http://schemas.microsoft.com/office/drawing/2014/chartex" xmlns:cx1="http://schemas.microsoft.com/office/drawing/2015/9/8/chartex" xmlns:cx2="http://schemas.microsoft.com/office/drawing/2015/10/21/chartex" xmlns:cx3="http://schemas.microsoft.com/office/drawing/2016/5/9/chartex" xmlns:cx4="http://schemas.microsoft.com/office/drawing/2016/5/10/chartex" xmlns:cx5="http://schemas.microsoft.com/office/drawing/2016/5/11/chartex" xmlns:cx6="http://schemas.microsoft.com/office/drawing/2016/5/12/chartex" xmlns:cx7="http://schemas.microsoft.com/office/drawing/2016/5/13/chartex" xmlns:cx8="http://schemas.microsoft.com/office/drawing/2016/5/14/chartex" xmlns:mc="http://schemas.openxmlformats.org/markup-compatibility/2006" xmlns:aink="http://schemas.microsoft.com/office/drawing/2016/ink" xmlns:am3d="http://schemas.microsoft.com/office/drawing/2017/model3d" xmlns:o="urn:schemas-microsoft-com:office:office" xmlns:oel="http://schemas.microsoft.com/office/2019/extlst" xmlns:r="http://schemas.openxmlformats.org/officeDocument/2006/relationships" xmlns:m="http://schemas.openxmlformats.org/officeDocument/2006/math" xmlns:v="urn:schemas-microsoft-com:vml" xmlns:wp14="http://schemas.microsoft.com/office/word/2010/wordprocessingDrawing" xmlns:wp="http://schemas.openxmlformats.org/drawingml/2006/wordprocessingDrawing" xmlns:w10="urn:schemas-microsoft-com:office:word" xmlns:w="http://schemas.openxmlformats.org/wordprocessingml/2006/main" xmlns:w14="http://schemas.microsoft.com/office/word/2010/wordml" xmlns:w15="http://schemas.microsoft.com/office/word/2012/wordml" xmlns:w16cex="http://schemas.microsoft.com/office/word/2018/wordml/cex" xmlns:w16cid="http://schemas.microsoft.com/office/word/2016/wordml/cid" xmlns:w16="http://schemas.microsoft.com/office/word/2018/wordml" xmlns:w16du="http://schemas.microsoft.com/office/word/2023/wordml/word16du" xmlns:w16sdtdh="http://schemas.microsoft.com/office/word/2020/wordml/sdtdatahash" xmlns:w16sdtfl="http://schemas.microsoft.com/office/word/2024/wordml/sdtformatlock" xmlns:w16se="http://schemas.microsoft.com/office/word/2015/wordml/symex" xmlns:wpg="http://schemas.microsoft.com/office/word/2010/wordprocessingGroup" xmlns:wpi="http://schemas.microsoft.com/office/word/2010/wordprocessingInk" xmlns:wne="http://schemas.microsoft.com/office/word/2006/wordml" xmlns:wps="http://schemas.microsoft.com/office/word/2010/wordprocessingShape" mc:Ignorable="w14 w15 w16se w16cid w16 w16cex w16sdtdh w16sdtfl w16du wp14">
+  <w:abstractNum w:abstractNumId="0" w15:restartNumberingAfterBreak="0">
+    <w:nsid w:val="5EFA6FEB"/>
+    <w:multiLevelType w:val="multilevel"/>
+    <w:tmpl w:val="C4EE7730"/>
+    <w:lvl w:ilvl="0">
+      <w:start w:val="1"/>
+      <w:numFmt w:val="bullet"/>
+      <w:lvlText w:val=""/>
+      <w:lvlJc w:val="left"/>
+      <w:pPr>
+        <w:tabs>
+          <w:tab w:val="num" w:pos="720"/>
+        </w:tabs>
+        <w:ind w:left="720" w:hanging="360"/>
+      </w:pPr>
+      <w:rPr>
+        <w:rFonts w:ascii="Symbol" w:hAnsi="Symbol" w:hint="default"/>
+        <w:sz w:val="20"/>
+      </w:rPr>
+    </w:lvl>
+    <w:lvl w:ilvl="1" w:tentative="1">
+      <w:start w:val="1"/>
+      <w:numFmt w:val="bullet"/>
+      <w:lvlText w:val="o"/>
+      <w:lvlJc w:val="left"/>
+      <w:pPr>
+        <w:tabs>
+          <w:tab w:val="num" w:pos="1440"/>
+        </w:tabs>
+        <w:ind w:left="1440" w:hanging="360"/>
+      </w:pPr>
+      <w:rPr>
+        <w:rFonts w:ascii="Courier New" w:hAnsi="Courier New" w:hint="default"/>
+        <w:sz w:val="20"/>
+      </w:rPr>
+    </w:lvl>
+    <w:lvl w:ilvl="2" w:tentative="1">
+      <w:start w:val="1"/>
+      <w:numFmt w:val="bullet"/>
+      <w:lvlText w:val=""/>
+      <w:lvlJc w:val="left"/>
+      <w:pPr>
+        <w:tabs>
+          <w:tab w:val="num" w:pos="2160"/>
+        </w:tabs>
+        <w:ind w:left="2160" w:hanging="360"/>
+      </w:pPr>
+      <w:rPr>
+        <w:rFonts w:ascii="Wingdings" w:hAnsi="Wingdings" w:hint="default"/>
+        <w:sz w:val="20"/>
+      </w:rPr>
+    </w:lvl>
+    <w:lvl w:ilvl="3" w:tentative="1">
+      <w:start w:val="1"/>
+      <w:numFmt w:val="bullet"/>
+      <w:lvlText w:val=""/>
+      <w:lvlJc w:val="left"/>
+      <w:pPr>
+        <w:tabs>
+          <w:tab w:val="num" w:pos="2880"/>
+        </w:tabs>
+        <w:ind w:left="2880" w:hanging="360"/>
+      </w:pPr>
+      <w:rPr>
+        <w:rFonts w:ascii="Wingdings" w:hAnsi="Wingdings" w:hint="default"/>
+        <w:sz w:val="20"/>
+      </w:rPr>
+    </w:lvl>
+    <w:lvl w:ilvl="4" w:tentative="1">
+      <w:start w:val="1"/>
+      <w:numFmt w:val="bullet"/>
+      <w:lvlText w:val=""/>
+      <w:lvlJc w:val="left"/>
+      <w:pPr>
+        <w:tabs>
+          <w:tab w:val="num" w:pos="3600"/>
+        </w:tabs>
+        <w:ind w:left="3600" w:hanging="360"/>
+      </w:pPr>
+      <w:rPr>
+        <w:rFonts w:ascii="Wingdings" w:hAnsi="Wingdings" w:hint="default"/>
+        <w:sz w:val="20"/>
+      </w:rPr>
+    </w:lvl>
+    <w:lvl w:ilvl="5" w:tentative="1">
+      <w:start w:val="1"/>
+      <w:numFmt w:val="bullet"/>
+      <w:lvlText w:val=""/>
+      <w:lvlJc w:val="left"/>
+      <w:pPr>
+        <w:tabs>
+          <w:tab w:val="num" w:pos="4320"/>
+        </w:tabs>
+        <w:ind w:left="4320" w:hanging="360"/>
+      </w:pPr>
+      <w:rPr>
+        <w:rFonts w:ascii="Wingdings" w:hAnsi="Wingdings" w:hint="default"/>
+        <w:sz w:val="20"/>
+      </w:rPr>
+    </w:lvl>
+    <w:lvl w:ilvl="6" w:tentative="1">
+      <w:start w:val="1"/>
+      <w:numFmt w:val="bullet"/>
+      <w:lvlText w:val=""/>
+      <w:lvlJc w:val="left"/>
+      <w:pPr>
+        <w:tabs>
+          <w:tab w:val="num" w:pos="5040"/>
+        </w:tabs>
+        <w:ind w:left="5040" w:hanging="360"/>
+      </w:pPr>
+      <w:rPr>
+        <w:rFonts w:ascii="Wingdings" w:hAnsi="Wingdings" w:hint="default"/>
+        <w:sz w:val="20"/>
+      </w:rPr>
+    </w:lvl>
+    <w:lvl w:ilvl="7" w:tentative="1">
+      <w:start w:val="1"/>
+      <w:numFmt w:val="bullet"/>
+      <w:lvlText w:val=""/>
+      <w:lvlJc w:val="left"/>
+      <w:pPr>
+        <w:tabs>
+          <w:tab w:val="num" w:pos="5760"/>
+        </w:tabs>
+        <w:ind w:left="5760" w:hanging="360"/>
+      </w:pPr>
+      <w:rPr>
+        <w:rFonts w:ascii="Wingdings" w:hAnsi="Wingdings" w:hint="default"/>
+        <w:sz w:val="20"/>
+      </w:rPr>
+    </w:lvl>
+    <w:lvl w:ilvl="8" w:tentative="1">
+      <w:start w:val="1"/>
+      <w:numFmt w:val="bullet"/>
+      <w:lvlText w:val=""/>
+      <w:lvlJc w:val="left"/>
+      <w:pPr>
+        <w:tabs>
+          <w:tab w:val="num" w:pos="6480"/>
+        </w:tabs>
+        <w:ind w:left="6480" w:hanging="360"/>
+      </w:pPr>
+      <w:rPr>
+        <w:rFonts w:ascii="Wingdings" w:hAnsi="Wingdings" w:hint="default"/>
+        <w:sz w:val="20"/>
+      </w:rPr>
+    </w:lvl>
+  </w:abstractNum>
+  <w:abstractNum w:abstractNumId="1" w15:restartNumberingAfterBreak="0">
+    <w:nsid w:val="66EC39D8"/>
+    <w:multiLevelType w:val="multilevel"/>
+    <w:tmpl w:val="B0C2B4D4"/>
+    <w:lvl w:ilvl="0">
+      <w:start w:val="1"/>
+      <w:numFmt w:val="bullet"/>
+      <w:lvlText w:val=""/>
+      <w:lvlJc w:val="left"/>
+      <w:pPr>
+        <w:tabs>
+          <w:tab w:val="num" w:pos="720"/>
+        </w:tabs>
+        <w:ind w:left="720" w:hanging="360"/>
+      </w:pPr>
+      <w:rPr>
+        <w:rFonts w:ascii="Symbol" w:hAnsi="Symbol" w:hint="default"/>
+        <w:sz w:val="20"/>
+      </w:rPr>
+    </w:lvl>
+    <w:lvl w:ilvl="1" w:tentative="1">
+      <w:start w:val="1"/>
+      <w:numFmt w:val="bullet"/>
+      <w:lvlText w:val="o"/>
+      <w:lvlJc w:val="left"/>
+      <w:pPr>
+        <w:tabs>
+          <w:tab w:val="num" w:pos="1440"/>
+        </w:tabs>
+        <w:ind w:left="1440" w:hanging="360"/>
+      </w:pPr>
+      <w:rPr>
+        <w:rFonts w:ascii="Courier New" w:hAnsi="Courier New" w:hint="default"/>
+        <w:sz w:val="20"/>
+      </w:rPr>
+    </w:lvl>
+    <w:lvl w:ilvl="2" w:tentative="1">
+      <w:start w:val="1"/>
+      <w:numFmt w:val="bullet"/>
+      <w:lvlText w:val=""/>
+      <w:lvlJc w:val="left"/>
+      <w:pPr>
+        <w:tabs>
+          <w:tab w:val="num" w:pos="2160"/>
+        </w:tabs>
+        <w:ind w:left="2160" w:hanging="360"/>
+      </w:pPr>
+      <w:rPr>
+        <w:rFonts w:ascii="Wingdings" w:hAnsi="Wingdings" w:hint="default"/>
+        <w:sz w:val="20"/>
+      </w:rPr>
+    </w:lvl>
+    <w:lvl w:ilvl="3" w:tentative="1">
+      <w:start w:val="1"/>
+      <w:numFmt w:val="bullet"/>
+      <w:lvlText w:val=""/>
+      <w:lvlJc w:val="left"/>
+      <w:pPr>
+        <w:tabs>
+          <w:tab w:val="num" w:pos="2880"/>
+        </w:tabs>
+        <w:ind w:left="2880" w:hanging="360"/>
+      </w:pPr>
+      <w:rPr>
+        <w:rFonts w:ascii="Wingdings" w:hAnsi="Wingdings" w:hint="default"/>
+        <w:sz w:val="20"/>
+      </w:rPr>
+    </w:lvl>
+    <w:lvl w:ilvl="4" w:tentative="1">
+      <w:start w:val="1"/>
+      <w:numFmt w:val="bullet"/>
+      <w:lvlText w:val=""/>
+      <w:lvlJc w:val="left"/>
+      <w:pPr>
+        <w:tabs>
+          <w:tab w:val="num" w:pos="3600"/>
+        </w:tabs>
+        <w:ind w:left="3600" w:hanging="360"/>
+      </w:pPr>
+      <w:rPr>
+        <w:rFonts w:ascii="Wingdings" w:hAnsi="Wingdings" w:hint="default"/>
+        <w:sz w:val="20"/>
+      </w:rPr>
+    </w:lvl>
+    <w:lvl w:ilvl="5" w:tentative="1">
+      <w:start w:val="1"/>
+      <w:numFmt w:val="bullet"/>
+      <w:lvlText w:val=""/>
+      <w:lvlJc w:val="left"/>
+      <w:pPr>
+        <w:tabs>
+          <w:tab w:val="num" w:pos="4320"/>
+        </w:tabs>
+        <w:ind w:left="4320" w:hanging="360"/>
+      </w:pPr>
+      <w:rPr>
+        <w:rFonts w:ascii="Wingdings" w:hAnsi="Wingdings" w:hint="default"/>
+        <w:sz w:val="20"/>
+      </w:rPr>
+    </w:lvl>
+    <w:lvl w:ilvl="6" w:tentative="1">
+      <w:start w:val="1"/>
+      <w:numFmt w:val="bullet"/>
+      <w:lvlText w:val=""/>
+      <w:lvlJc w:val="left"/>
+      <w:pPr>
+        <w:tabs>
+          <w:tab w:val="num" w:pos="5040"/>
+        </w:tabs>
+        <w:ind w:left="5040" w:hanging="360"/>
+      </w:pPr>
+      <w:rPr>
+        <w:rFonts w:ascii="Wingdings" w:hAnsi="Wingdings" w:hint="default"/>
+        <w:sz w:val="20"/>
+      </w:rPr>
+    </w:lvl>
+    <w:lvl w:ilvl="7" w:tentative="1">
+      <w:start w:val="1"/>
+      <w:numFmt w:val="bullet"/>
+      <w:lvlText w:val=""/>
+      <w:lvlJc w:val="left"/>
+      <w:pPr>
+        <w:tabs>
+          <w:tab w:val="num" w:pos="5760"/>
+        </w:tabs>
+        <w:ind w:left="5760" w:hanging="360"/>
+      </w:pPr>
+      <w:rPr>
+        <w:rFonts w:ascii="Wingdings" w:hAnsi="Wingdings" w:hint="default"/>
+        <w:sz w:val="20"/>
+      </w:rPr>
+    </w:lvl>
+    <w:lvl w:ilvl="8" w:tentative="1">
+      <w:start w:val="1"/>
+      <w:numFmt w:val="bullet"/>
+      <w:lvlText w:val=""/>
+      <w:lvlJc w:val="left"/>
+      <w:pPr>
+        <w:tabs>
+          <w:tab w:val="num" w:pos="6480"/>
+        </w:tabs>
+        <w:ind w:left="6480" w:hanging="360"/>
+      </w:pPr>
+      <w:rPr>
+        <w:rFonts w:ascii="Wingdings" w:hAnsi="Wingdings" w:hint="default"/>
+        <w:sz w:val="20"/>
+      </w:rPr>
+    </w:lvl>
+  </w:abstractNum>
+  <w:num w:numId="1" w16cid:durableId="1936789216">
+    <w:abstractNumId w:val="0"/>
+  </w:num>
+  <w:num w:numId="2" w16cid:durableId="1796564450">
+    <w:abstractNumId w:val="1"/>
+  </w:num>
+</w:numbering>
+</file>
+
 <file path=word/styles.xml><?xml version="1.0" encoding="utf-8"?>
-<w:styles xmlns:mc="http://schemas.openxmlformats.org/markup-compatibility/2006" xmlns:r="http://schemas.openxmlformats.org/officeDocument/2006/relationships" xmlns:w="http://schemas.openxmlformats.org/wordprocessingml/2006/main" xmlns:w14="http://schemas.microsoft.com/office/word/2010/wordml" xmlns:w15="http://schemas.microsoft.com/office/word/2012/wordml" mc:Ignorable="w14 w15">
+<w:styles xmlns:mc="http://schemas.openxmlformats.org/markup-compatibility/2006" xmlns:r="http://schemas.openxmlformats.org/officeDocument/2006/relationships" xmlns:w="http://schemas.openxmlformats.org/wordprocessingml/2006/main" xmlns:w14="http://schemas.microsoft.com/office/word/2010/wordml" xmlns:w15="http://schemas.microsoft.com/office/word/2012/wordml" xmlns:w16cex="http://schemas.microsoft.com/office/word/2018/wordml/cex" xmlns:w16cid="http://schemas.microsoft.com/office/word/2016/wordml/cid" xmlns:w16="http://schemas.microsoft.com/office/word/2018/wordml" xmlns:w16du="http://schemas.microsoft.com/office/word/2023/wordml/word16du" xmlns:w16sdtdh="http://schemas.microsoft.com/office/word/2020/wordml/sdtdatahash" xmlns:w16sdtfl="http://schemas.microsoft.com/office/word/2024/wordml/sdtformatlock" xmlns:w16se="http://schemas.microsoft.com/office/word/2015/wordml/symex" mc:Ignorable="w14 w15 w16se w16cid w16 w16cex w16sdtdh w16sdtfl w16du">
   <w:docDefaults>
     <w:rPrDefault>
       <w:rPr>
@@ -214,7 +1009,7 @@
       </w:pPr>
     </w:pPrDefault>
   </w:docDefaults>
-  <w:latentStyles w:defLockedState="0" w:defUIPriority="99" w:defSemiHidden="0" w:defUnhideWhenUsed="0" w:defQFormat="0" w:count="371">
+  <w:latentStyles w:defLockedState="0" w:defUIPriority="99" w:defSemiHidden="0" w:defUnhideWhenUsed="0" w:defQFormat="0" w:count="376">
     <w:lsdException w:name="Normal" w:uiPriority="0" w:qFormat="1"/>
     <w:lsdException w:name="heading 1" w:uiPriority="9" w:qFormat="1"/>
     <w:lsdException w:name="heading 2" w:semiHidden="1" w:uiPriority="9" w:unhideWhenUsed="1" w:qFormat="1"/>
@@ -586,6 +1381,11 @@
     <w:lsdException w:name="List Table 5 Dark Accent 6" w:uiPriority="50"/>
     <w:lsdException w:name="List Table 6 Colorful Accent 6" w:uiPriority="51"/>
     <w:lsdException w:name="List Table 7 Colorful Accent 6" w:uiPriority="52"/>
+    <w:lsdException w:name="Mention" w:semiHidden="1" w:unhideWhenUsed="1"/>
+    <w:lsdException w:name="Smart Hyperlink" w:semiHidden="1" w:unhideWhenUsed="1"/>
+    <w:lsdException w:name="Hashtag" w:semiHidden="1" w:unhideWhenUsed="1"/>
+    <w:lsdException w:name="Unresolved Mention" w:semiHidden="1" w:unhideWhenUsed="1"/>
+    <w:lsdException w:name="Smart Link" w:semiHidden="1" w:unhideWhenUsed="1"/>
   </w:latentStyles>
   <w:style w:type="paragraph" w:default="1" w:styleId="Norml">
     <w:name w:val="Normal"/>
@@ -594,7 +1394,6 @@
   <w:style w:type="character" w:default="1" w:styleId="Bekezdsalapbettpusa">
     <w:name w:val="Default Paragraph Font"/>
     <w:uiPriority w:val="1"/>
-    <w:semiHidden/>
     <w:unhideWhenUsed/>
   </w:style>
   <w:style w:type="table" w:default="1" w:styleId="Normltblzat">
@@ -617,6 +1416,19 @@
     <w:uiPriority w:val="99"/>
     <w:semiHidden/>
     <w:unhideWhenUsed/>
+  </w:style>
+  <w:style w:type="paragraph" w:styleId="NormlWeb">
+    <w:name w:val="Normal (Web)"/>
+    <w:basedOn w:val="Norml"/>
+    <w:uiPriority w:val="99"/>
+    <w:semiHidden/>
+    <w:unhideWhenUsed/>
+    <w:rsid w:val="007D62BD"/>
+    <w:rPr>
+      <w:rFonts w:ascii="Times New Roman" w:hAnsi="Times New Roman" w:cs="Times New Roman"/>
+      <w:sz w:val="24"/>
+      <w:szCs w:val="24"/>
+    </w:rPr>
   </w:style>
 </w:styles>
 </file>

--- a/Dokumentáció.docx
+++ b/Dokumentáció.docx
@@ -4,7 +4,23 @@
   <w:body>
     <w:p>
       <w:r>
-        <w:t xml:space="preserve">Bemásoltuk az alap projektet, melynél több ponton is hibád észleltünk, mivel nem működtek a linkek, amit azzal javítottunk, hogy néhány helyre „?” karaktert kellett beillesztenünk, mert ugye a fejlesztői környezetben az egy olyan címeket próbált így megnyitni, ami nem létezik. Miután sikerült megoldani a problémát, elindítottuk az XAMPP-ot, és a MySQL admin-on keresztül létrehoztuk az adatbázist a mellékelt SQL fájl alapján. </w:t>
+        <w:t xml:space="preserve">Bemásoltuk az alap projektet, melynél több ponton is hibád észleltünk, mivel nem működtek a linkek, amit azzal javítottunk, hogy néhány helyre „?” karaktert kellett beillesztenünk, mert ugye a fejlesztői környezetben az egy olyan címeket próbált így megnyitni, ami nem létezik. Miután sikerült megoldani a problémát, elindítottuk az XAMPP-ot, és a </w:t>
+      </w:r>
+      <w:proofErr w:type="spellStart"/>
+      <w:r>
+        <w:t>MySQL</w:t>
+      </w:r>
+      <w:proofErr w:type="spellEnd"/>
+      <w:r>
+        <w:t xml:space="preserve"> </w:t>
+      </w:r>
+      <w:proofErr w:type="spellStart"/>
+      <w:r>
+        <w:t>admin-on</w:t>
+      </w:r>
+      <w:proofErr w:type="spellEnd"/>
+      <w:r>
+        <w:t xml:space="preserve"> keresztül létrehoztuk az adatbázist a mellékelt SQL fájl alapján. </w:t>
       </w:r>
       <w:r>
         <w:t>A regisztráció is működik.</w:t>
@@ -12,7 +28,23 @@
     </w:p>
     <w:p>
       <w:r>
-        <w:t xml:space="preserve">Ezután a formázást készítettük elő. Átrendeztük a menüt, hogy több szintű és vízszintes legyen, illetve a footer-t beállítottuk, hogy automatikusan a képernyő legalján jelenjen meg, akkor is, ha az oldal nem tölti ki a teljes képernyőt. Illetve a be- és kilépés gombok ne legyenek egyszerre aktívak, hanem csak az aktuális bejelentkezettségi állapot alapján. </w:t>
+        <w:t xml:space="preserve">Ezután a formázást készítettük elő. Átrendeztük a menüt, hogy több szintű és vízszintes legyen, illetve a </w:t>
+      </w:r>
+      <w:proofErr w:type="spellStart"/>
+      <w:r>
+        <w:t>footer</w:t>
+      </w:r>
+      <w:proofErr w:type="spellEnd"/>
+      <w:r>
+        <w:t xml:space="preserve">-t beállítottuk, hogy automatikusan a képernyő legalján jelenjen meg, akkor is, ha az oldal nem tölti ki a teljes képernyőt. Illetve a be- és kilépés gombok ne legyenek egyszerre aktívak, hanem csak az aktuális </w:t>
+      </w:r>
+      <w:proofErr w:type="spellStart"/>
+      <w:r>
+        <w:t>bejelentkezettségi</w:t>
+      </w:r>
+      <w:proofErr w:type="spellEnd"/>
+      <w:r>
+        <w:t xml:space="preserve"> állapot alapján. </w:t>
       </w:r>
       <w:r>
         <w:t>Illetve ha valaki bejelentkezett, akkor a jobb felső sarokban egy kis poros ikon, és a név mutatja, hogy be vagyunk jelentkezve</w:t>
@@ -63,7 +95,31 @@
     </w:p>
     <w:p>
       <w:r>
-        <w:t xml:space="preserve">Kis módosítások után a menü szélességet inkább a teljes képernyő szélességéhez igazítottuk, egy minimum 160 px-es mérettel, hogy ne nyomódjanak össze véletlenül sem, de ez a későbbiekben a reszponzivitás létrehozásánál nem lesz mérvadó probléma. A tartalom részt is a footer-hez igazítottuk, hogy egységesen szürke legyen a háttér. Ha </w:t>
+        <w:t xml:space="preserve">Kis módosítások után a menü szélességet inkább a teljes képernyő szélességéhez igazítottuk, egy minimum 160 </w:t>
+      </w:r>
+      <w:proofErr w:type="spellStart"/>
+      <w:r>
+        <w:t>px</w:t>
+      </w:r>
+      <w:proofErr w:type="spellEnd"/>
+      <w:r>
+        <w:t xml:space="preserve">-es mérettel, hogy ne nyomódjanak össze véletlenül sem, de ez a későbbiekben a </w:t>
+      </w:r>
+      <w:proofErr w:type="spellStart"/>
+      <w:r>
+        <w:t>reszponzivitás</w:t>
+      </w:r>
+      <w:proofErr w:type="spellEnd"/>
+      <w:r>
+        <w:t xml:space="preserve"> létrehozásánál nem lesz mérvadó probléma. A tartalom részt is a </w:t>
+      </w:r>
+      <w:proofErr w:type="spellStart"/>
+      <w:r>
+        <w:t>footer-hez</w:t>
+      </w:r>
+      <w:proofErr w:type="spellEnd"/>
+      <w:r>
+        <w:t xml:space="preserve"> igazítottuk, hogy egységesen szürke legyen a háttér. Ha </w:t>
       </w:r>
       <w:r>
         <w:t>valaki bejelentkezett, akkor a jobb felső sarokban egy kis poros ikon, és a név mutatja, hogy be vagyunk jelentkezve:</w:t>
@@ -114,7 +170,15 @@
     <w:p>
       <w:r>
         <w:lastRenderedPageBreak/>
-        <w:t>Elkezdtük újra gondolni és az új módosítással, így nem működik most a lenyiló menü kis nézetben</w:t>
+        <w:t xml:space="preserve">Elkezdtük újra gondolni és az új módosítással, így nem működik most a </w:t>
+      </w:r>
+      <w:proofErr w:type="spellStart"/>
+      <w:r>
+        <w:t>lenyiló</w:t>
+      </w:r>
+      <w:proofErr w:type="spellEnd"/>
+      <w:r>
+        <w:t xml:space="preserve"> menü kis nézetben</w:t>
       </w:r>
     </w:p>
     <w:p>
@@ -158,59 +222,169 @@
     </w:p>
     <w:p>
       <w:r>
-        <w:t>A css-ben a display:block volt beállítva és nem display:none, tehát ez lett módisítva:</w:t>
-      </w:r>
-    </w:p>
-    <w:p>
-      <w:pPr>
-        <w:rPr>
-          <w:highlight w:val="yellow"/>
-        </w:rPr>
-      </w:pPr>
-      <w:r>
-        <w:rPr>
-          <w:highlight w:val="yellow"/>
-        </w:rPr>
-        <w:t>media (max-width: 991px) {</w:t>
-      </w:r>
-    </w:p>
-    <w:p>
-      <w:pPr>
-        <w:rPr>
-          <w:highlight w:val="yellow"/>
-        </w:rPr>
-      </w:pPr>
-      <w:r>
-        <w:rPr>
-          <w:highlight w:val="yellow"/>
-        </w:rPr>
-        <w:t>    .second-level-menu,</w:t>
-      </w:r>
-    </w:p>
-    <w:p>
-      <w:pPr>
-        <w:rPr>
-          <w:highlight w:val="yellow"/>
-        </w:rPr>
-      </w:pPr>
-      <w:r>
-        <w:rPr>
-          <w:highlight w:val="yellow"/>
-        </w:rPr>
-        <w:t>    .third-level-menu {</w:t>
-      </w:r>
-    </w:p>
-    <w:p>
-      <w:pPr>
-        <w:rPr>
-          <w:highlight w:val="yellow"/>
-        </w:rPr>
-      </w:pPr>
-      <w:r>
-        <w:rPr>
-          <w:highlight w:val="yellow"/>
-        </w:rPr>
-        <w:t>        position: static;</w:t>
+        <w:t xml:space="preserve">A </w:t>
+      </w:r>
+      <w:proofErr w:type="spellStart"/>
+      <w:r>
+        <w:t>css</w:t>
+      </w:r>
+      <w:proofErr w:type="spellEnd"/>
+      <w:r>
+        <w:t xml:space="preserve">-ben a </w:t>
+      </w:r>
+      <w:proofErr w:type="spellStart"/>
+      <w:r>
+        <w:t>display:block</w:t>
+      </w:r>
+      <w:proofErr w:type="spellEnd"/>
+      <w:r>
+        <w:t xml:space="preserve"> volt beállítva és nem </w:t>
+      </w:r>
+      <w:proofErr w:type="spellStart"/>
+      <w:r>
+        <w:t>display:none</w:t>
+      </w:r>
+      <w:proofErr w:type="spellEnd"/>
+      <w:r>
+        <w:t xml:space="preserve">, tehát ez lett </w:t>
+      </w:r>
+      <w:proofErr w:type="spellStart"/>
+      <w:r>
+        <w:t>módisítva</w:t>
+      </w:r>
+      <w:proofErr w:type="spellEnd"/>
+      <w:r>
+        <w:t>:</w:t>
+      </w:r>
+    </w:p>
+    <w:p>
+      <w:pPr>
+        <w:rPr>
+          <w:highlight w:val="yellow"/>
+        </w:rPr>
+      </w:pPr>
+      <w:proofErr w:type="spellStart"/>
+      <w:r>
+        <w:rPr>
+          <w:highlight w:val="yellow"/>
+        </w:rPr>
+        <w:t>media</w:t>
+      </w:r>
+      <w:proofErr w:type="spellEnd"/>
+      <w:r>
+        <w:rPr>
+          <w:highlight w:val="yellow"/>
+        </w:rPr>
+        <w:t xml:space="preserve"> (</w:t>
+      </w:r>
+      <w:proofErr w:type="spellStart"/>
+      <w:r>
+        <w:rPr>
+          <w:highlight w:val="yellow"/>
+        </w:rPr>
+        <w:t>max-width</w:t>
+      </w:r>
+      <w:proofErr w:type="spellEnd"/>
+      <w:r>
+        <w:rPr>
+          <w:highlight w:val="yellow"/>
+        </w:rPr>
+        <w:t>: 991px) {</w:t>
+      </w:r>
+    </w:p>
+    <w:p>
+      <w:pPr>
+        <w:rPr>
+          <w:highlight w:val="yellow"/>
+        </w:rPr>
+      </w:pPr>
+      <w:r>
+        <w:rPr>
+          <w:highlight w:val="yellow"/>
+        </w:rPr>
+        <w:t>    .</w:t>
+      </w:r>
+      <w:proofErr w:type="spellStart"/>
+      <w:r>
+        <w:rPr>
+          <w:highlight w:val="yellow"/>
+        </w:rPr>
+        <w:t>second-level-menu</w:t>
+      </w:r>
+      <w:proofErr w:type="spellEnd"/>
+      <w:r>
+        <w:rPr>
+          <w:highlight w:val="yellow"/>
+        </w:rPr>
+        <w:t>,</w:t>
+      </w:r>
+    </w:p>
+    <w:p>
+      <w:pPr>
+        <w:rPr>
+          <w:highlight w:val="yellow"/>
+        </w:rPr>
+      </w:pPr>
+      <w:r>
+        <w:rPr>
+          <w:highlight w:val="yellow"/>
+        </w:rPr>
+        <w:t>    .</w:t>
+      </w:r>
+      <w:proofErr w:type="spellStart"/>
+      <w:r>
+        <w:rPr>
+          <w:highlight w:val="yellow"/>
+        </w:rPr>
+        <w:t>third-level-menu</w:t>
+      </w:r>
+      <w:proofErr w:type="spellEnd"/>
+      <w:r>
+        <w:rPr>
+          <w:highlight w:val="yellow"/>
+        </w:rPr>
+        <w:t xml:space="preserve"> {</w:t>
+      </w:r>
+    </w:p>
+    <w:p>
+      <w:pPr>
+        <w:rPr>
+          <w:highlight w:val="yellow"/>
+        </w:rPr>
+      </w:pPr>
+      <w:r>
+        <w:rPr>
+          <w:highlight w:val="yellow"/>
+        </w:rPr>
+        <w:t xml:space="preserve">        </w:t>
+      </w:r>
+      <w:proofErr w:type="spellStart"/>
+      <w:r>
+        <w:rPr>
+          <w:highlight w:val="yellow"/>
+        </w:rPr>
+        <w:t>position</w:t>
+      </w:r>
+      <w:proofErr w:type="spellEnd"/>
+      <w:r>
+        <w:rPr>
+          <w:highlight w:val="yellow"/>
+        </w:rPr>
+        <w:t xml:space="preserve">: </w:t>
+      </w:r>
+      <w:proofErr w:type="spellStart"/>
+      <w:r>
+        <w:rPr>
+          <w:highlight w:val="yellow"/>
+        </w:rPr>
+        <w:t>static</w:t>
+      </w:r>
+      <w:proofErr w:type="spellEnd"/>
+      <w:r>
+        <w:rPr>
+          <w:highlight w:val="yellow"/>
+        </w:rPr>
+        <w:t>;</w:t>
       </w:r>
     </w:p>
     <w:p>
@@ -225,12 +399,14 @@
         </w:rPr>
         <w:t xml:space="preserve">        display: </w:t>
       </w:r>
+      <w:proofErr w:type="spellStart"/>
       <w:r>
         <w:rPr>
           <w:highlight w:val="yellow"/>
         </w:rPr>
         <w:t>block</w:t>
       </w:r>
+      <w:proofErr w:type="spellEnd"/>
       <w:r>
         <w:rPr>
           <w:highlight w:val="yellow"/>
@@ -248,7 +424,21 @@
         <w:rPr>
           <w:highlight w:val="yellow"/>
         </w:rPr>
-        <w:t>        width: 100%;</w:t>
+        <w:t xml:space="preserve">        </w:t>
+      </w:r>
+      <w:proofErr w:type="spellStart"/>
+      <w:r>
+        <w:rPr>
+          <w:highlight w:val="yellow"/>
+        </w:rPr>
+        <w:t>width</w:t>
+      </w:r>
+      <w:proofErr w:type="spellEnd"/>
+      <w:r>
+        <w:rPr>
+          <w:highlight w:val="yellow"/>
+        </w:rPr>
+        <w:t>: 100%;</w:t>
       </w:r>
     </w:p>
     <w:p>
@@ -270,24 +460,60 @@
           <w:highlight w:val="green"/>
         </w:rPr>
       </w:pPr>
-      <w:r>
-        <w:rPr>
-          <w:highlight w:val="green"/>
-        </w:rPr>
-        <w:t>media (max-width: 991px) {</w:t>
-      </w:r>
-    </w:p>
-    <w:p>
-      <w:pPr>
-        <w:rPr>
-          <w:highlight w:val="green"/>
-        </w:rPr>
-      </w:pPr>
-      <w:r>
-        <w:rPr>
-          <w:highlight w:val="green"/>
-        </w:rPr>
-        <w:t>    .second-level-menu,</w:t>
+      <w:proofErr w:type="spellStart"/>
+      <w:r>
+        <w:rPr>
+          <w:highlight w:val="green"/>
+        </w:rPr>
+        <w:t>media</w:t>
+      </w:r>
+      <w:proofErr w:type="spellEnd"/>
+      <w:r>
+        <w:rPr>
+          <w:highlight w:val="green"/>
+        </w:rPr>
+        <w:t xml:space="preserve"> (</w:t>
+      </w:r>
+      <w:proofErr w:type="spellStart"/>
+      <w:r>
+        <w:rPr>
+          <w:highlight w:val="green"/>
+        </w:rPr>
+        <w:t>max-width</w:t>
+      </w:r>
+      <w:proofErr w:type="spellEnd"/>
+      <w:r>
+        <w:rPr>
+          <w:highlight w:val="green"/>
+        </w:rPr>
+        <w:t>: 991px) {</w:t>
+      </w:r>
+    </w:p>
+    <w:p>
+      <w:pPr>
+        <w:rPr>
+          <w:highlight w:val="green"/>
+        </w:rPr>
+      </w:pPr>
+      <w:r>
+        <w:rPr>
+          <w:highlight w:val="green"/>
+        </w:rPr>
+        <w:t>    .</w:t>
+      </w:r>
+      <w:proofErr w:type="spellStart"/>
+      <w:r>
+        <w:rPr>
+          <w:highlight w:val="green"/>
+        </w:rPr>
+        <w:t>second-level-menu</w:t>
+      </w:r>
+      <w:proofErr w:type="spellEnd"/>
+      <w:r>
+        <w:rPr>
+          <w:highlight w:val="green"/>
+        </w:rPr>
+        <w:t>,</w:t>
       </w:r>
     </w:p>
     <w:p>
@@ -301,46 +527,116 @@
           <w:highlight w:val="green"/>
         </w:rPr>
         <w:lastRenderedPageBreak/>
-        <w:t>    .third-level-menu {</w:t>
-      </w:r>
-    </w:p>
-    <w:p>
-      <w:pPr>
-        <w:rPr>
-          <w:highlight w:val="green"/>
-        </w:rPr>
-      </w:pPr>
-      <w:r>
-        <w:rPr>
-          <w:highlight w:val="green"/>
-        </w:rPr>
-        <w:t>        position: static;</w:t>
-      </w:r>
-    </w:p>
-    <w:p>
-      <w:pPr>
-        <w:rPr>
-          <w:highlight w:val="green"/>
-        </w:rPr>
-      </w:pPr>
-      <w:r>
-        <w:rPr>
-          <w:highlight w:val="green"/>
-        </w:rPr>
-        <w:t>        display: none;</w:t>
-      </w:r>
-    </w:p>
-    <w:p>
-      <w:pPr>
-        <w:rPr>
-          <w:highlight w:val="green"/>
-        </w:rPr>
-      </w:pPr>
-      <w:r>
-        <w:rPr>
-          <w:highlight w:val="green"/>
-        </w:rPr>
-        <w:t>        width: 100%;</w:t>
+        <w:t>    .</w:t>
+      </w:r>
+      <w:proofErr w:type="spellStart"/>
+      <w:r>
+        <w:rPr>
+          <w:highlight w:val="green"/>
+        </w:rPr>
+        <w:t>third-level-menu</w:t>
+      </w:r>
+      <w:proofErr w:type="spellEnd"/>
+      <w:r>
+        <w:rPr>
+          <w:highlight w:val="green"/>
+        </w:rPr>
+        <w:t xml:space="preserve"> {</w:t>
+      </w:r>
+    </w:p>
+    <w:p>
+      <w:pPr>
+        <w:rPr>
+          <w:highlight w:val="green"/>
+        </w:rPr>
+      </w:pPr>
+      <w:r>
+        <w:rPr>
+          <w:highlight w:val="green"/>
+        </w:rPr>
+        <w:t xml:space="preserve">        </w:t>
+      </w:r>
+      <w:proofErr w:type="spellStart"/>
+      <w:r>
+        <w:rPr>
+          <w:highlight w:val="green"/>
+        </w:rPr>
+        <w:t>position</w:t>
+      </w:r>
+      <w:proofErr w:type="spellEnd"/>
+      <w:r>
+        <w:rPr>
+          <w:highlight w:val="green"/>
+        </w:rPr>
+        <w:t xml:space="preserve">: </w:t>
+      </w:r>
+      <w:proofErr w:type="spellStart"/>
+      <w:r>
+        <w:rPr>
+          <w:highlight w:val="green"/>
+        </w:rPr>
+        <w:t>static</w:t>
+      </w:r>
+      <w:proofErr w:type="spellEnd"/>
+      <w:r>
+        <w:rPr>
+          <w:highlight w:val="green"/>
+        </w:rPr>
+        <w:t>;</w:t>
+      </w:r>
+    </w:p>
+    <w:p>
+      <w:pPr>
+        <w:rPr>
+          <w:highlight w:val="green"/>
+        </w:rPr>
+      </w:pPr>
+      <w:r>
+        <w:rPr>
+          <w:highlight w:val="green"/>
+        </w:rPr>
+        <w:t xml:space="preserve">        display: </w:t>
+      </w:r>
+      <w:proofErr w:type="spellStart"/>
+      <w:r>
+        <w:rPr>
+          <w:highlight w:val="green"/>
+        </w:rPr>
+        <w:t>none</w:t>
+      </w:r>
+      <w:proofErr w:type="spellEnd"/>
+      <w:r>
+        <w:rPr>
+          <w:highlight w:val="green"/>
+        </w:rPr>
+        <w:t>;</w:t>
+      </w:r>
+    </w:p>
+    <w:p>
+      <w:pPr>
+        <w:rPr>
+          <w:highlight w:val="green"/>
+        </w:rPr>
+      </w:pPr>
+      <w:r>
+        <w:rPr>
+          <w:highlight w:val="green"/>
+        </w:rPr>
+        <w:t xml:space="preserve">        </w:t>
+      </w:r>
+      <w:proofErr w:type="spellStart"/>
+      <w:r>
+        <w:rPr>
+          <w:highlight w:val="green"/>
+        </w:rPr>
+        <w:t>width</w:t>
+      </w:r>
+      <w:proofErr w:type="spellEnd"/>
+      <w:r>
+        <w:rPr>
+          <w:highlight w:val="green"/>
+        </w:rPr>
+        <w:t>: 100%;</w:t>
       </w:r>
     </w:p>
     <w:p>
@@ -393,15 +689,111 @@
     </w:p>
     <w:p>
       <w:r>
-        <w:t xml:space="preserve">A Css szerkesztése a reszponzív kinézethez: </w:t>
-      </w:r>
-      <w:r>
-        <w:t xml:space="preserve">Az, hogy a főmenü mobilon hamburgeres legyen, a Bootstrap reszponzív menü mintából jön, az oldal-07.html fájlban navbar, navbar-toggler, collapse navbar-collapse szerkezettel. </w:t>
-      </w:r>
-    </w:p>
-    <w:p>
-      <w:r>
-        <w:t>Az, hogy a 2. és 3. szint külön second-level-menu és third-level-menu legyen, valamint asztali nézetben position: absolute és display: none alapról induljon, a tobbszintu-menu2.html mintából jön. Ott a menük alapból rejtve vannak, és hoverre nyílnak</w:t>
+        <w:t xml:space="preserve">A </w:t>
+      </w:r>
+      <w:proofErr w:type="spellStart"/>
+      <w:r>
+        <w:t>Css</w:t>
+      </w:r>
+      <w:proofErr w:type="spellEnd"/>
+      <w:r>
+        <w:t xml:space="preserve"> szerkesztése a reszponzív kinézethez: </w:t>
+      </w:r>
+      <w:r>
+        <w:t xml:space="preserve">Az, hogy a főmenü mobilon hamburgeres legyen, a </w:t>
+      </w:r>
+      <w:proofErr w:type="spellStart"/>
+      <w:r>
+        <w:t>Bootstrap</w:t>
+      </w:r>
+      <w:proofErr w:type="spellEnd"/>
+      <w:r>
+        <w:t xml:space="preserve"> reszponzív menü mintából jön, az oldal-07.html fájlban </w:t>
+      </w:r>
+      <w:proofErr w:type="spellStart"/>
+      <w:r>
+        <w:t>navbar</w:t>
+      </w:r>
+      <w:proofErr w:type="spellEnd"/>
+      <w:r>
+        <w:t xml:space="preserve">, </w:t>
+      </w:r>
+      <w:proofErr w:type="spellStart"/>
+      <w:r>
+        <w:t>navbar-toggler</w:t>
+      </w:r>
+      <w:proofErr w:type="spellEnd"/>
+      <w:r>
+        <w:t xml:space="preserve">, </w:t>
+      </w:r>
+      <w:proofErr w:type="spellStart"/>
+      <w:r>
+        <w:t>collapse</w:t>
+      </w:r>
+      <w:proofErr w:type="spellEnd"/>
+      <w:r>
+        <w:t xml:space="preserve"> </w:t>
+      </w:r>
+      <w:proofErr w:type="spellStart"/>
+      <w:r>
+        <w:t>navbar-collapse</w:t>
+      </w:r>
+      <w:proofErr w:type="spellEnd"/>
+      <w:r>
+        <w:t xml:space="preserve"> szerkezettel. </w:t>
+      </w:r>
+    </w:p>
+    <w:p>
+      <w:r>
+        <w:t xml:space="preserve">Az, hogy a 2. és 3. szint külön </w:t>
+      </w:r>
+      <w:proofErr w:type="spellStart"/>
+      <w:r>
+        <w:t>second-level-menu</w:t>
+      </w:r>
+      <w:proofErr w:type="spellEnd"/>
+      <w:r>
+        <w:t xml:space="preserve"> és </w:t>
+      </w:r>
+      <w:proofErr w:type="spellStart"/>
+      <w:r>
+        <w:t>third-level-menu</w:t>
+      </w:r>
+      <w:proofErr w:type="spellEnd"/>
+      <w:r>
+        <w:t xml:space="preserve"> legyen, valamint asztali nézetben </w:t>
+      </w:r>
+      <w:proofErr w:type="spellStart"/>
+      <w:r>
+        <w:t>position</w:t>
+      </w:r>
+      <w:proofErr w:type="spellEnd"/>
+      <w:r>
+        <w:t xml:space="preserve">: </w:t>
+      </w:r>
+      <w:proofErr w:type="spellStart"/>
+      <w:r>
+        <w:t>absolute</w:t>
+      </w:r>
+      <w:proofErr w:type="spellEnd"/>
+      <w:r>
+        <w:t xml:space="preserve"> és display: </w:t>
+      </w:r>
+      <w:proofErr w:type="spellStart"/>
+      <w:r>
+        <w:t>none</w:t>
+      </w:r>
+      <w:proofErr w:type="spellEnd"/>
+      <w:r>
+        <w:t xml:space="preserve"> alapról induljon, a tobbszintu-menu2.html mintából jön. Ott a menük alapból rejtve vannak, és </w:t>
+      </w:r>
+      <w:proofErr w:type="spellStart"/>
+      <w:r>
+        <w:t>hoverre</w:t>
+      </w:r>
+      <w:proofErr w:type="spellEnd"/>
+      <w:r>
+        <w:t xml:space="preserve"> nyílnak</w:t>
       </w:r>
     </w:p>
     <w:p>
@@ -448,7 +840,15 @@
         </w:numPr>
       </w:pPr>
       <w:r>
-        <w:t xml:space="preserve">display: none; induló állapot az almenükre → tobbszintu-menu2.html </w:t>
+        <w:t xml:space="preserve">display: </w:t>
+      </w:r>
+      <w:proofErr w:type="spellStart"/>
+      <w:r>
+        <w:t>none</w:t>
+      </w:r>
+      <w:proofErr w:type="spellEnd"/>
+      <w:r>
+        <w:t xml:space="preserve">; induló állapot az almenükre → tobbszintu-menu2.html </w:t>
       </w:r>
     </w:p>
     <w:p>
@@ -459,7 +859,15 @@
         </w:numPr>
       </w:pPr>
       <w:r>
-        <w:t xml:space="preserve">a fő hamburger menü Bootstrap-collapsos működése → oldal-07.html </w:t>
+        <w:t xml:space="preserve">a fő hamburger menü </w:t>
+      </w:r>
+      <w:proofErr w:type="spellStart"/>
+      <w:r>
+        <w:t>Bootstrap-collapsos</w:t>
+      </w:r>
+      <w:proofErr w:type="spellEnd"/>
+      <w:r>
+        <w:t xml:space="preserve"> működése → oldal-07.html </w:t>
       </w:r>
     </w:p>
     <w:p>
@@ -484,8 +892,21 @@
           <w:numId w:val="2"/>
         </w:numPr>
       </w:pPr>
-      <w:r>
-        <w:t xml:space="preserve">position: static; </w:t>
+      <w:proofErr w:type="spellStart"/>
+      <w:r>
+        <w:t>position</w:t>
+      </w:r>
+      <w:proofErr w:type="spellEnd"/>
+      <w:r>
+        <w:t xml:space="preserve">: </w:t>
+      </w:r>
+      <w:proofErr w:type="spellStart"/>
+      <w:r>
+        <w:t>static</w:t>
+      </w:r>
+      <w:proofErr w:type="spellEnd"/>
+      <w:r>
+        <w:t xml:space="preserve">; </w:t>
       </w:r>
     </w:p>
     <w:p>
@@ -495,8 +916,13 @@
           <w:numId w:val="2"/>
         </w:numPr>
       </w:pPr>
-      <w:r>
-        <w:t xml:space="preserve">width: 100%; </w:t>
+      <w:proofErr w:type="spellStart"/>
+      <w:r>
+        <w:t>width</w:t>
+      </w:r>
+      <w:proofErr w:type="spellEnd"/>
+      <w:r>
+        <w:t xml:space="preserve">: 100%; </w:t>
       </w:r>
     </w:p>
     <w:p>
@@ -507,7 +933,15 @@
         </w:numPr>
       </w:pPr>
       <w:r>
-        <w:t xml:space="preserve">margin-left: 20px; </w:t>
+        <w:t>margin-</w:t>
+      </w:r>
+      <w:proofErr w:type="spellStart"/>
+      <w:r>
+        <w:t>left</w:t>
+      </w:r>
+      <w:proofErr w:type="spellEnd"/>
+      <w:r>
+        <w:t xml:space="preserve">: 20px; </w:t>
       </w:r>
     </w:p>
     <w:p>
@@ -521,8 +955,13 @@
           <w:noProof/>
         </w:rPr>
       </w:pPr>
-      <w:r>
-        <w:t>Grid megvalósítása úgy hogy 2 oszlop legyen:</w:t>
+      <w:proofErr w:type="spellStart"/>
+      <w:r>
+        <w:t>Grid</w:t>
+      </w:r>
+      <w:proofErr w:type="spellEnd"/>
+      <w:r>
+        <w:t xml:space="preserve"> megvalósítása úgy hogy 2 oszlop legyen:</w:t>
       </w:r>
       <w:r>
         <w:rPr>
@@ -622,13 +1061,58 @@
       </w:r>
     </w:p>
     <w:p>
-      <w:r>
-        <w:t>Navbar-brand újragondolása, így azt írja ki ami az oldal fejléc címe:</w:t>
-      </w:r>
-    </w:p>
-    <w:p>
-      <w:r>
-        <w:t> &lt;a class="navbar-brand" href="."&gt;&lt;?= $fejlec['cim'] ?&gt;&lt;/a&gt;</w:t>
+      <w:proofErr w:type="spellStart"/>
+      <w:r>
+        <w:t>Navbar-brand</w:t>
+      </w:r>
+      <w:proofErr w:type="spellEnd"/>
+      <w:r>
+        <w:t xml:space="preserve"> újragondolása, így azt írja ki ami az oldal fejléc címe:</w:t>
+      </w:r>
+    </w:p>
+    <w:p>
+      <w:r>
+        <w:t xml:space="preserve"> &lt;a </w:t>
+      </w:r>
+      <w:proofErr w:type="spellStart"/>
+      <w:r>
+        <w:t>class</w:t>
+      </w:r>
+      <w:proofErr w:type="spellEnd"/>
+      <w:r>
+        <w:t>="</w:t>
+      </w:r>
+      <w:proofErr w:type="spellStart"/>
+      <w:r>
+        <w:t>navbar-brand</w:t>
+      </w:r>
+      <w:proofErr w:type="spellEnd"/>
+      <w:r>
+        <w:t xml:space="preserve">" </w:t>
+      </w:r>
+      <w:proofErr w:type="spellStart"/>
+      <w:r>
+        <w:t>href</w:t>
+      </w:r>
+      <w:proofErr w:type="spellEnd"/>
+      <w:r>
+        <w:t>="."&gt;&lt;?= $</w:t>
+      </w:r>
+      <w:proofErr w:type="spellStart"/>
+      <w:r>
+        <w:t>fejlec</w:t>
+      </w:r>
+      <w:proofErr w:type="spellEnd"/>
+      <w:r>
+        <w:t>['</w:t>
+      </w:r>
+      <w:proofErr w:type="spellStart"/>
+      <w:r>
+        <w:t>cim</w:t>
+      </w:r>
+      <w:proofErr w:type="spellEnd"/>
+      <w:r>
+        <w:t>'] ?&gt;&lt;/a&gt;</w:t>
       </w:r>
     </w:p>
     <w:p>
@@ -668,6 +1152,274 @@
             </a:graphic>
           </wp:inline>
         </w:drawing>
+      </w:r>
+    </w:p>
+    <w:p/>
+    <w:p>
+      <w:r>
+        <w:lastRenderedPageBreak/>
+        <w:t>HTML5 szemantikus elemek javítása</w:t>
+      </w:r>
+      <w:r>
+        <w:t>:</w:t>
+      </w:r>
+    </w:p>
+    <w:p>
+      <w:r>
+        <w:t>A HTML5 szemantikus elemek használata érdekében a tartalmi részeket &lt;</w:t>
+      </w:r>
+      <w:proofErr w:type="spellStart"/>
+      <w:r>
+        <w:t>section</w:t>
+      </w:r>
+      <w:proofErr w:type="spellEnd"/>
+      <w:r>
+        <w:t>&gt; elemekkel tagoltuk, amely segíti a strukturált felépítést.</w:t>
+      </w:r>
+    </w:p>
+    <w:p>
+      <w:r>
+        <w:t>Azaz</w:t>
+      </w:r>
+    </w:p>
+    <w:p>
+      <w:r>
+        <w:t>Sima:</w:t>
+      </w:r>
+      <w:r>
+        <w:t>&lt;h2&gt;Köszöntés&lt;/h2&gt;</w:t>
+      </w:r>
+      <w:r>
+        <w:t xml:space="preserve"> helyett ez lett:</w:t>
+      </w:r>
+    </w:p>
+    <w:p>
+      <w:r>
+        <w:t>&lt;</w:t>
+      </w:r>
+      <w:proofErr w:type="spellStart"/>
+      <w:r>
+        <w:t>section</w:t>
+      </w:r>
+      <w:proofErr w:type="spellEnd"/>
+      <w:r>
+        <w:t>&gt;</w:t>
+      </w:r>
+      <w:r>
+        <w:br/>
+        <w:t>&lt;h2&gt;Köszöntés&lt;/h2&gt;</w:t>
+      </w:r>
+      <w:r>
+        <w:br/>
+        <w:t>&lt;/</w:t>
+      </w:r>
+      <w:proofErr w:type="spellStart"/>
+      <w:r>
+        <w:t>section</w:t>
+      </w:r>
+      <w:proofErr w:type="spellEnd"/>
+      <w:r>
+        <w:t>&gt;</w:t>
+      </w:r>
+    </w:p>
+    <w:p>
+      <w:r>
+        <w:t xml:space="preserve">Plusz </w:t>
+      </w:r>
+      <w:proofErr w:type="spellStart"/>
+      <w:r>
+        <w:t>Div</w:t>
+      </w:r>
+      <w:proofErr w:type="spellEnd"/>
+      <w:r>
+        <w:t xml:space="preserve"> doboz helyett átalakítottuk a </w:t>
+      </w:r>
+      <w:proofErr w:type="spellStart"/>
+      <w:r>
+        <w:t>maint</w:t>
+      </w:r>
+      <w:proofErr w:type="spellEnd"/>
+      <w:r>
+        <w:t xml:space="preserve"> erről:</w:t>
+      </w:r>
+    </w:p>
+    <w:p>
+      <w:pPr>
+        <w:ind w:left="708"/>
+      </w:pPr>
+      <w:r>
+        <w:t xml:space="preserve">&lt;main </w:t>
+      </w:r>
+      <w:proofErr w:type="spellStart"/>
+      <w:r>
+        <w:t>id</w:t>
+      </w:r>
+      <w:proofErr w:type="spellEnd"/>
+      <w:r>
+        <w:t>="</w:t>
+      </w:r>
+      <w:proofErr w:type="spellStart"/>
+      <w:r>
+        <w:t>wrapper</w:t>
+      </w:r>
+      <w:proofErr w:type="spellEnd"/>
+      <w:r>
+        <w:t xml:space="preserve">"&gt; </w:t>
+      </w:r>
+      <w:r>
+        <w:br/>
+        <w:t xml:space="preserve">&lt;div </w:t>
+      </w:r>
+      <w:proofErr w:type="spellStart"/>
+      <w:r>
+        <w:t>id</w:t>
+      </w:r>
+      <w:proofErr w:type="spellEnd"/>
+      <w:r>
+        <w:t>="</w:t>
+      </w:r>
+      <w:proofErr w:type="spellStart"/>
+      <w:r>
+        <w:t>content</w:t>
+      </w:r>
+      <w:proofErr w:type="spellEnd"/>
+      <w:r>
+        <w:t>"&gt;</w:t>
+      </w:r>
+      <w:r>
+        <w:br/>
+      </w:r>
+      <w:r>
+        <w:t xml:space="preserve">&lt;?php </w:t>
+      </w:r>
+      <w:proofErr w:type="spellStart"/>
+      <w:r>
+        <w:t>include</w:t>
+      </w:r>
+      <w:proofErr w:type="spellEnd"/>
+      <w:r>
+        <w:t>("./</w:t>
+      </w:r>
+      <w:proofErr w:type="spellStart"/>
+      <w:r>
+        <w:t>templates</w:t>
+      </w:r>
+      <w:proofErr w:type="spellEnd"/>
+      <w:r>
+        <w:t>/</w:t>
+      </w:r>
+      <w:proofErr w:type="spellStart"/>
+      <w:r>
+        <w:t>pages</w:t>
+      </w:r>
+      <w:proofErr w:type="spellEnd"/>
+      <w:r>
+        <w:t>/{$keres['</w:t>
+      </w:r>
+      <w:proofErr w:type="spellStart"/>
+      <w:r>
+        <w:t>fajl</w:t>
+      </w:r>
+      <w:proofErr w:type="spellEnd"/>
+      <w:r>
+        <w:t>']}.</w:t>
+      </w:r>
+      <w:proofErr w:type="spellStart"/>
+      <w:r>
+        <w:t>tpl.php</w:t>
+      </w:r>
+      <w:proofErr w:type="spellEnd"/>
+      <w:r>
+        <w:t>"); ?&gt;</w:t>
+      </w:r>
+      <w:r>
+        <w:br/>
+        <w:t>&lt;/main&gt;</w:t>
+      </w:r>
+    </w:p>
+    <w:p>
+      <w:r>
+        <w:t>Erre:</w:t>
+      </w:r>
+    </w:p>
+    <w:p>
+      <w:r>
+        <w:t xml:space="preserve"> &lt;main </w:t>
+      </w:r>
+      <w:proofErr w:type="spellStart"/>
+      <w:r>
+        <w:t>id</w:t>
+      </w:r>
+      <w:proofErr w:type="spellEnd"/>
+      <w:r>
+        <w:t>="</w:t>
+      </w:r>
+      <w:proofErr w:type="spellStart"/>
+      <w:r>
+        <w:t>content</w:t>
+      </w:r>
+      <w:proofErr w:type="spellEnd"/>
+      <w:r>
+        <w:t>"&gt;</w:t>
+      </w:r>
+    </w:p>
+    <w:p>
+      <w:r>
+        <w:t xml:space="preserve">            &lt;?php </w:t>
+      </w:r>
+      <w:proofErr w:type="spellStart"/>
+      <w:r>
+        <w:t>include</w:t>
+      </w:r>
+      <w:proofErr w:type="spellEnd"/>
+      <w:r>
+        <w:t>("./</w:t>
+      </w:r>
+      <w:proofErr w:type="spellStart"/>
+      <w:r>
+        <w:t>templates</w:t>
+      </w:r>
+      <w:proofErr w:type="spellEnd"/>
+      <w:r>
+        <w:t>/</w:t>
+      </w:r>
+      <w:proofErr w:type="spellStart"/>
+      <w:r>
+        <w:t>pages</w:t>
+      </w:r>
+      <w:proofErr w:type="spellEnd"/>
+      <w:r>
+        <w:t>/{$keres['</w:t>
+      </w:r>
+      <w:proofErr w:type="spellStart"/>
+      <w:r>
+        <w:t>fajl</w:t>
+      </w:r>
+      <w:proofErr w:type="spellEnd"/>
+      <w:r>
+        <w:t>']}.</w:t>
+      </w:r>
+      <w:proofErr w:type="spellStart"/>
+      <w:r>
+        <w:t>tpl.php</w:t>
+      </w:r>
+      <w:proofErr w:type="spellEnd"/>
+      <w:r>
+        <w:t>"); ?&gt;</w:t>
+      </w:r>
+    </w:p>
+    <w:p>
+      <w:r>
+        <w:t>        &lt;/main&gt;</w:t>
+      </w:r>
+      <w:r>
+        <w:t xml:space="preserve"> -</w:t>
+      </w:r>
+      <w:r>
+        <w:sym w:font="Wingdings" w:char="F0E0"/>
+      </w:r>
+      <w:r>
+        <w:t xml:space="preserve"> div doboz helyett</w:t>
       </w:r>
       <w:r>
         <w:br/>

--- a/Dokumentáció.docx
+++ b/Dokumentáció.docx
@@ -4,23 +4,7 @@
   <w:body>
     <w:p>
       <w:r>
-        <w:t xml:space="preserve">Bemásoltuk az alap projektet, melynél több ponton is hibád észleltünk, mivel nem működtek a linkek, amit azzal javítottunk, hogy néhány helyre „?” karaktert kellett beillesztenünk, mert ugye a fejlesztői környezetben az egy olyan címeket próbált így megnyitni, ami nem létezik. Miután sikerült megoldani a problémát, elindítottuk az XAMPP-ot, és a </w:t>
-      </w:r>
-      <w:proofErr w:type="spellStart"/>
-      <w:r>
-        <w:t>MySQL</w:t>
-      </w:r>
-      <w:proofErr w:type="spellEnd"/>
-      <w:r>
-        <w:t xml:space="preserve"> </w:t>
-      </w:r>
-      <w:proofErr w:type="spellStart"/>
-      <w:r>
-        <w:t>admin-on</w:t>
-      </w:r>
-      <w:proofErr w:type="spellEnd"/>
-      <w:r>
-        <w:t xml:space="preserve"> keresztül létrehoztuk az adatbázist a mellékelt SQL fájl alapján. </w:t>
+        <w:t xml:space="preserve">Bemásoltuk az alap projektet, melynél több ponton is hibád észleltünk, mivel nem működtek a linkek, amit azzal javítottunk, hogy néhány helyre „?” karaktert kellett beillesztenünk, mert ugye a fejlesztői környezetben az egy olyan címeket próbált így megnyitni, ami nem létezik. Miután sikerült megoldani a problémát, elindítottuk az XAMPP-ot, és a MySQL admin-on keresztül létrehoztuk az adatbázist a mellékelt SQL fájl alapján. </w:t>
       </w:r>
       <w:r>
         <w:t>A regisztráció is működik.</w:t>
@@ -28,23 +12,7 @@
     </w:p>
     <w:p>
       <w:r>
-        <w:t xml:space="preserve">Ezután a formázást készítettük elő. Átrendeztük a menüt, hogy több szintű és vízszintes legyen, illetve a </w:t>
-      </w:r>
-      <w:proofErr w:type="spellStart"/>
-      <w:r>
-        <w:t>footer</w:t>
-      </w:r>
-      <w:proofErr w:type="spellEnd"/>
-      <w:r>
-        <w:t xml:space="preserve">-t beállítottuk, hogy automatikusan a képernyő legalján jelenjen meg, akkor is, ha az oldal nem tölti ki a teljes képernyőt. Illetve a be- és kilépés gombok ne legyenek egyszerre aktívak, hanem csak az aktuális </w:t>
-      </w:r>
-      <w:proofErr w:type="spellStart"/>
-      <w:r>
-        <w:t>bejelentkezettségi</w:t>
-      </w:r>
-      <w:proofErr w:type="spellEnd"/>
-      <w:r>
-        <w:t xml:space="preserve"> állapot alapján. </w:t>
+        <w:t xml:space="preserve">Ezután a formázást készítettük elő. Átrendeztük a menüt, hogy több szintű és vízszintes legyen, illetve a footer-t beállítottuk, hogy automatikusan a képernyő legalján jelenjen meg, akkor is, ha az oldal nem tölti ki a teljes képernyőt. Illetve a be- és kilépés gombok ne legyenek egyszerre aktívak, hanem csak az aktuális bejelentkezettségi állapot alapján. </w:t>
       </w:r>
       <w:r>
         <w:t>Illetve ha valaki bejelentkezett, akkor a jobb felső sarokban egy kis poros ikon, és a név mutatja, hogy be vagyunk jelentkezve</w:t>
@@ -95,31 +63,7 @@
     </w:p>
     <w:p>
       <w:r>
-        <w:t xml:space="preserve">Kis módosítások után a menü szélességet inkább a teljes képernyő szélességéhez igazítottuk, egy minimum 160 </w:t>
-      </w:r>
-      <w:proofErr w:type="spellStart"/>
-      <w:r>
-        <w:t>px</w:t>
-      </w:r>
-      <w:proofErr w:type="spellEnd"/>
-      <w:r>
-        <w:t xml:space="preserve">-es mérettel, hogy ne nyomódjanak össze véletlenül sem, de ez a későbbiekben a </w:t>
-      </w:r>
-      <w:proofErr w:type="spellStart"/>
-      <w:r>
-        <w:t>reszponzivitás</w:t>
-      </w:r>
-      <w:proofErr w:type="spellEnd"/>
-      <w:r>
-        <w:t xml:space="preserve"> létrehozásánál nem lesz mérvadó probléma. A tartalom részt is a </w:t>
-      </w:r>
-      <w:proofErr w:type="spellStart"/>
-      <w:r>
-        <w:t>footer-hez</w:t>
-      </w:r>
-      <w:proofErr w:type="spellEnd"/>
-      <w:r>
-        <w:t xml:space="preserve"> igazítottuk, hogy egységesen szürke legyen a háttér. Ha </w:t>
+        <w:t xml:space="preserve">Kis módosítások után a menü szélességet inkább a teljes képernyő szélességéhez igazítottuk, egy minimum 160 px-es mérettel, hogy ne nyomódjanak össze véletlenül sem, de ez a későbbiekben a reszponzivitás létrehozásánál nem lesz mérvadó probléma. A tartalom részt is a footer-hez igazítottuk, hogy egységesen szürke legyen a háttér. Ha </w:t>
       </w:r>
       <w:r>
         <w:t>valaki bejelentkezett, akkor a jobb felső sarokban egy kis poros ikon, és a név mutatja, hogy be vagyunk jelentkezve:</w:t>
@@ -170,19 +114,14 @@
     <w:p>
       <w:r>
         <w:lastRenderedPageBreak/>
-        <w:t xml:space="preserve">Elkezdtük újra gondolni és az új módosítással, így nem működik most a </w:t>
-      </w:r>
-      <w:proofErr w:type="spellStart"/>
-      <w:r>
-        <w:t>lenyiló</w:t>
-      </w:r>
-      <w:proofErr w:type="spellEnd"/>
-      <w:r>
-        <w:t xml:space="preserve"> menü kis nézetben</w:t>
-      </w:r>
-    </w:p>
-    <w:p>
-      <w:r>
+        <w:t>Elkezdtük újra gondolni és az új módosítással, így nem működik most a lenyiló menü kis nézetben</w:t>
+      </w:r>
+    </w:p>
+    <w:p>
+      <w:r>
+        <w:rPr>
+          <w:noProof/>
+        </w:rPr>
         <w:drawing>
           <wp:inline distT="0" distB="0" distL="0" distR="0" wp14:anchorId="6FE8337C" wp14:editId="266B128D">
             <wp:extent cx="5760720" cy="5269865"/>
@@ -222,39 +161,7 @@
     </w:p>
     <w:p>
       <w:r>
-        <w:t xml:space="preserve">A </w:t>
-      </w:r>
-      <w:proofErr w:type="spellStart"/>
-      <w:r>
-        <w:t>css</w:t>
-      </w:r>
-      <w:proofErr w:type="spellEnd"/>
-      <w:r>
-        <w:t xml:space="preserve">-ben a </w:t>
-      </w:r>
-      <w:proofErr w:type="spellStart"/>
-      <w:r>
-        <w:t>display:block</w:t>
-      </w:r>
-      <w:proofErr w:type="spellEnd"/>
-      <w:r>
-        <w:t xml:space="preserve"> volt beállítva és nem </w:t>
-      </w:r>
-      <w:proofErr w:type="spellStart"/>
-      <w:r>
-        <w:t>display:none</w:t>
-      </w:r>
-      <w:proofErr w:type="spellEnd"/>
-      <w:r>
-        <w:t xml:space="preserve">, tehát ez lett </w:t>
-      </w:r>
-      <w:proofErr w:type="spellStart"/>
-      <w:r>
-        <w:t>módisítva</w:t>
-      </w:r>
-      <w:proofErr w:type="spellEnd"/>
-      <w:r>
-        <w:t>:</w:t>
+        <w:t>A css-ben a display:block volt beállítva és nem display:none, tehát ez lett módisítva:</w:t>
       </w:r>
     </w:p>
     <w:p>
@@ -263,189 +170,83 @@
           <w:highlight w:val="yellow"/>
         </w:rPr>
       </w:pPr>
-      <w:proofErr w:type="spellStart"/>
       <w:r>
         <w:rPr>
           <w:highlight w:val="yellow"/>
         </w:rPr>
-        <w:t>media</w:t>
-      </w:r>
-      <w:proofErr w:type="spellEnd"/>
-      <w:r>
+        <w:t>media (max-width: 991px) {</w:t>
+      </w:r>
+    </w:p>
+    <w:p>
+      <w:pPr>
         <w:rPr>
           <w:highlight w:val="yellow"/>
         </w:rPr>
-        <w:t xml:space="preserve"> (</w:t>
-      </w:r>
-      <w:proofErr w:type="spellStart"/>
+      </w:pPr>
       <w:r>
         <w:rPr>
           <w:highlight w:val="yellow"/>
         </w:rPr>
-        <w:t>max-width</w:t>
-      </w:r>
-      <w:proofErr w:type="spellEnd"/>
-      <w:r>
+        <w:t>    .second-level-menu,</w:t>
+      </w:r>
+    </w:p>
+    <w:p>
+      <w:pPr>
         <w:rPr>
           <w:highlight w:val="yellow"/>
         </w:rPr>
-        <w:t>: 991px) {</w:t>
-      </w:r>
-    </w:p>
-    <w:p>
-      <w:pPr>
+      </w:pPr>
+      <w:r>
         <w:rPr>
           <w:highlight w:val="yellow"/>
         </w:rPr>
-      </w:pPr>
-      <w:r>
+        <w:t>    .third-level-menu {</w:t>
+      </w:r>
+    </w:p>
+    <w:p>
+      <w:pPr>
         <w:rPr>
           <w:highlight w:val="yellow"/>
         </w:rPr>
-        <w:t>    .</w:t>
-      </w:r>
-      <w:proofErr w:type="spellStart"/>
+      </w:pPr>
       <w:r>
         <w:rPr>
           <w:highlight w:val="yellow"/>
         </w:rPr>
-        <w:t>second-level-menu</w:t>
-      </w:r>
-      <w:proofErr w:type="spellEnd"/>
-      <w:r>
+        <w:t>        position: static;</w:t>
+      </w:r>
+    </w:p>
+    <w:p>
+      <w:pPr>
         <w:rPr>
           <w:highlight w:val="yellow"/>
         </w:rPr>
-        <w:t>,</w:t>
-      </w:r>
-    </w:p>
-    <w:p>
-      <w:pPr>
+      </w:pPr>
+      <w:r>
         <w:rPr>
           <w:highlight w:val="yellow"/>
         </w:rPr>
-      </w:pPr>
-      <w:r>
+        <w:t>        display: block;</w:t>
+      </w:r>
+    </w:p>
+    <w:p>
+      <w:pPr>
         <w:rPr>
           <w:highlight w:val="yellow"/>
         </w:rPr>
-        <w:t>    .</w:t>
-      </w:r>
-      <w:proofErr w:type="spellStart"/>
+      </w:pPr>
       <w:r>
         <w:rPr>
           <w:highlight w:val="yellow"/>
         </w:rPr>
-        <w:t>third-level-menu</w:t>
-      </w:r>
-      <w:proofErr w:type="spellEnd"/>
+        <w:t>        width: 100%;</w:t>
+      </w:r>
+    </w:p>
+    <w:p>
       <w:r>
         <w:rPr>
           <w:highlight w:val="yellow"/>
         </w:rPr>
-        <w:t xml:space="preserve"> {</w:t>
-      </w:r>
-    </w:p>
-    <w:p>
-      <w:pPr>
-        <w:rPr>
-          <w:highlight w:val="yellow"/>
-        </w:rPr>
-      </w:pPr>
-      <w:r>
-        <w:rPr>
-          <w:highlight w:val="yellow"/>
-        </w:rPr>
-        <w:t xml:space="preserve">        </w:t>
-      </w:r>
-      <w:proofErr w:type="spellStart"/>
-      <w:r>
-        <w:rPr>
-          <w:highlight w:val="yellow"/>
-        </w:rPr>
-        <w:t>position</w:t>
-      </w:r>
-      <w:proofErr w:type="spellEnd"/>
-      <w:r>
-        <w:rPr>
-          <w:highlight w:val="yellow"/>
-        </w:rPr>
-        <w:t xml:space="preserve">: </w:t>
-      </w:r>
-      <w:proofErr w:type="spellStart"/>
-      <w:r>
-        <w:rPr>
-          <w:highlight w:val="yellow"/>
-        </w:rPr>
-        <w:t>static</w:t>
-      </w:r>
-      <w:proofErr w:type="spellEnd"/>
-      <w:r>
-        <w:rPr>
-          <w:highlight w:val="yellow"/>
-        </w:rPr>
-        <w:t>;</w:t>
-      </w:r>
-    </w:p>
-    <w:p>
-      <w:pPr>
-        <w:rPr>
-          <w:highlight w:val="yellow"/>
-        </w:rPr>
-      </w:pPr>
-      <w:r>
-        <w:rPr>
-          <w:highlight w:val="yellow"/>
-        </w:rPr>
-        <w:t xml:space="preserve">        display: </w:t>
-      </w:r>
-      <w:proofErr w:type="spellStart"/>
-      <w:r>
-        <w:rPr>
-          <w:highlight w:val="yellow"/>
-        </w:rPr>
-        <w:t>block</w:t>
-      </w:r>
-      <w:proofErr w:type="spellEnd"/>
-      <w:r>
-        <w:rPr>
-          <w:highlight w:val="yellow"/>
-        </w:rPr>
-        <w:t>;</w:t>
-      </w:r>
-    </w:p>
-    <w:p>
-      <w:pPr>
-        <w:rPr>
-          <w:highlight w:val="yellow"/>
-        </w:rPr>
-      </w:pPr>
-      <w:r>
-        <w:rPr>
-          <w:highlight w:val="yellow"/>
-        </w:rPr>
-        <w:t xml:space="preserve">        </w:t>
-      </w:r>
-      <w:proofErr w:type="spellStart"/>
-      <w:r>
-        <w:rPr>
-          <w:highlight w:val="yellow"/>
-        </w:rPr>
-        <w:t>width</w:t>
-      </w:r>
-      <w:proofErr w:type="spellEnd"/>
-      <w:r>
-        <w:rPr>
-          <w:highlight w:val="yellow"/>
-        </w:rPr>
-        <w:t>: 100%;</w:t>
-      </w:r>
-    </w:p>
-    <w:p>
-      <w:r>
-        <w:rPr>
-          <w:highlight w:val="yellow"/>
-        </w:rPr>
         <w:t>    }</w:t>
       </w:r>
     </w:p>
@@ -460,196 +261,93 @@
           <w:highlight w:val="green"/>
         </w:rPr>
       </w:pPr>
-      <w:proofErr w:type="spellStart"/>
       <w:r>
         <w:rPr>
           <w:highlight w:val="green"/>
         </w:rPr>
-        <w:t>media</w:t>
-      </w:r>
-      <w:proofErr w:type="spellEnd"/>
-      <w:r>
+        <w:t>media (max-width: 991px) {</w:t>
+      </w:r>
+    </w:p>
+    <w:p>
+      <w:pPr>
         <w:rPr>
           <w:highlight w:val="green"/>
         </w:rPr>
-        <w:t xml:space="preserve"> (</w:t>
-      </w:r>
-      <w:proofErr w:type="spellStart"/>
+      </w:pPr>
       <w:r>
         <w:rPr>
           <w:highlight w:val="green"/>
         </w:rPr>
-        <w:t>max-width</w:t>
-      </w:r>
-      <w:proofErr w:type="spellEnd"/>
-      <w:r>
+        <w:t>    .second-level-menu,</w:t>
+      </w:r>
+    </w:p>
+    <w:p>
+      <w:pPr>
         <w:rPr>
           <w:highlight w:val="green"/>
         </w:rPr>
-        <w:t>: 991px) {</w:t>
-      </w:r>
-    </w:p>
-    <w:p>
-      <w:pPr>
+      </w:pPr>
+      <w:r>
         <w:rPr>
           <w:highlight w:val="green"/>
         </w:rPr>
-      </w:pPr>
-      <w:r>
+        <w:lastRenderedPageBreak/>
+        <w:t>    .third-level-menu {</w:t>
+      </w:r>
+    </w:p>
+    <w:p>
+      <w:pPr>
         <w:rPr>
           <w:highlight w:val="green"/>
         </w:rPr>
-        <w:t>    .</w:t>
-      </w:r>
-      <w:proofErr w:type="spellStart"/>
+      </w:pPr>
       <w:r>
         <w:rPr>
           <w:highlight w:val="green"/>
         </w:rPr>
-        <w:t>second-level-menu</w:t>
-      </w:r>
-      <w:proofErr w:type="spellEnd"/>
-      <w:r>
+        <w:t>        position: static;</w:t>
+      </w:r>
+    </w:p>
+    <w:p>
+      <w:pPr>
         <w:rPr>
           <w:highlight w:val="green"/>
         </w:rPr>
-        <w:t>,</w:t>
-      </w:r>
-    </w:p>
-    <w:p>
-      <w:pPr>
+      </w:pPr>
+      <w:r>
         <w:rPr>
           <w:highlight w:val="green"/>
         </w:rPr>
-      </w:pPr>
-      <w:r>
+        <w:t>        display: none;</w:t>
+      </w:r>
+    </w:p>
+    <w:p>
+      <w:pPr>
         <w:rPr>
           <w:highlight w:val="green"/>
         </w:rPr>
-        <w:lastRenderedPageBreak/>
-        <w:t>    .</w:t>
-      </w:r>
-      <w:proofErr w:type="spellStart"/>
+      </w:pPr>
       <w:r>
         <w:rPr>
           <w:highlight w:val="green"/>
         </w:rPr>
-        <w:t>third-level-menu</w:t>
-      </w:r>
-      <w:proofErr w:type="spellEnd"/>
+        <w:t>        width: 100%;</w:t>
+      </w:r>
+    </w:p>
+    <w:p>
       <w:r>
         <w:rPr>
           <w:highlight w:val="green"/>
         </w:rPr>
-        <w:t xml:space="preserve"> {</w:t>
-      </w:r>
-    </w:p>
-    <w:p>
-      <w:pPr>
-        <w:rPr>
-          <w:highlight w:val="green"/>
-        </w:rPr>
-      </w:pPr>
-      <w:r>
-        <w:rPr>
-          <w:highlight w:val="green"/>
-        </w:rPr>
-        <w:t xml:space="preserve">        </w:t>
-      </w:r>
-      <w:proofErr w:type="spellStart"/>
-      <w:r>
-        <w:rPr>
-          <w:highlight w:val="green"/>
-        </w:rPr>
-        <w:t>position</w:t>
-      </w:r>
-      <w:proofErr w:type="spellEnd"/>
-      <w:r>
-        <w:rPr>
-          <w:highlight w:val="green"/>
-        </w:rPr>
-        <w:t xml:space="preserve">: </w:t>
-      </w:r>
-      <w:proofErr w:type="spellStart"/>
-      <w:r>
-        <w:rPr>
-          <w:highlight w:val="green"/>
-        </w:rPr>
-        <w:t>static</w:t>
-      </w:r>
-      <w:proofErr w:type="spellEnd"/>
-      <w:r>
-        <w:rPr>
-          <w:highlight w:val="green"/>
-        </w:rPr>
-        <w:t>;</w:t>
-      </w:r>
-    </w:p>
-    <w:p>
-      <w:pPr>
-        <w:rPr>
-          <w:highlight w:val="green"/>
-        </w:rPr>
-      </w:pPr>
-      <w:r>
-        <w:rPr>
-          <w:highlight w:val="green"/>
-        </w:rPr>
-        <w:t xml:space="preserve">        display: </w:t>
-      </w:r>
-      <w:proofErr w:type="spellStart"/>
-      <w:r>
-        <w:rPr>
-          <w:highlight w:val="green"/>
-        </w:rPr>
-        <w:t>none</w:t>
-      </w:r>
-      <w:proofErr w:type="spellEnd"/>
-      <w:r>
-        <w:rPr>
-          <w:highlight w:val="green"/>
-        </w:rPr>
-        <w:t>;</w:t>
-      </w:r>
-    </w:p>
-    <w:p>
-      <w:pPr>
-        <w:rPr>
-          <w:highlight w:val="green"/>
-        </w:rPr>
-      </w:pPr>
-      <w:r>
-        <w:rPr>
-          <w:highlight w:val="green"/>
-        </w:rPr>
-        <w:t xml:space="preserve">        </w:t>
-      </w:r>
-      <w:proofErr w:type="spellStart"/>
-      <w:r>
-        <w:rPr>
-          <w:highlight w:val="green"/>
-        </w:rPr>
-        <w:t>width</w:t>
-      </w:r>
-      <w:proofErr w:type="spellEnd"/>
-      <w:r>
-        <w:rPr>
-          <w:highlight w:val="green"/>
-        </w:rPr>
-        <w:t>: 100%;</w:t>
-      </w:r>
-    </w:p>
-    <w:p>
-      <w:r>
-        <w:rPr>
-          <w:highlight w:val="green"/>
-        </w:rPr>
         <w:t>    }</w:t>
       </w:r>
     </w:p>
     <w:p/>
     <w:p>
       <w:r>
+        <w:rPr>
+          <w:noProof/>
+        </w:rPr>
         <w:drawing>
           <wp:inline distT="0" distB="0" distL="0" distR="0" wp14:anchorId="7FBDFAB8" wp14:editId="3CED2A0A">
             <wp:extent cx="5760720" cy="5229860"/>
@@ -689,111 +387,15 @@
     </w:p>
     <w:p>
       <w:r>
-        <w:t xml:space="preserve">A </w:t>
-      </w:r>
-      <w:proofErr w:type="spellStart"/>
-      <w:r>
-        <w:t>Css</w:t>
-      </w:r>
-      <w:proofErr w:type="spellEnd"/>
-      <w:r>
-        <w:t xml:space="preserve"> szerkesztése a reszponzív kinézethez: </w:t>
-      </w:r>
-      <w:r>
-        <w:t xml:space="preserve">Az, hogy a főmenü mobilon hamburgeres legyen, a </w:t>
-      </w:r>
-      <w:proofErr w:type="spellStart"/>
-      <w:r>
-        <w:t>Bootstrap</w:t>
-      </w:r>
-      <w:proofErr w:type="spellEnd"/>
-      <w:r>
-        <w:t xml:space="preserve"> reszponzív menü mintából jön, az oldal-07.html fájlban </w:t>
-      </w:r>
-      <w:proofErr w:type="spellStart"/>
-      <w:r>
-        <w:t>navbar</w:t>
-      </w:r>
-      <w:proofErr w:type="spellEnd"/>
-      <w:r>
-        <w:t xml:space="preserve">, </w:t>
-      </w:r>
-      <w:proofErr w:type="spellStart"/>
-      <w:r>
-        <w:t>navbar-toggler</w:t>
-      </w:r>
-      <w:proofErr w:type="spellEnd"/>
-      <w:r>
-        <w:t xml:space="preserve">, </w:t>
-      </w:r>
-      <w:proofErr w:type="spellStart"/>
-      <w:r>
-        <w:t>collapse</w:t>
-      </w:r>
-      <w:proofErr w:type="spellEnd"/>
-      <w:r>
-        <w:t xml:space="preserve"> </w:t>
-      </w:r>
-      <w:proofErr w:type="spellStart"/>
-      <w:r>
-        <w:t>navbar-collapse</w:t>
-      </w:r>
-      <w:proofErr w:type="spellEnd"/>
-      <w:r>
-        <w:t xml:space="preserve"> szerkezettel. </w:t>
-      </w:r>
-    </w:p>
-    <w:p>
-      <w:r>
-        <w:t xml:space="preserve">Az, hogy a 2. és 3. szint külön </w:t>
-      </w:r>
-      <w:proofErr w:type="spellStart"/>
-      <w:r>
-        <w:t>second-level-menu</w:t>
-      </w:r>
-      <w:proofErr w:type="spellEnd"/>
-      <w:r>
-        <w:t xml:space="preserve"> és </w:t>
-      </w:r>
-      <w:proofErr w:type="spellStart"/>
-      <w:r>
-        <w:t>third-level-menu</w:t>
-      </w:r>
-      <w:proofErr w:type="spellEnd"/>
-      <w:r>
-        <w:t xml:space="preserve"> legyen, valamint asztali nézetben </w:t>
-      </w:r>
-      <w:proofErr w:type="spellStart"/>
-      <w:r>
-        <w:t>position</w:t>
-      </w:r>
-      <w:proofErr w:type="spellEnd"/>
-      <w:r>
-        <w:t xml:space="preserve">: </w:t>
-      </w:r>
-      <w:proofErr w:type="spellStart"/>
-      <w:r>
-        <w:t>absolute</w:t>
-      </w:r>
-      <w:proofErr w:type="spellEnd"/>
-      <w:r>
-        <w:t xml:space="preserve"> és display: </w:t>
-      </w:r>
-      <w:proofErr w:type="spellStart"/>
-      <w:r>
-        <w:t>none</w:t>
-      </w:r>
-      <w:proofErr w:type="spellEnd"/>
-      <w:r>
-        <w:t xml:space="preserve"> alapról induljon, a tobbszintu-menu2.html mintából jön. Ott a menük alapból rejtve vannak, és </w:t>
-      </w:r>
-      <w:proofErr w:type="spellStart"/>
-      <w:r>
-        <w:t>hoverre</w:t>
-      </w:r>
-      <w:proofErr w:type="spellEnd"/>
-      <w:r>
-        <w:t xml:space="preserve"> nyílnak</w:t>
+        <w:t xml:space="preserve">A Css szerkesztése a reszponzív kinézethez: </w:t>
+      </w:r>
+      <w:r>
+        <w:t xml:space="preserve">Az, hogy a főmenü mobilon hamburgeres legyen, a Bootstrap reszponzív menü mintából jön, az oldal-07.html fájlban navbar, navbar-toggler, collapse navbar-collapse szerkezettel. </w:t>
+      </w:r>
+    </w:p>
+    <w:p>
+      <w:r>
+        <w:t>Az, hogy a 2. és 3. szint külön second-level-menu és third-level-menu legyen, valamint asztali nézetben position: absolute és display: none alapról induljon, a tobbszintu-menu2.html mintából jön. Ott a menük alapból rejtve vannak, és hoverre nyílnak</w:t>
       </w:r>
     </w:p>
     <w:p>
@@ -840,15 +442,7 @@
         </w:numPr>
       </w:pPr>
       <w:r>
-        <w:t xml:space="preserve">display: </w:t>
-      </w:r>
-      <w:proofErr w:type="spellStart"/>
-      <w:r>
-        <w:t>none</w:t>
-      </w:r>
-      <w:proofErr w:type="spellEnd"/>
-      <w:r>
-        <w:t xml:space="preserve">; induló állapot az almenükre → tobbszintu-menu2.html </w:t>
+        <w:t xml:space="preserve">display: none; induló állapot az almenükre → tobbszintu-menu2.html </w:t>
       </w:r>
     </w:p>
     <w:p>
@@ -859,15 +453,7 @@
         </w:numPr>
       </w:pPr>
       <w:r>
-        <w:t xml:space="preserve">a fő hamburger menü </w:t>
-      </w:r>
-      <w:proofErr w:type="spellStart"/>
-      <w:r>
-        <w:t>Bootstrap-collapsos</w:t>
-      </w:r>
-      <w:proofErr w:type="spellEnd"/>
-      <w:r>
-        <w:t xml:space="preserve"> működése → oldal-07.html </w:t>
+        <w:t xml:space="preserve">a fő hamburger menü Bootstrap-collapsos működése → oldal-07.html </w:t>
       </w:r>
     </w:p>
     <w:p>
@@ -892,21 +478,8 @@
           <w:numId w:val="2"/>
         </w:numPr>
       </w:pPr>
-      <w:proofErr w:type="spellStart"/>
-      <w:r>
-        <w:t>position</w:t>
-      </w:r>
-      <w:proofErr w:type="spellEnd"/>
-      <w:r>
-        <w:t xml:space="preserve">: </w:t>
-      </w:r>
-      <w:proofErr w:type="spellStart"/>
-      <w:r>
-        <w:t>static</w:t>
-      </w:r>
-      <w:proofErr w:type="spellEnd"/>
-      <w:r>
-        <w:t xml:space="preserve">; </w:t>
+      <w:r>
+        <w:t xml:space="preserve">position: static; </w:t>
       </w:r>
     </w:p>
     <w:p>
@@ -916,13 +489,8 @@
           <w:numId w:val="2"/>
         </w:numPr>
       </w:pPr>
-      <w:proofErr w:type="spellStart"/>
-      <w:r>
-        <w:t>width</w:t>
-      </w:r>
-      <w:proofErr w:type="spellEnd"/>
-      <w:r>
-        <w:t xml:space="preserve">: 100%; </w:t>
+      <w:r>
+        <w:t xml:space="preserve">width: 100%; </w:t>
       </w:r>
     </w:p>
     <w:p>
@@ -933,15 +501,7 @@
         </w:numPr>
       </w:pPr>
       <w:r>
-        <w:t>margin-</w:t>
-      </w:r>
-      <w:proofErr w:type="spellStart"/>
-      <w:r>
-        <w:t>left</w:t>
-      </w:r>
-      <w:proofErr w:type="spellEnd"/>
-      <w:r>
-        <w:t xml:space="preserve">: 20px; </w:t>
+        <w:t xml:space="preserve">margin-left: 20px; </w:t>
       </w:r>
     </w:p>
     <w:p>
@@ -955,13 +515,8 @@
           <w:noProof/>
         </w:rPr>
       </w:pPr>
-      <w:proofErr w:type="spellStart"/>
-      <w:r>
-        <w:t>Grid</w:t>
-      </w:r>
-      <w:proofErr w:type="spellEnd"/>
-      <w:r>
-        <w:t xml:space="preserve"> megvalósítása úgy hogy 2 oszlop legyen:</w:t>
+      <w:r>
+        <w:t>Grid megvalósítása úgy hogy 2 oszlop legyen:</w:t>
       </w:r>
       <w:r>
         <w:rPr>
@@ -970,6 +525,9 @@
         <w:t xml:space="preserve"> </w:t>
       </w:r>
       <w:r>
+        <w:rPr>
+          <w:noProof/>
+        </w:rPr>
         <w:drawing>
           <wp:inline distT="0" distB="0" distL="0" distR="0" wp14:anchorId="21A3BCE1" wp14:editId="586F0F33">
             <wp:extent cx="5760720" cy="2625090"/>
@@ -1022,6 +580,9 @@
     </w:p>
     <w:p>
       <w:r>
+        <w:rPr>
+          <w:noProof/>
+        </w:rPr>
         <w:lastRenderedPageBreak/>
         <w:drawing>
           <wp:inline distT="0" distB="0" distL="0" distR="0" wp14:anchorId="2756D14D" wp14:editId="0C283BD6">
@@ -1061,62 +622,20 @@
       </w:r>
     </w:p>
     <w:p>
-      <w:proofErr w:type="spellStart"/>
-      <w:r>
-        <w:t>Navbar-brand</w:t>
-      </w:r>
-      <w:proofErr w:type="spellEnd"/>
-      <w:r>
-        <w:t xml:space="preserve"> újragondolása, így azt írja ki ami az oldal fejléc címe:</w:t>
-      </w:r>
-    </w:p>
-    <w:p>
-      <w:r>
-        <w:t xml:space="preserve"> &lt;a </w:t>
-      </w:r>
-      <w:proofErr w:type="spellStart"/>
-      <w:r>
-        <w:t>class</w:t>
-      </w:r>
-      <w:proofErr w:type="spellEnd"/>
-      <w:r>
-        <w:t>="</w:t>
-      </w:r>
-      <w:proofErr w:type="spellStart"/>
-      <w:r>
-        <w:t>navbar-brand</w:t>
-      </w:r>
-      <w:proofErr w:type="spellEnd"/>
-      <w:r>
-        <w:t xml:space="preserve">" </w:t>
-      </w:r>
-      <w:proofErr w:type="spellStart"/>
-      <w:r>
-        <w:t>href</w:t>
-      </w:r>
-      <w:proofErr w:type="spellEnd"/>
-      <w:r>
-        <w:t>="."&gt;&lt;?= $</w:t>
-      </w:r>
-      <w:proofErr w:type="spellStart"/>
-      <w:r>
-        <w:t>fejlec</w:t>
-      </w:r>
-      <w:proofErr w:type="spellEnd"/>
-      <w:r>
-        <w:t>['</w:t>
-      </w:r>
-      <w:proofErr w:type="spellStart"/>
-      <w:r>
-        <w:t>cim</w:t>
-      </w:r>
-      <w:proofErr w:type="spellEnd"/>
-      <w:r>
-        <w:t>'] ?&gt;&lt;/a&gt;</w:t>
-      </w:r>
-    </w:p>
-    <w:p>
-      <w:r>
+      <w:r>
+        <w:t>Navbar-brand újragondolása, így azt írja ki ami az oldal fejléc címe:</w:t>
+      </w:r>
+    </w:p>
+    <w:p>
+      <w:r>
+        <w:t> &lt;a class="navbar-brand" href="."&gt;&lt;?= $fejlec['cim'] ?&gt;&lt;/a&gt;</w:t>
+      </w:r>
+    </w:p>
+    <w:p>
+      <w:r>
+        <w:rPr>
+          <w:noProof/>
+        </w:rPr>
         <w:drawing>
           <wp:inline distT="0" distB="0" distL="0" distR="0" wp14:anchorId="0B34A7B1" wp14:editId="134BC129">
             <wp:extent cx="5760720" cy="2611755"/>
@@ -1166,15 +685,7 @@
     </w:p>
     <w:p>
       <w:r>
-        <w:t>A HTML5 szemantikus elemek használata érdekében a tartalmi részeket &lt;</w:t>
-      </w:r>
-      <w:proofErr w:type="spellStart"/>
-      <w:r>
-        <w:t>section</w:t>
-      </w:r>
-      <w:proofErr w:type="spellEnd"/>
-      <w:r>
-        <w:t>&gt; elemekkel tagoltuk, amely segíti a strukturált felépítést.</w:t>
+        <w:t>A HTML5 szemantikus elemek használata érdekében a tartalmi részeket &lt;section&gt; elemekkel tagoltuk, amely segíti a strukturált felépítést.</w:t>
       </w:r>
     </w:p>
     <w:p>
@@ -1195,15 +706,7 @@
     </w:p>
     <w:p>
       <w:r>
-        <w:t>&lt;</w:t>
-      </w:r>
-      <w:proofErr w:type="spellStart"/>
-      <w:r>
-        <w:t>section</w:t>
-      </w:r>
-      <w:proofErr w:type="spellEnd"/>
-      <w:r>
-        <w:t>&gt;</w:t>
+        <w:t>&lt;section&gt;</w:t>
       </w:r>
       <w:r>
         <w:br/>
@@ -1211,36 +714,12 @@
       </w:r>
       <w:r>
         <w:br/>
-        <w:t>&lt;/</w:t>
-      </w:r>
-      <w:proofErr w:type="spellStart"/>
-      <w:r>
-        <w:t>section</w:t>
-      </w:r>
-      <w:proofErr w:type="spellEnd"/>
-      <w:r>
-        <w:t>&gt;</w:t>
-      </w:r>
-    </w:p>
-    <w:p>
-      <w:r>
-        <w:t xml:space="preserve">Plusz </w:t>
-      </w:r>
-      <w:proofErr w:type="spellStart"/>
-      <w:r>
-        <w:t>Div</w:t>
-      </w:r>
-      <w:proofErr w:type="spellEnd"/>
-      <w:r>
-        <w:t xml:space="preserve"> doboz helyett átalakítottuk a </w:t>
-      </w:r>
-      <w:proofErr w:type="spellStart"/>
-      <w:r>
-        <w:t>maint</w:t>
-      </w:r>
-      <w:proofErr w:type="spellEnd"/>
-      <w:r>
-        <w:t xml:space="preserve"> erről:</w:t>
+        <w:t>&lt;/section&gt;</w:t>
+      </w:r>
+    </w:p>
+    <w:p>
+      <w:r>
+        <w:t>Plusz Div doboz helyett átalakítottuk a maint erről:</w:t>
       </w:r>
     </w:p>
     <w:p>
@@ -1248,89 +727,17 @@
         <w:ind w:left="708"/>
       </w:pPr>
       <w:r>
-        <w:t xml:space="preserve">&lt;main </w:t>
-      </w:r>
-      <w:proofErr w:type="spellStart"/>
-      <w:r>
-        <w:t>id</w:t>
-      </w:r>
-      <w:proofErr w:type="spellEnd"/>
-      <w:r>
-        <w:t>="</w:t>
-      </w:r>
-      <w:proofErr w:type="spellStart"/>
-      <w:r>
-        <w:t>wrapper</w:t>
-      </w:r>
-      <w:proofErr w:type="spellEnd"/>
-      <w:r>
-        <w:t xml:space="preserve">"&gt; </w:t>
-      </w:r>
-      <w:r>
-        <w:br/>
-        <w:t xml:space="preserve">&lt;div </w:t>
-      </w:r>
-      <w:proofErr w:type="spellStart"/>
-      <w:r>
-        <w:t>id</w:t>
-      </w:r>
-      <w:proofErr w:type="spellEnd"/>
-      <w:r>
-        <w:t>="</w:t>
-      </w:r>
-      <w:proofErr w:type="spellStart"/>
-      <w:r>
-        <w:t>content</w:t>
-      </w:r>
-      <w:proofErr w:type="spellEnd"/>
-      <w:r>
-        <w:t>"&gt;</w:t>
-      </w:r>
-      <w:r>
-        <w:br/>
-      </w:r>
-      <w:r>
-        <w:t xml:space="preserve">&lt;?php </w:t>
-      </w:r>
-      <w:proofErr w:type="spellStart"/>
-      <w:r>
-        <w:t>include</w:t>
-      </w:r>
-      <w:proofErr w:type="spellEnd"/>
-      <w:r>
-        <w:t>("./</w:t>
-      </w:r>
-      <w:proofErr w:type="spellStart"/>
-      <w:r>
-        <w:t>templates</w:t>
-      </w:r>
-      <w:proofErr w:type="spellEnd"/>
-      <w:r>
-        <w:t>/</w:t>
-      </w:r>
-      <w:proofErr w:type="spellStart"/>
-      <w:r>
-        <w:t>pages</w:t>
-      </w:r>
-      <w:proofErr w:type="spellEnd"/>
-      <w:r>
-        <w:t>/{$keres['</w:t>
-      </w:r>
-      <w:proofErr w:type="spellStart"/>
-      <w:r>
-        <w:t>fajl</w:t>
-      </w:r>
-      <w:proofErr w:type="spellEnd"/>
-      <w:r>
-        <w:t>']}.</w:t>
-      </w:r>
-      <w:proofErr w:type="spellStart"/>
-      <w:r>
-        <w:t>tpl.php</w:t>
-      </w:r>
-      <w:proofErr w:type="spellEnd"/>
-      <w:r>
-        <w:t>"); ?&gt;</w:t>
+        <w:t xml:space="preserve">&lt;main id="wrapper"&gt; </w:t>
+      </w:r>
+      <w:r>
+        <w:br/>
+        <w:t>&lt;div id="content"&gt;</w:t>
+      </w:r>
+      <w:r>
+        <w:br/>
+      </w:r>
+      <w:r>
+        <w:t>&lt;?php include("./templates/pages/{$keres['fajl']}.tpl.php"); ?&gt;</w:t>
       </w:r>
       <w:r>
         <w:br/>
@@ -1344,68 +751,12 @@
     </w:p>
     <w:p>
       <w:r>
-        <w:t xml:space="preserve"> &lt;main </w:t>
-      </w:r>
-      <w:proofErr w:type="spellStart"/>
-      <w:r>
-        <w:t>id</w:t>
-      </w:r>
-      <w:proofErr w:type="spellEnd"/>
-      <w:r>
-        <w:t>="</w:t>
-      </w:r>
-      <w:proofErr w:type="spellStart"/>
-      <w:r>
-        <w:t>content</w:t>
-      </w:r>
-      <w:proofErr w:type="spellEnd"/>
-      <w:r>
-        <w:t>"&gt;</w:t>
-      </w:r>
-    </w:p>
-    <w:p>
-      <w:r>
-        <w:t xml:space="preserve">            &lt;?php </w:t>
-      </w:r>
-      <w:proofErr w:type="spellStart"/>
-      <w:r>
-        <w:t>include</w:t>
-      </w:r>
-      <w:proofErr w:type="spellEnd"/>
-      <w:r>
-        <w:t>("./</w:t>
-      </w:r>
-      <w:proofErr w:type="spellStart"/>
-      <w:r>
-        <w:t>templates</w:t>
-      </w:r>
-      <w:proofErr w:type="spellEnd"/>
-      <w:r>
-        <w:t>/</w:t>
-      </w:r>
-      <w:proofErr w:type="spellStart"/>
-      <w:r>
-        <w:t>pages</w:t>
-      </w:r>
-      <w:proofErr w:type="spellEnd"/>
-      <w:r>
-        <w:t>/{$keres['</w:t>
-      </w:r>
-      <w:proofErr w:type="spellStart"/>
-      <w:r>
-        <w:t>fajl</w:t>
-      </w:r>
-      <w:proofErr w:type="spellEnd"/>
-      <w:r>
-        <w:t>']}.</w:t>
-      </w:r>
-      <w:proofErr w:type="spellStart"/>
-      <w:r>
-        <w:t>tpl.php</w:t>
-      </w:r>
-      <w:proofErr w:type="spellEnd"/>
-      <w:r>
-        <w:t>"); ?&gt;</w:t>
+        <w:t> &lt;main id="content"&gt;</w:t>
+      </w:r>
+    </w:p>
+    <w:p>
+      <w:r>
+        <w:t>            &lt;?php include("./templates/pages/{$keres['fajl']}.tpl.php"); ?&gt;</w:t>
       </w:r>
     </w:p>
     <w:p>
@@ -1423,6 +774,3840 @@
       </w:r>
       <w:r>
         <w:br/>
+      </w:r>
+    </w:p>
+    <w:p>
+      <w:r>
+        <w:t>Kép Galéria és képek feltöltése:</w:t>
+      </w:r>
+    </w:p>
+    <w:p>
+      <w:r>
+        <w:t>Fontos elvárás: ejelentkezett tud csak feltölteni, de a kpeket mindenki léthatja</w:t>
+      </w:r>
+    </w:p>
+    <w:p>
+      <w:r>
+        <w:t>Forrás a megoldáshoz: PDF:</w:t>
+      </w:r>
+    </w:p>
+    <w:p>
+      <w:r>
+        <w:t>Ez kell a képek kezeléséhez</w:t>
+      </w:r>
+      <w:r>
+        <w:t xml:space="preserve"> (PDF 112. oldal)</w:t>
+      </w:r>
+      <w:r>
+        <w:t>:</w:t>
+      </w:r>
+    </w:p>
+    <w:p>
+      <w:r>
+        <w:t>$MAPPA = './kepek/';</w:t>
+      </w:r>
+      <w:r>
+        <w:br/>
+        <w:t>$TIPUSOK = array('.jpg', '.png');</w:t>
+      </w:r>
+      <w:r>
+        <w:br/>
+        <w:t>$MEDIATIPUSOK = array('image/jpeg', 'image/png');</w:t>
+      </w:r>
+      <w:r>
+        <w:br/>
+        <w:t>$DATUMFORMA = "Y.m.d. H:i";</w:t>
+      </w:r>
+      <w:r>
+        <w:br/>
+        <w:t>$MAXMERET = 500*1024;</w:t>
+      </w:r>
+    </w:p>
+    <w:p>
+      <w:r>
+        <w:t>Ez a galéria alaplogikája</w:t>
+      </w:r>
+      <w:r>
+        <w:t xml:space="preserve"> </w:t>
+      </w:r>
+      <w:r>
+        <w:t>(PDF 112. oldal)</w:t>
+      </w:r>
+      <w:r>
+        <w:t>:</w:t>
+      </w:r>
+    </w:p>
+    <w:p>
+      <w:r>
+        <w:t>$kepek = array();</w:t>
+      </w:r>
+      <w:r>
+        <w:br/>
+        <w:t>$olvaso = opendir($MAPPA);</w:t>
+      </w:r>
+      <w:r>
+        <w:br/>
+        <w:t>while (($fajl = readdir($olvaso)) !== false)</w:t>
+      </w:r>
+      <w:r>
+        <w:br/>
+        <w:t xml:space="preserve">    if (is_file($MAPPA.$fajl)) {</w:t>
+      </w:r>
+      <w:r>
+        <w:br/>
+        <w:t xml:space="preserve">        $vege = strtolower(substr($fajl, strlen($fajl)-4));</w:t>
+      </w:r>
+      <w:r>
+        <w:br/>
+        <w:t xml:space="preserve">        if (in_array($vege, $TIPUSOK))</w:t>
+      </w:r>
+      <w:r>
+        <w:br/>
+        <w:t xml:space="preserve">            $kepek[$fajl] = filemtime($MAPPA.$fajl);            </w:t>
+      </w:r>
+      <w:r>
+        <w:br/>
+        <w:t xml:space="preserve">    }</w:t>
+      </w:r>
+      <w:r>
+        <w:br/>
+        <w:t>closedir($olvaso);</w:t>
+      </w:r>
+      <w:r>
+        <w:br/>
+      </w:r>
+      <w:r>
+        <w:br/>
+        <w:t>arsort($kepek);</w:t>
+      </w:r>
+    </w:p>
+    <w:p>
+      <w:r>
+        <w:lastRenderedPageBreak/>
+        <w:t>Ez a feltöltés logikája</w:t>
+      </w:r>
+      <w:r>
+        <w:t xml:space="preserve"> (PDF 115. oldal)</w:t>
+      </w:r>
+      <w:r>
+        <w:t>:</w:t>
+      </w:r>
+    </w:p>
+    <w:p>
+      <w:r>
+        <w:t>if (isset($_POST['kuld'])) {</w:t>
+      </w:r>
+      <w:r>
+        <w:br/>
+        <w:t xml:space="preserve">    foreach($_FILES as $fajl) {</w:t>
+      </w:r>
+      <w:r>
+        <w:br/>
+        <w:t xml:space="preserve">        if ($fajl['error'] == 4);</w:t>
+      </w:r>
+      <w:r>
+        <w:br/>
+        <w:t xml:space="preserve">        elseif (!in_array($fajl['type'], $MEDIATIPUSOK))</w:t>
+      </w:r>
+      <w:r>
+        <w:br/>
+        <w:t xml:space="preserve">            $uzenet[] = " Nem megfelelő típus: " . $fajl['name'];</w:t>
+      </w:r>
+      <w:r>
+        <w:br/>
+        <w:t xml:space="preserve">        elseif ($fajl['error'] == 1</w:t>
+      </w:r>
+      <w:r>
+        <w:br/>
+        <w:t xml:space="preserve">                    or $fajl['error'] == 2</w:t>
+      </w:r>
+      <w:r>
+        <w:br/>
+        <w:t xml:space="preserve">                    or $fajl['size'] &gt; $MAXMERET) </w:t>
+      </w:r>
+      <w:r>
+        <w:br/>
+        <w:t xml:space="preserve">            $uzenet[] = " Túl nagy állomány: " . $fajl['name'];</w:t>
+      </w:r>
+      <w:r>
+        <w:br/>
+        <w:t xml:space="preserve">        else {</w:t>
+      </w:r>
+      <w:r>
+        <w:br/>
+        <w:t xml:space="preserve">            $vegsohely = $MAPPA.strtolower($fajl['name']);</w:t>
+      </w:r>
+      <w:r>
+        <w:br/>
+        <w:t xml:space="preserve">            if (file_exists($vegsohely))</w:t>
+      </w:r>
+      <w:r>
+        <w:br/>
+        <w:t xml:space="preserve">                $uzenet[] = " Már létezik: " . $fajl['name'];</w:t>
+      </w:r>
+      <w:r>
+        <w:br/>
+        <w:t xml:space="preserve">            else {</w:t>
+      </w:r>
+      <w:r>
+        <w:br/>
+        <w:t xml:space="preserve">                move_uploaded_file($fajl['tmp_name'], $vegsohely);</w:t>
+      </w:r>
+      <w:r>
+        <w:br/>
+        <w:t xml:space="preserve">                $uzenet[] = ' Ok: ' . $fajl['name'];</w:t>
+      </w:r>
+      <w:r>
+        <w:br/>
+        <w:t xml:space="preserve">            }</w:t>
+      </w:r>
+      <w:r>
+        <w:br/>
+        <w:t xml:space="preserve">        }</w:t>
+      </w:r>
+      <w:r>
+        <w:br/>
+        <w:t xml:space="preserve">    }        </w:t>
+      </w:r>
+      <w:r>
+        <w:br/>
+        <w:t>}</w:t>
+      </w:r>
+    </w:p>
+    <w:p>
+      <w:r>
+        <w:t>Megoldás:</w:t>
+      </w:r>
+    </w:p>
+    <w:p>
+      <w:pPr>
+        <w:pStyle w:val="Listaszerbekezds"/>
+        <w:numPr>
+          <w:ilvl w:val="1"/>
+          <w:numId w:val="1"/>
+        </w:numPr>
+      </w:pPr>
+      <w:r>
+        <w:t>A) includes/config.inc.php</w:t>
+      </w:r>
+      <w:r>
+        <w:t xml:space="preserve">: </w:t>
+      </w:r>
+      <w:r>
+        <w:t>A meglévő $oldalak tömbhöz add hozzá a Képek menüpontot.</w:t>
+      </w:r>
+      <w:r>
+        <w:t xml:space="preserve">: </w:t>
+      </w:r>
+      <w:r>
+        <w:t>'kepek' =&gt; array('fajl' =&gt; 'kepek', 'szoveg' =&gt; 'Képek')</w:t>
+      </w:r>
+    </w:p>
+    <w:p>
+      <w:pPr>
+        <w:pStyle w:val="Listaszerbekezds"/>
+        <w:numPr>
+          <w:ilvl w:val="1"/>
+          <w:numId w:val="1"/>
+        </w:numPr>
+      </w:pPr>
+      <w:r>
+        <w:t>Ké</w:t>
+      </w:r>
+      <w:r>
+        <w:t>pek mapp</w:t>
+      </w:r>
+      <w:r>
+        <w:t>a létrehozáa a gyökér mappában</w:t>
+      </w:r>
+    </w:p>
+    <w:p>
+      <w:pPr>
+        <w:pStyle w:val="Listaszerbekezds"/>
+        <w:numPr>
+          <w:ilvl w:val="1"/>
+          <w:numId w:val="1"/>
+        </w:numPr>
+      </w:pPr>
+      <w:r>
+        <w:t>Készítsd el a templates/pages/kepek.tpl.php fájl</w:t>
+      </w:r>
+    </w:p>
+    <w:p>
+      <w:pPr>
+        <w:pStyle w:val="Listaszerbekezds"/>
+        <w:numPr>
+          <w:ilvl w:val="1"/>
+          <w:numId w:val="1"/>
+        </w:numPr>
+      </w:pPr>
+      <w:r>
+        <w:t xml:space="preserve">Kód: </w:t>
+      </w:r>
+      <w:r>
+        <w:t> &lt;!-- Forrás: Megoldasok\11-PHP - képek, galéria, képfeltöltés-Web-alkalmazások biztonsága\Képek, galéria, képfeltöltés - config.inc</w:t>
+      </w:r>
+    </w:p>
+    <w:p>
+      <w:r>
+        <w:t>Felmerült hiba:</w:t>
+      </w:r>
+    </w:p>
+    <w:p>
+      <w:r>
+        <w:t>Először nem működött a kód, mert a megjegyzés végére nem lettem lezáró részt. Végül mikor működött már, akkor pedig a képek nem jelentek meg az oldalon</w:t>
+      </w:r>
+    </w:p>
+    <w:p>
+      <w:r>
+        <w:lastRenderedPageBreak/>
+        <w:drawing>
+          <wp:inline distT="0" distB="0" distL="0" distR="0" wp14:anchorId="3906C069" wp14:editId="4A914C87">
+            <wp:extent cx="5760720" cy="2610485"/>
+            <wp:effectExtent l="0" t="0" r="0" b="0"/>
+            <wp:docPr id="225164438" name="Kép 1"/>
+            <wp:cNvGraphicFramePr>
+              <a:graphicFrameLocks xmlns:a="http://schemas.openxmlformats.org/drawingml/2006/main" noChangeAspect="1"/>
+            </wp:cNvGraphicFramePr>
+            <a:graphic xmlns:a="http://schemas.openxmlformats.org/drawingml/2006/main">
+              <a:graphicData uri="http://schemas.openxmlformats.org/drawingml/2006/picture">
+                <pic:pic xmlns:pic="http://schemas.openxmlformats.org/drawingml/2006/picture">
+                  <pic:nvPicPr>
+                    <pic:cNvPr id="225164438" name=""/>
+                    <pic:cNvPicPr/>
+                  </pic:nvPicPr>
+                  <pic:blipFill rotWithShape="1">
+                    <a:blip r:embed="rId12"/>
+                    <a:srcRect t="10221"/>
+                    <a:stretch>
+                      <a:fillRect/>
+                    </a:stretch>
+                  </pic:blipFill>
+                  <pic:spPr bwMode="auto">
+                    <a:xfrm>
+                      <a:off x="0" y="0"/>
+                      <a:ext cx="5760720" cy="2610485"/>
+                    </a:xfrm>
+                    <a:prstGeom prst="rect">
+                      <a:avLst/>
+                    </a:prstGeom>
+                    <a:ln>
+                      <a:noFill/>
+                    </a:ln>
+                    <a:extLst>
+                      <a:ext uri="{53640926-AAD7-44D8-BBD7-CCE9431645EC}">
+                        <a14:shadowObscured xmlns:a14="http://schemas.microsoft.com/office/drawing/2010/main"/>
+                      </a:ext>
+                    </a:extLst>
+                  </pic:spPr>
+                </pic:pic>
+              </a:graphicData>
+            </a:graphic>
+          </wp:inline>
+        </w:drawing>
+      </w:r>
+    </w:p>
+    <w:p>
+      <w:r>
+        <w:t>Nem jelent meg az oldalon a képek, mivel véletlenül „Képek” elnevezést adtam a mappának kepek elnevezés helyett, így helyreállt a rend.</w:t>
+      </w:r>
+    </w:p>
+    <w:p>
+      <w:r>
+        <w:t>Most már működik. Felhasználó, aki nincs bejelentkezve:</w:t>
+      </w:r>
+    </w:p>
+    <w:p>
+      <w:r>
+        <w:drawing>
+          <wp:inline distT="0" distB="0" distL="0" distR="0" wp14:anchorId="3FF15381" wp14:editId="4176EB7C">
+            <wp:extent cx="5760720" cy="2594610"/>
+            <wp:effectExtent l="0" t="0" r="0" b="0"/>
+            <wp:docPr id="1521330668" name="Kép 1"/>
+            <wp:cNvGraphicFramePr>
+              <a:graphicFrameLocks xmlns:a="http://schemas.openxmlformats.org/drawingml/2006/main" noChangeAspect="1"/>
+            </wp:cNvGraphicFramePr>
+            <a:graphic xmlns:a="http://schemas.openxmlformats.org/drawingml/2006/main">
+              <a:graphicData uri="http://schemas.openxmlformats.org/drawingml/2006/picture">
+                <pic:pic xmlns:pic="http://schemas.openxmlformats.org/drawingml/2006/picture">
+                  <pic:nvPicPr>
+                    <pic:cNvPr id="1521330668" name=""/>
+                    <pic:cNvPicPr/>
+                  </pic:nvPicPr>
+                  <pic:blipFill>
+                    <a:blip r:embed="rId13"/>
+                    <a:stretch>
+                      <a:fillRect/>
+                    </a:stretch>
+                  </pic:blipFill>
+                  <pic:spPr>
+                    <a:xfrm>
+                      <a:off x="0" y="0"/>
+                      <a:ext cx="5760720" cy="2594610"/>
+                    </a:xfrm>
+                    <a:prstGeom prst="rect">
+                      <a:avLst/>
+                    </a:prstGeom>
+                  </pic:spPr>
+                </pic:pic>
+              </a:graphicData>
+            </a:graphic>
+          </wp:inline>
+        </w:drawing>
+      </w:r>
+    </w:p>
+    <w:p>
+      <w:r>
+        <w:t>Bejelentkezett felhasználó és kép feltöltés tesztelése, sikeres volt:</w:t>
+      </w:r>
+    </w:p>
+    <w:p>
+      <w:r>
+        <w:lastRenderedPageBreak/>
+        <w:drawing>
+          <wp:inline distT="0" distB="0" distL="0" distR="0" wp14:anchorId="1ABB68B5" wp14:editId="4AEEC2A2">
+            <wp:extent cx="5760720" cy="2609850"/>
+            <wp:effectExtent l="0" t="0" r="0" b="0"/>
+            <wp:docPr id="758526027" name="Kép 1"/>
+            <wp:cNvGraphicFramePr>
+              <a:graphicFrameLocks xmlns:a="http://schemas.openxmlformats.org/drawingml/2006/main" noChangeAspect="1"/>
+            </wp:cNvGraphicFramePr>
+            <a:graphic xmlns:a="http://schemas.openxmlformats.org/drawingml/2006/main">
+              <a:graphicData uri="http://schemas.openxmlformats.org/drawingml/2006/picture">
+                <pic:pic xmlns:pic="http://schemas.openxmlformats.org/drawingml/2006/picture">
+                  <pic:nvPicPr>
+                    <pic:cNvPr id="758526027" name=""/>
+                    <pic:cNvPicPr/>
+                  </pic:nvPicPr>
+                  <pic:blipFill>
+                    <a:blip r:embed="rId14"/>
+                    <a:stretch>
+                      <a:fillRect/>
+                    </a:stretch>
+                  </pic:blipFill>
+                  <pic:spPr>
+                    <a:xfrm>
+                      <a:off x="0" y="0"/>
+                      <a:ext cx="5760720" cy="2609850"/>
+                    </a:xfrm>
+                    <a:prstGeom prst="rect">
+                      <a:avLst/>
+                    </a:prstGeom>
+                  </pic:spPr>
+                </pic:pic>
+              </a:graphicData>
+            </a:graphic>
+          </wp:inline>
+        </w:drawing>
+      </w:r>
+    </w:p>
+    <w:p>
+      <w:pPr>
+        <w:pStyle w:val="Default"/>
+        <w:numPr>
+          <w:ilvl w:val="0"/>
+          <w:numId w:val="4"/>
+        </w:numPr>
+        <w:spacing w:after="50"/>
+        <w:rPr>
+          <w:rFonts w:ascii="Times New Roman" w:hAnsi="Times New Roman" w:cs="Times New Roman"/>
+        </w:rPr>
+      </w:pPr>
+      <w:r>
+        <w:rPr>
+          <w:rFonts w:ascii="Times New Roman" w:hAnsi="Times New Roman" w:cs="Times New Roman"/>
+          <w:b/>
+          <w:bCs/>
+        </w:rPr>
+        <w:t>CRUD menü</w:t>
+      </w:r>
+      <w:r>
+        <w:rPr>
+          <w:rFonts w:ascii="Times New Roman" w:hAnsi="Times New Roman" w:cs="Times New Roman"/>
+        </w:rPr>
+        <w:t>:</w:t>
+      </w:r>
+      <w:r>
+        <w:rPr>
+          <w:rFonts w:ascii="Times New Roman" w:hAnsi="Times New Roman" w:cs="Times New Roman"/>
+        </w:rPr>
+        <w:tab/>
+      </w:r>
+      <w:r>
+        <w:rPr>
+          <w:rFonts w:ascii="Times New Roman" w:hAnsi="Times New Roman" w:cs="Times New Roman"/>
+        </w:rPr>
+        <w:tab/>
+      </w:r>
+      <w:r>
+        <w:rPr>
+          <w:rFonts w:ascii="Times New Roman" w:hAnsi="Times New Roman" w:cs="Times New Roman"/>
+        </w:rPr>
+        <w:tab/>
+      </w:r>
+      <w:r>
+        <w:rPr>
+          <w:rFonts w:ascii="Times New Roman" w:hAnsi="Times New Roman" w:cs="Times New Roman"/>
+        </w:rPr>
+        <w:tab/>
+      </w:r>
+      <w:r>
+        <w:rPr>
+          <w:rFonts w:ascii="Times New Roman" w:hAnsi="Times New Roman" w:cs="Times New Roman"/>
+        </w:rPr>
+        <w:tab/>
+      </w:r>
+      <w:r>
+        <w:rPr>
+          <w:rFonts w:ascii="Times New Roman" w:hAnsi="Times New Roman" w:cs="Times New Roman"/>
+        </w:rPr>
+        <w:tab/>
+      </w:r>
+      <w:r>
+        <w:rPr>
+          <w:rFonts w:ascii="Times New Roman" w:hAnsi="Times New Roman" w:cs="Times New Roman"/>
+        </w:rPr>
+        <w:tab/>
+      </w:r>
+      <w:r>
+        <w:rPr>
+          <w:rFonts w:ascii="Times New Roman" w:hAnsi="Times New Roman" w:cs="Times New Roman"/>
+        </w:rPr>
+        <w:tab/>
+      </w:r>
+      <w:r>
+        <w:rPr>
+          <w:rFonts w:ascii="Times New Roman" w:hAnsi="Times New Roman" w:cs="Times New Roman"/>
+        </w:rPr>
+        <w:tab/>
+      </w:r>
+      <w:r>
+        <w:rPr>
+          <w:rFonts w:ascii="Times New Roman" w:hAnsi="Times New Roman" w:cs="Times New Roman"/>
+        </w:rPr>
+        <w:tab/>
+      </w:r>
+      <w:r>
+        <w:rPr>
+          <w:rFonts w:ascii="Times New Roman" w:hAnsi="Times New Roman" w:cs="Times New Roman"/>
+        </w:rPr>
+        <w:tab/>
+      </w:r>
+      <w:r>
+        <w:rPr>
+          <w:rFonts w:ascii="Times New Roman" w:hAnsi="Times New Roman" w:cs="Times New Roman"/>
+          <w:b/>
+        </w:rPr>
+        <w:t>(</w:t>
+      </w:r>
+      <w:r>
+        <w:rPr>
+          <w:rFonts w:ascii="Times New Roman" w:hAnsi="Times New Roman" w:cs="Times New Roman"/>
+          <w:b/>
+        </w:rPr>
+        <w:t>5</w:t>
+      </w:r>
+      <w:r>
+        <w:rPr>
+          <w:rFonts w:ascii="Times New Roman" w:hAnsi="Times New Roman" w:cs="Times New Roman"/>
+          <w:b/>
+        </w:rPr>
+        <w:t xml:space="preserve"> pont)</w:t>
+      </w:r>
+    </w:p>
+    <w:p>
+      <w:pPr>
+        <w:pStyle w:val="Default"/>
+        <w:spacing w:after="50"/>
+        <w:ind w:left="426"/>
+        <w:rPr>
+          <w:rFonts w:ascii="Times New Roman" w:hAnsi="Times New Roman" w:cs="Times New Roman"/>
+        </w:rPr>
+      </w:pPr>
+      <w:r>
+        <w:rPr>
+          <w:rFonts w:ascii="Times New Roman" w:hAnsi="Times New Roman" w:cs="Times New Roman"/>
+        </w:rPr>
+        <w:t xml:space="preserve">Importálja be a választott adatbázis tábláit az adatbázisba. </w:t>
+      </w:r>
+    </w:p>
+    <w:p>
+      <w:pPr>
+        <w:pStyle w:val="Default"/>
+        <w:spacing w:after="50"/>
+        <w:ind w:left="426"/>
+        <w:rPr>
+          <w:rFonts w:ascii="Times New Roman" w:hAnsi="Times New Roman" w:cs="Times New Roman"/>
+        </w:rPr>
+      </w:pPr>
+      <w:r>
+        <w:rPr>
+          <w:rFonts w:ascii="Times New Roman" w:hAnsi="Times New Roman" w:cs="Times New Roman"/>
+        </w:rPr>
+        <w:t>Készítsen egy CRUD (Create, Read, Update, Delete) alkalmazást útvonalakkal</w:t>
+      </w:r>
+      <w:r>
+        <w:rPr>
+          <w:rFonts w:ascii="Times New Roman" w:hAnsi="Times New Roman" w:cs="Times New Roman"/>
+        </w:rPr>
+        <w:t xml:space="preserve"> valamelyik táblához</w:t>
+      </w:r>
+      <w:r>
+        <w:rPr>
+          <w:rFonts w:ascii="Times New Roman" w:hAnsi="Times New Roman" w:cs="Times New Roman"/>
+        </w:rPr>
+        <w:t>.</w:t>
+      </w:r>
+      <w:r>
+        <w:rPr>
+          <w:rFonts w:ascii="Times New Roman" w:hAnsi="Times New Roman" w:cs="Times New Roman"/>
+        </w:rPr>
+        <w:t xml:space="preserve"> Az alkalmazás kinézete legyen hasonló a következő ábrához:</w:t>
+      </w:r>
+    </w:p>
+    <w:p>
+      <w:r>
+        <w:t xml:space="preserve">Választott adatbázis neve: </w:t>
+      </w:r>
+      <w:r>
+        <w:t>2-07-Forma-1-3 táblás</w:t>
+      </w:r>
+    </w:p>
+    <w:p>
+      <w:r>
+        <w:rPr>
+          <w:noProof/>
+        </w:rPr>
+        <w:drawing>
+          <wp:inline distT="0" distB="0" distL="0" distR="0" wp14:anchorId="2081F0B4" wp14:editId="5F6D64BB">
+            <wp:extent cx="5760720" cy="4547870"/>
+            <wp:effectExtent l="0" t="0" r="0" b="5080"/>
+            <wp:docPr id="1348780340" name="Kép 1"/>
+            <wp:cNvGraphicFramePr>
+              <a:graphicFrameLocks xmlns:a="http://schemas.openxmlformats.org/drawingml/2006/main" noChangeAspect="1"/>
+            </wp:cNvGraphicFramePr>
+            <a:graphic xmlns:a="http://schemas.openxmlformats.org/drawingml/2006/main">
+              <a:graphicData uri="http://schemas.openxmlformats.org/drawingml/2006/picture">
+                <pic:pic xmlns:pic="http://schemas.openxmlformats.org/drawingml/2006/picture">
+                  <pic:nvPicPr>
+                    <pic:cNvPr id="3" name="Kép 3"/>
+                    <pic:cNvPicPr>
+                      <a:picLocks noChangeAspect="1"/>
+                    </pic:cNvPicPr>
+                  </pic:nvPicPr>
+                  <pic:blipFill>
+                    <a:blip r:embed="rId15"/>
+                    <a:stretch>
+                      <a:fillRect/>
+                    </a:stretch>
+                  </pic:blipFill>
+                  <pic:spPr>
+                    <a:xfrm>
+                      <a:off x="0" y="0"/>
+                      <a:ext cx="5760720" cy="4547870"/>
+                    </a:xfrm>
+                    <a:prstGeom prst="rect">
+                      <a:avLst/>
+                    </a:prstGeom>
+                  </pic:spPr>
+                </pic:pic>
+              </a:graphicData>
+            </a:graphic>
+          </wp:inline>
+        </w:drawing>
+      </w:r>
+    </w:p>
+    <w:p>
+      <w:r>
+        <w:t xml:space="preserve">A CRUD feladathoz </w:t>
+      </w:r>
+      <w:r>
+        <w:rPr>
+          <w:b/>
+          <w:bCs/>
+        </w:rPr>
+        <w:t xml:space="preserve"> a pilota tábla a legjobb választás</w:t>
+      </w:r>
+      <w:r>
+        <w:t>. Ennek az oka, hogy:</w:t>
+      </w:r>
+    </w:p>
+    <w:p>
+      <w:pPr>
+        <w:numPr>
+          <w:ilvl w:val="0"/>
+          <w:numId w:val="8"/>
+        </w:numPr>
+      </w:pPr>
+      <w:r>
+        <w:lastRenderedPageBreak/>
+        <w:t xml:space="preserve">könnyen átlátható, </w:t>
+      </w:r>
+    </w:p>
+    <w:p>
+      <w:pPr>
+        <w:numPr>
+          <w:ilvl w:val="0"/>
+          <w:numId w:val="8"/>
+        </w:numPr>
+      </w:pPr>
+      <w:r>
+        <w:t xml:space="preserve">kevés mezője van, </w:t>
+      </w:r>
+    </w:p>
+    <w:p>
+      <w:pPr>
+        <w:numPr>
+          <w:ilvl w:val="0"/>
+          <w:numId w:val="8"/>
+        </w:numPr>
+      </w:pPr>
+      <w:r>
+        <w:t xml:space="preserve">jól szerkeszthető, </w:t>
+      </w:r>
+    </w:p>
+    <w:p>
+      <w:pPr>
+        <w:numPr>
+          <w:ilvl w:val="0"/>
+          <w:numId w:val="8"/>
+        </w:numPr>
+      </w:pPr>
+      <w:r>
+        <w:t xml:space="preserve">nem kell rögtön több táblát összekapcsolni, </w:t>
+      </w:r>
+    </w:p>
+    <w:p>
+      <w:pPr>
+        <w:numPr>
+          <w:ilvl w:val="0"/>
+          <w:numId w:val="8"/>
+        </w:numPr>
+      </w:pPr>
+      <w:r>
+        <w:t xml:space="preserve">a tanári mintában szereplő users tábla helyére nagyon egyszerűen behelyettesíthető. A feltöltött CRUD minta is pontosan ilyen egyszerű, egytáblás szerkezetre épül. </w:t>
+      </w:r>
+    </w:p>
+    <w:p>
+      <w:r>
+        <w:t>Én tehát ezt javas</w:t>
+      </w:r>
+      <w:r>
+        <w:t xml:space="preserve">lom </w:t>
+      </w:r>
+      <w:r>
+        <w:t>a beadandóhoz:</w:t>
+      </w:r>
+    </w:p>
+    <w:p>
+      <w:r>
+        <w:rPr>
+          <w:b/>
+          <w:bCs/>
+        </w:rPr>
+        <w:t>CRUD menü = Pilóták kezelése</w:t>
+      </w:r>
+    </w:p>
+    <w:p/>
+    <w:p>
+      <w:r>
+        <w:t>Igen, ehhez tényleg van nagyon jó minta a PDF-ben, és pont ezt érdemes használni.</w:t>
+      </w:r>
+    </w:p>
+    <w:p>
+      <w:r>
+        <w:rPr>
+          <w:b/>
+          <w:bCs/>
+        </w:rPr>
+        <w:t>Ezeket a részeket fogom felhasználni a forrásból:</w:t>
+      </w:r>
+    </w:p>
+    <w:p>
+      <w:r>
+        <w:t xml:space="preserve">Az alapot a beadandó kiírás szerint is a </w:t>
+      </w:r>
+      <w:r>
+        <w:rPr>
+          <w:b/>
+          <w:bCs/>
+        </w:rPr>
+        <w:t>7a – PHP front-controller tervezési minta, 2. megoldás</w:t>
+      </w:r>
+      <w:r>
+        <w:t xml:space="preserve"> adja, tehát a CRUD-ot nem külön, elszigetelt mini projektként fogjuk kezelni, hanem a meglévő front controlleres beadandóba fogjuk beilleszteni. Ezt a kiírás külön is előírja. </w:t>
+      </w:r>
+    </w:p>
+    <w:p>
+      <w:r>
+        <w:t xml:space="preserve">A CRUD-hoz magából a PDF-ből a </w:t>
+      </w:r>
+      <w:r>
+        <w:rPr>
+          <w:b/>
+          <w:bCs/>
+        </w:rPr>
+        <w:t>10a – PHP – CRUD alkalmazás útvonalakkal</w:t>
+      </w:r>
+      <w:r>
+        <w:t xml:space="preserve"> fejezetet fogom használni. Ebben benne van:</w:t>
+      </w:r>
+    </w:p>
+    <w:p>
+      <w:pPr>
+        <w:numPr>
+          <w:ilvl w:val="0"/>
+          <w:numId w:val="5"/>
+        </w:numPr>
+      </w:pPr>
+      <w:r>
+        <w:t xml:space="preserve">az adatbázis minta (users tábla), </w:t>
+      </w:r>
+    </w:p>
+    <w:p>
+      <w:pPr>
+        <w:numPr>
+          <w:ilvl w:val="0"/>
+          <w:numId w:val="5"/>
+        </w:numPr>
+      </w:pPr>
+      <w:r>
+        <w:t xml:space="preserve">az útvonalas megoldás logikája, </w:t>
+      </w:r>
+    </w:p>
+    <w:p>
+      <w:pPr>
+        <w:numPr>
+          <w:ilvl w:val="0"/>
+          <w:numId w:val="5"/>
+        </w:numPr>
+      </w:pPr>
+      <w:r>
+        <w:t xml:space="preserve">a controller.php-s irányítás, </w:t>
+      </w:r>
+    </w:p>
+    <w:p>
+      <w:pPr>
+        <w:numPr>
+          <w:ilvl w:val="0"/>
+          <w:numId w:val="5"/>
+        </w:numPr>
+      </w:pPr>
+      <w:r>
+        <w:t xml:space="preserve">a main.php, createuser.php, edituser.php, deleteuser.php felépítése. </w:t>
+      </w:r>
+    </w:p>
+    <w:p>
+      <w:r>
+        <w:t xml:space="preserve">A PDF CRUD részéből konkrétan ezeket a mintákat fogom átvenni: </w:t>
+      </w:r>
+    </w:p>
+    <w:p>
+      <w:pPr>
+        <w:numPr>
+          <w:ilvl w:val="0"/>
+          <w:numId w:val="6"/>
+        </w:numPr>
+      </w:pPr>
+      <w:r>
+        <w:rPr>
+          <w:b/>
+          <w:bCs/>
+        </w:rPr>
+        <w:t>createuser.php</w:t>
+      </w:r>
+      <w:r>
+        <w:t xml:space="preserve"> az új rekord felviteléhez, </w:t>
+      </w:r>
+    </w:p>
+    <w:p>
+      <w:pPr>
+        <w:numPr>
+          <w:ilvl w:val="0"/>
+          <w:numId w:val="6"/>
+        </w:numPr>
+      </w:pPr>
+      <w:r>
+        <w:rPr>
+          <w:b/>
+          <w:bCs/>
+        </w:rPr>
+        <w:t>edituser.php</w:t>
+      </w:r>
+      <w:r>
+        <w:t xml:space="preserve"> a módosításhoz, </w:t>
+      </w:r>
+    </w:p>
+    <w:p>
+      <w:pPr>
+        <w:numPr>
+          <w:ilvl w:val="0"/>
+          <w:numId w:val="6"/>
+        </w:numPr>
+      </w:pPr>
+      <w:r>
+        <w:rPr>
+          <w:b/>
+          <w:bCs/>
+        </w:rPr>
+        <w:t>deleteuser.php</w:t>
+      </w:r>
+      <w:r>
+        <w:t xml:space="preserve"> a törléshez, </w:t>
+      </w:r>
+    </w:p>
+    <w:p>
+      <w:pPr>
+        <w:numPr>
+          <w:ilvl w:val="0"/>
+          <w:numId w:val="6"/>
+        </w:numPr>
+      </w:pPr>
+      <w:r>
+        <w:rPr>
+          <w:b/>
+          <w:bCs/>
+        </w:rPr>
+        <w:t>db_connect.php</w:t>
+      </w:r>
+      <w:r>
+        <w:t xml:space="preserve"> az adatbáziskapcsolathoz. </w:t>
+      </w:r>
+    </w:p>
+    <w:p>
+      <w:r>
+        <w:t xml:space="preserve">A kinézethez a PDF ugyanennek a CRUD feladatnak a </w:t>
+      </w:r>
+      <w:r>
+        <w:rPr>
+          <w:b/>
+          <w:bCs/>
+        </w:rPr>
+        <w:t>2 – Bootstrap formázással</w:t>
+      </w:r>
+      <w:r>
+        <w:t xml:space="preserve"> részét is megadja, ezért a táblázat és a gombok megjelenítésénél ezt a vonalat fogom követni, hogy hasonlítson a mintára. A PDF tartalomjegyzéke is jelzi, hogy a CRUD-hoz van Bootstrap-es változat. </w:t>
+      </w:r>
+    </w:p>
+    <w:p>
+      <w:r>
+        <w:t xml:space="preserve">Ráadásul te már fel is töltötted ennek a CRUD mintának a fájljait. A feltöltött controller.php pontosan ugyanazt az útvonalkezelős logikát használja, mint a PDF-minta: üres route esetén main.php, külön route esetén createuser, edituser, deleteuser. </w:t>
+      </w:r>
+    </w:p>
+    <w:p>
+      <w:r>
+        <w:t xml:space="preserve">A feltöltött main.php már a Bootstrap-es táblázatos listaoldalt mutatja Add User, Edit, Delete gombokkal, tehát ez gyakorlatilag a PDF CRUD minta Bootstrap-es változata. </w:t>
+      </w:r>
+    </w:p>
+    <w:p>
+      <w:r>
+        <w:lastRenderedPageBreak/>
+        <w:t xml:space="preserve">A feltöltött edituser.php, deleteuser.php és db_connect.php is ugyanennek a mintának megfelelően PDO-val dolgozik, és ez jó alap lesz arra, hogy ne nulláról kezdjük, hanem a beadandód szerkezetéhez igazítsuk. </w:t>
+      </w:r>
+    </w:p>
+    <w:p>
+      <w:r>
+        <w:rPr>
+          <w:b/>
+          <w:bCs/>
+        </w:rPr>
+        <w:t>Tehát röviden:</w:t>
+      </w:r>
+      <w:r>
+        <w:br/>
+        <w:t>én a megoldásnál ezt a két forrásrészt fogom összekapcsolni:</w:t>
+      </w:r>
+    </w:p>
+    <w:p>
+      <w:pPr>
+        <w:numPr>
+          <w:ilvl w:val="0"/>
+          <w:numId w:val="7"/>
+        </w:numPr>
+      </w:pPr>
+      <w:r>
+        <w:rPr>
+          <w:b/>
+          <w:bCs/>
+        </w:rPr>
+        <w:t>7a front-controller 2. megoldás</w:t>
+      </w:r>
+      <w:r>
+        <w:t xml:space="preserve"> a beadandó jelenlegi szerkezetéhez, </w:t>
+      </w:r>
+    </w:p>
+    <w:p>
+      <w:pPr>
+        <w:numPr>
+          <w:ilvl w:val="0"/>
+          <w:numId w:val="7"/>
+        </w:numPr>
+      </w:pPr>
+      <w:r>
+        <w:rPr>
+          <w:b/>
+          <w:bCs/>
+        </w:rPr>
+        <w:t>10a CRUD alkalmazás útvonalakkal</w:t>
+      </w:r>
+      <w:r>
+        <w:t xml:space="preserve"> a konkrét CRUD működéshez. </w:t>
+      </w:r>
+    </w:p>
+    <w:p>
+      <w:r>
+        <w:t xml:space="preserve">A következő lépésben már leírom neked nagyon egyszerűen, </w:t>
+      </w:r>
+      <w:r>
+        <w:rPr>
+          <w:b/>
+          <w:bCs/>
+        </w:rPr>
+        <w:t>pontosan milyen fájlt hova tegyél, és mit kell módosítani</w:t>
+      </w:r>
+      <w:r>
+        <w:t>, hogy a CRUD menü bekerüljön a mostani beadandódba.</w:t>
+      </w:r>
+    </w:p>
+    <w:p>
+      <w:r>
+        <w:t xml:space="preserve">Most a PDF CRUD mintáját fogjuk </w:t>
+      </w:r>
+      <w:r>
+        <w:rPr>
+          <w:b/>
+          <w:bCs/>
+        </w:rPr>
+        <w:t>átnevezni és átírni</w:t>
+      </w:r>
+      <w:r>
+        <w:t xml:space="preserve"> úgy, hogy a users helyett a pilota táblát kezelje. A pilota mezői: az, nev, nem, szuldat, nemzet. </w:t>
+      </w:r>
+    </w:p>
+    <w:p>
+      <w:r>
+        <w:t>A mintából ezeket használjuk:</w:t>
+      </w:r>
+    </w:p>
+    <w:p>
+      <w:pPr>
+        <w:numPr>
+          <w:ilvl w:val="0"/>
+          <w:numId w:val="9"/>
+        </w:numPr>
+      </w:pPr>
+      <w:r>
+        <w:t xml:space="preserve">db_connect.php az adatbázis-kapcsolathoz, </w:t>
+      </w:r>
+    </w:p>
+    <w:p>
+      <w:pPr>
+        <w:numPr>
+          <w:ilvl w:val="0"/>
+          <w:numId w:val="9"/>
+        </w:numPr>
+      </w:pPr>
+      <w:r>
+        <w:t xml:space="preserve">createuser.php az új rekord felviteléhez, </w:t>
+      </w:r>
+    </w:p>
+    <w:p>
+      <w:pPr>
+        <w:numPr>
+          <w:ilvl w:val="0"/>
+          <w:numId w:val="9"/>
+        </w:numPr>
+      </w:pPr>
+      <w:r>
+        <w:t xml:space="preserve">edituser.php a módosításhoz, </w:t>
+      </w:r>
+    </w:p>
+    <w:p>
+      <w:pPr>
+        <w:numPr>
+          <w:ilvl w:val="0"/>
+          <w:numId w:val="9"/>
+        </w:numPr>
+      </w:pPr>
+      <w:r>
+        <w:t xml:space="preserve">deleteuser.php a törléshez. A feltöltött CRUD minta pontosan ilyen szerkezetben van meg. </w:t>
+      </w:r>
+    </w:p>
+    <w:p>
+      <w:pPr>
+        <w:rPr>
+          <w:b/>
+          <w:bCs/>
+        </w:rPr>
+      </w:pPr>
+      <w:r>
+        <w:rPr>
+          <w:b/>
+          <w:bCs/>
+        </w:rPr>
+        <w:t>1. Hozz létre egy új fájlt ide:</w:t>
+      </w:r>
+    </w:p>
+    <w:p>
+      <w:r>
+        <w:t>includes/db_connect.php</w:t>
+      </w:r>
+    </w:p>
+    <w:p>
+      <w:r>
+        <w:t>Ide majd a crud/db_connect.php mintáját fogjuk átírni.</w:t>
+      </w:r>
+    </w:p>
+    <w:p>
+      <w:r>
+        <w:pict w14:anchorId="73E4A5B7">
+          <v:rect id="_x0000_i1037" style="width:0;height:1.5pt" o:hralign="center" o:hrstd="t" o:hr="t" fillcolor="#a0a0a0" stroked="f"/>
+        </w:pict>
+      </w:r>
+    </w:p>
+    <w:p>
+      <w:pPr>
+        <w:rPr>
+          <w:b/>
+          <w:bCs/>
+        </w:rPr>
+      </w:pPr>
+      <w:r>
+        <w:rPr>
+          <w:b/>
+          <w:bCs/>
+        </w:rPr>
+        <w:t>2. Hozz létre három új fájlt ide:</w:t>
+      </w:r>
+    </w:p>
+    <w:p>
+      <w:r>
+        <w:t>logicals/createpilota.php</w:t>
+      </w:r>
+      <w:r>
+        <w:br/>
+        <w:t>logicals/editpilota.php</w:t>
+      </w:r>
+      <w:r>
+        <w:br/>
+        <w:t>logicals/deletepilota.php</w:t>
+      </w:r>
+    </w:p>
+    <w:p>
+      <w:r>
+        <w:t>Ezek a crud/createuser.php, crud/edituser.php, crud/deleteuser.php pilótás változatai lesznek.</w:t>
+      </w:r>
+    </w:p>
+    <w:p>
+      <w:r>
+        <w:pict w14:anchorId="25B6573E">
+          <v:rect id="_x0000_i1038" style="width:0;height:1.5pt" o:hralign="center" o:hrstd="t" o:hr="t" fillcolor="#a0a0a0" stroked="f"/>
+        </w:pict>
+      </w:r>
+    </w:p>
+    <w:p>
+      <w:pPr>
+        <w:rPr>
+          <w:b/>
+          <w:bCs/>
+        </w:rPr>
+      </w:pPr>
+      <w:r>
+        <w:rPr>
+          <w:b/>
+          <w:bCs/>
+        </w:rPr>
+        <w:t>3. A meglévő fájlt fogjuk majd módosítani:</w:t>
+      </w:r>
+    </w:p>
+    <w:p>
+      <w:r>
+        <w:t>templates/pages/tablazat.tpl.php</w:t>
+      </w:r>
+    </w:p>
+    <w:p>
+      <w:r>
+        <w:t>Ide kerül majd:</w:t>
+      </w:r>
+    </w:p>
+    <w:p>
+      <w:pPr>
+        <w:numPr>
+          <w:ilvl w:val="0"/>
+          <w:numId w:val="10"/>
+        </w:numPr>
+      </w:pPr>
+      <w:r>
+        <w:t xml:space="preserve">a pilóták listája </w:t>
+      </w:r>
+    </w:p>
+    <w:p>
+      <w:pPr>
+        <w:numPr>
+          <w:ilvl w:val="0"/>
+          <w:numId w:val="10"/>
+        </w:numPr>
+      </w:pPr>
+      <w:r>
+        <w:t xml:space="preserve">új pilóta gomb </w:t>
+      </w:r>
+    </w:p>
+    <w:p>
+      <w:pPr>
+        <w:numPr>
+          <w:ilvl w:val="0"/>
+          <w:numId w:val="10"/>
+        </w:numPr>
+      </w:pPr>
+      <w:r>
+        <w:t xml:space="preserve">módosítás </w:t>
+      </w:r>
+    </w:p>
+    <w:p>
+      <w:pPr>
+        <w:numPr>
+          <w:ilvl w:val="0"/>
+          <w:numId w:val="10"/>
+        </w:numPr>
+      </w:pPr>
+      <w:r>
+        <w:t>törlés</w:t>
+      </w:r>
+    </w:p>
+    <w:p>
+      <w:r>
+        <w:lastRenderedPageBreak/>
+        <w:t>Web-1-Megoldasok\10a-PHP-CRUD alkalmazás útvonalakkal\2-Bootstrap formázással</w:t>
+      </w:r>
+      <w:r>
+        <w:t xml:space="preserve"> mappából lettek áthelyezve.</w:t>
+      </w:r>
+    </w:p>
+    <w:p>
+      <w:pPr>
+        <w:rPr>
+          <w:b/>
+          <w:bCs/>
+        </w:rPr>
+      </w:pPr>
+      <w:r>
+        <w:rPr>
+          <w:b/>
+          <w:bCs/>
+        </w:rPr>
+        <w:t>1. Nevek átírása a logicals mappában</w:t>
+      </w:r>
+    </w:p>
+    <w:p>
+      <w:r>
+        <w:t>Most ezeket nevezd át:</w:t>
+      </w:r>
+    </w:p>
+    <w:p>
+      <w:pPr>
+        <w:numPr>
+          <w:ilvl w:val="0"/>
+          <w:numId w:val="11"/>
+        </w:numPr>
+      </w:pPr>
+      <w:r>
+        <w:t xml:space="preserve">createuser.php → createpilota.php </w:t>
+      </w:r>
+    </w:p>
+    <w:p>
+      <w:pPr>
+        <w:numPr>
+          <w:ilvl w:val="0"/>
+          <w:numId w:val="11"/>
+        </w:numPr>
+      </w:pPr>
+      <w:r>
+        <w:t xml:space="preserve">edituser.php → editpilota.php </w:t>
+      </w:r>
+    </w:p>
+    <w:p>
+      <w:pPr>
+        <w:numPr>
+          <w:ilvl w:val="0"/>
+          <w:numId w:val="11"/>
+        </w:numPr>
+      </w:pPr>
+      <w:r>
+        <w:t xml:space="preserve">deleteuser.php → deletepilota.php </w:t>
+      </w:r>
+    </w:p>
+    <w:p>
+      <w:r>
+        <w:t>A logicals mappában így legyen:</w:t>
+      </w:r>
+    </w:p>
+    <w:p>
+      <w:r>
+        <w:t>logicals/</w:t>
+      </w:r>
+      <w:r>
+        <w:br/>
+        <w:t xml:space="preserve">  belep.php</w:t>
+      </w:r>
+      <w:r>
+        <w:br/>
+        <w:t xml:space="preserve">  createpilota.php</w:t>
+      </w:r>
+      <w:r>
+        <w:br/>
+        <w:t xml:space="preserve">  deletepilota.php</w:t>
+      </w:r>
+      <w:r>
+        <w:br/>
+        <w:t xml:space="preserve">  editpilota.php</w:t>
+      </w:r>
+      <w:r>
+        <w:br/>
+        <w:t xml:space="preserve">  kilepes.php</w:t>
+      </w:r>
+      <w:r>
+        <w:br/>
+        <w:t xml:space="preserve">  regisztral.php</w:t>
+      </w:r>
+    </w:p>
+    <w:p>
+      <w:r>
+        <w:rPr>
+          <w:b/>
+          <w:bCs/>
+        </w:rPr>
+        <w:t xml:space="preserve">Következő lépés </w:t>
+      </w:r>
+      <w:r>
+        <w:t>a pilota tábl</w:t>
+      </w:r>
+      <w:r>
+        <w:t>a létrehozása:</w:t>
+      </w:r>
+    </w:p>
+    <w:p>
+      <w:r>
+        <w:t>CREATE TABLE pilota (</w:t>
+      </w:r>
+      <w:r>
+        <w:br/>
+        <w:t xml:space="preserve">    az INT AUTO_INCREMENT PRIMARY KEY,</w:t>
+      </w:r>
+      <w:r>
+        <w:br/>
+        <w:t xml:space="preserve">    nev VARCHAR(100) NOT NULL,</w:t>
+      </w:r>
+      <w:r>
+        <w:br/>
+        <w:t xml:space="preserve">    nem VARCHAR(10) NOT NULL,</w:t>
+      </w:r>
+      <w:r>
+        <w:br/>
+        <w:t xml:space="preserve">    szuldat VARCHAR(20) NOT NULL,</w:t>
+      </w:r>
+      <w:r>
+        <w:br/>
+        <w:t xml:space="preserve">    nemzet VARCHAR(50) NOT NULL</w:t>
+      </w:r>
+      <w:r>
+        <w:br/>
+        <w:t>);</w:t>
+      </w:r>
+    </w:p>
+    <w:p>
+      <w:pPr>
+        <w:rPr>
+          <w:b/>
+          <w:bCs/>
+        </w:rPr>
+      </w:pPr>
+      <w:r>
+        <w:t>UGYANAZT az adatbázist használjuk (gyakorlat7)</w:t>
+      </w:r>
+      <w:r>
+        <w:t xml:space="preserve">, </w:t>
+      </w:r>
+      <w:r>
+        <w:t xml:space="preserve">csak </w:t>
+      </w:r>
+      <w:r>
+        <w:rPr>
+          <w:b/>
+          <w:bCs/>
+        </w:rPr>
+        <w:t>plusz egy tábla lesz benne</w:t>
+      </w:r>
+      <w:r>
+        <w:rPr>
+          <w:b/>
+          <w:bCs/>
+        </w:rPr>
+        <w:t>.</w:t>
+      </w:r>
+    </w:p>
+    <w:p>
+      <w:pPr>
+        <w:rPr>
+          <w:b/>
+          <w:bCs/>
+        </w:rPr>
+      </w:pPr>
+      <w:r>
+        <w:rPr>
+          <w:b/>
+          <w:bCs/>
+        </w:rPr>
+        <w:t xml:space="preserve">Következő lépés a </w:t>
+      </w:r>
+      <w:r>
+        <w:rPr>
+          <w:b/>
+          <w:bCs/>
+        </w:rPr>
+        <w:t>db_connect.php</w:t>
+      </w:r>
+      <w:r>
+        <w:rPr>
+          <w:b/>
+          <w:bCs/>
+        </w:rPr>
+        <w:t xml:space="preserve"> módosítása.</w:t>
+      </w:r>
+    </w:p>
+    <w:p>
+      <w:r>
+        <w:rPr>
+          <w:b/>
+          <w:bCs/>
+        </w:rPr>
+        <w:t>Mintában:</w:t>
+      </w:r>
+    </w:p>
+    <w:p>
+      <w:pPr>
+        <w:rPr>
+          <w:highlight w:val="yellow"/>
+        </w:rPr>
+      </w:pPr>
+      <w:r>
+        <w:rPr>
+          <w:highlight w:val="yellow"/>
+        </w:rPr>
+        <w:t>&lt;?php</w:t>
+      </w:r>
+    </w:p>
+    <w:p>
+      <w:pPr>
+        <w:rPr>
+          <w:highlight w:val="yellow"/>
+        </w:rPr>
+      </w:pPr>
+      <w:r>
+        <w:rPr>
+          <w:highlight w:val="yellow"/>
+        </w:rPr>
+        <w:t>    $servername = "localhost";</w:t>
+      </w:r>
+    </w:p>
+    <w:p>
+      <w:pPr>
+        <w:rPr>
+          <w:highlight w:val="yellow"/>
+        </w:rPr>
+      </w:pPr>
+      <w:r>
+        <w:rPr>
+          <w:highlight w:val="yellow"/>
+        </w:rPr>
+        <w:t>    $username = "root";</w:t>
+      </w:r>
+    </w:p>
+    <w:p>
+      <w:pPr>
+        <w:rPr>
+          <w:highlight w:val="yellow"/>
+        </w:rPr>
+      </w:pPr>
+      <w:r>
+        <w:rPr>
+          <w:highlight w:val="yellow"/>
+        </w:rPr>
+        <w:t>    $password = "";</w:t>
+      </w:r>
+    </w:p>
+    <w:p>
+      <w:pPr>
+        <w:rPr>
+          <w:highlight w:val="yellow"/>
+        </w:rPr>
+      </w:pPr>
+      <w:r>
+        <w:rPr>
+          <w:highlight w:val="yellow"/>
+        </w:rPr>
+        <w:t>    $dbname = "crud";</w:t>
+      </w:r>
+    </w:p>
+    <w:p>
+      <w:pPr>
+        <w:rPr>
+          <w:highlight w:val="yellow"/>
+        </w:rPr>
+      </w:pPr>
+      <w:r>
+        <w:rPr>
+          <w:highlight w:val="yellow"/>
+        </w:rPr>
+        <w:t>    try {</w:t>
+      </w:r>
+    </w:p>
+    <w:p>
+      <w:pPr>
+        <w:rPr>
+          <w:highlight w:val="yellow"/>
+        </w:rPr>
+      </w:pPr>
+      <w:r>
+        <w:rPr>
+          <w:highlight w:val="yellow"/>
+        </w:rPr>
+        <w:t>        $connect = new PDO("mysql:host=" . $servername . "; dbname=" . $dbname, $username, $password);</w:t>
+      </w:r>
+    </w:p>
+    <w:p>
+      <w:pPr>
+        <w:rPr>
+          <w:highlight w:val="yellow"/>
+        </w:rPr>
+      </w:pPr>
+      <w:r>
+        <w:rPr>
+          <w:highlight w:val="yellow"/>
+        </w:rPr>
+        <w:t>        $connect-&gt;setAttribute(PDO::ATTR_ERRMODE, PDO::ERRMODE_EXCEPTION);</w:t>
+      </w:r>
+    </w:p>
+    <w:p>
+      <w:pPr>
+        <w:rPr>
+          <w:highlight w:val="yellow"/>
+        </w:rPr>
+      </w:pPr>
+      <w:r>
+        <w:rPr>
+          <w:highlight w:val="yellow"/>
+        </w:rPr>
+        <w:t>    }</w:t>
+      </w:r>
+    </w:p>
+    <w:p>
+      <w:pPr>
+        <w:rPr>
+          <w:highlight w:val="yellow"/>
+        </w:rPr>
+      </w:pPr>
+      <w:r>
+        <w:rPr>
+          <w:highlight w:val="yellow"/>
+        </w:rPr>
+        <w:lastRenderedPageBreak/>
+        <w:t>    catch(PDOException $e) {</w:t>
+      </w:r>
+    </w:p>
+    <w:p>
+      <w:pPr>
+        <w:rPr>
+          <w:highlight w:val="yellow"/>
+        </w:rPr>
+      </w:pPr>
+      <w:r>
+        <w:rPr>
+          <w:highlight w:val="yellow"/>
+        </w:rPr>
+        <w:t>        echo $e-&gt;getMessage();</w:t>
+      </w:r>
+    </w:p>
+    <w:p>
+      <w:pPr>
+        <w:rPr>
+          <w:highlight w:val="yellow"/>
+        </w:rPr>
+      </w:pPr>
+      <w:r>
+        <w:rPr>
+          <w:highlight w:val="yellow"/>
+        </w:rPr>
+        <w:t>    }</w:t>
+      </w:r>
+    </w:p>
+    <w:p>
+      <w:r>
+        <w:rPr>
+          <w:highlight w:val="yellow"/>
+        </w:rPr>
+        <w:t>?&gt;</w:t>
+      </w:r>
+    </w:p>
+    <w:p>
+      <w:r>
+        <w:t>Mi adatunk ez lesz:</w:t>
+      </w:r>
+    </w:p>
+    <w:p>
+      <w:r>
+        <w:rPr>
+          <w:highlight w:val="yellow"/>
+        </w:rPr>
+        <w:t>    $dbname = "crud";</w:t>
+      </w:r>
+      <w:r>
+        <w:rPr>
+          <w:highlight w:val="yellow"/>
+        </w:rPr>
+        <w:t xml:space="preserve"> </w:t>
+      </w:r>
+      <w:r>
+        <w:rPr>
+          <w:highlight w:val="yellow"/>
+        </w:rPr>
+        <w:sym w:font="Wingdings" w:char="F0E0"/>
+      </w:r>
+      <w:r>
+        <w:rPr>
+          <w:highlight w:val="yellow"/>
+        </w:rPr>
+        <w:t xml:space="preserve"> </w:t>
+      </w:r>
+      <w:r>
+        <w:rPr>
+          <w:highlight w:val="green"/>
+        </w:rPr>
+        <w:t>$dbname = "gyakorlat7";</w:t>
+      </w:r>
+    </w:p>
+    <w:p>
+      <w:pPr>
+        <w:rPr>
+          <w:b/>
+          <w:bCs/>
+        </w:rPr>
+      </w:pPr>
+      <w:r>
+        <w:rPr>
+          <w:b/>
+          <w:bCs/>
+        </w:rPr>
+        <w:t>Kiegészítettük charset-tel (fontos!)</w:t>
+      </w:r>
+    </w:p>
+    <w:p>
+      <w:r>
+        <w:t>"; dbname="</w:t>
+      </w:r>
+      <w:r>
+        <w:t xml:space="preserve"> </w:t>
+      </w:r>
+      <w:r>
+        <w:sym w:font="Wingdings" w:char="F0E0"/>
+      </w:r>
+      <w:r>
+        <w:t xml:space="preserve"> </w:t>
+      </w:r>
+      <w:r>
+        <w:t>";dbname=...;charset=utf8"</w:t>
+      </w:r>
+      <w:r>
+        <w:t xml:space="preserve"> </w:t>
+      </w:r>
+      <w:r>
+        <w:sym w:font="Wingdings" w:char="F0E0"/>
+      </w:r>
+      <w:r>
+        <w:t xml:space="preserve"> Ez azért kell, hogy a magyar ékezetek rendesen működjenek.</w:t>
+      </w:r>
+    </w:p>
+    <w:p>
+      <w:pPr>
+        <w:rPr>
+          <w:b/>
+          <w:bCs/>
+          <w:sz w:val="24"/>
+          <w:szCs w:val="24"/>
+          <w:u w:val="single"/>
+        </w:rPr>
+      </w:pPr>
+      <w:r>
+        <w:rPr>
+          <w:b/>
+          <w:bCs/>
+          <w:sz w:val="24"/>
+          <w:szCs w:val="24"/>
+          <w:u w:val="single"/>
+        </w:rPr>
+        <w:t>create user minta mósotása create pilota fájlra:</w:t>
+      </w:r>
+    </w:p>
+    <w:p>
+      <w:pPr>
+        <w:rPr>
+          <w:b/>
+          <w:bCs/>
+        </w:rPr>
+      </w:pPr>
+      <w:r>
+        <w:rPr>
+          <w:b/>
+          <w:bCs/>
+        </w:rPr>
+        <w:t>Pontosan mit módosítottunk?</w:t>
+      </w:r>
+    </w:p>
+    <w:p>
+      <w:pPr>
+        <w:rPr>
+          <w:b/>
+          <w:bCs/>
+        </w:rPr>
+      </w:pPr>
+      <w:r>
+        <w:rPr>
+          <w:b/>
+          <w:bCs/>
+        </w:rPr>
+        <w:t>1. Ezt:</w:t>
+      </w:r>
+    </w:p>
+    <w:p>
+      <w:r>
+        <w:t>include 'db_connect.php';</w:t>
+      </w:r>
+    </w:p>
+    <w:p>
+      <w:r>
+        <w:t>erre:</w:t>
+      </w:r>
+    </w:p>
+    <w:p>
+      <w:r>
+        <w:t>include '../includes/db_connect.php';</w:t>
+      </w:r>
+    </w:p>
+    <w:p>
+      <w:r>
+        <w:t>Mert a te projektedben a kapcsolatfájl az includes mappában van.</w:t>
+      </w:r>
+    </w:p>
+    <w:p>
+      <w:r>
+        <w:pict w14:anchorId="3127CE4A">
+          <v:rect id="_x0000_i1095" style="width:0;height:1.5pt" o:hralign="center" o:hrstd="t" o:hr="t" fillcolor="#a0a0a0" stroked="f"/>
+        </w:pict>
+      </w:r>
+    </w:p>
+    <w:p>
+      <w:pPr>
+        <w:rPr>
+          <w:b/>
+          <w:bCs/>
+        </w:rPr>
+      </w:pPr>
+      <w:r>
+        <w:rPr>
+          <w:b/>
+          <w:bCs/>
+        </w:rPr>
+        <w:t>2. Ezt:</w:t>
+      </w:r>
+    </w:p>
+    <w:p>
+      <w:r>
+        <w:t>$connect</w:t>
+      </w:r>
+    </w:p>
+    <w:p>
+      <w:r>
+        <w:t>erre:</w:t>
+      </w:r>
+    </w:p>
+    <w:p>
+      <w:r>
+        <w:t>$conn</w:t>
+      </w:r>
+    </w:p>
+    <w:p>
+      <w:r>
+        <w:t>Mert a db_connect.php-ban most ez a változóneved.</w:t>
+      </w:r>
+    </w:p>
+    <w:p>
+      <w:r>
+        <w:pict w14:anchorId="5F21C91E">
+          <v:rect id="_x0000_i1096" style="width:0;height:1.5pt" o:hralign="center" o:hrstd="t" o:hr="t" fillcolor="#a0a0a0" stroked="f"/>
+        </w:pict>
+      </w:r>
+    </w:p>
+    <w:p>
+      <w:pPr>
+        <w:rPr>
+          <w:b/>
+          <w:bCs/>
+        </w:rPr>
+      </w:pPr>
+      <w:r>
+        <w:rPr>
+          <w:b/>
+          <w:bCs/>
+        </w:rPr>
+        <w:t>3. Ezt:</w:t>
+      </w:r>
+    </w:p>
+    <w:p>
+      <w:r>
+        <w:t>INSERT into users (name, email, mobile)</w:t>
+      </w:r>
+    </w:p>
+    <w:p>
+      <w:r>
+        <w:t>erre:</w:t>
+      </w:r>
+    </w:p>
+    <w:p>
+      <w:r>
+        <w:t>INSERT into pilota (nev, nem, szuldat, nemzet)</w:t>
+      </w:r>
+    </w:p>
+    <w:p>
+      <w:r>
+        <w:pict w14:anchorId="2E2D74BE">
+          <v:rect id="_x0000_i1097" style="width:0;height:1.5pt" o:hralign="center" o:hrstd="t" o:hr="t" fillcolor="#a0a0a0" stroked="f"/>
+        </w:pict>
+      </w:r>
+    </w:p>
+    <w:p>
+      <w:pPr>
+        <w:rPr>
+          <w:b/>
+          <w:bCs/>
+        </w:rPr>
+      </w:pPr>
+      <w:r>
+        <w:rPr>
+          <w:b/>
+          <w:bCs/>
+        </w:rPr>
+        <w:t>4. Ezt:</w:t>
+      </w:r>
+    </w:p>
+    <w:p>
+      <w:r>
+        <w:t>:name</w:t>
+      </w:r>
+      <w:r>
+        <w:br/>
+        <w:t>:emailid</w:t>
+      </w:r>
+      <w:r>
+        <w:br/>
+        <w:t>:mobileno</w:t>
+      </w:r>
+    </w:p>
+    <w:p>
+      <w:r>
+        <w:lastRenderedPageBreak/>
+        <w:t>erre:</w:t>
+      </w:r>
+    </w:p>
+    <w:p>
+      <w:r>
+        <w:t>:nev</w:t>
+      </w:r>
+      <w:r>
+        <w:br/>
+        <w:t>:nem</w:t>
+      </w:r>
+      <w:r>
+        <w:br/>
+        <w:t>:szuldat</w:t>
+      </w:r>
+      <w:r>
+        <w:br/>
+        <w:t>:nemzet</w:t>
+      </w:r>
+    </w:p>
+    <w:p>
+      <w:r>
+        <w:pict w14:anchorId="20E465A2">
+          <v:rect id="_x0000_i1098" style="width:0;height:1.5pt" o:hralign="center" o:hrstd="t" o:hr="t" fillcolor="#a0a0a0" stroked="f"/>
+        </w:pict>
+      </w:r>
+    </w:p>
+    <w:p>
+      <w:pPr>
+        <w:rPr>
+          <w:b/>
+          <w:bCs/>
+        </w:rPr>
+      </w:pPr>
+      <w:r>
+        <w:rPr>
+          <w:b/>
+          <w:bCs/>
+        </w:rPr>
+        <w:t>5. A form mezőket is átírtuk</w:t>
+      </w:r>
+    </w:p>
+    <w:p>
+      <w:r>
+        <w:t>régi:</w:t>
+      </w:r>
+    </w:p>
+    <w:p>
+      <w:pPr>
+        <w:numPr>
+          <w:ilvl w:val="0"/>
+          <w:numId w:val="13"/>
+        </w:numPr>
+      </w:pPr>
+      <w:r>
+        <w:t xml:space="preserve">name </w:t>
+      </w:r>
+    </w:p>
+    <w:p>
+      <w:pPr>
+        <w:numPr>
+          <w:ilvl w:val="0"/>
+          <w:numId w:val="13"/>
+        </w:numPr>
+      </w:pPr>
+      <w:r>
+        <w:t xml:space="preserve">emailid </w:t>
+      </w:r>
+    </w:p>
+    <w:p>
+      <w:pPr>
+        <w:numPr>
+          <w:ilvl w:val="0"/>
+          <w:numId w:val="13"/>
+        </w:numPr>
+      </w:pPr>
+      <w:r>
+        <w:t xml:space="preserve">mobileno </w:t>
+      </w:r>
+    </w:p>
+    <w:p>
+      <w:r>
+        <w:t>új:</w:t>
+      </w:r>
+    </w:p>
+    <w:p>
+      <w:pPr>
+        <w:numPr>
+          <w:ilvl w:val="0"/>
+          <w:numId w:val="14"/>
+        </w:numPr>
+      </w:pPr>
+      <w:r>
+        <w:t xml:space="preserve">nev </w:t>
+      </w:r>
+    </w:p>
+    <w:p>
+      <w:pPr>
+        <w:numPr>
+          <w:ilvl w:val="0"/>
+          <w:numId w:val="14"/>
+        </w:numPr>
+      </w:pPr>
+      <w:r>
+        <w:t xml:space="preserve">nem </w:t>
+      </w:r>
+    </w:p>
+    <w:p>
+      <w:pPr>
+        <w:numPr>
+          <w:ilvl w:val="0"/>
+          <w:numId w:val="14"/>
+        </w:numPr>
+      </w:pPr>
+      <w:r>
+        <w:t xml:space="preserve">szuldat </w:t>
+      </w:r>
+    </w:p>
+    <w:p>
+      <w:pPr>
+        <w:numPr>
+          <w:ilvl w:val="0"/>
+          <w:numId w:val="14"/>
+        </w:numPr>
+      </w:pPr>
+      <w:r>
+        <w:t xml:space="preserve">nemzet </w:t>
+      </w:r>
+    </w:p>
+    <w:p>
+      <w:r>
+        <w:pict w14:anchorId="751BABB3">
+          <v:rect id="_x0000_i1099" style="width:0;height:1.5pt" o:hralign="center" o:hrstd="t" o:hr="t" fillcolor="#a0a0a0" stroked="f"/>
+        </w:pict>
+      </w:r>
+    </w:p>
+    <w:p>
+      <w:pPr>
+        <w:rPr>
+          <w:b/>
+          <w:bCs/>
+        </w:rPr>
+      </w:pPr>
+      <w:r>
+        <w:rPr>
+          <w:b/>
+          <w:bCs/>
+        </w:rPr>
+        <w:t>6. Az átirányítást is átírtuk</w:t>
+      </w:r>
+    </w:p>
+    <w:p>
+      <w:r>
+        <w:t>régi:</w:t>
+      </w:r>
+    </w:p>
+    <w:p>
+      <w:r>
+        <w:t>header("Location: .");</w:t>
+      </w:r>
+    </w:p>
+    <w:p>
+      <w:r>
+        <w:t>új:</w:t>
+      </w:r>
+    </w:p>
+    <w:p>
+      <w:r>
+        <w:t>header("Location: ../index.php?oldal=tablazat");</w:t>
+      </w:r>
+    </w:p>
+    <w:p>
+      <w:r>
+        <w:t>Mert nálatok nem külön CRUD mappa fut, hanem a meglévő Táblázat menü.</w:t>
+      </w:r>
+    </w:p>
+    <w:p>
+      <w:r>
+        <w:pict w14:anchorId="4196E68B">
+          <v:rect id="_x0000_i1100" style="width:0;height:1.5pt" o:hralign="center" o:hrstd="t" o:hr="t" fillcolor="#a0a0a0" stroked="f"/>
+        </w:pict>
+      </w:r>
+    </w:p>
+    <w:p>
+      <w:pPr>
+        <w:rPr>
+          <w:b/>
+          <w:bCs/>
+        </w:rPr>
+      </w:pPr>
+      <w:r>
+        <w:rPr>
+          <w:b/>
+          <w:bCs/>
+        </w:rPr>
+        <w:t>7. Ezt nagyon fontos volt javítani</w:t>
+      </w:r>
+    </w:p>
+    <w:p>
+      <w:r>
+        <w:t>A mintában ez volt:</w:t>
+      </w:r>
+    </w:p>
+    <w:p>
+      <w:r>
+        <w:t>&lt;a href="."&gt;&lt;button class="btn btn-danger"&gt;Main page&lt;/button&gt;&lt;/a&gt;</w:t>
+      </w:r>
+    </w:p>
+    <w:p>
+      <w:r>
+        <w:t>Ez nem szerencsés.</w:t>
+      </w:r>
+    </w:p>
+    <w:p>
+      <w:r>
+        <w:t>Ezért nálad inkább így legyen:</w:t>
+      </w:r>
+    </w:p>
+    <w:p>
+      <w:r>
+        <w:t>&lt;a href="../index.php?oldal=tablazat"&gt;&lt;button type="button" class="btn btn-danger"&gt;Főoldal&lt;/button&gt;&lt;/a&gt;</w:t>
+      </w:r>
+    </w:p>
+    <w:p>
+      <w:r>
+        <w:t>A type="button" azért kell, hogy ne küldje el a formot.</w:t>
+      </w:r>
+    </w:p>
+    <w:p>
+      <w:pPr>
+        <w:rPr>
+          <w:b/>
+          <w:bCs/>
+          <w:sz w:val="24"/>
+          <w:szCs w:val="24"/>
+          <w:u w:val="single"/>
+        </w:rPr>
+      </w:pPr>
+      <w:r>
+        <w:rPr>
+          <w:b/>
+          <w:bCs/>
+          <w:sz w:val="24"/>
+          <w:szCs w:val="24"/>
+          <w:u w:val="single"/>
+        </w:rPr>
+        <w:lastRenderedPageBreak/>
+        <w:t>edit</w:t>
+      </w:r>
+      <w:r>
+        <w:rPr>
+          <w:b/>
+          <w:bCs/>
+          <w:sz w:val="24"/>
+          <w:szCs w:val="24"/>
+          <w:u w:val="single"/>
+        </w:rPr>
+        <w:t xml:space="preserve">user minta mósotása </w:t>
+      </w:r>
+      <w:r>
+        <w:rPr>
+          <w:b/>
+          <w:bCs/>
+          <w:sz w:val="24"/>
+          <w:szCs w:val="24"/>
+          <w:u w:val="single"/>
+        </w:rPr>
+        <w:t>edit</w:t>
+      </w:r>
+      <w:r>
+        <w:rPr>
+          <w:b/>
+          <w:bCs/>
+          <w:sz w:val="24"/>
+          <w:szCs w:val="24"/>
+          <w:u w:val="single"/>
+        </w:rPr>
+        <w:t>pilota fájlra:</w:t>
+      </w:r>
+    </w:p>
+    <w:p>
+      <w:r>
+        <w:t>A fő cserék:</w:t>
+      </w:r>
+    </w:p>
+    <w:p>
+      <w:pPr>
+        <w:numPr>
+          <w:ilvl w:val="0"/>
+          <w:numId w:val="15"/>
+        </w:numPr>
+      </w:pPr>
+      <w:r>
+        <w:t xml:space="preserve">include 'db_connect.php'; → include '../includes/db_connect.php'; </w:t>
+      </w:r>
+    </w:p>
+    <w:p>
+      <w:pPr>
+        <w:numPr>
+          <w:ilvl w:val="0"/>
+          <w:numId w:val="15"/>
+        </w:numPr>
+      </w:pPr>
+      <w:r>
+        <w:t xml:space="preserve">$connect → $conn </w:t>
+      </w:r>
+    </w:p>
+    <w:p>
+      <w:pPr>
+        <w:numPr>
+          <w:ilvl w:val="0"/>
+          <w:numId w:val="15"/>
+        </w:numPr>
+      </w:pPr>
+      <w:r>
+        <w:t xml:space="preserve">users → pilota </w:t>
+      </w:r>
+    </w:p>
+    <w:p>
+      <w:pPr>
+        <w:numPr>
+          <w:ilvl w:val="0"/>
+          <w:numId w:val="15"/>
+        </w:numPr>
+      </w:pPr>
+      <w:r>
+        <w:t xml:space="preserve">id → az </w:t>
+      </w:r>
+    </w:p>
+    <w:p>
+      <w:pPr>
+        <w:numPr>
+          <w:ilvl w:val="0"/>
+          <w:numId w:val="15"/>
+        </w:numPr>
+      </w:pPr>
+      <w:r>
+        <w:t>name, email, mobile → nev, nem, szuldat, nemzet</w:t>
+      </w:r>
+    </w:p>
+    <w:p>
+      <w:pPr>
+        <w:rPr>
+          <w:b/>
+          <w:bCs/>
+          <w:sz w:val="24"/>
+          <w:szCs w:val="24"/>
+          <w:u w:val="single"/>
+        </w:rPr>
+      </w:pPr>
+      <w:r>
+        <w:rPr>
+          <w:b/>
+          <w:bCs/>
+          <w:sz w:val="24"/>
+          <w:szCs w:val="24"/>
+          <w:u w:val="single"/>
+        </w:rPr>
+        <w:t>delete</w:t>
+      </w:r>
+      <w:r>
+        <w:rPr>
+          <w:b/>
+          <w:bCs/>
+          <w:sz w:val="24"/>
+          <w:szCs w:val="24"/>
+          <w:u w:val="single"/>
+        </w:rPr>
+        <w:t xml:space="preserve">user minta mósotása </w:t>
+      </w:r>
+      <w:r>
+        <w:rPr>
+          <w:b/>
+          <w:bCs/>
+          <w:sz w:val="24"/>
+          <w:szCs w:val="24"/>
+          <w:u w:val="single"/>
+        </w:rPr>
+        <w:t>deletep</w:t>
+      </w:r>
+      <w:r>
+        <w:rPr>
+          <w:b/>
+          <w:bCs/>
+          <w:sz w:val="24"/>
+          <w:szCs w:val="24"/>
+          <w:u w:val="single"/>
+        </w:rPr>
+        <w:t>ilota fájlra:</w:t>
+      </w:r>
+    </w:p>
+    <w:p>
+      <w:pPr>
+        <w:rPr>
+          <w:b/>
+          <w:bCs/>
+        </w:rPr>
+      </w:pPr>
+      <w:r>
+        <w:rPr>
+          <w:rFonts w:ascii="Segoe UI Emoji" w:hAnsi="Segoe UI Emoji" w:cs="Segoe UI Emoji"/>
+          <w:b/>
+          <w:bCs/>
+        </w:rPr>
+        <w:t>🔧</w:t>
+      </w:r>
+      <w:r>
+        <w:rPr>
+          <w:b/>
+          <w:bCs/>
+        </w:rPr>
+        <w:t xml:space="preserve"> Mit módosítottunk a mintához képest?</w:t>
+      </w:r>
+    </w:p>
+    <w:p>
+      <w:pPr>
+        <w:rPr>
+          <w:b/>
+          <w:bCs/>
+        </w:rPr>
+      </w:pPr>
+      <w:r>
+        <w:rPr>
+          <w:b/>
+          <w:bCs/>
+        </w:rPr>
+        <w:t>1. Ez:</w:t>
+      </w:r>
+    </w:p>
+    <w:p>
+      <w:r>
+        <w:t>include 'db_connect.php';</w:t>
+      </w:r>
+    </w:p>
+    <w:p>
+      <w:r>
+        <w:rPr>
+          <w:rFonts w:ascii="Segoe UI Emoji" w:hAnsi="Segoe UI Emoji" w:cs="Segoe UI Emoji"/>
+        </w:rPr>
+        <w:t>➡️</w:t>
+      </w:r>
+    </w:p>
+    <w:p>
+      <w:r>
+        <w:t>include '../includes/db_connect.php';</w:t>
+      </w:r>
+    </w:p>
+    <w:p>
+      <w:r>
+        <w:pict w14:anchorId="0BAA15B0">
+          <v:rect id="_x0000_i1137" style="width:0;height:1.5pt" o:hralign="center" o:hrstd="t" o:hr="t" fillcolor="#a0a0a0" stroked="f"/>
+        </w:pict>
+      </w:r>
+    </w:p>
+    <w:p>
+      <w:pPr>
+        <w:rPr>
+          <w:b/>
+          <w:bCs/>
+        </w:rPr>
+      </w:pPr>
+      <w:r>
+        <w:rPr>
+          <w:b/>
+          <w:bCs/>
+        </w:rPr>
+        <w:t>2. Ez:</w:t>
+      </w:r>
+    </w:p>
+    <w:p>
+      <w:r>
+        <w:t>$connect</w:t>
+      </w:r>
+    </w:p>
+    <w:p>
+      <w:r>
+        <w:rPr>
+          <w:rFonts w:ascii="Segoe UI Emoji" w:hAnsi="Segoe UI Emoji" w:cs="Segoe UI Emoji"/>
+        </w:rPr>
+        <w:t>➡️</w:t>
+      </w:r>
+    </w:p>
+    <w:p>
+      <w:r>
+        <w:t>$conn</w:t>
+      </w:r>
+    </w:p>
+    <w:p>
+      <w:r>
+        <w:pict w14:anchorId="170EBD7B">
+          <v:rect id="_x0000_i1138" style="width:0;height:1.5pt" o:hralign="center" o:hrstd="t" o:hr="t" fillcolor="#a0a0a0" stroked="f"/>
+        </w:pict>
+      </w:r>
+    </w:p>
+    <w:p>
+      <w:pPr>
+        <w:rPr>
+          <w:b/>
+          <w:bCs/>
+        </w:rPr>
+      </w:pPr>
+      <w:r>
+        <w:rPr>
+          <w:b/>
+          <w:bCs/>
+        </w:rPr>
+        <w:t>3. Ez:</w:t>
+      </w:r>
+    </w:p>
+    <w:p>
+      <w:r>
+        <w:t>DELETE from users</w:t>
+      </w:r>
+    </w:p>
+    <w:p>
+      <w:r>
+        <w:rPr>
+          <w:rFonts w:ascii="Segoe UI Emoji" w:hAnsi="Segoe UI Emoji" w:cs="Segoe UI Emoji"/>
+        </w:rPr>
+        <w:t>➡️</w:t>
+      </w:r>
+    </w:p>
+    <w:p>
+      <w:r>
+        <w:t>DELETE from pilota</w:t>
+      </w:r>
+    </w:p>
+    <w:p>
+      <w:r>
+        <w:pict w14:anchorId="2B87E888">
+          <v:rect id="_x0000_i1139" style="width:0;height:1.5pt" o:hralign="center" o:hrstd="t" o:hr="t" fillcolor="#a0a0a0" stroked="f"/>
+        </w:pict>
+      </w:r>
+    </w:p>
+    <w:p>
+      <w:pPr>
+        <w:rPr>
+          <w:b/>
+          <w:bCs/>
+        </w:rPr>
+      </w:pPr>
+      <w:r>
+        <w:rPr>
+          <w:b/>
+          <w:bCs/>
+        </w:rPr>
+        <w:t>4. Ez:</w:t>
+      </w:r>
+    </w:p>
+    <w:p>
+      <w:r>
+        <w:t>where id = :id</w:t>
+      </w:r>
+    </w:p>
+    <w:p>
+      <w:r>
+        <w:rPr>
+          <w:rFonts w:ascii="Segoe UI Emoji" w:hAnsi="Segoe UI Emoji" w:cs="Segoe UI Emoji"/>
+        </w:rPr>
+        <w:t>➡️</w:t>
+      </w:r>
+    </w:p>
+    <w:p>
+      <w:r>
+        <w:t>where az = :az</w:t>
+      </w:r>
+    </w:p>
+    <w:p>
+      <w:r>
+        <w:pict w14:anchorId="17F082E0">
+          <v:rect id="_x0000_i1140" style="width:0;height:1.5pt" o:hralign="center" o:hrstd="t" o:hr="t" fillcolor="#a0a0a0" stroked="f"/>
+        </w:pict>
+      </w:r>
+    </w:p>
+    <w:p>
+      <w:pPr>
+        <w:rPr>
+          <w:b/>
+          <w:bCs/>
+        </w:rPr>
+      </w:pPr>
+      <w:r>
+        <w:rPr>
+          <w:b/>
+          <w:bCs/>
+        </w:rPr>
+        <w:t>5. Ez:</w:t>
+      </w:r>
+    </w:p>
+    <w:p>
+      <w:r>
+        <w:t>header("Location: .");</w:t>
+      </w:r>
+    </w:p>
+    <w:p>
+      <w:r>
+        <w:rPr>
+          <w:rFonts w:ascii="Segoe UI Emoji" w:hAnsi="Segoe UI Emoji" w:cs="Segoe UI Emoji"/>
+        </w:rPr>
+        <w:lastRenderedPageBreak/>
+        <w:t>➡️</w:t>
+      </w:r>
+    </w:p>
+    <w:p>
+      <w:r>
+        <w:t>header("Location: ../index.php?oldal=tablazat");</w:t>
+      </w:r>
+    </w:p>
+    <w:p>
+      <w:r>
+        <w:pict w14:anchorId="00D97A36">
+          <v:rect id="_x0000_i1141" style="width:0;height:1.5pt" o:hralign="center" o:hrstd="t" o:hr="t" fillcolor="#a0a0a0" stroked="f"/>
+        </w:pict>
+      </w:r>
+    </w:p>
+    <w:p>
+      <w:pPr>
+        <w:rPr>
+          <w:b/>
+          <w:bCs/>
+        </w:rPr>
+      </w:pPr>
+      <w:r>
+        <w:rPr>
+          <w:rFonts w:ascii="Segoe UI Emoji" w:hAnsi="Segoe UI Emoji" w:cs="Segoe UI Emoji"/>
+          <w:b/>
+          <w:bCs/>
+        </w:rPr>
+        <w:t>🧠</w:t>
+      </w:r>
+      <w:r>
+        <w:rPr>
+          <w:b/>
+          <w:bCs/>
+        </w:rPr>
+        <w:t xml:space="preserve"> Fontos</w:t>
+      </w:r>
+    </w:p>
+    <w:p>
+      <w:pPr>
+        <w:numPr>
+          <w:ilvl w:val="0"/>
+          <w:numId w:val="16"/>
+        </w:numPr>
+      </w:pPr>
+      <w:r>
+        <w:t xml:space="preserve">Az URL-ben továbbra is: </w:t>
+      </w:r>
+    </w:p>
+    <w:p>
+      <w:r>
+        <w:t>?id=123</w:t>
+      </w:r>
+    </w:p>
+    <w:p>
+      <w:pPr>
+        <w:numPr>
+          <w:ilvl w:val="0"/>
+          <w:numId w:val="17"/>
+        </w:numPr>
+      </w:pPr>
+      <w:r>
+        <w:t xml:space="preserve">de az adatbázisban: </w:t>
+      </w:r>
+    </w:p>
+    <w:p>
+      <w:r>
+        <w:t>az = 123</w:t>
+      </w:r>
+    </w:p>
+    <w:p>
+      <w:r>
+        <w:rPr>
+          <w:rFonts w:ascii="Segoe UI Emoji" w:hAnsi="Segoe UI Emoji" w:cs="Segoe UI Emoji"/>
+        </w:rPr>
+        <w:t>👉</w:t>
+      </w:r>
+      <w:r>
+        <w:t xml:space="preserve"> Ez így teljesen jó, nem kell egységesíteni.</w:t>
+      </w:r>
+    </w:p>
+    <w:p>
+      <w:pPr>
+        <w:rPr>
+          <w:b/>
+          <w:bCs/>
+          <w:sz w:val="32"/>
+          <w:szCs w:val="32"/>
+        </w:rPr>
+      </w:pPr>
+      <w:r>
+        <w:rPr>
+          <w:b/>
+          <w:bCs/>
+          <w:sz w:val="32"/>
+          <w:szCs w:val="32"/>
+        </w:rPr>
+        <w:t>Következő lépés ö</w:t>
+      </w:r>
+      <w:r>
+        <w:rPr>
+          <w:b/>
+          <w:bCs/>
+          <w:sz w:val="32"/>
+          <w:szCs w:val="32"/>
+        </w:rPr>
+        <w:t>sszekötjük az egészet a Táblázat oldallal</w:t>
+      </w:r>
+    </w:p>
+    <w:p>
+      <w:r>
+        <w:t>Ez a fájl:</w:t>
+      </w:r>
+    </w:p>
+    <w:p>
+      <w:r>
+        <w:t>templates/pages/tablazat.tpl.php</w:t>
+      </w:r>
+    </w:p>
+    <w:p>
+      <w:r>
+        <w:t>Ebben fogjuk:</w:t>
+      </w:r>
+    </w:p>
+    <w:p>
+      <w:pPr>
+        <w:numPr>
+          <w:ilvl w:val="0"/>
+          <w:numId w:val="18"/>
+        </w:numPr>
+      </w:pPr>
+      <w:r>
+        <w:t xml:space="preserve">listázni a pilótákat </w:t>
+      </w:r>
+    </w:p>
+    <w:p>
+      <w:pPr>
+        <w:numPr>
+          <w:ilvl w:val="0"/>
+          <w:numId w:val="18"/>
+        </w:numPr>
+      </w:pPr>
+      <w:r>
+        <w:t xml:space="preserve">betenni az "Új pilóta" gombot </w:t>
+      </w:r>
+    </w:p>
+    <w:p>
+      <w:pPr>
+        <w:numPr>
+          <w:ilvl w:val="0"/>
+          <w:numId w:val="18"/>
+        </w:numPr>
+      </w:pPr>
+      <w:r>
+        <w:t xml:space="preserve">betenni az Edit / Delete gombokat </w:t>
+      </w:r>
+    </w:p>
+    <w:p>
+      <w:pPr>
+        <w:numPr>
+          <w:ilvl w:val="0"/>
+          <w:numId w:val="18"/>
+        </w:numPr>
+      </w:pPr>
+      <w:r>
+        <w:t>meghívni a logicals fájlokat</w:t>
+      </w:r>
+    </w:p>
+    <w:p>
+      <w:r>
+        <w:t xml:space="preserve">A </w:t>
+      </w:r>
+      <w:r>
+        <w:t>Web-1-Megoldasok\10a-PHP-CRUD alkalmazás útvonalakkal\2-Bootstrap formázással</w:t>
+      </w:r>
+      <w:r>
+        <w:t xml:space="preserve"> main.php kódjának átalakítása és azt tettük bele a tablazat.php-ba</w:t>
+      </w:r>
+    </w:p>
+    <w:p>
+      <w:pPr>
+        <w:rPr>
+          <w:b/>
+          <w:bCs/>
+        </w:rPr>
+      </w:pPr>
+      <w:r>
+        <w:rPr>
+          <w:b/>
+          <w:bCs/>
+        </w:rPr>
+        <w:t>Mit tartottunk meg a mintából?</w:t>
+      </w:r>
+    </w:p>
+    <w:p>
+      <w:r>
+        <w:rPr>
+          <w:rFonts w:ascii="Segoe UI Symbol" w:hAnsi="Segoe UI Symbol" w:cs="Segoe UI Symbol"/>
+        </w:rPr>
+        <w:t>✔</w:t>
+      </w:r>
+      <w:r>
+        <w:t xml:space="preserve"> while ($data = $stmt-&gt;fetch...)</w:t>
+      </w:r>
+      <w:r>
+        <w:br/>
+      </w:r>
+      <w:r>
+        <w:rPr>
+          <w:rFonts w:ascii="Segoe UI Symbol" w:hAnsi="Segoe UI Symbol" w:cs="Segoe UI Symbol"/>
+        </w:rPr>
+        <w:t>✔</w:t>
+      </w:r>
+      <w:r>
+        <w:t xml:space="preserve"> t</w:t>
+      </w:r>
+      <w:r>
+        <w:rPr>
+          <w:rFonts w:ascii="Calibri" w:hAnsi="Calibri" w:cs="Calibri"/>
+        </w:rPr>
+        <w:t>á</w:t>
+      </w:r>
+      <w:r>
+        <w:t>bl</w:t>
+      </w:r>
+      <w:r>
+        <w:rPr>
+          <w:rFonts w:ascii="Calibri" w:hAnsi="Calibri" w:cs="Calibri"/>
+        </w:rPr>
+        <w:t>á</w:t>
+      </w:r>
+      <w:r>
+        <w:t>zat szerkezet</w:t>
+      </w:r>
+      <w:r>
+        <w:br/>
+      </w:r>
+      <w:r>
+        <w:rPr>
+          <w:rFonts w:ascii="Segoe UI Symbol" w:hAnsi="Segoe UI Symbol" w:cs="Segoe UI Symbol"/>
+        </w:rPr>
+        <w:t>✔</w:t>
+      </w:r>
+      <w:r>
+        <w:t xml:space="preserve"> gombok</w:t>
+      </w:r>
+      <w:r>
+        <w:br/>
+      </w:r>
+      <w:r>
+        <w:rPr>
+          <w:rFonts w:ascii="Segoe UI Symbol" w:hAnsi="Segoe UI Symbol" w:cs="Segoe UI Symbol"/>
+        </w:rPr>
+        <w:t>✔</w:t>
+      </w:r>
+      <w:r>
+        <w:t xml:space="preserve"> echo '&lt;a href=... megoldás</w:t>
+      </w:r>
+      <w:r>
+        <w:br/>
+      </w:r>
+      <w:r>
+        <w:rPr>
+          <w:rFonts w:ascii="Segoe UI Symbol" w:hAnsi="Segoe UI Symbol" w:cs="Segoe UI Symbol"/>
+        </w:rPr>
+        <w:t>✔</w:t>
+      </w:r>
+      <w:r>
+        <w:t xml:space="preserve"> Bootstrap kin</w:t>
+      </w:r>
+      <w:r>
+        <w:rPr>
+          <w:rFonts w:ascii="Calibri" w:hAnsi="Calibri" w:cs="Calibri"/>
+        </w:rPr>
+        <w:t>é</w:t>
+      </w:r>
+      <w:r>
+        <w:t>zet</w:t>
+      </w:r>
+    </w:p>
+    <w:p>
+      <w:r>
+        <w:pict w14:anchorId="1A89AD53">
+          <v:rect id="_x0000_i1165" style="width:0;height:1.5pt" o:hralign="center" o:hrstd="t" o:hr="t" fillcolor="#a0a0a0" stroked="f"/>
+        </w:pict>
+      </w:r>
+    </w:p>
+    <w:p>
+      <w:pPr>
+        <w:rPr>
+          <w:b/>
+          <w:bCs/>
+        </w:rPr>
+      </w:pPr>
+      <w:r>
+        <w:rPr>
+          <w:rFonts w:ascii="Segoe UI Emoji" w:hAnsi="Segoe UI Emoji" w:cs="Segoe UI Emoji"/>
+          <w:b/>
+          <w:bCs/>
+        </w:rPr>
+        <w:t>🔧</w:t>
+      </w:r>
+      <w:r>
+        <w:rPr>
+          <w:b/>
+          <w:bCs/>
+        </w:rPr>
+        <w:t xml:space="preserve"> Mit írtunk át?</w:t>
+      </w:r>
+    </w:p>
+    <w:p>
+      <w:pPr>
+        <w:rPr>
+          <w:b/>
+          <w:bCs/>
+        </w:rPr>
+      </w:pPr>
+      <w:r>
+        <w:rPr>
+          <w:b/>
+          <w:bCs/>
+        </w:rPr>
+        <w:t>1. Adatbázis</w:t>
+      </w:r>
+    </w:p>
+    <w:p>
+      <w:r>
+        <w:t>users → pilota</w:t>
+      </w:r>
+    </w:p>
+    <w:p>
+      <w:pPr>
+        <w:rPr>
+          <w:b/>
+          <w:bCs/>
+        </w:rPr>
+      </w:pPr>
+      <w:r>
+        <w:rPr>
+          <w:b/>
+          <w:bCs/>
+        </w:rPr>
+        <w:t>2. Mezők</w:t>
+      </w:r>
+    </w:p>
+    <w:p>
+      <w:r>
+        <w:t>id → az</w:t>
+      </w:r>
+      <w:r>
+        <w:br/>
+        <w:t>name → nev</w:t>
+      </w:r>
+      <w:r>
+        <w:br/>
+        <w:t>email → nem</w:t>
+      </w:r>
+      <w:r>
+        <w:br/>
+      </w:r>
+      <w:r>
+        <w:lastRenderedPageBreak/>
+        <w:t>mobile → szuldat</w:t>
+      </w:r>
+      <w:r>
+        <w:br/>
+        <w:t>+ nemzet (új)</w:t>
+      </w:r>
+    </w:p>
+    <w:p>
+      <w:r>
+        <w:pict w14:anchorId="2ECB14D5">
+          <v:rect id="_x0000_i1166" style="width:0;height:1.5pt" o:hralign="center" o:hrstd="t" o:hr="t" fillcolor="#a0a0a0" stroked="f"/>
+        </w:pict>
+      </w:r>
+    </w:p>
+    <w:p>
+      <w:pPr>
+        <w:rPr>
+          <w:b/>
+          <w:bCs/>
+        </w:rPr>
+      </w:pPr>
+      <w:r>
+        <w:rPr>
+          <w:b/>
+          <w:bCs/>
+        </w:rPr>
+        <w:t>3. Linkek (EZ NAGYON FONTOS)</w:t>
+      </w:r>
+    </w:p>
+    <w:p>
+      <w:r>
+        <w:t>Régen:</w:t>
+      </w:r>
+    </w:p>
+    <w:p>
+      <w:r>
+        <w:t>createuser</w:t>
+      </w:r>
+      <w:r>
+        <w:br/>
+        <w:t>edituser?id=1</w:t>
+      </w:r>
+      <w:r>
+        <w:br/>
+        <w:t>deleteuser?id=1</w:t>
+      </w:r>
+    </w:p>
+    <w:p>
+      <w:r>
+        <w:t>Most:</w:t>
+      </w:r>
+    </w:p>
+    <w:p>
+      <w:r>
+        <w:t>index.php?oldal=tablazat&amp;action=create</w:t>
+      </w:r>
+      <w:r>
+        <w:br/>
+        <w:t>index.php?oldal=tablazat&amp;action=edit&amp;id=1</w:t>
+      </w:r>
+      <w:r>
+        <w:br/>
+        <w:t>index.php?oldal=tablazat&amp;action=delete&amp;id=1</w:t>
+      </w:r>
+    </w:p>
+    <w:p>
+      <w:r>
+        <w:rPr>
+          <w:rFonts w:ascii="Segoe UI Emoji" w:hAnsi="Segoe UI Emoji" w:cs="Segoe UI Emoji"/>
+        </w:rPr>
+        <w:t>👉</w:t>
+      </w:r>
+      <w:r>
+        <w:t xml:space="preserve"> mert a te projektedben minden az index.php-n keresztül megy</w:t>
+      </w:r>
+    </w:p>
+    <w:p>
+      <w:r>
+        <w:pict w14:anchorId="3FEAF463">
+          <v:rect id="_x0000_i1167" style="width:0;height:1.5pt" o:hralign="center" o:hrstd="t" o:hr="t" fillcolor="#a0a0a0" stroked="f"/>
+        </w:pict>
+      </w:r>
+    </w:p>
+    <w:p>
+      <w:pPr>
+        <w:rPr>
+          <w:b/>
+          <w:bCs/>
+        </w:rPr>
+      </w:pPr>
+      <w:r>
+        <w:rPr>
+          <w:rFonts w:ascii="Segoe UI Emoji" w:hAnsi="Segoe UI Emoji" w:cs="Segoe UI Emoji"/>
+          <w:b/>
+          <w:bCs/>
+        </w:rPr>
+        <w:t>🚨</w:t>
+      </w:r>
+      <w:r>
+        <w:rPr>
+          <w:b/>
+          <w:bCs/>
+        </w:rPr>
+        <w:t xml:space="preserve"> MÉG NEM FOG MŰKÖDNI!</w:t>
+      </w:r>
+    </w:p>
+    <w:p>
+      <w:r>
+        <w:t>Ez most még csak a lista.</w:t>
+      </w:r>
+    </w:p>
+    <w:p>
+      <w:r>
+        <w:t>Hiányzik:</w:t>
+      </w:r>
+    </w:p>
+    <w:p>
+      <w:r>
+        <w:rPr>
+          <w:rFonts w:ascii="Segoe UI Emoji" w:hAnsi="Segoe UI Emoji" w:cs="Segoe UI Emoji"/>
+        </w:rPr>
+        <w:t>👉</w:t>
+      </w:r>
+      <w:r>
+        <w:t xml:space="preserve"> az </w:t>
+      </w:r>
+      <w:r>
+        <w:rPr>
+          <w:b/>
+          <w:bCs/>
+        </w:rPr>
+        <w:t>action kezelés</w:t>
+      </w:r>
+    </w:p>
+    <w:p>
+      <w:pPr>
+        <w:rPr>
+          <w:b/>
+          <w:bCs/>
+        </w:rPr>
+      </w:pPr>
+      <w:r>
+        <w:rPr>
+          <w:b/>
+          <w:bCs/>
+        </w:rPr>
+        <w:t>Következő lépés (EZ LESZ A KULCS)</w:t>
+      </w:r>
+    </w:p>
+    <w:p>
+      <w:r>
+        <w:t>A tablazat.tpl.php tetejére be kell tenni ezt:</w:t>
+      </w:r>
+    </w:p>
+    <w:p>
+      <w:r>
+        <w:t>&lt;?php</w:t>
+      </w:r>
+      <w:r>
+        <w:br/>
+        <w:t>if (isset($_GET['action'])) {</w:t>
+      </w:r>
+      <w:r>
+        <w:br/>
+        <w:t xml:space="preserve">    if ($_GET['action'] == 'create') {</w:t>
+      </w:r>
+      <w:r>
+        <w:br/>
+        <w:t xml:space="preserve">        include 'logicals/createpilota.php';</w:t>
+      </w:r>
+      <w:r>
+        <w:br/>
+        <w:t xml:space="preserve">        return;</w:t>
+      </w:r>
+      <w:r>
+        <w:br/>
+        <w:t xml:space="preserve">    }</w:t>
+      </w:r>
+      <w:r>
+        <w:br/>
+      </w:r>
+      <w:r>
+        <w:br/>
+        <w:t xml:space="preserve">    if ($_GET['action'] == 'edit') {</w:t>
+      </w:r>
+      <w:r>
+        <w:br/>
+        <w:t xml:space="preserve">        include 'logicals/editpilota.php';</w:t>
+      </w:r>
+      <w:r>
+        <w:br/>
+        <w:t xml:space="preserve">        return;</w:t>
+      </w:r>
+      <w:r>
+        <w:br/>
+        <w:t xml:space="preserve">    }</w:t>
+      </w:r>
+      <w:r>
+        <w:br/>
+      </w:r>
+      <w:r>
+        <w:br/>
+        <w:t xml:space="preserve">    if ($_GET['action'] == 'delete') {</w:t>
+      </w:r>
+      <w:r>
+        <w:br/>
+        <w:t xml:space="preserve">        include 'logicals/deletepilota.php';</w:t>
+      </w:r>
+      <w:r>
+        <w:br/>
+        <w:t xml:space="preserve">        return;</w:t>
+      </w:r>
+      <w:r>
+        <w:br/>
+        <w:t xml:space="preserve">    }</w:t>
+      </w:r>
+      <w:r>
+        <w:br/>
+        <w:t>}</w:t>
+      </w:r>
+      <w:r>
+        <w:br/>
+        <w:t>?&gt;</w:t>
+      </w:r>
+    </w:p>
+    <w:p>
+      <w:r>
+        <w:pict w14:anchorId="1A3B4607">
+          <v:rect id="_x0000_i1177" style="width:0;height:1.5pt" o:hralign="center" o:hrstd="t" o:hr="t" fillcolor="#a0a0a0" stroked="f"/>
+        </w:pict>
+      </w:r>
+    </w:p>
+    <w:p>
+      <w:pPr>
+        <w:rPr>
+          <w:b/>
+          <w:bCs/>
+        </w:rPr>
+      </w:pPr>
+      <w:r>
+        <w:rPr>
+          <w:rFonts w:ascii="Segoe UI Emoji" w:hAnsi="Segoe UI Emoji" w:cs="Segoe UI Emoji"/>
+          <w:b/>
+          <w:bCs/>
+        </w:rPr>
+        <w:lastRenderedPageBreak/>
+        <w:t>🎯</w:t>
+      </w:r>
+      <w:r>
+        <w:rPr>
+          <w:b/>
+          <w:bCs/>
+        </w:rPr>
+        <w:t xml:space="preserve"> Mit fog ez csinálni?</w:t>
+      </w:r>
+    </w:p>
+    <w:p>
+      <w:r>
+        <w:t>Ha:</w:t>
+      </w:r>
+    </w:p>
+    <w:p>
+      <w:pPr>
+        <w:numPr>
+          <w:ilvl w:val="0"/>
+          <w:numId w:val="19"/>
+        </w:numPr>
+      </w:pPr>
+      <w:r>
+        <w:t xml:space="preserve">?action=create → betölti az űrlapot </w:t>
+      </w:r>
+    </w:p>
+    <w:p>
+      <w:pPr>
+        <w:numPr>
+          <w:ilvl w:val="0"/>
+          <w:numId w:val="19"/>
+        </w:numPr>
+      </w:pPr>
+      <w:r>
+        <w:t xml:space="preserve">?action=edit → módosítás </w:t>
+      </w:r>
+    </w:p>
+    <w:p>
+      <w:pPr>
+        <w:numPr>
+          <w:ilvl w:val="0"/>
+          <w:numId w:val="19"/>
+        </w:numPr>
+      </w:pPr>
+      <w:r>
+        <w:t>?action=delete → törlés</w:t>
+      </w:r>
+    </w:p>
+    <w:p>
+      <w:r>
+        <w:t>Hiba volt, hogy a logical mappán belül rossz volt a hivatkozás, így ezeket ki kellett cserélni:</w:t>
+      </w:r>
+    </w:p>
+    <w:p>
+      <w:r>
+        <w:t xml:space="preserve">  include '../includes/db_connect.php'; → include 'includes/db_connect.php'; </w:t>
+      </w:r>
+    </w:p>
+    <w:p>
+      <w:r>
+        <w:t>  header("Location: ../index.php?oldal=tablazat"); → header("Location: index.php?oldal=tablazat");</w:t>
+      </w:r>
+    </w:p>
+    <w:p>
+      <w:r>
+        <w:t>Beimportáltam a pilóták adatát MySQL adatbázisba.</w:t>
+      </w:r>
+    </w:p>
+    <w:p>
+      <w:r>
+        <w:t>Hiba, a módostásnál:</w:t>
+      </w:r>
+    </w:p>
+    <w:p>
+      <w:r>
+        <w:drawing>
+          <wp:inline distT="0" distB="0" distL="0" distR="0" wp14:anchorId="2798BB43" wp14:editId="371750F1">
+            <wp:extent cx="5760720" cy="2592070"/>
+            <wp:effectExtent l="0" t="0" r="0" b="0"/>
+            <wp:docPr id="987073541" name="Kép 1"/>
+            <wp:cNvGraphicFramePr>
+              <a:graphicFrameLocks xmlns:a="http://schemas.openxmlformats.org/drawingml/2006/main" noChangeAspect="1"/>
+            </wp:cNvGraphicFramePr>
+            <a:graphic xmlns:a="http://schemas.openxmlformats.org/drawingml/2006/main">
+              <a:graphicData uri="http://schemas.openxmlformats.org/drawingml/2006/picture">
+                <pic:pic xmlns:pic="http://schemas.openxmlformats.org/drawingml/2006/picture">
+                  <pic:nvPicPr>
+                    <pic:cNvPr id="987073541" name=""/>
+                    <pic:cNvPicPr/>
+                  </pic:nvPicPr>
+                  <pic:blipFill>
+                    <a:blip r:embed="rId16"/>
+                    <a:stretch>
+                      <a:fillRect/>
+                    </a:stretch>
+                  </pic:blipFill>
+                  <pic:spPr>
+                    <a:xfrm>
+                      <a:off x="0" y="0"/>
+                      <a:ext cx="5760720" cy="2592070"/>
+                    </a:xfrm>
+                    <a:prstGeom prst="rect">
+                      <a:avLst/>
+                    </a:prstGeom>
+                  </pic:spPr>
+                </pic:pic>
+              </a:graphicData>
+            </a:graphic>
+          </wp:inline>
+        </w:drawing>
+      </w:r>
+    </w:p>
+    <w:p>
+      <w:r>
+        <w:t>Illetve az új pilóta felvitelénél is hibát a ki:</w:t>
+      </w:r>
+    </w:p>
+    <w:p>
+      <w:r>
+        <w:drawing>
+          <wp:inline distT="0" distB="0" distL="0" distR="0" wp14:anchorId="79978EF6" wp14:editId="68BE1FF9">
+            <wp:extent cx="5760720" cy="2575560"/>
+            <wp:effectExtent l="0" t="0" r="0" b="0"/>
+            <wp:docPr id="1271668127" name="Kép 1"/>
+            <wp:cNvGraphicFramePr>
+              <a:graphicFrameLocks xmlns:a="http://schemas.openxmlformats.org/drawingml/2006/main" noChangeAspect="1"/>
+            </wp:cNvGraphicFramePr>
+            <a:graphic xmlns:a="http://schemas.openxmlformats.org/drawingml/2006/main">
+              <a:graphicData uri="http://schemas.openxmlformats.org/drawingml/2006/picture">
+                <pic:pic xmlns:pic="http://schemas.openxmlformats.org/drawingml/2006/picture">
+                  <pic:nvPicPr>
+                    <pic:cNvPr id="1271668127" name=""/>
+                    <pic:cNvPicPr/>
+                  </pic:nvPicPr>
+                  <pic:blipFill>
+                    <a:blip r:embed="rId17"/>
+                    <a:stretch>
+                      <a:fillRect/>
+                    </a:stretch>
+                  </pic:blipFill>
+                  <pic:spPr>
+                    <a:xfrm>
+                      <a:off x="0" y="0"/>
+                      <a:ext cx="5760720" cy="2575560"/>
+                    </a:xfrm>
+                    <a:prstGeom prst="rect">
+                      <a:avLst/>
+                    </a:prstGeom>
+                  </pic:spPr>
+                </pic:pic>
+              </a:graphicData>
+            </a:graphic>
+          </wp:inline>
+        </w:drawing>
+      </w:r>
+    </w:p>
+    <w:p>
+      <w:r>
+        <w:lastRenderedPageBreak/>
+        <w:t>Mind a két esetben megjelöli, hogy a módosítás azaz a fenti esetben a 15. sorban a mentés esetén pedig a 14. sorban van a hiba, amely az alébbi kód:</w:t>
+      </w:r>
+    </w:p>
+    <w:p>
+      <w:r>
+        <w:t>header("Location: index.php?oldal=tablazat");</w:t>
+      </w:r>
+    </w:p>
+    <w:p>
+      <w:r>
+        <w:sym w:font="Wingdings" w:char="F0E0"/>
+      </w:r>
+      <w:r>
+        <w:t xml:space="preserve"> Ez a sor a</w:t>
+      </w:r>
+      <w:r>
+        <w:t xml:space="preserve">rra való, hogy a PHP </w:t>
+      </w:r>
+      <w:r>
+        <w:rPr>
+          <w:b/>
+          <w:bCs/>
+        </w:rPr>
+        <w:t>átirányítsa a böngészőt</w:t>
+      </w:r>
+      <w:r>
+        <w:t xml:space="preserve"> egy másik oldalra. Nál</w:t>
+      </w:r>
+      <w:r>
+        <w:t>unk</w:t>
+      </w:r>
+      <w:r>
+        <w:t xml:space="preserve"> ez azt jelenti:</w:t>
+      </w:r>
+    </w:p>
+    <w:p>
+      <w:pPr>
+        <w:numPr>
+          <w:ilvl w:val="0"/>
+          <w:numId w:val="20"/>
+        </w:numPr>
+      </w:pPr>
+      <w:r>
+        <w:t xml:space="preserve">mentés után </w:t>
+      </w:r>
+    </w:p>
+    <w:p>
+      <w:pPr>
+        <w:numPr>
+          <w:ilvl w:val="0"/>
+          <w:numId w:val="20"/>
+        </w:numPr>
+      </w:pPr>
+      <w:r>
+        <w:t xml:space="preserve">vagy törlés után </w:t>
+      </w:r>
+    </w:p>
+    <w:p>
+      <w:pPr>
+        <w:numPr>
+          <w:ilvl w:val="0"/>
+          <w:numId w:val="20"/>
+        </w:numPr>
+      </w:pPr>
+      <w:r>
+        <w:t xml:space="preserve">menjen vissza a Táblázat oldalra </w:t>
+      </w:r>
+    </w:p>
+    <w:p>
+      <w:r>
+        <w:t xml:space="preserve">Tehát a szerepe teljesen jó, csak </w:t>
+      </w:r>
+      <w:r>
+        <w:rPr>
+          <w:b/>
+          <w:bCs/>
+        </w:rPr>
+        <w:t>rossz pillanatban fut le</w:t>
+      </w:r>
+      <w:r>
+        <w:t>.</w:t>
+      </w:r>
+    </w:p>
+    <w:p>
+      <w:r>
+        <w:t>Így a rosz sor ki lett javítva:</w:t>
+      </w:r>
+    </w:p>
+    <w:p>
+      <w:pPr>
+        <w:rPr>
+          <w:b/>
+          <w:bCs/>
+        </w:rPr>
+      </w:pPr>
+      <w:r>
+        <w:rPr>
+          <w:b/>
+          <w:bCs/>
+        </w:rPr>
+        <w:t>Régi:</w:t>
+      </w:r>
+    </w:p>
+    <w:p>
+      <w:r>
+        <w:t>header("Location: index.php?oldal=tablazat");</w:t>
+      </w:r>
+      <w:r>
+        <w:br/>
+        <w:t>exit;</w:t>
+      </w:r>
+    </w:p>
+    <w:p>
+      <w:pPr>
+        <w:rPr>
+          <w:b/>
+          <w:bCs/>
+        </w:rPr>
+      </w:pPr>
+      <w:r>
+        <w:rPr>
+          <w:b/>
+          <w:bCs/>
+        </w:rPr>
+        <w:t>új:</w:t>
+      </w:r>
+    </w:p>
+    <w:p>
+      <w:r>
+        <w:t>echo "&lt;script&gt;window.location.href='index.php?oldal=tablazat';&lt;/script&gt;";</w:t>
+      </w:r>
+      <w:r>
+        <w:br/>
+        <w:t>exit;</w:t>
+      </w:r>
+    </w:p>
+    <w:p>
+      <w:r>
+        <w:t>Így már működött a honlap.</w:t>
+      </w:r>
+    </w:p>
+    <w:p>
+      <w:r>
+        <w:t>Ami zavar, hogy az nem-nél szbadmezős a rész és nem választos, így most következik ennek a résznek a cseréje:</w:t>
+      </w:r>
+    </w:p>
+    <w:p>
+      <w:pPr>
+        <w:rPr>
+          <w:b/>
+          <w:bCs/>
+        </w:rPr>
+      </w:pPr>
+      <w:r>
+        <w:rPr>
+          <w:b/>
+          <w:bCs/>
+        </w:rPr>
+        <w:t>Ezt:</w:t>
+      </w:r>
+    </w:p>
+    <w:p>
+      <w:r>
+        <w:t>&lt;input type="text" name="nem" class="form-control" placeholder="Nem"&gt;&lt;br /&gt;</w:t>
+      </w:r>
+    </w:p>
+    <w:p>
+      <w:pPr>
+        <w:rPr>
+          <w:b/>
+          <w:bCs/>
+        </w:rPr>
+      </w:pPr>
+      <w:r>
+        <w:rPr>
+          <w:b/>
+          <w:bCs/>
+        </w:rPr>
+        <w:t>Cserél</w:t>
+      </w:r>
+      <w:r>
+        <w:rPr>
+          <w:b/>
+          <w:bCs/>
+        </w:rPr>
+        <w:t>jük le</w:t>
+      </w:r>
+      <w:r>
+        <w:rPr>
+          <w:b/>
+          <w:bCs/>
+        </w:rPr>
+        <w:t xml:space="preserve"> erre:</w:t>
+      </w:r>
+    </w:p>
+    <w:p>
+      <w:r>
+        <w:t>&lt;select name="nem" class="form-control"&gt;</w:t>
+      </w:r>
+      <w:r>
+        <w:br/>
+        <w:t xml:space="preserve">    &lt;option value=""&gt;Válassz nemet&lt;/option&gt;</w:t>
+      </w:r>
+      <w:r>
+        <w:br/>
+        <w:t xml:space="preserve">    &lt;option value="F"&gt;F&lt;/option&gt;</w:t>
+      </w:r>
+      <w:r>
+        <w:br/>
+        <w:t xml:space="preserve">    &lt;option value="N"&gt;N&lt;/option&gt;</w:t>
+      </w:r>
+      <w:r>
+        <w:br/>
+        <w:t>&lt;/select&gt;&lt;br /&gt;</w:t>
+      </w:r>
+    </w:p>
+    <w:p>
+      <w:r>
+        <w:t>ugyenzt kicseréltük az editpilota-nal is:</w:t>
+      </w:r>
+    </w:p>
+    <w:p>
+      <w:pPr>
+        <w:rPr>
+          <w:b/>
+          <w:bCs/>
+        </w:rPr>
+      </w:pPr>
+      <w:r>
+        <w:rPr>
+          <w:b/>
+          <w:bCs/>
+        </w:rPr>
+        <w:t>EZT KELL KICSERÉLNED</w:t>
+      </w:r>
+    </w:p>
+    <w:p>
+      <w:pPr>
+        <w:rPr>
+          <w:b/>
+          <w:bCs/>
+        </w:rPr>
+      </w:pPr>
+      <w:r>
+        <w:rPr>
+          <w:rFonts w:ascii="Segoe UI Emoji" w:hAnsi="Segoe UI Emoji" w:cs="Segoe UI Emoji"/>
+          <w:b/>
+          <w:bCs/>
+        </w:rPr>
+        <w:t>❌</w:t>
+      </w:r>
+      <w:r>
+        <w:rPr>
+          <w:b/>
+          <w:bCs/>
+        </w:rPr>
+        <w:t xml:space="preserve"> Ez most:</w:t>
+      </w:r>
+    </w:p>
+    <w:p>
+      <w:r>
+        <w:t>&lt;input type="text" value="&lt;?php echo $pilotaData['nem']; ?&gt;" name="nem" class="form-control" placeholder="Nem"&gt;&lt;br /&gt;</w:t>
+      </w:r>
+    </w:p>
+    <w:p>
+      <w:r>
+        <w:pict w14:anchorId="088A8E18">
+          <v:rect id="_x0000_i1185" style="width:0;height:1.5pt" o:hralign="center" o:hrstd="t" o:hr="t" fillcolor="#a0a0a0" stroked="f"/>
+        </w:pict>
+      </w:r>
+    </w:p>
+    <w:p>
+      <w:pPr>
+        <w:rPr>
+          <w:b/>
+          <w:bCs/>
+        </w:rPr>
+      </w:pPr>
+      <w:r>
+        <w:rPr>
+          <w:rFonts w:ascii="Segoe UI Emoji" w:hAnsi="Segoe UI Emoji" w:cs="Segoe UI Emoji"/>
+          <w:b/>
+          <w:bCs/>
+        </w:rPr>
+        <w:t>✅</w:t>
+      </w:r>
+      <w:r>
+        <w:rPr>
+          <w:b/>
+          <w:bCs/>
+        </w:rPr>
+        <w:t xml:space="preserve"> Erre:</w:t>
+      </w:r>
+    </w:p>
+    <w:p>
+      <w:r>
+        <w:lastRenderedPageBreak/>
+        <w:t>&lt;select name="nem" class="form-control"&gt;</w:t>
+      </w:r>
+      <w:r>
+        <w:br/>
+        <w:t xml:space="preserve">    &lt;option value=""&gt;Válassz nemet&lt;/option&gt;</w:t>
+      </w:r>
+      <w:r>
+        <w:br/>
+        <w:t xml:space="preserve">    &lt;option value="F" &lt;?php if($pilotaData['nem'] == 'F') echo 'selected'; ?&gt;&gt;F&lt;/option&gt;</w:t>
+      </w:r>
+      <w:r>
+        <w:br/>
+        <w:t xml:space="preserve">    &lt;option value="N" &lt;?php if($pilotaData['nem'] == 'N') echo 'selected'; ?&gt;&gt;N&lt;/option&gt;</w:t>
+      </w:r>
+      <w:r>
+        <w:br/>
+        <w:t>&lt;/select&gt;&lt;br /&gt;</w:t>
+      </w:r>
+    </w:p>
+    <w:p>
+      <w:r>
+        <w:t>Mikor ezzel kész lettünk, lemódosítottuk, hogy a dátum mezőt is dátum formtumbn lehessen megadni:</w:t>
+      </w:r>
+    </w:p>
+    <w:p>
+      <w:r>
+        <w:t>Create oldalon csere:</w:t>
+      </w:r>
+    </w:p>
+    <w:p>
+      <w:pPr>
+        <w:rPr>
+          <w:b/>
+          <w:bCs/>
+        </w:rPr>
+      </w:pPr>
+      <w:r>
+        <w:rPr>
+          <w:b/>
+          <w:bCs/>
+        </w:rPr>
+        <w:t>Ezt:</w:t>
+      </w:r>
+    </w:p>
+    <w:p>
+      <w:r>
+        <w:t>&lt;input type="text" name="szuldat" class="form-control" placeholder="Születési dátum"&gt;&lt;br /&gt;</w:t>
+      </w:r>
+    </w:p>
+    <w:p>
+      <w:pPr>
+        <w:rPr>
+          <w:b/>
+          <w:bCs/>
+        </w:rPr>
+      </w:pPr>
+      <w:r>
+        <w:rPr>
+          <w:b/>
+          <w:bCs/>
+        </w:rPr>
+        <w:t>erre:</w:t>
+      </w:r>
+    </w:p>
+    <w:p>
+      <w:r>
+        <w:t>&lt;input type="date" name="szuldat" class="form-control"&gt;&lt;br /&gt;</w:t>
+      </w:r>
+    </w:p>
+    <w:p>
+      <w:r>
+        <w:t>Editpilot oldalon csere:</w:t>
+      </w:r>
+    </w:p>
+    <w:p>
+      <w:pPr>
+        <w:rPr>
+          <w:b/>
+          <w:bCs/>
+        </w:rPr>
+      </w:pPr>
+      <w:r>
+        <w:rPr>
+          <w:b/>
+          <w:bCs/>
+        </w:rPr>
+        <w:t>Ezt:</w:t>
+      </w:r>
+    </w:p>
+    <w:p>
+      <w:r>
+        <w:t>&lt;input type="text" value="&lt;?php echo $pilotaData['szuldat']; ?&gt;" name="szuldat" class="form-control" placeholder="Születési dátum"&gt;&lt;br /&gt;</w:t>
+      </w:r>
+    </w:p>
+    <w:p>
+      <w:pPr>
+        <w:rPr>
+          <w:b/>
+          <w:bCs/>
+        </w:rPr>
+      </w:pPr>
+      <w:r>
+        <w:rPr>
+          <w:b/>
+          <w:bCs/>
+        </w:rPr>
+        <w:t>erre:</w:t>
+      </w:r>
+    </w:p>
+    <w:p>
+      <w:r>
+        <w:t>&lt;input type="date" value="&lt;?php echo $pilotaData['szuldat']; ?&gt;" name="szuldat" class="form-control"&gt;&lt;br /&gt;</w:t>
+      </w:r>
+    </w:p>
+    <w:p>
+      <w:r>
+        <w:pict w14:anchorId="6AF65B41">
+          <v:rect id="_x0000_i1193" style="width:0;height:1.5pt" o:hralign="center" o:hrstd="t" o:hr="t" fillcolor="#a0a0a0" stroked="f"/>
+        </w:pict>
+      </w:r>
+    </w:p>
+    <w:p/>
+    <w:p>
+      <w:r>
+        <w:drawing>
+          <wp:inline distT="0" distB="0" distL="0" distR="0" wp14:anchorId="67108812" wp14:editId="08EFE533">
+            <wp:extent cx="5760720" cy="2590800"/>
+            <wp:effectExtent l="0" t="0" r="0" b="0"/>
+            <wp:docPr id="1309060009" name="Kép 1"/>
+            <wp:cNvGraphicFramePr>
+              <a:graphicFrameLocks xmlns:a="http://schemas.openxmlformats.org/drawingml/2006/main" noChangeAspect="1"/>
+            </wp:cNvGraphicFramePr>
+            <a:graphic xmlns:a="http://schemas.openxmlformats.org/drawingml/2006/main">
+              <a:graphicData uri="http://schemas.openxmlformats.org/drawingml/2006/picture">
+                <pic:pic xmlns:pic="http://schemas.openxmlformats.org/drawingml/2006/picture">
+                  <pic:nvPicPr>
+                    <pic:cNvPr id="1309060009" name=""/>
+                    <pic:cNvPicPr/>
+                  </pic:nvPicPr>
+                  <pic:blipFill>
+                    <a:blip r:embed="rId18"/>
+                    <a:stretch>
+                      <a:fillRect/>
+                    </a:stretch>
+                  </pic:blipFill>
+                  <pic:spPr>
+                    <a:xfrm>
+                      <a:off x="0" y="0"/>
+                      <a:ext cx="5760720" cy="2590800"/>
+                    </a:xfrm>
+                    <a:prstGeom prst="rect">
+                      <a:avLst/>
+                    </a:prstGeom>
+                  </pic:spPr>
+                </pic:pic>
+              </a:graphicData>
+            </a:graphic>
+          </wp:inline>
+        </w:drawing>
+      </w:r>
+    </w:p>
+    <w:p>
+      <w:r>
+        <w:t>Ami viszont zavaró, hogy a dátumnál nem írja ki, hogy „születési dátum, így most annak a szépítése fog következni:</w:t>
+      </w:r>
+    </w:p>
+    <w:p>
+      <w:r>
+        <w:t>Ezt:</w:t>
+      </w:r>
+    </w:p>
+    <w:p>
+      <w:r>
+        <w:lastRenderedPageBreak/>
+        <w:t>&lt;input type="date" name="szuldat" class="form-control"&gt;&lt;br /&gt;</w:t>
+      </w:r>
+    </w:p>
+    <w:p>
+      <w:r>
+        <w:t>Erre:</w:t>
+      </w:r>
+    </w:p>
+    <w:p>
+      <w:r>
+        <w:t>&lt;input type="date" name="szuldat" class="form-control" placeholder="Születési dátum"&gt;&lt;br /&gt;</w:t>
+      </w:r>
+      <w:r>
+        <w:t xml:space="preserve"> -- ez a módosítással próbálkoztam, de nem működött:</w:t>
+      </w:r>
+    </w:p>
+    <w:p>
+      <w:r>
+        <w:drawing>
+          <wp:inline distT="0" distB="0" distL="0" distR="0" wp14:anchorId="4B60A3AE" wp14:editId="06FCCFEE">
+            <wp:extent cx="5760720" cy="2611120"/>
+            <wp:effectExtent l="0" t="0" r="0" b="0"/>
+            <wp:docPr id="519678601" name="Kép 1"/>
+            <wp:cNvGraphicFramePr>
+              <a:graphicFrameLocks xmlns:a="http://schemas.openxmlformats.org/drawingml/2006/main" noChangeAspect="1"/>
+            </wp:cNvGraphicFramePr>
+            <a:graphic xmlns:a="http://schemas.openxmlformats.org/drawingml/2006/main">
+              <a:graphicData uri="http://schemas.openxmlformats.org/drawingml/2006/picture">
+                <pic:pic xmlns:pic="http://schemas.openxmlformats.org/drawingml/2006/picture">
+                  <pic:nvPicPr>
+                    <pic:cNvPr id="519678601" name=""/>
+                    <pic:cNvPicPr/>
+                  </pic:nvPicPr>
+                  <pic:blipFill>
+                    <a:blip r:embed="rId19"/>
+                    <a:stretch>
+                      <a:fillRect/>
+                    </a:stretch>
+                  </pic:blipFill>
+                  <pic:spPr>
+                    <a:xfrm>
+                      <a:off x="0" y="0"/>
+                      <a:ext cx="5760720" cy="2611120"/>
+                    </a:xfrm>
+                    <a:prstGeom prst="rect">
+                      <a:avLst/>
+                    </a:prstGeom>
+                  </pic:spPr>
+                </pic:pic>
+              </a:graphicData>
+            </a:graphic>
+          </wp:inline>
+        </w:drawing>
+      </w:r>
+    </w:p>
+    <w:p>
+      <w:r>
+        <w:t>Így végül egy „label” tettem be és így látszódott a honlapon:</w:t>
+      </w:r>
+    </w:p>
+    <w:p>
+      <w:r>
+        <w:t>&lt;label&gt;Születési dátum&lt;/label&gt;</w:t>
+      </w:r>
+    </w:p>
+    <w:p>
+      <w:r>
+        <w:t>  &lt;input type="date" name="szuldat" class="form-control"&gt;&lt;br /&gt;</w:t>
+      </w:r>
+    </w:p>
+    <w:p/>
+    <w:p>
+      <w:r>
+        <w:drawing>
+          <wp:inline distT="0" distB="0" distL="0" distR="0" wp14:anchorId="43DBE5AD" wp14:editId="5CA8D7FF">
+            <wp:extent cx="5760720" cy="2590800"/>
+            <wp:effectExtent l="0" t="0" r="0" b="0"/>
+            <wp:docPr id="1373445784" name="Kép 1"/>
+            <wp:cNvGraphicFramePr>
+              <a:graphicFrameLocks xmlns:a="http://schemas.openxmlformats.org/drawingml/2006/main" noChangeAspect="1"/>
+            </wp:cNvGraphicFramePr>
+            <a:graphic xmlns:a="http://schemas.openxmlformats.org/drawingml/2006/main">
+              <a:graphicData uri="http://schemas.openxmlformats.org/drawingml/2006/picture">
+                <pic:pic xmlns:pic="http://schemas.openxmlformats.org/drawingml/2006/picture">
+                  <pic:nvPicPr>
+                    <pic:cNvPr id="1373445784" name=""/>
+                    <pic:cNvPicPr/>
+                  </pic:nvPicPr>
+                  <pic:blipFill>
+                    <a:blip r:embed="rId20"/>
+                    <a:stretch>
+                      <a:fillRect/>
+                    </a:stretch>
+                  </pic:blipFill>
+                  <pic:spPr>
+                    <a:xfrm>
+                      <a:off x="0" y="0"/>
+                      <a:ext cx="5760720" cy="2590800"/>
+                    </a:xfrm>
+                    <a:prstGeom prst="rect">
+                      <a:avLst/>
+                    </a:prstGeom>
+                  </pic:spPr>
+                </pic:pic>
+              </a:graphicData>
+            </a:graphic>
+          </wp:inline>
+        </w:drawing>
+      </w:r>
+    </w:p>
+    <w:p>
+      <w:r>
+        <w:t>Viszont ez így nem volt egységes, így végül minden beviteli mező fölé tettem egy labelt</w:t>
+      </w:r>
+      <w:r>
+        <w:t xml:space="preserve"> és így már egységes volt a kinézet:</w:t>
+      </w:r>
+    </w:p>
+    <w:p>
+      <w:r>
+        <w:lastRenderedPageBreak/>
+        <w:drawing>
+          <wp:inline distT="0" distB="0" distL="0" distR="0" wp14:anchorId="5F00CA26" wp14:editId="28941E53">
+            <wp:extent cx="5760720" cy="2588260"/>
+            <wp:effectExtent l="0" t="0" r="0" b="2540"/>
+            <wp:docPr id="452042811" name="Kép 1"/>
+            <wp:cNvGraphicFramePr>
+              <a:graphicFrameLocks xmlns:a="http://schemas.openxmlformats.org/drawingml/2006/main" noChangeAspect="1"/>
+            </wp:cNvGraphicFramePr>
+            <a:graphic xmlns:a="http://schemas.openxmlformats.org/drawingml/2006/main">
+              <a:graphicData uri="http://schemas.openxmlformats.org/drawingml/2006/picture">
+                <pic:pic xmlns:pic="http://schemas.openxmlformats.org/drawingml/2006/picture">
+                  <pic:nvPicPr>
+                    <pic:cNvPr id="452042811" name=""/>
+                    <pic:cNvPicPr/>
+                  </pic:nvPicPr>
+                  <pic:blipFill>
+                    <a:blip r:embed="rId21"/>
+                    <a:stretch>
+                      <a:fillRect/>
+                    </a:stretch>
+                  </pic:blipFill>
+                  <pic:spPr>
+                    <a:xfrm>
+                      <a:off x="0" y="0"/>
+                      <a:ext cx="5760720" cy="2588260"/>
+                    </a:xfrm>
+                    <a:prstGeom prst="rect">
+                      <a:avLst/>
+                    </a:prstGeom>
+                  </pic:spPr>
+                </pic:pic>
+              </a:graphicData>
+            </a:graphic>
+          </wp:inline>
+        </w:drawing>
       </w:r>
     </w:p>
     <w:sectPr>
@@ -1438,9 +4623,1702 @@
 <file path=word/numbering.xml><?xml version="1.0" encoding="utf-8"?>
 <w:numbering xmlns:wpc="http://schemas.microsoft.com/office/word/2010/wordprocessingCanvas" xmlns:cx="http://schemas.microsoft.com/office/drawing/2014/chartex" xmlns:cx1="http://schemas.microsoft.com/office/drawing/2015/9/8/chartex" xmlns:cx2="http://schemas.microsoft.com/office/drawing/2015/10/21/chartex" xmlns:cx3="http://schemas.microsoft.com/office/drawing/2016/5/9/chartex" xmlns:cx4="http://schemas.microsoft.com/office/drawing/2016/5/10/chartex" xmlns:cx5="http://schemas.microsoft.com/office/drawing/2016/5/11/chartex" xmlns:cx6="http://schemas.microsoft.com/office/drawing/2016/5/12/chartex" xmlns:cx7="http://schemas.microsoft.com/office/drawing/2016/5/13/chartex" xmlns:cx8="http://schemas.microsoft.com/office/drawing/2016/5/14/chartex" xmlns:mc="http://schemas.openxmlformats.org/markup-compatibility/2006" xmlns:aink="http://schemas.microsoft.com/office/drawing/2016/ink" xmlns:am3d="http://schemas.microsoft.com/office/drawing/2017/model3d" xmlns:o="urn:schemas-microsoft-com:office:office" xmlns:oel="http://schemas.microsoft.com/office/2019/extlst" xmlns:r="http://schemas.openxmlformats.org/officeDocument/2006/relationships" xmlns:m="http://schemas.openxmlformats.org/officeDocument/2006/math" xmlns:v="urn:schemas-microsoft-com:vml" xmlns:wp14="http://schemas.microsoft.com/office/word/2010/wordprocessingDrawing" xmlns:wp="http://schemas.openxmlformats.org/drawingml/2006/wordprocessingDrawing" xmlns:w10="urn:schemas-microsoft-com:office:word" xmlns:w="http://schemas.openxmlformats.org/wordprocessingml/2006/main" xmlns:w14="http://schemas.microsoft.com/office/word/2010/wordml" xmlns:w15="http://schemas.microsoft.com/office/word/2012/wordml" xmlns:w16cex="http://schemas.microsoft.com/office/word/2018/wordml/cex" xmlns:w16cid="http://schemas.microsoft.com/office/word/2016/wordml/cid" xmlns:w16="http://schemas.microsoft.com/office/word/2018/wordml" xmlns:w16du="http://schemas.microsoft.com/office/word/2023/wordml/word16du" xmlns:w16sdtdh="http://schemas.microsoft.com/office/word/2020/wordml/sdtdatahash" xmlns:w16sdtfl="http://schemas.microsoft.com/office/word/2024/wordml/sdtformatlock" xmlns:w16se="http://schemas.microsoft.com/office/word/2015/wordml/symex" xmlns:wpg="http://schemas.microsoft.com/office/word/2010/wordprocessingGroup" xmlns:wpi="http://schemas.microsoft.com/office/word/2010/wordprocessingInk" xmlns:wne="http://schemas.microsoft.com/office/word/2006/wordml" xmlns:wps="http://schemas.microsoft.com/office/word/2010/wordprocessingShape" mc:Ignorable="w14 w15 w16se w16cid w16 w16cex w16sdtdh w16sdtfl w16du wp14">
   <w:abstractNum w:abstractNumId="0" w15:restartNumberingAfterBreak="0">
+    <w:nsid w:val="0004416A"/>
+    <w:multiLevelType w:val="multilevel"/>
+    <w:tmpl w:val="8088645C"/>
+    <w:lvl w:ilvl="0">
+      <w:start w:val="1"/>
+      <w:numFmt w:val="bullet"/>
+      <w:lvlText w:val=""/>
+      <w:lvlJc w:val="left"/>
+      <w:pPr>
+        <w:tabs>
+          <w:tab w:val="num" w:pos="720"/>
+        </w:tabs>
+        <w:ind w:left="720" w:hanging="360"/>
+      </w:pPr>
+      <w:rPr>
+        <w:rFonts w:ascii="Symbol" w:hAnsi="Symbol" w:hint="default"/>
+        <w:sz w:val="20"/>
+      </w:rPr>
+    </w:lvl>
+    <w:lvl w:ilvl="1" w:tentative="1">
+      <w:start w:val="1"/>
+      <w:numFmt w:val="bullet"/>
+      <w:lvlText w:val="o"/>
+      <w:lvlJc w:val="left"/>
+      <w:pPr>
+        <w:tabs>
+          <w:tab w:val="num" w:pos="1440"/>
+        </w:tabs>
+        <w:ind w:left="1440" w:hanging="360"/>
+      </w:pPr>
+      <w:rPr>
+        <w:rFonts w:ascii="Courier New" w:hAnsi="Courier New" w:hint="default"/>
+        <w:sz w:val="20"/>
+      </w:rPr>
+    </w:lvl>
+    <w:lvl w:ilvl="2" w:tentative="1">
+      <w:start w:val="1"/>
+      <w:numFmt w:val="bullet"/>
+      <w:lvlText w:val=""/>
+      <w:lvlJc w:val="left"/>
+      <w:pPr>
+        <w:tabs>
+          <w:tab w:val="num" w:pos="2160"/>
+        </w:tabs>
+        <w:ind w:left="2160" w:hanging="360"/>
+      </w:pPr>
+      <w:rPr>
+        <w:rFonts w:ascii="Wingdings" w:hAnsi="Wingdings" w:hint="default"/>
+        <w:sz w:val="20"/>
+      </w:rPr>
+    </w:lvl>
+    <w:lvl w:ilvl="3" w:tentative="1">
+      <w:start w:val="1"/>
+      <w:numFmt w:val="bullet"/>
+      <w:lvlText w:val=""/>
+      <w:lvlJc w:val="left"/>
+      <w:pPr>
+        <w:tabs>
+          <w:tab w:val="num" w:pos="2880"/>
+        </w:tabs>
+        <w:ind w:left="2880" w:hanging="360"/>
+      </w:pPr>
+      <w:rPr>
+        <w:rFonts w:ascii="Wingdings" w:hAnsi="Wingdings" w:hint="default"/>
+        <w:sz w:val="20"/>
+      </w:rPr>
+    </w:lvl>
+    <w:lvl w:ilvl="4" w:tentative="1">
+      <w:start w:val="1"/>
+      <w:numFmt w:val="bullet"/>
+      <w:lvlText w:val=""/>
+      <w:lvlJc w:val="left"/>
+      <w:pPr>
+        <w:tabs>
+          <w:tab w:val="num" w:pos="3600"/>
+        </w:tabs>
+        <w:ind w:left="3600" w:hanging="360"/>
+      </w:pPr>
+      <w:rPr>
+        <w:rFonts w:ascii="Wingdings" w:hAnsi="Wingdings" w:hint="default"/>
+        <w:sz w:val="20"/>
+      </w:rPr>
+    </w:lvl>
+    <w:lvl w:ilvl="5" w:tentative="1">
+      <w:start w:val="1"/>
+      <w:numFmt w:val="bullet"/>
+      <w:lvlText w:val=""/>
+      <w:lvlJc w:val="left"/>
+      <w:pPr>
+        <w:tabs>
+          <w:tab w:val="num" w:pos="4320"/>
+        </w:tabs>
+        <w:ind w:left="4320" w:hanging="360"/>
+      </w:pPr>
+      <w:rPr>
+        <w:rFonts w:ascii="Wingdings" w:hAnsi="Wingdings" w:hint="default"/>
+        <w:sz w:val="20"/>
+      </w:rPr>
+    </w:lvl>
+    <w:lvl w:ilvl="6" w:tentative="1">
+      <w:start w:val="1"/>
+      <w:numFmt w:val="bullet"/>
+      <w:lvlText w:val=""/>
+      <w:lvlJc w:val="left"/>
+      <w:pPr>
+        <w:tabs>
+          <w:tab w:val="num" w:pos="5040"/>
+        </w:tabs>
+        <w:ind w:left="5040" w:hanging="360"/>
+      </w:pPr>
+      <w:rPr>
+        <w:rFonts w:ascii="Wingdings" w:hAnsi="Wingdings" w:hint="default"/>
+        <w:sz w:val="20"/>
+      </w:rPr>
+    </w:lvl>
+    <w:lvl w:ilvl="7" w:tentative="1">
+      <w:start w:val="1"/>
+      <w:numFmt w:val="bullet"/>
+      <w:lvlText w:val=""/>
+      <w:lvlJc w:val="left"/>
+      <w:pPr>
+        <w:tabs>
+          <w:tab w:val="num" w:pos="5760"/>
+        </w:tabs>
+        <w:ind w:left="5760" w:hanging="360"/>
+      </w:pPr>
+      <w:rPr>
+        <w:rFonts w:ascii="Wingdings" w:hAnsi="Wingdings" w:hint="default"/>
+        <w:sz w:val="20"/>
+      </w:rPr>
+    </w:lvl>
+    <w:lvl w:ilvl="8" w:tentative="1">
+      <w:start w:val="1"/>
+      <w:numFmt w:val="bullet"/>
+      <w:lvlText w:val=""/>
+      <w:lvlJc w:val="left"/>
+      <w:pPr>
+        <w:tabs>
+          <w:tab w:val="num" w:pos="6480"/>
+        </w:tabs>
+        <w:ind w:left="6480" w:hanging="360"/>
+      </w:pPr>
+      <w:rPr>
+        <w:rFonts w:ascii="Wingdings" w:hAnsi="Wingdings" w:hint="default"/>
+        <w:sz w:val="20"/>
+      </w:rPr>
+    </w:lvl>
+  </w:abstractNum>
+  <w:abstractNum w:abstractNumId="1" w15:restartNumberingAfterBreak="0">
+    <w:nsid w:val="009050D0"/>
+    <w:multiLevelType w:val="multilevel"/>
+    <w:tmpl w:val="157CB49C"/>
+    <w:lvl w:ilvl="0">
+      <w:start w:val="1"/>
+      <w:numFmt w:val="bullet"/>
+      <w:lvlText w:val=""/>
+      <w:lvlJc w:val="left"/>
+      <w:pPr>
+        <w:tabs>
+          <w:tab w:val="num" w:pos="720"/>
+        </w:tabs>
+        <w:ind w:left="720" w:hanging="360"/>
+      </w:pPr>
+      <w:rPr>
+        <w:rFonts w:ascii="Symbol" w:hAnsi="Symbol" w:hint="default"/>
+        <w:sz w:val="20"/>
+      </w:rPr>
+    </w:lvl>
+    <w:lvl w:ilvl="1" w:tentative="1">
+      <w:start w:val="1"/>
+      <w:numFmt w:val="bullet"/>
+      <w:lvlText w:val="o"/>
+      <w:lvlJc w:val="left"/>
+      <w:pPr>
+        <w:tabs>
+          <w:tab w:val="num" w:pos="1440"/>
+        </w:tabs>
+        <w:ind w:left="1440" w:hanging="360"/>
+      </w:pPr>
+      <w:rPr>
+        <w:rFonts w:ascii="Courier New" w:hAnsi="Courier New" w:hint="default"/>
+        <w:sz w:val="20"/>
+      </w:rPr>
+    </w:lvl>
+    <w:lvl w:ilvl="2" w:tentative="1">
+      <w:start w:val="1"/>
+      <w:numFmt w:val="bullet"/>
+      <w:lvlText w:val=""/>
+      <w:lvlJc w:val="left"/>
+      <w:pPr>
+        <w:tabs>
+          <w:tab w:val="num" w:pos="2160"/>
+        </w:tabs>
+        <w:ind w:left="2160" w:hanging="360"/>
+      </w:pPr>
+      <w:rPr>
+        <w:rFonts w:ascii="Wingdings" w:hAnsi="Wingdings" w:hint="default"/>
+        <w:sz w:val="20"/>
+      </w:rPr>
+    </w:lvl>
+    <w:lvl w:ilvl="3" w:tentative="1">
+      <w:start w:val="1"/>
+      <w:numFmt w:val="bullet"/>
+      <w:lvlText w:val=""/>
+      <w:lvlJc w:val="left"/>
+      <w:pPr>
+        <w:tabs>
+          <w:tab w:val="num" w:pos="2880"/>
+        </w:tabs>
+        <w:ind w:left="2880" w:hanging="360"/>
+      </w:pPr>
+      <w:rPr>
+        <w:rFonts w:ascii="Wingdings" w:hAnsi="Wingdings" w:hint="default"/>
+        <w:sz w:val="20"/>
+      </w:rPr>
+    </w:lvl>
+    <w:lvl w:ilvl="4" w:tentative="1">
+      <w:start w:val="1"/>
+      <w:numFmt w:val="bullet"/>
+      <w:lvlText w:val=""/>
+      <w:lvlJc w:val="left"/>
+      <w:pPr>
+        <w:tabs>
+          <w:tab w:val="num" w:pos="3600"/>
+        </w:tabs>
+        <w:ind w:left="3600" w:hanging="360"/>
+      </w:pPr>
+      <w:rPr>
+        <w:rFonts w:ascii="Wingdings" w:hAnsi="Wingdings" w:hint="default"/>
+        <w:sz w:val="20"/>
+      </w:rPr>
+    </w:lvl>
+    <w:lvl w:ilvl="5" w:tentative="1">
+      <w:start w:val="1"/>
+      <w:numFmt w:val="bullet"/>
+      <w:lvlText w:val=""/>
+      <w:lvlJc w:val="left"/>
+      <w:pPr>
+        <w:tabs>
+          <w:tab w:val="num" w:pos="4320"/>
+        </w:tabs>
+        <w:ind w:left="4320" w:hanging="360"/>
+      </w:pPr>
+      <w:rPr>
+        <w:rFonts w:ascii="Wingdings" w:hAnsi="Wingdings" w:hint="default"/>
+        <w:sz w:val="20"/>
+      </w:rPr>
+    </w:lvl>
+    <w:lvl w:ilvl="6" w:tentative="1">
+      <w:start w:val="1"/>
+      <w:numFmt w:val="bullet"/>
+      <w:lvlText w:val=""/>
+      <w:lvlJc w:val="left"/>
+      <w:pPr>
+        <w:tabs>
+          <w:tab w:val="num" w:pos="5040"/>
+        </w:tabs>
+        <w:ind w:left="5040" w:hanging="360"/>
+      </w:pPr>
+      <w:rPr>
+        <w:rFonts w:ascii="Wingdings" w:hAnsi="Wingdings" w:hint="default"/>
+        <w:sz w:val="20"/>
+      </w:rPr>
+    </w:lvl>
+    <w:lvl w:ilvl="7" w:tentative="1">
+      <w:start w:val="1"/>
+      <w:numFmt w:val="bullet"/>
+      <w:lvlText w:val=""/>
+      <w:lvlJc w:val="left"/>
+      <w:pPr>
+        <w:tabs>
+          <w:tab w:val="num" w:pos="5760"/>
+        </w:tabs>
+        <w:ind w:left="5760" w:hanging="360"/>
+      </w:pPr>
+      <w:rPr>
+        <w:rFonts w:ascii="Wingdings" w:hAnsi="Wingdings" w:hint="default"/>
+        <w:sz w:val="20"/>
+      </w:rPr>
+    </w:lvl>
+    <w:lvl w:ilvl="8" w:tentative="1">
+      <w:start w:val="1"/>
+      <w:numFmt w:val="bullet"/>
+      <w:lvlText w:val=""/>
+      <w:lvlJc w:val="left"/>
+      <w:pPr>
+        <w:tabs>
+          <w:tab w:val="num" w:pos="6480"/>
+        </w:tabs>
+        <w:ind w:left="6480" w:hanging="360"/>
+      </w:pPr>
+      <w:rPr>
+        <w:rFonts w:ascii="Wingdings" w:hAnsi="Wingdings" w:hint="default"/>
+        <w:sz w:val="20"/>
+      </w:rPr>
+    </w:lvl>
+  </w:abstractNum>
+  <w:abstractNum w:abstractNumId="2" w15:restartNumberingAfterBreak="0">
+    <w:nsid w:val="04CF2387"/>
+    <w:multiLevelType w:val="multilevel"/>
+    <w:tmpl w:val="2F7C2C18"/>
+    <w:lvl w:ilvl="0">
+      <w:start w:val="1"/>
+      <w:numFmt w:val="bullet"/>
+      <w:lvlText w:val=""/>
+      <w:lvlJc w:val="left"/>
+      <w:pPr>
+        <w:tabs>
+          <w:tab w:val="num" w:pos="720"/>
+        </w:tabs>
+        <w:ind w:left="720" w:hanging="360"/>
+      </w:pPr>
+      <w:rPr>
+        <w:rFonts w:ascii="Symbol" w:hAnsi="Symbol" w:hint="default"/>
+        <w:sz w:val="20"/>
+      </w:rPr>
+    </w:lvl>
+    <w:lvl w:ilvl="1" w:tentative="1">
+      <w:start w:val="1"/>
+      <w:numFmt w:val="bullet"/>
+      <w:lvlText w:val="o"/>
+      <w:lvlJc w:val="left"/>
+      <w:pPr>
+        <w:tabs>
+          <w:tab w:val="num" w:pos="1440"/>
+        </w:tabs>
+        <w:ind w:left="1440" w:hanging="360"/>
+      </w:pPr>
+      <w:rPr>
+        <w:rFonts w:ascii="Courier New" w:hAnsi="Courier New" w:hint="default"/>
+        <w:sz w:val="20"/>
+      </w:rPr>
+    </w:lvl>
+    <w:lvl w:ilvl="2" w:tentative="1">
+      <w:start w:val="1"/>
+      <w:numFmt w:val="bullet"/>
+      <w:lvlText w:val=""/>
+      <w:lvlJc w:val="left"/>
+      <w:pPr>
+        <w:tabs>
+          <w:tab w:val="num" w:pos="2160"/>
+        </w:tabs>
+        <w:ind w:left="2160" w:hanging="360"/>
+      </w:pPr>
+      <w:rPr>
+        <w:rFonts w:ascii="Wingdings" w:hAnsi="Wingdings" w:hint="default"/>
+        <w:sz w:val="20"/>
+      </w:rPr>
+    </w:lvl>
+    <w:lvl w:ilvl="3" w:tentative="1">
+      <w:start w:val="1"/>
+      <w:numFmt w:val="bullet"/>
+      <w:lvlText w:val=""/>
+      <w:lvlJc w:val="left"/>
+      <w:pPr>
+        <w:tabs>
+          <w:tab w:val="num" w:pos="2880"/>
+        </w:tabs>
+        <w:ind w:left="2880" w:hanging="360"/>
+      </w:pPr>
+      <w:rPr>
+        <w:rFonts w:ascii="Wingdings" w:hAnsi="Wingdings" w:hint="default"/>
+        <w:sz w:val="20"/>
+      </w:rPr>
+    </w:lvl>
+    <w:lvl w:ilvl="4" w:tentative="1">
+      <w:start w:val="1"/>
+      <w:numFmt w:val="bullet"/>
+      <w:lvlText w:val=""/>
+      <w:lvlJc w:val="left"/>
+      <w:pPr>
+        <w:tabs>
+          <w:tab w:val="num" w:pos="3600"/>
+        </w:tabs>
+        <w:ind w:left="3600" w:hanging="360"/>
+      </w:pPr>
+      <w:rPr>
+        <w:rFonts w:ascii="Wingdings" w:hAnsi="Wingdings" w:hint="default"/>
+        <w:sz w:val="20"/>
+      </w:rPr>
+    </w:lvl>
+    <w:lvl w:ilvl="5" w:tentative="1">
+      <w:start w:val="1"/>
+      <w:numFmt w:val="bullet"/>
+      <w:lvlText w:val=""/>
+      <w:lvlJc w:val="left"/>
+      <w:pPr>
+        <w:tabs>
+          <w:tab w:val="num" w:pos="4320"/>
+        </w:tabs>
+        <w:ind w:left="4320" w:hanging="360"/>
+      </w:pPr>
+      <w:rPr>
+        <w:rFonts w:ascii="Wingdings" w:hAnsi="Wingdings" w:hint="default"/>
+        <w:sz w:val="20"/>
+      </w:rPr>
+    </w:lvl>
+    <w:lvl w:ilvl="6" w:tentative="1">
+      <w:start w:val="1"/>
+      <w:numFmt w:val="bullet"/>
+      <w:lvlText w:val=""/>
+      <w:lvlJc w:val="left"/>
+      <w:pPr>
+        <w:tabs>
+          <w:tab w:val="num" w:pos="5040"/>
+        </w:tabs>
+        <w:ind w:left="5040" w:hanging="360"/>
+      </w:pPr>
+      <w:rPr>
+        <w:rFonts w:ascii="Wingdings" w:hAnsi="Wingdings" w:hint="default"/>
+        <w:sz w:val="20"/>
+      </w:rPr>
+    </w:lvl>
+    <w:lvl w:ilvl="7" w:tentative="1">
+      <w:start w:val="1"/>
+      <w:numFmt w:val="bullet"/>
+      <w:lvlText w:val=""/>
+      <w:lvlJc w:val="left"/>
+      <w:pPr>
+        <w:tabs>
+          <w:tab w:val="num" w:pos="5760"/>
+        </w:tabs>
+        <w:ind w:left="5760" w:hanging="360"/>
+      </w:pPr>
+      <w:rPr>
+        <w:rFonts w:ascii="Wingdings" w:hAnsi="Wingdings" w:hint="default"/>
+        <w:sz w:val="20"/>
+      </w:rPr>
+    </w:lvl>
+    <w:lvl w:ilvl="8" w:tentative="1">
+      <w:start w:val="1"/>
+      <w:numFmt w:val="bullet"/>
+      <w:lvlText w:val=""/>
+      <w:lvlJc w:val="left"/>
+      <w:pPr>
+        <w:tabs>
+          <w:tab w:val="num" w:pos="6480"/>
+        </w:tabs>
+        <w:ind w:left="6480" w:hanging="360"/>
+      </w:pPr>
+      <w:rPr>
+        <w:rFonts w:ascii="Wingdings" w:hAnsi="Wingdings" w:hint="default"/>
+        <w:sz w:val="20"/>
+      </w:rPr>
+    </w:lvl>
+  </w:abstractNum>
+  <w:abstractNum w:abstractNumId="3" w15:restartNumberingAfterBreak="0">
+    <w:nsid w:val="0E2B37EC"/>
+    <w:multiLevelType w:val="hybridMultilevel"/>
+    <w:tmpl w:val="EEF49D02"/>
+    <w:lvl w:ilvl="0" w:tplc="812863C4">
+      <w:start w:val="9"/>
+      <w:numFmt w:val="decimal"/>
+      <w:lvlText w:val="%1."/>
+      <w:lvlJc w:val="left"/>
+      <w:pPr>
+        <w:ind w:left="720" w:hanging="360"/>
+      </w:pPr>
+      <w:rPr>
+        <w:rFonts w:hint="default"/>
+        <w:b/>
+      </w:rPr>
+    </w:lvl>
+    <w:lvl w:ilvl="1" w:tplc="040E0019" w:tentative="1">
+      <w:start w:val="1"/>
+      <w:numFmt w:val="lowerLetter"/>
+      <w:lvlText w:val="%2."/>
+      <w:lvlJc w:val="left"/>
+      <w:pPr>
+        <w:ind w:left="1440" w:hanging="360"/>
+      </w:pPr>
+    </w:lvl>
+    <w:lvl w:ilvl="2" w:tplc="040E001B" w:tentative="1">
+      <w:start w:val="1"/>
+      <w:numFmt w:val="lowerRoman"/>
+      <w:lvlText w:val="%3."/>
+      <w:lvlJc w:val="right"/>
+      <w:pPr>
+        <w:ind w:left="2160" w:hanging="180"/>
+      </w:pPr>
+    </w:lvl>
+    <w:lvl w:ilvl="3" w:tplc="040E000F" w:tentative="1">
+      <w:start w:val="1"/>
+      <w:numFmt w:val="decimal"/>
+      <w:lvlText w:val="%4."/>
+      <w:lvlJc w:val="left"/>
+      <w:pPr>
+        <w:ind w:left="2880" w:hanging="360"/>
+      </w:pPr>
+    </w:lvl>
+    <w:lvl w:ilvl="4" w:tplc="040E0019" w:tentative="1">
+      <w:start w:val="1"/>
+      <w:numFmt w:val="lowerLetter"/>
+      <w:lvlText w:val="%5."/>
+      <w:lvlJc w:val="left"/>
+      <w:pPr>
+        <w:ind w:left="3600" w:hanging="360"/>
+      </w:pPr>
+    </w:lvl>
+    <w:lvl w:ilvl="5" w:tplc="040E001B" w:tentative="1">
+      <w:start w:val="1"/>
+      <w:numFmt w:val="lowerRoman"/>
+      <w:lvlText w:val="%6."/>
+      <w:lvlJc w:val="right"/>
+      <w:pPr>
+        <w:ind w:left="4320" w:hanging="180"/>
+      </w:pPr>
+    </w:lvl>
+    <w:lvl w:ilvl="6" w:tplc="040E000F" w:tentative="1">
+      <w:start w:val="1"/>
+      <w:numFmt w:val="decimal"/>
+      <w:lvlText w:val="%7."/>
+      <w:lvlJc w:val="left"/>
+      <w:pPr>
+        <w:ind w:left="5040" w:hanging="360"/>
+      </w:pPr>
+    </w:lvl>
+    <w:lvl w:ilvl="7" w:tplc="040E0019" w:tentative="1">
+      <w:start w:val="1"/>
+      <w:numFmt w:val="lowerLetter"/>
+      <w:lvlText w:val="%8."/>
+      <w:lvlJc w:val="left"/>
+      <w:pPr>
+        <w:ind w:left="5760" w:hanging="360"/>
+      </w:pPr>
+    </w:lvl>
+    <w:lvl w:ilvl="8" w:tplc="040E001B" w:tentative="1">
+      <w:start w:val="1"/>
+      <w:numFmt w:val="lowerRoman"/>
+      <w:lvlText w:val="%9."/>
+      <w:lvlJc w:val="right"/>
+      <w:pPr>
+        <w:ind w:left="6480" w:hanging="180"/>
+      </w:pPr>
+    </w:lvl>
+  </w:abstractNum>
+  <w:abstractNum w:abstractNumId="4" w15:restartNumberingAfterBreak="0">
+    <w:nsid w:val="11FB6AB3"/>
+    <w:multiLevelType w:val="multilevel"/>
+    <w:tmpl w:val="4A5E6280"/>
+    <w:lvl w:ilvl="0">
+      <w:start w:val="1"/>
+      <w:numFmt w:val="bullet"/>
+      <w:lvlText w:val=""/>
+      <w:lvlJc w:val="left"/>
+      <w:pPr>
+        <w:tabs>
+          <w:tab w:val="num" w:pos="720"/>
+        </w:tabs>
+        <w:ind w:left="720" w:hanging="360"/>
+      </w:pPr>
+      <w:rPr>
+        <w:rFonts w:ascii="Symbol" w:hAnsi="Symbol" w:hint="default"/>
+        <w:sz w:val="20"/>
+      </w:rPr>
+    </w:lvl>
+    <w:lvl w:ilvl="1" w:tentative="1">
+      <w:start w:val="1"/>
+      <w:numFmt w:val="bullet"/>
+      <w:lvlText w:val="o"/>
+      <w:lvlJc w:val="left"/>
+      <w:pPr>
+        <w:tabs>
+          <w:tab w:val="num" w:pos="1440"/>
+        </w:tabs>
+        <w:ind w:left="1440" w:hanging="360"/>
+      </w:pPr>
+      <w:rPr>
+        <w:rFonts w:ascii="Courier New" w:hAnsi="Courier New" w:hint="default"/>
+        <w:sz w:val="20"/>
+      </w:rPr>
+    </w:lvl>
+    <w:lvl w:ilvl="2" w:tentative="1">
+      <w:start w:val="1"/>
+      <w:numFmt w:val="bullet"/>
+      <w:lvlText w:val=""/>
+      <w:lvlJc w:val="left"/>
+      <w:pPr>
+        <w:tabs>
+          <w:tab w:val="num" w:pos="2160"/>
+        </w:tabs>
+        <w:ind w:left="2160" w:hanging="360"/>
+      </w:pPr>
+      <w:rPr>
+        <w:rFonts w:ascii="Wingdings" w:hAnsi="Wingdings" w:hint="default"/>
+        <w:sz w:val="20"/>
+      </w:rPr>
+    </w:lvl>
+    <w:lvl w:ilvl="3" w:tentative="1">
+      <w:start w:val="1"/>
+      <w:numFmt w:val="bullet"/>
+      <w:lvlText w:val=""/>
+      <w:lvlJc w:val="left"/>
+      <w:pPr>
+        <w:tabs>
+          <w:tab w:val="num" w:pos="2880"/>
+        </w:tabs>
+        <w:ind w:left="2880" w:hanging="360"/>
+      </w:pPr>
+      <w:rPr>
+        <w:rFonts w:ascii="Wingdings" w:hAnsi="Wingdings" w:hint="default"/>
+        <w:sz w:val="20"/>
+      </w:rPr>
+    </w:lvl>
+    <w:lvl w:ilvl="4" w:tentative="1">
+      <w:start w:val="1"/>
+      <w:numFmt w:val="bullet"/>
+      <w:lvlText w:val=""/>
+      <w:lvlJc w:val="left"/>
+      <w:pPr>
+        <w:tabs>
+          <w:tab w:val="num" w:pos="3600"/>
+        </w:tabs>
+        <w:ind w:left="3600" w:hanging="360"/>
+      </w:pPr>
+      <w:rPr>
+        <w:rFonts w:ascii="Wingdings" w:hAnsi="Wingdings" w:hint="default"/>
+        <w:sz w:val="20"/>
+      </w:rPr>
+    </w:lvl>
+    <w:lvl w:ilvl="5" w:tentative="1">
+      <w:start w:val="1"/>
+      <w:numFmt w:val="bullet"/>
+      <w:lvlText w:val=""/>
+      <w:lvlJc w:val="left"/>
+      <w:pPr>
+        <w:tabs>
+          <w:tab w:val="num" w:pos="4320"/>
+        </w:tabs>
+        <w:ind w:left="4320" w:hanging="360"/>
+      </w:pPr>
+      <w:rPr>
+        <w:rFonts w:ascii="Wingdings" w:hAnsi="Wingdings" w:hint="default"/>
+        <w:sz w:val="20"/>
+      </w:rPr>
+    </w:lvl>
+    <w:lvl w:ilvl="6" w:tentative="1">
+      <w:start w:val="1"/>
+      <w:numFmt w:val="bullet"/>
+      <w:lvlText w:val=""/>
+      <w:lvlJc w:val="left"/>
+      <w:pPr>
+        <w:tabs>
+          <w:tab w:val="num" w:pos="5040"/>
+        </w:tabs>
+        <w:ind w:left="5040" w:hanging="360"/>
+      </w:pPr>
+      <w:rPr>
+        <w:rFonts w:ascii="Wingdings" w:hAnsi="Wingdings" w:hint="default"/>
+        <w:sz w:val="20"/>
+      </w:rPr>
+    </w:lvl>
+    <w:lvl w:ilvl="7" w:tentative="1">
+      <w:start w:val="1"/>
+      <w:numFmt w:val="bullet"/>
+      <w:lvlText w:val=""/>
+      <w:lvlJc w:val="left"/>
+      <w:pPr>
+        <w:tabs>
+          <w:tab w:val="num" w:pos="5760"/>
+        </w:tabs>
+        <w:ind w:left="5760" w:hanging="360"/>
+      </w:pPr>
+      <w:rPr>
+        <w:rFonts w:ascii="Wingdings" w:hAnsi="Wingdings" w:hint="default"/>
+        <w:sz w:val="20"/>
+      </w:rPr>
+    </w:lvl>
+    <w:lvl w:ilvl="8" w:tentative="1">
+      <w:start w:val="1"/>
+      <w:numFmt w:val="bullet"/>
+      <w:lvlText w:val=""/>
+      <w:lvlJc w:val="left"/>
+      <w:pPr>
+        <w:tabs>
+          <w:tab w:val="num" w:pos="6480"/>
+        </w:tabs>
+        <w:ind w:left="6480" w:hanging="360"/>
+      </w:pPr>
+      <w:rPr>
+        <w:rFonts w:ascii="Wingdings" w:hAnsi="Wingdings" w:hint="default"/>
+        <w:sz w:val="20"/>
+      </w:rPr>
+    </w:lvl>
+  </w:abstractNum>
+  <w:abstractNum w:abstractNumId="5" w15:restartNumberingAfterBreak="0">
+    <w:nsid w:val="206571B3"/>
+    <w:multiLevelType w:val="multilevel"/>
+    <w:tmpl w:val="77567888"/>
+    <w:lvl w:ilvl="0">
+      <w:start w:val="1"/>
+      <w:numFmt w:val="bullet"/>
+      <w:lvlText w:val=""/>
+      <w:lvlJc w:val="left"/>
+      <w:pPr>
+        <w:tabs>
+          <w:tab w:val="num" w:pos="720"/>
+        </w:tabs>
+        <w:ind w:left="720" w:hanging="360"/>
+      </w:pPr>
+      <w:rPr>
+        <w:rFonts w:ascii="Symbol" w:hAnsi="Symbol" w:hint="default"/>
+        <w:sz w:val="20"/>
+      </w:rPr>
+    </w:lvl>
+    <w:lvl w:ilvl="1" w:tentative="1">
+      <w:start w:val="1"/>
+      <w:numFmt w:val="bullet"/>
+      <w:lvlText w:val="o"/>
+      <w:lvlJc w:val="left"/>
+      <w:pPr>
+        <w:tabs>
+          <w:tab w:val="num" w:pos="1440"/>
+        </w:tabs>
+        <w:ind w:left="1440" w:hanging="360"/>
+      </w:pPr>
+      <w:rPr>
+        <w:rFonts w:ascii="Courier New" w:hAnsi="Courier New" w:hint="default"/>
+        <w:sz w:val="20"/>
+      </w:rPr>
+    </w:lvl>
+    <w:lvl w:ilvl="2" w:tentative="1">
+      <w:start w:val="1"/>
+      <w:numFmt w:val="bullet"/>
+      <w:lvlText w:val=""/>
+      <w:lvlJc w:val="left"/>
+      <w:pPr>
+        <w:tabs>
+          <w:tab w:val="num" w:pos="2160"/>
+        </w:tabs>
+        <w:ind w:left="2160" w:hanging="360"/>
+      </w:pPr>
+      <w:rPr>
+        <w:rFonts w:ascii="Wingdings" w:hAnsi="Wingdings" w:hint="default"/>
+        <w:sz w:val="20"/>
+      </w:rPr>
+    </w:lvl>
+    <w:lvl w:ilvl="3" w:tentative="1">
+      <w:start w:val="1"/>
+      <w:numFmt w:val="bullet"/>
+      <w:lvlText w:val=""/>
+      <w:lvlJc w:val="left"/>
+      <w:pPr>
+        <w:tabs>
+          <w:tab w:val="num" w:pos="2880"/>
+        </w:tabs>
+        <w:ind w:left="2880" w:hanging="360"/>
+      </w:pPr>
+      <w:rPr>
+        <w:rFonts w:ascii="Wingdings" w:hAnsi="Wingdings" w:hint="default"/>
+        <w:sz w:val="20"/>
+      </w:rPr>
+    </w:lvl>
+    <w:lvl w:ilvl="4" w:tentative="1">
+      <w:start w:val="1"/>
+      <w:numFmt w:val="bullet"/>
+      <w:lvlText w:val=""/>
+      <w:lvlJc w:val="left"/>
+      <w:pPr>
+        <w:tabs>
+          <w:tab w:val="num" w:pos="3600"/>
+        </w:tabs>
+        <w:ind w:left="3600" w:hanging="360"/>
+      </w:pPr>
+      <w:rPr>
+        <w:rFonts w:ascii="Wingdings" w:hAnsi="Wingdings" w:hint="default"/>
+        <w:sz w:val="20"/>
+      </w:rPr>
+    </w:lvl>
+    <w:lvl w:ilvl="5" w:tentative="1">
+      <w:start w:val="1"/>
+      <w:numFmt w:val="bullet"/>
+      <w:lvlText w:val=""/>
+      <w:lvlJc w:val="left"/>
+      <w:pPr>
+        <w:tabs>
+          <w:tab w:val="num" w:pos="4320"/>
+        </w:tabs>
+        <w:ind w:left="4320" w:hanging="360"/>
+      </w:pPr>
+      <w:rPr>
+        <w:rFonts w:ascii="Wingdings" w:hAnsi="Wingdings" w:hint="default"/>
+        <w:sz w:val="20"/>
+      </w:rPr>
+    </w:lvl>
+    <w:lvl w:ilvl="6" w:tentative="1">
+      <w:start w:val="1"/>
+      <w:numFmt w:val="bullet"/>
+      <w:lvlText w:val=""/>
+      <w:lvlJc w:val="left"/>
+      <w:pPr>
+        <w:tabs>
+          <w:tab w:val="num" w:pos="5040"/>
+        </w:tabs>
+        <w:ind w:left="5040" w:hanging="360"/>
+      </w:pPr>
+      <w:rPr>
+        <w:rFonts w:ascii="Wingdings" w:hAnsi="Wingdings" w:hint="default"/>
+        <w:sz w:val="20"/>
+      </w:rPr>
+    </w:lvl>
+    <w:lvl w:ilvl="7" w:tentative="1">
+      <w:start w:val="1"/>
+      <w:numFmt w:val="bullet"/>
+      <w:lvlText w:val=""/>
+      <w:lvlJc w:val="left"/>
+      <w:pPr>
+        <w:tabs>
+          <w:tab w:val="num" w:pos="5760"/>
+        </w:tabs>
+        <w:ind w:left="5760" w:hanging="360"/>
+      </w:pPr>
+      <w:rPr>
+        <w:rFonts w:ascii="Wingdings" w:hAnsi="Wingdings" w:hint="default"/>
+        <w:sz w:val="20"/>
+      </w:rPr>
+    </w:lvl>
+    <w:lvl w:ilvl="8" w:tentative="1">
+      <w:start w:val="1"/>
+      <w:numFmt w:val="bullet"/>
+      <w:lvlText w:val=""/>
+      <w:lvlJc w:val="left"/>
+      <w:pPr>
+        <w:tabs>
+          <w:tab w:val="num" w:pos="6480"/>
+        </w:tabs>
+        <w:ind w:left="6480" w:hanging="360"/>
+      </w:pPr>
+      <w:rPr>
+        <w:rFonts w:ascii="Wingdings" w:hAnsi="Wingdings" w:hint="default"/>
+        <w:sz w:val="20"/>
+      </w:rPr>
+    </w:lvl>
+  </w:abstractNum>
+  <w:abstractNum w:abstractNumId="6" w15:restartNumberingAfterBreak="0">
+    <w:nsid w:val="2B882AB6"/>
+    <w:multiLevelType w:val="multilevel"/>
+    <w:tmpl w:val="A788757E"/>
+    <w:lvl w:ilvl="0">
+      <w:start w:val="1"/>
+      <w:numFmt w:val="bullet"/>
+      <w:lvlText w:val=""/>
+      <w:lvlJc w:val="left"/>
+      <w:pPr>
+        <w:tabs>
+          <w:tab w:val="num" w:pos="720"/>
+        </w:tabs>
+        <w:ind w:left="720" w:hanging="360"/>
+      </w:pPr>
+      <w:rPr>
+        <w:rFonts w:ascii="Symbol" w:hAnsi="Symbol" w:hint="default"/>
+        <w:sz w:val="20"/>
+      </w:rPr>
+    </w:lvl>
+    <w:lvl w:ilvl="1" w:tentative="1">
+      <w:start w:val="1"/>
+      <w:numFmt w:val="bullet"/>
+      <w:lvlText w:val="o"/>
+      <w:lvlJc w:val="left"/>
+      <w:pPr>
+        <w:tabs>
+          <w:tab w:val="num" w:pos="1440"/>
+        </w:tabs>
+        <w:ind w:left="1440" w:hanging="360"/>
+      </w:pPr>
+      <w:rPr>
+        <w:rFonts w:ascii="Courier New" w:hAnsi="Courier New" w:hint="default"/>
+        <w:sz w:val="20"/>
+      </w:rPr>
+    </w:lvl>
+    <w:lvl w:ilvl="2" w:tentative="1">
+      <w:start w:val="1"/>
+      <w:numFmt w:val="bullet"/>
+      <w:lvlText w:val=""/>
+      <w:lvlJc w:val="left"/>
+      <w:pPr>
+        <w:tabs>
+          <w:tab w:val="num" w:pos="2160"/>
+        </w:tabs>
+        <w:ind w:left="2160" w:hanging="360"/>
+      </w:pPr>
+      <w:rPr>
+        <w:rFonts w:ascii="Wingdings" w:hAnsi="Wingdings" w:hint="default"/>
+        <w:sz w:val="20"/>
+      </w:rPr>
+    </w:lvl>
+    <w:lvl w:ilvl="3" w:tentative="1">
+      <w:start w:val="1"/>
+      <w:numFmt w:val="bullet"/>
+      <w:lvlText w:val=""/>
+      <w:lvlJc w:val="left"/>
+      <w:pPr>
+        <w:tabs>
+          <w:tab w:val="num" w:pos="2880"/>
+        </w:tabs>
+        <w:ind w:left="2880" w:hanging="360"/>
+      </w:pPr>
+      <w:rPr>
+        <w:rFonts w:ascii="Wingdings" w:hAnsi="Wingdings" w:hint="default"/>
+        <w:sz w:val="20"/>
+      </w:rPr>
+    </w:lvl>
+    <w:lvl w:ilvl="4" w:tentative="1">
+      <w:start w:val="1"/>
+      <w:numFmt w:val="bullet"/>
+      <w:lvlText w:val=""/>
+      <w:lvlJc w:val="left"/>
+      <w:pPr>
+        <w:tabs>
+          <w:tab w:val="num" w:pos="3600"/>
+        </w:tabs>
+        <w:ind w:left="3600" w:hanging="360"/>
+      </w:pPr>
+      <w:rPr>
+        <w:rFonts w:ascii="Wingdings" w:hAnsi="Wingdings" w:hint="default"/>
+        <w:sz w:val="20"/>
+      </w:rPr>
+    </w:lvl>
+    <w:lvl w:ilvl="5" w:tentative="1">
+      <w:start w:val="1"/>
+      <w:numFmt w:val="bullet"/>
+      <w:lvlText w:val=""/>
+      <w:lvlJc w:val="left"/>
+      <w:pPr>
+        <w:tabs>
+          <w:tab w:val="num" w:pos="4320"/>
+        </w:tabs>
+        <w:ind w:left="4320" w:hanging="360"/>
+      </w:pPr>
+      <w:rPr>
+        <w:rFonts w:ascii="Wingdings" w:hAnsi="Wingdings" w:hint="default"/>
+        <w:sz w:val="20"/>
+      </w:rPr>
+    </w:lvl>
+    <w:lvl w:ilvl="6" w:tentative="1">
+      <w:start w:val="1"/>
+      <w:numFmt w:val="bullet"/>
+      <w:lvlText w:val=""/>
+      <w:lvlJc w:val="left"/>
+      <w:pPr>
+        <w:tabs>
+          <w:tab w:val="num" w:pos="5040"/>
+        </w:tabs>
+        <w:ind w:left="5040" w:hanging="360"/>
+      </w:pPr>
+      <w:rPr>
+        <w:rFonts w:ascii="Wingdings" w:hAnsi="Wingdings" w:hint="default"/>
+        <w:sz w:val="20"/>
+      </w:rPr>
+    </w:lvl>
+    <w:lvl w:ilvl="7" w:tentative="1">
+      <w:start w:val="1"/>
+      <w:numFmt w:val="bullet"/>
+      <w:lvlText w:val=""/>
+      <w:lvlJc w:val="left"/>
+      <w:pPr>
+        <w:tabs>
+          <w:tab w:val="num" w:pos="5760"/>
+        </w:tabs>
+        <w:ind w:left="5760" w:hanging="360"/>
+      </w:pPr>
+      <w:rPr>
+        <w:rFonts w:ascii="Wingdings" w:hAnsi="Wingdings" w:hint="default"/>
+        <w:sz w:val="20"/>
+      </w:rPr>
+    </w:lvl>
+    <w:lvl w:ilvl="8" w:tentative="1">
+      <w:start w:val="1"/>
+      <w:numFmt w:val="bullet"/>
+      <w:lvlText w:val=""/>
+      <w:lvlJc w:val="left"/>
+      <w:pPr>
+        <w:tabs>
+          <w:tab w:val="num" w:pos="6480"/>
+        </w:tabs>
+        <w:ind w:left="6480" w:hanging="360"/>
+      </w:pPr>
+      <w:rPr>
+        <w:rFonts w:ascii="Wingdings" w:hAnsi="Wingdings" w:hint="default"/>
+        <w:sz w:val="20"/>
+      </w:rPr>
+    </w:lvl>
+  </w:abstractNum>
+  <w:abstractNum w:abstractNumId="7" w15:restartNumberingAfterBreak="0">
+    <w:nsid w:val="32BE5DAD"/>
+    <w:multiLevelType w:val="multilevel"/>
+    <w:tmpl w:val="EB2C9942"/>
+    <w:lvl w:ilvl="0">
+      <w:start w:val="1"/>
+      <w:numFmt w:val="bullet"/>
+      <w:lvlText w:val=""/>
+      <w:lvlJc w:val="left"/>
+      <w:pPr>
+        <w:tabs>
+          <w:tab w:val="num" w:pos="720"/>
+        </w:tabs>
+        <w:ind w:left="720" w:hanging="360"/>
+      </w:pPr>
+      <w:rPr>
+        <w:rFonts w:ascii="Symbol" w:hAnsi="Symbol" w:hint="default"/>
+        <w:sz w:val="20"/>
+      </w:rPr>
+    </w:lvl>
+    <w:lvl w:ilvl="1" w:tentative="1">
+      <w:start w:val="1"/>
+      <w:numFmt w:val="bullet"/>
+      <w:lvlText w:val="o"/>
+      <w:lvlJc w:val="left"/>
+      <w:pPr>
+        <w:tabs>
+          <w:tab w:val="num" w:pos="1440"/>
+        </w:tabs>
+        <w:ind w:left="1440" w:hanging="360"/>
+      </w:pPr>
+      <w:rPr>
+        <w:rFonts w:ascii="Courier New" w:hAnsi="Courier New" w:hint="default"/>
+        <w:sz w:val="20"/>
+      </w:rPr>
+    </w:lvl>
+    <w:lvl w:ilvl="2" w:tentative="1">
+      <w:start w:val="1"/>
+      <w:numFmt w:val="bullet"/>
+      <w:lvlText w:val=""/>
+      <w:lvlJc w:val="left"/>
+      <w:pPr>
+        <w:tabs>
+          <w:tab w:val="num" w:pos="2160"/>
+        </w:tabs>
+        <w:ind w:left="2160" w:hanging="360"/>
+      </w:pPr>
+      <w:rPr>
+        <w:rFonts w:ascii="Wingdings" w:hAnsi="Wingdings" w:hint="default"/>
+        <w:sz w:val="20"/>
+      </w:rPr>
+    </w:lvl>
+    <w:lvl w:ilvl="3" w:tentative="1">
+      <w:start w:val="1"/>
+      <w:numFmt w:val="bullet"/>
+      <w:lvlText w:val=""/>
+      <w:lvlJc w:val="left"/>
+      <w:pPr>
+        <w:tabs>
+          <w:tab w:val="num" w:pos="2880"/>
+        </w:tabs>
+        <w:ind w:left="2880" w:hanging="360"/>
+      </w:pPr>
+      <w:rPr>
+        <w:rFonts w:ascii="Wingdings" w:hAnsi="Wingdings" w:hint="default"/>
+        <w:sz w:val="20"/>
+      </w:rPr>
+    </w:lvl>
+    <w:lvl w:ilvl="4" w:tentative="1">
+      <w:start w:val="1"/>
+      <w:numFmt w:val="bullet"/>
+      <w:lvlText w:val=""/>
+      <w:lvlJc w:val="left"/>
+      <w:pPr>
+        <w:tabs>
+          <w:tab w:val="num" w:pos="3600"/>
+        </w:tabs>
+        <w:ind w:left="3600" w:hanging="360"/>
+      </w:pPr>
+      <w:rPr>
+        <w:rFonts w:ascii="Wingdings" w:hAnsi="Wingdings" w:hint="default"/>
+        <w:sz w:val="20"/>
+      </w:rPr>
+    </w:lvl>
+    <w:lvl w:ilvl="5" w:tentative="1">
+      <w:start w:val="1"/>
+      <w:numFmt w:val="bullet"/>
+      <w:lvlText w:val=""/>
+      <w:lvlJc w:val="left"/>
+      <w:pPr>
+        <w:tabs>
+          <w:tab w:val="num" w:pos="4320"/>
+        </w:tabs>
+        <w:ind w:left="4320" w:hanging="360"/>
+      </w:pPr>
+      <w:rPr>
+        <w:rFonts w:ascii="Wingdings" w:hAnsi="Wingdings" w:hint="default"/>
+        <w:sz w:val="20"/>
+      </w:rPr>
+    </w:lvl>
+    <w:lvl w:ilvl="6" w:tentative="1">
+      <w:start w:val="1"/>
+      <w:numFmt w:val="bullet"/>
+      <w:lvlText w:val=""/>
+      <w:lvlJc w:val="left"/>
+      <w:pPr>
+        <w:tabs>
+          <w:tab w:val="num" w:pos="5040"/>
+        </w:tabs>
+        <w:ind w:left="5040" w:hanging="360"/>
+      </w:pPr>
+      <w:rPr>
+        <w:rFonts w:ascii="Wingdings" w:hAnsi="Wingdings" w:hint="default"/>
+        <w:sz w:val="20"/>
+      </w:rPr>
+    </w:lvl>
+    <w:lvl w:ilvl="7" w:tentative="1">
+      <w:start w:val="1"/>
+      <w:numFmt w:val="bullet"/>
+      <w:lvlText w:val=""/>
+      <w:lvlJc w:val="left"/>
+      <w:pPr>
+        <w:tabs>
+          <w:tab w:val="num" w:pos="5760"/>
+        </w:tabs>
+        <w:ind w:left="5760" w:hanging="360"/>
+      </w:pPr>
+      <w:rPr>
+        <w:rFonts w:ascii="Wingdings" w:hAnsi="Wingdings" w:hint="default"/>
+        <w:sz w:val="20"/>
+      </w:rPr>
+    </w:lvl>
+    <w:lvl w:ilvl="8" w:tentative="1">
+      <w:start w:val="1"/>
+      <w:numFmt w:val="bullet"/>
+      <w:lvlText w:val=""/>
+      <w:lvlJc w:val="left"/>
+      <w:pPr>
+        <w:tabs>
+          <w:tab w:val="num" w:pos="6480"/>
+        </w:tabs>
+        <w:ind w:left="6480" w:hanging="360"/>
+      </w:pPr>
+      <w:rPr>
+        <w:rFonts w:ascii="Wingdings" w:hAnsi="Wingdings" w:hint="default"/>
+        <w:sz w:val="20"/>
+      </w:rPr>
+    </w:lvl>
+  </w:abstractNum>
+  <w:abstractNum w:abstractNumId="8" w15:restartNumberingAfterBreak="0">
+    <w:nsid w:val="382342AD"/>
+    <w:multiLevelType w:val="multilevel"/>
+    <w:tmpl w:val="5B424A92"/>
+    <w:lvl w:ilvl="0">
+      <w:start w:val="1"/>
+      <w:numFmt w:val="decimal"/>
+      <w:lvlText w:val="%1."/>
+      <w:lvlJc w:val="left"/>
+      <w:pPr>
+        <w:tabs>
+          <w:tab w:val="num" w:pos="720"/>
+        </w:tabs>
+        <w:ind w:left="720" w:hanging="360"/>
+      </w:pPr>
+    </w:lvl>
+    <w:lvl w:ilvl="1" w:tentative="1">
+      <w:start w:val="1"/>
+      <w:numFmt w:val="decimal"/>
+      <w:lvlText w:val="%2."/>
+      <w:lvlJc w:val="left"/>
+      <w:pPr>
+        <w:tabs>
+          <w:tab w:val="num" w:pos="1440"/>
+        </w:tabs>
+        <w:ind w:left="1440" w:hanging="360"/>
+      </w:pPr>
+    </w:lvl>
+    <w:lvl w:ilvl="2" w:tentative="1">
+      <w:start w:val="1"/>
+      <w:numFmt w:val="decimal"/>
+      <w:lvlText w:val="%3."/>
+      <w:lvlJc w:val="left"/>
+      <w:pPr>
+        <w:tabs>
+          <w:tab w:val="num" w:pos="2160"/>
+        </w:tabs>
+        <w:ind w:left="2160" w:hanging="360"/>
+      </w:pPr>
+    </w:lvl>
+    <w:lvl w:ilvl="3" w:tentative="1">
+      <w:start w:val="1"/>
+      <w:numFmt w:val="decimal"/>
+      <w:lvlText w:val="%4."/>
+      <w:lvlJc w:val="left"/>
+      <w:pPr>
+        <w:tabs>
+          <w:tab w:val="num" w:pos="2880"/>
+        </w:tabs>
+        <w:ind w:left="2880" w:hanging="360"/>
+      </w:pPr>
+    </w:lvl>
+    <w:lvl w:ilvl="4" w:tentative="1">
+      <w:start w:val="1"/>
+      <w:numFmt w:val="decimal"/>
+      <w:lvlText w:val="%5."/>
+      <w:lvlJc w:val="left"/>
+      <w:pPr>
+        <w:tabs>
+          <w:tab w:val="num" w:pos="3600"/>
+        </w:tabs>
+        <w:ind w:left="3600" w:hanging="360"/>
+      </w:pPr>
+    </w:lvl>
+    <w:lvl w:ilvl="5" w:tentative="1">
+      <w:start w:val="1"/>
+      <w:numFmt w:val="decimal"/>
+      <w:lvlText w:val="%6."/>
+      <w:lvlJc w:val="left"/>
+      <w:pPr>
+        <w:tabs>
+          <w:tab w:val="num" w:pos="4320"/>
+        </w:tabs>
+        <w:ind w:left="4320" w:hanging="360"/>
+      </w:pPr>
+    </w:lvl>
+    <w:lvl w:ilvl="6" w:tentative="1">
+      <w:start w:val="1"/>
+      <w:numFmt w:val="decimal"/>
+      <w:lvlText w:val="%7."/>
+      <w:lvlJc w:val="left"/>
+      <w:pPr>
+        <w:tabs>
+          <w:tab w:val="num" w:pos="5040"/>
+        </w:tabs>
+        <w:ind w:left="5040" w:hanging="360"/>
+      </w:pPr>
+    </w:lvl>
+    <w:lvl w:ilvl="7" w:tentative="1">
+      <w:start w:val="1"/>
+      <w:numFmt w:val="decimal"/>
+      <w:lvlText w:val="%8."/>
+      <w:lvlJc w:val="left"/>
+      <w:pPr>
+        <w:tabs>
+          <w:tab w:val="num" w:pos="5760"/>
+        </w:tabs>
+        <w:ind w:left="5760" w:hanging="360"/>
+      </w:pPr>
+    </w:lvl>
+    <w:lvl w:ilvl="8" w:tentative="1">
+      <w:start w:val="1"/>
+      <w:numFmt w:val="decimal"/>
+      <w:lvlText w:val="%9."/>
+      <w:lvlJc w:val="left"/>
+      <w:pPr>
+        <w:tabs>
+          <w:tab w:val="num" w:pos="6480"/>
+        </w:tabs>
+        <w:ind w:left="6480" w:hanging="360"/>
+      </w:pPr>
+    </w:lvl>
+  </w:abstractNum>
+  <w:abstractNum w:abstractNumId="9" w15:restartNumberingAfterBreak="0">
+    <w:nsid w:val="45E2352B"/>
+    <w:multiLevelType w:val="multilevel"/>
+    <w:tmpl w:val="C0A0626E"/>
+    <w:lvl w:ilvl="0">
+      <w:start w:val="1"/>
+      <w:numFmt w:val="bullet"/>
+      <w:lvlText w:val=""/>
+      <w:lvlJc w:val="left"/>
+      <w:pPr>
+        <w:tabs>
+          <w:tab w:val="num" w:pos="720"/>
+        </w:tabs>
+        <w:ind w:left="720" w:hanging="360"/>
+      </w:pPr>
+      <w:rPr>
+        <w:rFonts w:ascii="Symbol" w:hAnsi="Symbol" w:hint="default"/>
+        <w:sz w:val="20"/>
+      </w:rPr>
+    </w:lvl>
+    <w:lvl w:ilvl="1" w:tentative="1">
+      <w:start w:val="1"/>
+      <w:numFmt w:val="bullet"/>
+      <w:lvlText w:val="o"/>
+      <w:lvlJc w:val="left"/>
+      <w:pPr>
+        <w:tabs>
+          <w:tab w:val="num" w:pos="1440"/>
+        </w:tabs>
+        <w:ind w:left="1440" w:hanging="360"/>
+      </w:pPr>
+      <w:rPr>
+        <w:rFonts w:ascii="Courier New" w:hAnsi="Courier New" w:hint="default"/>
+        <w:sz w:val="20"/>
+      </w:rPr>
+    </w:lvl>
+    <w:lvl w:ilvl="2" w:tentative="1">
+      <w:start w:val="1"/>
+      <w:numFmt w:val="bullet"/>
+      <w:lvlText w:val=""/>
+      <w:lvlJc w:val="left"/>
+      <w:pPr>
+        <w:tabs>
+          <w:tab w:val="num" w:pos="2160"/>
+        </w:tabs>
+        <w:ind w:left="2160" w:hanging="360"/>
+      </w:pPr>
+      <w:rPr>
+        <w:rFonts w:ascii="Wingdings" w:hAnsi="Wingdings" w:hint="default"/>
+        <w:sz w:val="20"/>
+      </w:rPr>
+    </w:lvl>
+    <w:lvl w:ilvl="3" w:tentative="1">
+      <w:start w:val="1"/>
+      <w:numFmt w:val="bullet"/>
+      <w:lvlText w:val=""/>
+      <w:lvlJc w:val="left"/>
+      <w:pPr>
+        <w:tabs>
+          <w:tab w:val="num" w:pos="2880"/>
+        </w:tabs>
+        <w:ind w:left="2880" w:hanging="360"/>
+      </w:pPr>
+      <w:rPr>
+        <w:rFonts w:ascii="Wingdings" w:hAnsi="Wingdings" w:hint="default"/>
+        <w:sz w:val="20"/>
+      </w:rPr>
+    </w:lvl>
+    <w:lvl w:ilvl="4" w:tentative="1">
+      <w:start w:val="1"/>
+      <w:numFmt w:val="bullet"/>
+      <w:lvlText w:val=""/>
+      <w:lvlJc w:val="left"/>
+      <w:pPr>
+        <w:tabs>
+          <w:tab w:val="num" w:pos="3600"/>
+        </w:tabs>
+        <w:ind w:left="3600" w:hanging="360"/>
+      </w:pPr>
+      <w:rPr>
+        <w:rFonts w:ascii="Wingdings" w:hAnsi="Wingdings" w:hint="default"/>
+        <w:sz w:val="20"/>
+      </w:rPr>
+    </w:lvl>
+    <w:lvl w:ilvl="5" w:tentative="1">
+      <w:start w:val="1"/>
+      <w:numFmt w:val="bullet"/>
+      <w:lvlText w:val=""/>
+      <w:lvlJc w:val="left"/>
+      <w:pPr>
+        <w:tabs>
+          <w:tab w:val="num" w:pos="4320"/>
+        </w:tabs>
+        <w:ind w:left="4320" w:hanging="360"/>
+      </w:pPr>
+      <w:rPr>
+        <w:rFonts w:ascii="Wingdings" w:hAnsi="Wingdings" w:hint="default"/>
+        <w:sz w:val="20"/>
+      </w:rPr>
+    </w:lvl>
+    <w:lvl w:ilvl="6" w:tentative="1">
+      <w:start w:val="1"/>
+      <w:numFmt w:val="bullet"/>
+      <w:lvlText w:val=""/>
+      <w:lvlJc w:val="left"/>
+      <w:pPr>
+        <w:tabs>
+          <w:tab w:val="num" w:pos="5040"/>
+        </w:tabs>
+        <w:ind w:left="5040" w:hanging="360"/>
+      </w:pPr>
+      <w:rPr>
+        <w:rFonts w:ascii="Wingdings" w:hAnsi="Wingdings" w:hint="default"/>
+        <w:sz w:val="20"/>
+      </w:rPr>
+    </w:lvl>
+    <w:lvl w:ilvl="7" w:tentative="1">
+      <w:start w:val="1"/>
+      <w:numFmt w:val="bullet"/>
+      <w:lvlText w:val=""/>
+      <w:lvlJc w:val="left"/>
+      <w:pPr>
+        <w:tabs>
+          <w:tab w:val="num" w:pos="5760"/>
+        </w:tabs>
+        <w:ind w:left="5760" w:hanging="360"/>
+      </w:pPr>
+      <w:rPr>
+        <w:rFonts w:ascii="Wingdings" w:hAnsi="Wingdings" w:hint="default"/>
+        <w:sz w:val="20"/>
+      </w:rPr>
+    </w:lvl>
+    <w:lvl w:ilvl="8" w:tentative="1">
+      <w:start w:val="1"/>
+      <w:numFmt w:val="bullet"/>
+      <w:lvlText w:val=""/>
+      <w:lvlJc w:val="left"/>
+      <w:pPr>
+        <w:tabs>
+          <w:tab w:val="num" w:pos="6480"/>
+        </w:tabs>
+        <w:ind w:left="6480" w:hanging="360"/>
+      </w:pPr>
+      <w:rPr>
+        <w:rFonts w:ascii="Wingdings" w:hAnsi="Wingdings" w:hint="default"/>
+        <w:sz w:val="20"/>
+      </w:rPr>
+    </w:lvl>
+  </w:abstractNum>
+  <w:abstractNum w:abstractNumId="10" w15:restartNumberingAfterBreak="0">
+    <w:nsid w:val="4B6C2A65"/>
+    <w:multiLevelType w:val="multilevel"/>
+    <w:tmpl w:val="220C69D0"/>
+    <w:lvl w:ilvl="0">
+      <w:start w:val="1"/>
+      <w:numFmt w:val="bullet"/>
+      <w:lvlText w:val=""/>
+      <w:lvlJc w:val="left"/>
+      <w:pPr>
+        <w:tabs>
+          <w:tab w:val="num" w:pos="720"/>
+        </w:tabs>
+        <w:ind w:left="720" w:hanging="360"/>
+      </w:pPr>
+      <w:rPr>
+        <w:rFonts w:ascii="Symbol" w:hAnsi="Symbol" w:hint="default"/>
+        <w:sz w:val="20"/>
+      </w:rPr>
+    </w:lvl>
+    <w:lvl w:ilvl="1" w:tentative="1">
+      <w:start w:val="1"/>
+      <w:numFmt w:val="bullet"/>
+      <w:lvlText w:val="o"/>
+      <w:lvlJc w:val="left"/>
+      <w:pPr>
+        <w:tabs>
+          <w:tab w:val="num" w:pos="1440"/>
+        </w:tabs>
+        <w:ind w:left="1440" w:hanging="360"/>
+      </w:pPr>
+      <w:rPr>
+        <w:rFonts w:ascii="Courier New" w:hAnsi="Courier New" w:hint="default"/>
+        <w:sz w:val="20"/>
+      </w:rPr>
+    </w:lvl>
+    <w:lvl w:ilvl="2" w:tentative="1">
+      <w:start w:val="1"/>
+      <w:numFmt w:val="bullet"/>
+      <w:lvlText w:val=""/>
+      <w:lvlJc w:val="left"/>
+      <w:pPr>
+        <w:tabs>
+          <w:tab w:val="num" w:pos="2160"/>
+        </w:tabs>
+        <w:ind w:left="2160" w:hanging="360"/>
+      </w:pPr>
+      <w:rPr>
+        <w:rFonts w:ascii="Wingdings" w:hAnsi="Wingdings" w:hint="default"/>
+        <w:sz w:val="20"/>
+      </w:rPr>
+    </w:lvl>
+    <w:lvl w:ilvl="3" w:tentative="1">
+      <w:start w:val="1"/>
+      <w:numFmt w:val="bullet"/>
+      <w:lvlText w:val=""/>
+      <w:lvlJc w:val="left"/>
+      <w:pPr>
+        <w:tabs>
+          <w:tab w:val="num" w:pos="2880"/>
+        </w:tabs>
+        <w:ind w:left="2880" w:hanging="360"/>
+      </w:pPr>
+      <w:rPr>
+        <w:rFonts w:ascii="Wingdings" w:hAnsi="Wingdings" w:hint="default"/>
+        <w:sz w:val="20"/>
+      </w:rPr>
+    </w:lvl>
+    <w:lvl w:ilvl="4" w:tentative="1">
+      <w:start w:val="1"/>
+      <w:numFmt w:val="bullet"/>
+      <w:lvlText w:val=""/>
+      <w:lvlJc w:val="left"/>
+      <w:pPr>
+        <w:tabs>
+          <w:tab w:val="num" w:pos="3600"/>
+        </w:tabs>
+        <w:ind w:left="3600" w:hanging="360"/>
+      </w:pPr>
+      <w:rPr>
+        <w:rFonts w:ascii="Wingdings" w:hAnsi="Wingdings" w:hint="default"/>
+        <w:sz w:val="20"/>
+      </w:rPr>
+    </w:lvl>
+    <w:lvl w:ilvl="5" w:tentative="1">
+      <w:start w:val="1"/>
+      <w:numFmt w:val="bullet"/>
+      <w:lvlText w:val=""/>
+      <w:lvlJc w:val="left"/>
+      <w:pPr>
+        <w:tabs>
+          <w:tab w:val="num" w:pos="4320"/>
+        </w:tabs>
+        <w:ind w:left="4320" w:hanging="360"/>
+      </w:pPr>
+      <w:rPr>
+        <w:rFonts w:ascii="Wingdings" w:hAnsi="Wingdings" w:hint="default"/>
+        <w:sz w:val="20"/>
+      </w:rPr>
+    </w:lvl>
+    <w:lvl w:ilvl="6" w:tentative="1">
+      <w:start w:val="1"/>
+      <w:numFmt w:val="bullet"/>
+      <w:lvlText w:val=""/>
+      <w:lvlJc w:val="left"/>
+      <w:pPr>
+        <w:tabs>
+          <w:tab w:val="num" w:pos="5040"/>
+        </w:tabs>
+        <w:ind w:left="5040" w:hanging="360"/>
+      </w:pPr>
+      <w:rPr>
+        <w:rFonts w:ascii="Wingdings" w:hAnsi="Wingdings" w:hint="default"/>
+        <w:sz w:val="20"/>
+      </w:rPr>
+    </w:lvl>
+    <w:lvl w:ilvl="7" w:tentative="1">
+      <w:start w:val="1"/>
+      <w:numFmt w:val="bullet"/>
+      <w:lvlText w:val=""/>
+      <w:lvlJc w:val="left"/>
+      <w:pPr>
+        <w:tabs>
+          <w:tab w:val="num" w:pos="5760"/>
+        </w:tabs>
+        <w:ind w:left="5760" w:hanging="360"/>
+      </w:pPr>
+      <w:rPr>
+        <w:rFonts w:ascii="Wingdings" w:hAnsi="Wingdings" w:hint="default"/>
+        <w:sz w:val="20"/>
+      </w:rPr>
+    </w:lvl>
+    <w:lvl w:ilvl="8" w:tentative="1">
+      <w:start w:val="1"/>
+      <w:numFmt w:val="bullet"/>
+      <w:lvlText w:val=""/>
+      <w:lvlJc w:val="left"/>
+      <w:pPr>
+        <w:tabs>
+          <w:tab w:val="num" w:pos="6480"/>
+        </w:tabs>
+        <w:ind w:left="6480" w:hanging="360"/>
+      </w:pPr>
+      <w:rPr>
+        <w:rFonts w:ascii="Wingdings" w:hAnsi="Wingdings" w:hint="default"/>
+        <w:sz w:val="20"/>
+      </w:rPr>
+    </w:lvl>
+  </w:abstractNum>
+  <w:abstractNum w:abstractNumId="11" w15:restartNumberingAfterBreak="0">
+    <w:nsid w:val="5A6C1A0B"/>
+    <w:multiLevelType w:val="multilevel"/>
+    <w:tmpl w:val="A7F4E4BA"/>
+    <w:lvl w:ilvl="0">
+      <w:start w:val="1"/>
+      <w:numFmt w:val="bullet"/>
+      <w:lvlText w:val=""/>
+      <w:lvlJc w:val="left"/>
+      <w:pPr>
+        <w:tabs>
+          <w:tab w:val="num" w:pos="720"/>
+        </w:tabs>
+        <w:ind w:left="720" w:hanging="360"/>
+      </w:pPr>
+      <w:rPr>
+        <w:rFonts w:ascii="Symbol" w:hAnsi="Symbol" w:hint="default"/>
+        <w:sz w:val="20"/>
+      </w:rPr>
+    </w:lvl>
+    <w:lvl w:ilvl="1" w:tentative="1">
+      <w:start w:val="1"/>
+      <w:numFmt w:val="bullet"/>
+      <w:lvlText w:val="o"/>
+      <w:lvlJc w:val="left"/>
+      <w:pPr>
+        <w:tabs>
+          <w:tab w:val="num" w:pos="1440"/>
+        </w:tabs>
+        <w:ind w:left="1440" w:hanging="360"/>
+      </w:pPr>
+      <w:rPr>
+        <w:rFonts w:ascii="Courier New" w:hAnsi="Courier New" w:hint="default"/>
+        <w:sz w:val="20"/>
+      </w:rPr>
+    </w:lvl>
+    <w:lvl w:ilvl="2" w:tentative="1">
+      <w:start w:val="1"/>
+      <w:numFmt w:val="bullet"/>
+      <w:lvlText w:val=""/>
+      <w:lvlJc w:val="left"/>
+      <w:pPr>
+        <w:tabs>
+          <w:tab w:val="num" w:pos="2160"/>
+        </w:tabs>
+        <w:ind w:left="2160" w:hanging="360"/>
+      </w:pPr>
+      <w:rPr>
+        <w:rFonts w:ascii="Wingdings" w:hAnsi="Wingdings" w:hint="default"/>
+        <w:sz w:val="20"/>
+      </w:rPr>
+    </w:lvl>
+    <w:lvl w:ilvl="3" w:tentative="1">
+      <w:start w:val="1"/>
+      <w:numFmt w:val="bullet"/>
+      <w:lvlText w:val=""/>
+      <w:lvlJc w:val="left"/>
+      <w:pPr>
+        <w:tabs>
+          <w:tab w:val="num" w:pos="2880"/>
+        </w:tabs>
+        <w:ind w:left="2880" w:hanging="360"/>
+      </w:pPr>
+      <w:rPr>
+        <w:rFonts w:ascii="Wingdings" w:hAnsi="Wingdings" w:hint="default"/>
+        <w:sz w:val="20"/>
+      </w:rPr>
+    </w:lvl>
+    <w:lvl w:ilvl="4" w:tentative="1">
+      <w:start w:val="1"/>
+      <w:numFmt w:val="bullet"/>
+      <w:lvlText w:val=""/>
+      <w:lvlJc w:val="left"/>
+      <w:pPr>
+        <w:tabs>
+          <w:tab w:val="num" w:pos="3600"/>
+        </w:tabs>
+        <w:ind w:left="3600" w:hanging="360"/>
+      </w:pPr>
+      <w:rPr>
+        <w:rFonts w:ascii="Wingdings" w:hAnsi="Wingdings" w:hint="default"/>
+        <w:sz w:val="20"/>
+      </w:rPr>
+    </w:lvl>
+    <w:lvl w:ilvl="5" w:tentative="1">
+      <w:start w:val="1"/>
+      <w:numFmt w:val="bullet"/>
+      <w:lvlText w:val=""/>
+      <w:lvlJc w:val="left"/>
+      <w:pPr>
+        <w:tabs>
+          <w:tab w:val="num" w:pos="4320"/>
+        </w:tabs>
+        <w:ind w:left="4320" w:hanging="360"/>
+      </w:pPr>
+      <w:rPr>
+        <w:rFonts w:ascii="Wingdings" w:hAnsi="Wingdings" w:hint="default"/>
+        <w:sz w:val="20"/>
+      </w:rPr>
+    </w:lvl>
+    <w:lvl w:ilvl="6" w:tentative="1">
+      <w:start w:val="1"/>
+      <w:numFmt w:val="bullet"/>
+      <w:lvlText w:val=""/>
+      <w:lvlJc w:val="left"/>
+      <w:pPr>
+        <w:tabs>
+          <w:tab w:val="num" w:pos="5040"/>
+        </w:tabs>
+        <w:ind w:left="5040" w:hanging="360"/>
+      </w:pPr>
+      <w:rPr>
+        <w:rFonts w:ascii="Wingdings" w:hAnsi="Wingdings" w:hint="default"/>
+        <w:sz w:val="20"/>
+      </w:rPr>
+    </w:lvl>
+    <w:lvl w:ilvl="7" w:tentative="1">
+      <w:start w:val="1"/>
+      <w:numFmt w:val="bullet"/>
+      <w:lvlText w:val=""/>
+      <w:lvlJc w:val="left"/>
+      <w:pPr>
+        <w:tabs>
+          <w:tab w:val="num" w:pos="5760"/>
+        </w:tabs>
+        <w:ind w:left="5760" w:hanging="360"/>
+      </w:pPr>
+      <w:rPr>
+        <w:rFonts w:ascii="Wingdings" w:hAnsi="Wingdings" w:hint="default"/>
+        <w:sz w:val="20"/>
+      </w:rPr>
+    </w:lvl>
+    <w:lvl w:ilvl="8" w:tentative="1">
+      <w:start w:val="1"/>
+      <w:numFmt w:val="bullet"/>
+      <w:lvlText w:val=""/>
+      <w:lvlJc w:val="left"/>
+      <w:pPr>
+        <w:tabs>
+          <w:tab w:val="num" w:pos="6480"/>
+        </w:tabs>
+        <w:ind w:left="6480" w:hanging="360"/>
+      </w:pPr>
+      <w:rPr>
+        <w:rFonts w:ascii="Wingdings" w:hAnsi="Wingdings" w:hint="default"/>
+        <w:sz w:val="20"/>
+      </w:rPr>
+    </w:lvl>
+  </w:abstractNum>
+  <w:abstractNum w:abstractNumId="12" w15:restartNumberingAfterBreak="0">
     <w:nsid w:val="5EFA6FEB"/>
     <w:multiLevelType w:val="multilevel"/>
-    <w:tmpl w:val="C4EE7730"/>
+    <w:tmpl w:val="D966D5A2"/>
     <w:lvl w:ilvl="0">
       <w:start w:val="1"/>
       <w:numFmt w:val="bullet"/>
@@ -1457,20 +6335,16 @@
         <w:sz w:val="20"/>
       </w:rPr>
     </w:lvl>
-    <w:lvl w:ilvl="1" w:tentative="1">
-      <w:start w:val="1"/>
-      <w:numFmt w:val="bullet"/>
-      <w:lvlText w:val="o"/>
-      <w:lvlJc w:val="left"/>
-      <w:pPr>
-        <w:tabs>
-          <w:tab w:val="num" w:pos="1440"/>
-        </w:tabs>
+    <w:lvl w:ilvl="1">
+      <w:start w:val="1"/>
+      <w:numFmt w:val="decimal"/>
+      <w:lvlText w:val="%2."/>
+      <w:lvlJc w:val="left"/>
+      <w:pPr>
         <w:ind w:left="1440" w:hanging="360"/>
       </w:pPr>
       <w:rPr>
-        <w:rFonts w:ascii="Courier New" w:hAnsi="Courier New" w:hint="default"/>
-        <w:sz w:val="20"/>
+        <w:rFonts w:hint="default"/>
       </w:rPr>
     </w:lvl>
     <w:lvl w:ilvl="2" w:tentative="1">
@@ -1586,7 +6460,7 @@
       </w:rPr>
     </w:lvl>
   </w:abstractNum>
-  <w:abstractNum w:abstractNumId="1" w15:restartNumberingAfterBreak="0">
+  <w:abstractNum w:abstractNumId="13" w15:restartNumberingAfterBreak="0">
     <w:nsid w:val="66EC39D8"/>
     <w:multiLevelType w:val="multilevel"/>
     <w:tmpl w:val="B0C2B4D4"/>
@@ -1735,11 +6609,892 @@
       </w:rPr>
     </w:lvl>
   </w:abstractNum>
+  <w:abstractNum w:abstractNumId="14" w15:restartNumberingAfterBreak="0">
+    <w:nsid w:val="68D44B88"/>
+    <w:multiLevelType w:val="multilevel"/>
+    <w:tmpl w:val="C3AAF362"/>
+    <w:lvl w:ilvl="0">
+      <w:start w:val="1"/>
+      <w:numFmt w:val="bullet"/>
+      <w:lvlText w:val=""/>
+      <w:lvlJc w:val="left"/>
+      <w:pPr>
+        <w:tabs>
+          <w:tab w:val="num" w:pos="720"/>
+        </w:tabs>
+        <w:ind w:left="720" w:hanging="360"/>
+      </w:pPr>
+      <w:rPr>
+        <w:rFonts w:ascii="Symbol" w:hAnsi="Symbol" w:hint="default"/>
+        <w:sz w:val="20"/>
+      </w:rPr>
+    </w:lvl>
+    <w:lvl w:ilvl="1" w:tentative="1">
+      <w:start w:val="1"/>
+      <w:numFmt w:val="bullet"/>
+      <w:lvlText w:val="o"/>
+      <w:lvlJc w:val="left"/>
+      <w:pPr>
+        <w:tabs>
+          <w:tab w:val="num" w:pos="1440"/>
+        </w:tabs>
+        <w:ind w:left="1440" w:hanging="360"/>
+      </w:pPr>
+      <w:rPr>
+        <w:rFonts w:ascii="Courier New" w:hAnsi="Courier New" w:hint="default"/>
+        <w:sz w:val="20"/>
+      </w:rPr>
+    </w:lvl>
+    <w:lvl w:ilvl="2" w:tentative="1">
+      <w:start w:val="1"/>
+      <w:numFmt w:val="bullet"/>
+      <w:lvlText w:val=""/>
+      <w:lvlJc w:val="left"/>
+      <w:pPr>
+        <w:tabs>
+          <w:tab w:val="num" w:pos="2160"/>
+        </w:tabs>
+        <w:ind w:left="2160" w:hanging="360"/>
+      </w:pPr>
+      <w:rPr>
+        <w:rFonts w:ascii="Wingdings" w:hAnsi="Wingdings" w:hint="default"/>
+        <w:sz w:val="20"/>
+      </w:rPr>
+    </w:lvl>
+    <w:lvl w:ilvl="3" w:tentative="1">
+      <w:start w:val="1"/>
+      <w:numFmt w:val="bullet"/>
+      <w:lvlText w:val=""/>
+      <w:lvlJc w:val="left"/>
+      <w:pPr>
+        <w:tabs>
+          <w:tab w:val="num" w:pos="2880"/>
+        </w:tabs>
+        <w:ind w:left="2880" w:hanging="360"/>
+      </w:pPr>
+      <w:rPr>
+        <w:rFonts w:ascii="Wingdings" w:hAnsi="Wingdings" w:hint="default"/>
+        <w:sz w:val="20"/>
+      </w:rPr>
+    </w:lvl>
+    <w:lvl w:ilvl="4" w:tentative="1">
+      <w:start w:val="1"/>
+      <w:numFmt w:val="bullet"/>
+      <w:lvlText w:val=""/>
+      <w:lvlJc w:val="left"/>
+      <w:pPr>
+        <w:tabs>
+          <w:tab w:val="num" w:pos="3600"/>
+        </w:tabs>
+        <w:ind w:left="3600" w:hanging="360"/>
+      </w:pPr>
+      <w:rPr>
+        <w:rFonts w:ascii="Wingdings" w:hAnsi="Wingdings" w:hint="default"/>
+        <w:sz w:val="20"/>
+      </w:rPr>
+    </w:lvl>
+    <w:lvl w:ilvl="5" w:tentative="1">
+      <w:start w:val="1"/>
+      <w:numFmt w:val="bullet"/>
+      <w:lvlText w:val=""/>
+      <w:lvlJc w:val="left"/>
+      <w:pPr>
+        <w:tabs>
+          <w:tab w:val="num" w:pos="4320"/>
+        </w:tabs>
+        <w:ind w:left="4320" w:hanging="360"/>
+      </w:pPr>
+      <w:rPr>
+        <w:rFonts w:ascii="Wingdings" w:hAnsi="Wingdings" w:hint="default"/>
+        <w:sz w:val="20"/>
+      </w:rPr>
+    </w:lvl>
+    <w:lvl w:ilvl="6" w:tentative="1">
+      <w:start w:val="1"/>
+      <w:numFmt w:val="bullet"/>
+      <w:lvlText w:val=""/>
+      <w:lvlJc w:val="left"/>
+      <w:pPr>
+        <w:tabs>
+          <w:tab w:val="num" w:pos="5040"/>
+        </w:tabs>
+        <w:ind w:left="5040" w:hanging="360"/>
+      </w:pPr>
+      <w:rPr>
+        <w:rFonts w:ascii="Wingdings" w:hAnsi="Wingdings" w:hint="default"/>
+        <w:sz w:val="20"/>
+      </w:rPr>
+    </w:lvl>
+    <w:lvl w:ilvl="7" w:tentative="1">
+      <w:start w:val="1"/>
+      <w:numFmt w:val="bullet"/>
+      <w:lvlText w:val=""/>
+      <w:lvlJc w:val="left"/>
+      <w:pPr>
+        <w:tabs>
+          <w:tab w:val="num" w:pos="5760"/>
+        </w:tabs>
+        <w:ind w:left="5760" w:hanging="360"/>
+      </w:pPr>
+      <w:rPr>
+        <w:rFonts w:ascii="Wingdings" w:hAnsi="Wingdings" w:hint="default"/>
+        <w:sz w:val="20"/>
+      </w:rPr>
+    </w:lvl>
+    <w:lvl w:ilvl="8" w:tentative="1">
+      <w:start w:val="1"/>
+      <w:numFmt w:val="bullet"/>
+      <w:lvlText w:val=""/>
+      <w:lvlJc w:val="left"/>
+      <w:pPr>
+        <w:tabs>
+          <w:tab w:val="num" w:pos="6480"/>
+        </w:tabs>
+        <w:ind w:left="6480" w:hanging="360"/>
+      </w:pPr>
+      <w:rPr>
+        <w:rFonts w:ascii="Wingdings" w:hAnsi="Wingdings" w:hint="default"/>
+        <w:sz w:val="20"/>
+      </w:rPr>
+    </w:lvl>
+  </w:abstractNum>
+  <w:abstractNum w:abstractNumId="15" w15:restartNumberingAfterBreak="0">
+    <w:nsid w:val="6BB83031"/>
+    <w:multiLevelType w:val="hybridMultilevel"/>
+    <w:tmpl w:val="38022D1E"/>
+    <w:lvl w:ilvl="0" w:tplc="040E000F">
+      <w:start w:val="1"/>
+      <w:numFmt w:val="decimal"/>
+      <w:lvlText w:val="%1."/>
+      <w:lvlJc w:val="left"/>
+      <w:pPr>
+        <w:ind w:left="5464" w:hanging="360"/>
+      </w:pPr>
+    </w:lvl>
+    <w:lvl w:ilvl="1" w:tplc="040E0019" w:tentative="1">
+      <w:start w:val="1"/>
+      <w:numFmt w:val="lowerLetter"/>
+      <w:lvlText w:val="%2."/>
+      <w:lvlJc w:val="left"/>
+      <w:pPr>
+        <w:ind w:left="6184" w:hanging="360"/>
+      </w:pPr>
+    </w:lvl>
+    <w:lvl w:ilvl="2" w:tplc="040E001B" w:tentative="1">
+      <w:start w:val="1"/>
+      <w:numFmt w:val="lowerRoman"/>
+      <w:lvlText w:val="%3."/>
+      <w:lvlJc w:val="right"/>
+      <w:pPr>
+        <w:ind w:left="6904" w:hanging="180"/>
+      </w:pPr>
+    </w:lvl>
+    <w:lvl w:ilvl="3" w:tplc="040E000F" w:tentative="1">
+      <w:start w:val="1"/>
+      <w:numFmt w:val="decimal"/>
+      <w:lvlText w:val="%4."/>
+      <w:lvlJc w:val="left"/>
+      <w:pPr>
+        <w:ind w:left="7624" w:hanging="360"/>
+      </w:pPr>
+    </w:lvl>
+    <w:lvl w:ilvl="4" w:tplc="040E0019" w:tentative="1">
+      <w:start w:val="1"/>
+      <w:numFmt w:val="lowerLetter"/>
+      <w:lvlText w:val="%5."/>
+      <w:lvlJc w:val="left"/>
+      <w:pPr>
+        <w:ind w:left="8344" w:hanging="360"/>
+      </w:pPr>
+    </w:lvl>
+    <w:lvl w:ilvl="5" w:tplc="040E001B" w:tentative="1">
+      <w:start w:val="1"/>
+      <w:numFmt w:val="lowerRoman"/>
+      <w:lvlText w:val="%6."/>
+      <w:lvlJc w:val="right"/>
+      <w:pPr>
+        <w:ind w:left="9064" w:hanging="180"/>
+      </w:pPr>
+    </w:lvl>
+    <w:lvl w:ilvl="6" w:tplc="040E000F" w:tentative="1">
+      <w:start w:val="1"/>
+      <w:numFmt w:val="decimal"/>
+      <w:lvlText w:val="%7."/>
+      <w:lvlJc w:val="left"/>
+      <w:pPr>
+        <w:ind w:left="9784" w:hanging="360"/>
+      </w:pPr>
+    </w:lvl>
+    <w:lvl w:ilvl="7" w:tplc="040E0019" w:tentative="1">
+      <w:start w:val="1"/>
+      <w:numFmt w:val="lowerLetter"/>
+      <w:lvlText w:val="%8."/>
+      <w:lvlJc w:val="left"/>
+      <w:pPr>
+        <w:ind w:left="10504" w:hanging="360"/>
+      </w:pPr>
+    </w:lvl>
+    <w:lvl w:ilvl="8" w:tplc="040E001B" w:tentative="1">
+      <w:start w:val="1"/>
+      <w:numFmt w:val="lowerRoman"/>
+      <w:lvlText w:val="%9."/>
+      <w:lvlJc w:val="right"/>
+      <w:pPr>
+        <w:ind w:left="11224" w:hanging="180"/>
+      </w:pPr>
+    </w:lvl>
+  </w:abstractNum>
+  <w:abstractNum w:abstractNumId="16" w15:restartNumberingAfterBreak="0">
+    <w:nsid w:val="70316175"/>
+    <w:multiLevelType w:val="multilevel"/>
+    <w:tmpl w:val="16648066"/>
+    <w:lvl w:ilvl="0">
+      <w:start w:val="1"/>
+      <w:numFmt w:val="bullet"/>
+      <w:lvlText w:val=""/>
+      <w:lvlJc w:val="left"/>
+      <w:pPr>
+        <w:tabs>
+          <w:tab w:val="num" w:pos="720"/>
+        </w:tabs>
+        <w:ind w:left="720" w:hanging="360"/>
+      </w:pPr>
+      <w:rPr>
+        <w:rFonts w:ascii="Symbol" w:hAnsi="Symbol" w:hint="default"/>
+        <w:sz w:val="20"/>
+      </w:rPr>
+    </w:lvl>
+    <w:lvl w:ilvl="1" w:tentative="1">
+      <w:start w:val="1"/>
+      <w:numFmt w:val="bullet"/>
+      <w:lvlText w:val="o"/>
+      <w:lvlJc w:val="left"/>
+      <w:pPr>
+        <w:tabs>
+          <w:tab w:val="num" w:pos="1440"/>
+        </w:tabs>
+        <w:ind w:left="1440" w:hanging="360"/>
+      </w:pPr>
+      <w:rPr>
+        <w:rFonts w:ascii="Courier New" w:hAnsi="Courier New" w:hint="default"/>
+        <w:sz w:val="20"/>
+      </w:rPr>
+    </w:lvl>
+    <w:lvl w:ilvl="2" w:tentative="1">
+      <w:start w:val="1"/>
+      <w:numFmt w:val="bullet"/>
+      <w:lvlText w:val=""/>
+      <w:lvlJc w:val="left"/>
+      <w:pPr>
+        <w:tabs>
+          <w:tab w:val="num" w:pos="2160"/>
+        </w:tabs>
+        <w:ind w:left="2160" w:hanging="360"/>
+      </w:pPr>
+      <w:rPr>
+        <w:rFonts w:ascii="Wingdings" w:hAnsi="Wingdings" w:hint="default"/>
+        <w:sz w:val="20"/>
+      </w:rPr>
+    </w:lvl>
+    <w:lvl w:ilvl="3" w:tentative="1">
+      <w:start w:val="1"/>
+      <w:numFmt w:val="bullet"/>
+      <w:lvlText w:val=""/>
+      <w:lvlJc w:val="left"/>
+      <w:pPr>
+        <w:tabs>
+          <w:tab w:val="num" w:pos="2880"/>
+        </w:tabs>
+        <w:ind w:left="2880" w:hanging="360"/>
+      </w:pPr>
+      <w:rPr>
+        <w:rFonts w:ascii="Wingdings" w:hAnsi="Wingdings" w:hint="default"/>
+        <w:sz w:val="20"/>
+      </w:rPr>
+    </w:lvl>
+    <w:lvl w:ilvl="4" w:tentative="1">
+      <w:start w:val="1"/>
+      <w:numFmt w:val="bullet"/>
+      <w:lvlText w:val=""/>
+      <w:lvlJc w:val="left"/>
+      <w:pPr>
+        <w:tabs>
+          <w:tab w:val="num" w:pos="3600"/>
+        </w:tabs>
+        <w:ind w:left="3600" w:hanging="360"/>
+      </w:pPr>
+      <w:rPr>
+        <w:rFonts w:ascii="Wingdings" w:hAnsi="Wingdings" w:hint="default"/>
+        <w:sz w:val="20"/>
+      </w:rPr>
+    </w:lvl>
+    <w:lvl w:ilvl="5" w:tentative="1">
+      <w:start w:val="1"/>
+      <w:numFmt w:val="bullet"/>
+      <w:lvlText w:val=""/>
+      <w:lvlJc w:val="left"/>
+      <w:pPr>
+        <w:tabs>
+          <w:tab w:val="num" w:pos="4320"/>
+        </w:tabs>
+        <w:ind w:left="4320" w:hanging="360"/>
+      </w:pPr>
+      <w:rPr>
+        <w:rFonts w:ascii="Wingdings" w:hAnsi="Wingdings" w:hint="default"/>
+        <w:sz w:val="20"/>
+      </w:rPr>
+    </w:lvl>
+    <w:lvl w:ilvl="6" w:tentative="1">
+      <w:start w:val="1"/>
+      <w:numFmt w:val="bullet"/>
+      <w:lvlText w:val=""/>
+      <w:lvlJc w:val="left"/>
+      <w:pPr>
+        <w:tabs>
+          <w:tab w:val="num" w:pos="5040"/>
+        </w:tabs>
+        <w:ind w:left="5040" w:hanging="360"/>
+      </w:pPr>
+      <w:rPr>
+        <w:rFonts w:ascii="Wingdings" w:hAnsi="Wingdings" w:hint="default"/>
+        <w:sz w:val="20"/>
+      </w:rPr>
+    </w:lvl>
+    <w:lvl w:ilvl="7" w:tentative="1">
+      <w:start w:val="1"/>
+      <w:numFmt w:val="bullet"/>
+      <w:lvlText w:val=""/>
+      <w:lvlJc w:val="left"/>
+      <w:pPr>
+        <w:tabs>
+          <w:tab w:val="num" w:pos="5760"/>
+        </w:tabs>
+        <w:ind w:left="5760" w:hanging="360"/>
+      </w:pPr>
+      <w:rPr>
+        <w:rFonts w:ascii="Wingdings" w:hAnsi="Wingdings" w:hint="default"/>
+        <w:sz w:val="20"/>
+      </w:rPr>
+    </w:lvl>
+    <w:lvl w:ilvl="8" w:tentative="1">
+      <w:start w:val="1"/>
+      <w:numFmt w:val="bullet"/>
+      <w:lvlText w:val=""/>
+      <w:lvlJc w:val="left"/>
+      <w:pPr>
+        <w:tabs>
+          <w:tab w:val="num" w:pos="6480"/>
+        </w:tabs>
+        <w:ind w:left="6480" w:hanging="360"/>
+      </w:pPr>
+      <w:rPr>
+        <w:rFonts w:ascii="Wingdings" w:hAnsi="Wingdings" w:hint="default"/>
+        <w:sz w:val="20"/>
+      </w:rPr>
+    </w:lvl>
+  </w:abstractNum>
+  <w:abstractNum w:abstractNumId="17" w15:restartNumberingAfterBreak="0">
+    <w:nsid w:val="7412299C"/>
+    <w:multiLevelType w:val="multilevel"/>
+    <w:tmpl w:val="EBDCE604"/>
+    <w:lvl w:ilvl="0">
+      <w:start w:val="1"/>
+      <w:numFmt w:val="bullet"/>
+      <w:lvlText w:val=""/>
+      <w:lvlJc w:val="left"/>
+      <w:pPr>
+        <w:tabs>
+          <w:tab w:val="num" w:pos="720"/>
+        </w:tabs>
+        <w:ind w:left="720" w:hanging="360"/>
+      </w:pPr>
+      <w:rPr>
+        <w:rFonts w:ascii="Symbol" w:hAnsi="Symbol" w:hint="default"/>
+        <w:sz w:val="20"/>
+      </w:rPr>
+    </w:lvl>
+    <w:lvl w:ilvl="1" w:tentative="1">
+      <w:start w:val="1"/>
+      <w:numFmt w:val="bullet"/>
+      <w:lvlText w:val="o"/>
+      <w:lvlJc w:val="left"/>
+      <w:pPr>
+        <w:tabs>
+          <w:tab w:val="num" w:pos="1440"/>
+        </w:tabs>
+        <w:ind w:left="1440" w:hanging="360"/>
+      </w:pPr>
+      <w:rPr>
+        <w:rFonts w:ascii="Courier New" w:hAnsi="Courier New" w:hint="default"/>
+        <w:sz w:val="20"/>
+      </w:rPr>
+    </w:lvl>
+    <w:lvl w:ilvl="2" w:tentative="1">
+      <w:start w:val="1"/>
+      <w:numFmt w:val="bullet"/>
+      <w:lvlText w:val=""/>
+      <w:lvlJc w:val="left"/>
+      <w:pPr>
+        <w:tabs>
+          <w:tab w:val="num" w:pos="2160"/>
+        </w:tabs>
+        <w:ind w:left="2160" w:hanging="360"/>
+      </w:pPr>
+      <w:rPr>
+        <w:rFonts w:ascii="Wingdings" w:hAnsi="Wingdings" w:hint="default"/>
+        <w:sz w:val="20"/>
+      </w:rPr>
+    </w:lvl>
+    <w:lvl w:ilvl="3" w:tentative="1">
+      <w:start w:val="1"/>
+      <w:numFmt w:val="bullet"/>
+      <w:lvlText w:val=""/>
+      <w:lvlJc w:val="left"/>
+      <w:pPr>
+        <w:tabs>
+          <w:tab w:val="num" w:pos="2880"/>
+        </w:tabs>
+        <w:ind w:left="2880" w:hanging="360"/>
+      </w:pPr>
+      <w:rPr>
+        <w:rFonts w:ascii="Wingdings" w:hAnsi="Wingdings" w:hint="default"/>
+        <w:sz w:val="20"/>
+      </w:rPr>
+    </w:lvl>
+    <w:lvl w:ilvl="4" w:tentative="1">
+      <w:start w:val="1"/>
+      <w:numFmt w:val="bullet"/>
+      <w:lvlText w:val=""/>
+      <w:lvlJc w:val="left"/>
+      <w:pPr>
+        <w:tabs>
+          <w:tab w:val="num" w:pos="3600"/>
+        </w:tabs>
+        <w:ind w:left="3600" w:hanging="360"/>
+      </w:pPr>
+      <w:rPr>
+        <w:rFonts w:ascii="Wingdings" w:hAnsi="Wingdings" w:hint="default"/>
+        <w:sz w:val="20"/>
+      </w:rPr>
+    </w:lvl>
+    <w:lvl w:ilvl="5" w:tentative="1">
+      <w:start w:val="1"/>
+      <w:numFmt w:val="bullet"/>
+      <w:lvlText w:val=""/>
+      <w:lvlJc w:val="left"/>
+      <w:pPr>
+        <w:tabs>
+          <w:tab w:val="num" w:pos="4320"/>
+        </w:tabs>
+        <w:ind w:left="4320" w:hanging="360"/>
+      </w:pPr>
+      <w:rPr>
+        <w:rFonts w:ascii="Wingdings" w:hAnsi="Wingdings" w:hint="default"/>
+        <w:sz w:val="20"/>
+      </w:rPr>
+    </w:lvl>
+    <w:lvl w:ilvl="6" w:tentative="1">
+      <w:start w:val="1"/>
+      <w:numFmt w:val="bullet"/>
+      <w:lvlText w:val=""/>
+      <w:lvlJc w:val="left"/>
+      <w:pPr>
+        <w:tabs>
+          <w:tab w:val="num" w:pos="5040"/>
+        </w:tabs>
+        <w:ind w:left="5040" w:hanging="360"/>
+      </w:pPr>
+      <w:rPr>
+        <w:rFonts w:ascii="Wingdings" w:hAnsi="Wingdings" w:hint="default"/>
+        <w:sz w:val="20"/>
+      </w:rPr>
+    </w:lvl>
+    <w:lvl w:ilvl="7" w:tentative="1">
+      <w:start w:val="1"/>
+      <w:numFmt w:val="bullet"/>
+      <w:lvlText w:val=""/>
+      <w:lvlJc w:val="left"/>
+      <w:pPr>
+        <w:tabs>
+          <w:tab w:val="num" w:pos="5760"/>
+        </w:tabs>
+        <w:ind w:left="5760" w:hanging="360"/>
+      </w:pPr>
+      <w:rPr>
+        <w:rFonts w:ascii="Wingdings" w:hAnsi="Wingdings" w:hint="default"/>
+        <w:sz w:val="20"/>
+      </w:rPr>
+    </w:lvl>
+    <w:lvl w:ilvl="8" w:tentative="1">
+      <w:start w:val="1"/>
+      <w:numFmt w:val="bullet"/>
+      <w:lvlText w:val=""/>
+      <w:lvlJc w:val="left"/>
+      <w:pPr>
+        <w:tabs>
+          <w:tab w:val="num" w:pos="6480"/>
+        </w:tabs>
+        <w:ind w:left="6480" w:hanging="360"/>
+      </w:pPr>
+      <w:rPr>
+        <w:rFonts w:ascii="Wingdings" w:hAnsi="Wingdings" w:hint="default"/>
+        <w:sz w:val="20"/>
+      </w:rPr>
+    </w:lvl>
+  </w:abstractNum>
+  <w:abstractNum w:abstractNumId="18" w15:restartNumberingAfterBreak="0">
+    <w:nsid w:val="74413830"/>
+    <w:multiLevelType w:val="multilevel"/>
+    <w:tmpl w:val="3ADECA46"/>
+    <w:lvl w:ilvl="0">
+      <w:start w:val="1"/>
+      <w:numFmt w:val="bullet"/>
+      <w:lvlText w:val=""/>
+      <w:lvlJc w:val="left"/>
+      <w:pPr>
+        <w:tabs>
+          <w:tab w:val="num" w:pos="720"/>
+        </w:tabs>
+        <w:ind w:left="720" w:hanging="360"/>
+      </w:pPr>
+      <w:rPr>
+        <w:rFonts w:ascii="Symbol" w:hAnsi="Symbol" w:hint="default"/>
+        <w:sz w:val="20"/>
+      </w:rPr>
+    </w:lvl>
+    <w:lvl w:ilvl="1">
+      <w:start w:val="9"/>
+      <w:numFmt w:val="bullet"/>
+      <w:lvlText w:val=""/>
+      <w:lvlJc w:val="left"/>
+      <w:pPr>
+        <w:ind w:left="1440" w:hanging="360"/>
+      </w:pPr>
+      <w:rPr>
+        <w:rFonts w:ascii="Wingdings" w:eastAsiaTheme="minorHAnsi" w:hAnsi="Wingdings" w:cstheme="minorBidi" w:hint="default"/>
+      </w:rPr>
+    </w:lvl>
+    <w:lvl w:ilvl="2" w:tentative="1">
+      <w:start w:val="1"/>
+      <w:numFmt w:val="bullet"/>
+      <w:lvlText w:val=""/>
+      <w:lvlJc w:val="left"/>
+      <w:pPr>
+        <w:tabs>
+          <w:tab w:val="num" w:pos="2160"/>
+        </w:tabs>
+        <w:ind w:left="2160" w:hanging="360"/>
+      </w:pPr>
+      <w:rPr>
+        <w:rFonts w:ascii="Wingdings" w:hAnsi="Wingdings" w:hint="default"/>
+        <w:sz w:val="20"/>
+      </w:rPr>
+    </w:lvl>
+    <w:lvl w:ilvl="3" w:tentative="1">
+      <w:start w:val="1"/>
+      <w:numFmt w:val="bullet"/>
+      <w:lvlText w:val=""/>
+      <w:lvlJc w:val="left"/>
+      <w:pPr>
+        <w:tabs>
+          <w:tab w:val="num" w:pos="2880"/>
+        </w:tabs>
+        <w:ind w:left="2880" w:hanging="360"/>
+      </w:pPr>
+      <w:rPr>
+        <w:rFonts w:ascii="Wingdings" w:hAnsi="Wingdings" w:hint="default"/>
+        <w:sz w:val="20"/>
+      </w:rPr>
+    </w:lvl>
+    <w:lvl w:ilvl="4" w:tentative="1">
+      <w:start w:val="1"/>
+      <w:numFmt w:val="bullet"/>
+      <w:lvlText w:val=""/>
+      <w:lvlJc w:val="left"/>
+      <w:pPr>
+        <w:tabs>
+          <w:tab w:val="num" w:pos="3600"/>
+        </w:tabs>
+        <w:ind w:left="3600" w:hanging="360"/>
+      </w:pPr>
+      <w:rPr>
+        <w:rFonts w:ascii="Wingdings" w:hAnsi="Wingdings" w:hint="default"/>
+        <w:sz w:val="20"/>
+      </w:rPr>
+    </w:lvl>
+    <w:lvl w:ilvl="5" w:tentative="1">
+      <w:start w:val="1"/>
+      <w:numFmt w:val="bullet"/>
+      <w:lvlText w:val=""/>
+      <w:lvlJc w:val="left"/>
+      <w:pPr>
+        <w:tabs>
+          <w:tab w:val="num" w:pos="4320"/>
+        </w:tabs>
+        <w:ind w:left="4320" w:hanging="360"/>
+      </w:pPr>
+      <w:rPr>
+        <w:rFonts w:ascii="Wingdings" w:hAnsi="Wingdings" w:hint="default"/>
+        <w:sz w:val="20"/>
+      </w:rPr>
+    </w:lvl>
+    <w:lvl w:ilvl="6" w:tentative="1">
+      <w:start w:val="1"/>
+      <w:numFmt w:val="bullet"/>
+      <w:lvlText w:val=""/>
+      <w:lvlJc w:val="left"/>
+      <w:pPr>
+        <w:tabs>
+          <w:tab w:val="num" w:pos="5040"/>
+        </w:tabs>
+        <w:ind w:left="5040" w:hanging="360"/>
+      </w:pPr>
+      <w:rPr>
+        <w:rFonts w:ascii="Wingdings" w:hAnsi="Wingdings" w:hint="default"/>
+        <w:sz w:val="20"/>
+      </w:rPr>
+    </w:lvl>
+    <w:lvl w:ilvl="7" w:tentative="1">
+      <w:start w:val="1"/>
+      <w:numFmt w:val="bullet"/>
+      <w:lvlText w:val=""/>
+      <w:lvlJc w:val="left"/>
+      <w:pPr>
+        <w:tabs>
+          <w:tab w:val="num" w:pos="5760"/>
+        </w:tabs>
+        <w:ind w:left="5760" w:hanging="360"/>
+      </w:pPr>
+      <w:rPr>
+        <w:rFonts w:ascii="Wingdings" w:hAnsi="Wingdings" w:hint="default"/>
+        <w:sz w:val="20"/>
+      </w:rPr>
+    </w:lvl>
+    <w:lvl w:ilvl="8" w:tentative="1">
+      <w:start w:val="1"/>
+      <w:numFmt w:val="bullet"/>
+      <w:lvlText w:val=""/>
+      <w:lvlJc w:val="left"/>
+      <w:pPr>
+        <w:tabs>
+          <w:tab w:val="num" w:pos="6480"/>
+        </w:tabs>
+        <w:ind w:left="6480" w:hanging="360"/>
+      </w:pPr>
+      <w:rPr>
+        <w:rFonts w:ascii="Wingdings" w:hAnsi="Wingdings" w:hint="default"/>
+        <w:sz w:val="20"/>
+      </w:rPr>
+    </w:lvl>
+  </w:abstractNum>
+  <w:abstractNum w:abstractNumId="19" w15:restartNumberingAfterBreak="0">
+    <w:nsid w:val="76B674CE"/>
+    <w:multiLevelType w:val="multilevel"/>
+    <w:tmpl w:val="BF70AF3C"/>
+    <w:lvl w:ilvl="0">
+      <w:start w:val="1"/>
+      <w:numFmt w:val="bullet"/>
+      <w:lvlText w:val=""/>
+      <w:lvlJc w:val="left"/>
+      <w:pPr>
+        <w:tabs>
+          <w:tab w:val="num" w:pos="720"/>
+        </w:tabs>
+        <w:ind w:left="720" w:hanging="360"/>
+      </w:pPr>
+      <w:rPr>
+        <w:rFonts w:ascii="Symbol" w:hAnsi="Symbol" w:hint="default"/>
+        <w:sz w:val="20"/>
+      </w:rPr>
+    </w:lvl>
+    <w:lvl w:ilvl="1" w:tentative="1">
+      <w:start w:val="1"/>
+      <w:numFmt w:val="bullet"/>
+      <w:lvlText w:val="o"/>
+      <w:lvlJc w:val="left"/>
+      <w:pPr>
+        <w:tabs>
+          <w:tab w:val="num" w:pos="1440"/>
+        </w:tabs>
+        <w:ind w:left="1440" w:hanging="360"/>
+      </w:pPr>
+      <w:rPr>
+        <w:rFonts w:ascii="Courier New" w:hAnsi="Courier New" w:hint="default"/>
+        <w:sz w:val="20"/>
+      </w:rPr>
+    </w:lvl>
+    <w:lvl w:ilvl="2" w:tentative="1">
+      <w:start w:val="1"/>
+      <w:numFmt w:val="bullet"/>
+      <w:lvlText w:val=""/>
+      <w:lvlJc w:val="left"/>
+      <w:pPr>
+        <w:tabs>
+          <w:tab w:val="num" w:pos="2160"/>
+        </w:tabs>
+        <w:ind w:left="2160" w:hanging="360"/>
+      </w:pPr>
+      <w:rPr>
+        <w:rFonts w:ascii="Wingdings" w:hAnsi="Wingdings" w:hint="default"/>
+        <w:sz w:val="20"/>
+      </w:rPr>
+    </w:lvl>
+    <w:lvl w:ilvl="3" w:tentative="1">
+      <w:start w:val="1"/>
+      <w:numFmt w:val="bullet"/>
+      <w:lvlText w:val=""/>
+      <w:lvlJc w:val="left"/>
+      <w:pPr>
+        <w:tabs>
+          <w:tab w:val="num" w:pos="2880"/>
+        </w:tabs>
+        <w:ind w:left="2880" w:hanging="360"/>
+      </w:pPr>
+      <w:rPr>
+        <w:rFonts w:ascii="Wingdings" w:hAnsi="Wingdings" w:hint="default"/>
+        <w:sz w:val="20"/>
+      </w:rPr>
+    </w:lvl>
+    <w:lvl w:ilvl="4" w:tentative="1">
+      <w:start w:val="1"/>
+      <w:numFmt w:val="bullet"/>
+      <w:lvlText w:val=""/>
+      <w:lvlJc w:val="left"/>
+      <w:pPr>
+        <w:tabs>
+          <w:tab w:val="num" w:pos="3600"/>
+        </w:tabs>
+        <w:ind w:left="3600" w:hanging="360"/>
+      </w:pPr>
+      <w:rPr>
+        <w:rFonts w:ascii="Wingdings" w:hAnsi="Wingdings" w:hint="default"/>
+        <w:sz w:val="20"/>
+      </w:rPr>
+    </w:lvl>
+    <w:lvl w:ilvl="5" w:tentative="1">
+      <w:start w:val="1"/>
+      <w:numFmt w:val="bullet"/>
+      <w:lvlText w:val=""/>
+      <w:lvlJc w:val="left"/>
+      <w:pPr>
+        <w:tabs>
+          <w:tab w:val="num" w:pos="4320"/>
+        </w:tabs>
+        <w:ind w:left="4320" w:hanging="360"/>
+      </w:pPr>
+      <w:rPr>
+        <w:rFonts w:ascii="Wingdings" w:hAnsi="Wingdings" w:hint="default"/>
+        <w:sz w:val="20"/>
+      </w:rPr>
+    </w:lvl>
+    <w:lvl w:ilvl="6" w:tentative="1">
+      <w:start w:val="1"/>
+      <w:numFmt w:val="bullet"/>
+      <w:lvlText w:val=""/>
+      <w:lvlJc w:val="left"/>
+      <w:pPr>
+        <w:tabs>
+          <w:tab w:val="num" w:pos="5040"/>
+        </w:tabs>
+        <w:ind w:left="5040" w:hanging="360"/>
+      </w:pPr>
+      <w:rPr>
+        <w:rFonts w:ascii="Wingdings" w:hAnsi="Wingdings" w:hint="default"/>
+        <w:sz w:val="20"/>
+      </w:rPr>
+    </w:lvl>
+    <w:lvl w:ilvl="7" w:tentative="1">
+      <w:start w:val="1"/>
+      <w:numFmt w:val="bullet"/>
+      <w:lvlText w:val=""/>
+      <w:lvlJc w:val="left"/>
+      <w:pPr>
+        <w:tabs>
+          <w:tab w:val="num" w:pos="5760"/>
+        </w:tabs>
+        <w:ind w:left="5760" w:hanging="360"/>
+      </w:pPr>
+      <w:rPr>
+        <w:rFonts w:ascii="Wingdings" w:hAnsi="Wingdings" w:hint="default"/>
+        <w:sz w:val="20"/>
+      </w:rPr>
+    </w:lvl>
+    <w:lvl w:ilvl="8" w:tentative="1">
+      <w:start w:val="1"/>
+      <w:numFmt w:val="bullet"/>
+      <w:lvlText w:val=""/>
+      <w:lvlJc w:val="left"/>
+      <w:pPr>
+        <w:tabs>
+          <w:tab w:val="num" w:pos="6480"/>
+        </w:tabs>
+        <w:ind w:left="6480" w:hanging="360"/>
+      </w:pPr>
+      <w:rPr>
+        <w:rFonts w:ascii="Wingdings" w:hAnsi="Wingdings" w:hint="default"/>
+        <w:sz w:val="20"/>
+      </w:rPr>
+    </w:lvl>
+  </w:abstractNum>
   <w:num w:numId="1" w16cid:durableId="1936789216">
+    <w:abstractNumId w:val="12"/>
+  </w:num>
+  <w:num w:numId="2" w16cid:durableId="1796564450">
+    <w:abstractNumId w:val="13"/>
+  </w:num>
+  <w:num w:numId="3" w16cid:durableId="1764759284">
+    <w:abstractNumId w:val="15"/>
+  </w:num>
+  <w:num w:numId="4" w16cid:durableId="818621107">
+    <w:abstractNumId w:val="3"/>
+  </w:num>
+  <w:num w:numId="5" w16cid:durableId="2116318692">
+    <w:abstractNumId w:val="7"/>
+  </w:num>
+  <w:num w:numId="6" w16cid:durableId="1867400604">
+    <w:abstractNumId w:val="17"/>
+  </w:num>
+  <w:num w:numId="7" w16cid:durableId="645087755">
+    <w:abstractNumId w:val="8"/>
+  </w:num>
+  <w:num w:numId="8" w16cid:durableId="1342125220">
+    <w:abstractNumId w:val="9"/>
+  </w:num>
+  <w:num w:numId="9" w16cid:durableId="275141312">
+    <w:abstractNumId w:val="19"/>
+  </w:num>
+  <w:num w:numId="10" w16cid:durableId="1363674561">
     <w:abstractNumId w:val="0"/>
   </w:num>
-  <w:num w:numId="2" w16cid:durableId="1796564450">
+  <w:num w:numId="11" w16cid:durableId="2075931963">
+    <w:abstractNumId w:val="6"/>
+  </w:num>
+  <w:num w:numId="12" w16cid:durableId="1342271236">
+    <w:abstractNumId w:val="5"/>
+  </w:num>
+  <w:num w:numId="13" w16cid:durableId="539318548">
+    <w:abstractNumId w:val="16"/>
+  </w:num>
+  <w:num w:numId="14" w16cid:durableId="490948760">
+    <w:abstractNumId w:val="4"/>
+  </w:num>
+  <w:num w:numId="15" w16cid:durableId="784883471">
+    <w:abstractNumId w:val="11"/>
+  </w:num>
+  <w:num w:numId="16" w16cid:durableId="1264453438">
+    <w:abstractNumId w:val="18"/>
+  </w:num>
+  <w:num w:numId="17" w16cid:durableId="676930190">
     <w:abstractNumId w:val="1"/>
+  </w:num>
+  <w:num w:numId="18" w16cid:durableId="2133279801">
+    <w:abstractNumId w:val="2"/>
+  </w:num>
+  <w:num w:numId="19" w16cid:durableId="1457262495">
+    <w:abstractNumId w:val="10"/>
+  </w:num>
+  <w:num w:numId="20" w16cid:durableId="1014378911">
+    <w:abstractNumId w:val="14"/>
   </w:num>
 </w:numbering>
 </file>
@@ -2143,6 +7898,70 @@
     <w:name w:val="Normal"/>
     <w:qFormat/>
   </w:style>
+  <w:style w:type="paragraph" w:styleId="Cmsor1">
+    <w:name w:val="heading 1"/>
+    <w:basedOn w:val="Norml"/>
+    <w:next w:val="Norml"/>
+    <w:link w:val="Cmsor1Char"/>
+    <w:uiPriority w:val="9"/>
+    <w:qFormat/>
+    <w:rsid w:val="00194566"/>
+    <w:pPr>
+      <w:keepNext/>
+      <w:keepLines/>
+      <w:spacing w:before="240" w:after="0"/>
+      <w:outlineLvl w:val="0"/>
+    </w:pPr>
+    <w:rPr>
+      <w:rFonts w:asciiTheme="majorHAnsi" w:eastAsiaTheme="majorEastAsia" w:hAnsiTheme="majorHAnsi" w:cstheme="majorBidi"/>
+      <w:color w:val="2E74B5" w:themeColor="accent1" w:themeShade="BF"/>
+      <w:sz w:val="32"/>
+      <w:szCs w:val="32"/>
+    </w:rPr>
+  </w:style>
+  <w:style w:type="paragraph" w:styleId="Cmsor2">
+    <w:name w:val="heading 2"/>
+    <w:basedOn w:val="Norml"/>
+    <w:link w:val="Cmsor2Char"/>
+    <w:uiPriority w:val="9"/>
+    <w:qFormat/>
+    <w:rsid w:val="004E7C56"/>
+    <w:pPr>
+      <w:spacing w:before="100" w:beforeAutospacing="1" w:after="100" w:afterAutospacing="1" w:line="240" w:lineRule="auto"/>
+      <w:outlineLvl w:val="1"/>
+    </w:pPr>
+    <w:rPr>
+      <w:rFonts w:ascii="Times New Roman" w:eastAsia="Times New Roman" w:hAnsi="Times New Roman" w:cs="Times New Roman"/>
+      <w:b/>
+      <w:bCs/>
+      <w:sz w:val="36"/>
+      <w:szCs w:val="36"/>
+      <w:lang w:eastAsia="hu-HU"/>
+    </w:rPr>
+  </w:style>
+  <w:style w:type="paragraph" w:styleId="Cmsor3">
+    <w:name w:val="heading 3"/>
+    <w:basedOn w:val="Norml"/>
+    <w:next w:val="Norml"/>
+    <w:link w:val="Cmsor3Char"/>
+    <w:uiPriority w:val="9"/>
+    <w:semiHidden/>
+    <w:unhideWhenUsed/>
+    <w:qFormat/>
+    <w:rsid w:val="00303104"/>
+    <w:pPr>
+      <w:keepNext/>
+      <w:keepLines/>
+      <w:spacing w:before="40" w:after="0"/>
+      <w:outlineLvl w:val="2"/>
+    </w:pPr>
+    <w:rPr>
+      <w:rFonts w:asciiTheme="majorHAnsi" w:eastAsiaTheme="majorEastAsia" w:hAnsiTheme="majorHAnsi" w:cstheme="majorBidi"/>
+      <w:color w:val="1F4D78" w:themeColor="accent1" w:themeShade="7F"/>
+      <w:sz w:val="24"/>
+      <w:szCs w:val="24"/>
+    </w:rPr>
+  </w:style>
   <w:style w:type="character" w:default="1" w:styleId="Bekezdsalapbettpusa">
     <w:name w:val="Default Paragraph Font"/>
     <w:uiPriority w:val="1"/>
@@ -2178,6 +7997,139 @@
     <w:rsid w:val="007D62BD"/>
     <w:rPr>
       <w:rFonts w:ascii="Times New Roman" w:hAnsi="Times New Roman" w:cs="Times New Roman"/>
+      <w:sz w:val="24"/>
+      <w:szCs w:val="24"/>
+    </w:rPr>
+  </w:style>
+  <w:style w:type="paragraph" w:styleId="Listaszerbekezds">
+    <w:name w:val="List Paragraph"/>
+    <w:basedOn w:val="Norml"/>
+    <w:uiPriority w:val="34"/>
+    <w:qFormat/>
+    <w:rsid w:val="00BF1AB9"/>
+    <w:pPr>
+      <w:ind w:left="720"/>
+      <w:contextualSpacing/>
+    </w:pPr>
+  </w:style>
+  <w:style w:type="paragraph" w:customStyle="1" w:styleId="Default">
+    <w:name w:val="Default"/>
+    <w:rsid w:val="00795231"/>
+    <w:pPr>
+      <w:autoSpaceDE w:val="0"/>
+      <w:autoSpaceDN w:val="0"/>
+      <w:adjustRightInd w:val="0"/>
+      <w:spacing w:after="0" w:line="240" w:lineRule="auto"/>
+    </w:pPr>
+    <w:rPr>
+      <w:rFonts w:ascii="Open Sans" w:eastAsia="Times New Roman" w:hAnsi="Open Sans" w:cs="Open Sans"/>
+      <w:color w:val="000000"/>
+      <w:sz w:val="24"/>
+      <w:szCs w:val="24"/>
+      <w:lang w:eastAsia="hu-HU"/>
+    </w:rPr>
+  </w:style>
+  <w:style w:type="character" w:customStyle="1" w:styleId="Cmsor2Char">
+    <w:name w:val="Címsor 2 Char"/>
+    <w:basedOn w:val="Bekezdsalapbettpusa"/>
+    <w:link w:val="Cmsor2"/>
+    <w:uiPriority w:val="9"/>
+    <w:rsid w:val="004E7C56"/>
+    <w:rPr>
+      <w:rFonts w:ascii="Times New Roman" w:eastAsia="Times New Roman" w:hAnsi="Times New Roman" w:cs="Times New Roman"/>
+      <w:b/>
+      <w:bCs/>
+      <w:sz w:val="36"/>
+      <w:szCs w:val="36"/>
+      <w:lang w:eastAsia="hu-HU"/>
+    </w:rPr>
+  </w:style>
+  <w:style w:type="paragraph" w:styleId="HTML-kntformzott">
+    <w:name w:val="HTML Preformatted"/>
+    <w:basedOn w:val="Norml"/>
+    <w:link w:val="HTML-kntformzottChar"/>
+    <w:uiPriority w:val="99"/>
+    <w:semiHidden/>
+    <w:unhideWhenUsed/>
+    <w:rsid w:val="004E7C56"/>
+    <w:pPr>
+      <w:tabs>
+        <w:tab w:val="left" w:pos="916"/>
+        <w:tab w:val="left" w:pos="1832"/>
+        <w:tab w:val="left" w:pos="2748"/>
+        <w:tab w:val="left" w:pos="3664"/>
+        <w:tab w:val="left" w:pos="4580"/>
+        <w:tab w:val="left" w:pos="5496"/>
+        <w:tab w:val="left" w:pos="6412"/>
+        <w:tab w:val="left" w:pos="7328"/>
+        <w:tab w:val="left" w:pos="8244"/>
+        <w:tab w:val="left" w:pos="9160"/>
+        <w:tab w:val="left" w:pos="10076"/>
+        <w:tab w:val="left" w:pos="10992"/>
+        <w:tab w:val="left" w:pos="11908"/>
+        <w:tab w:val="left" w:pos="12824"/>
+        <w:tab w:val="left" w:pos="13740"/>
+        <w:tab w:val="left" w:pos="14656"/>
+      </w:tabs>
+      <w:spacing w:after="0" w:line="240" w:lineRule="auto"/>
+    </w:pPr>
+    <w:rPr>
+      <w:rFonts w:ascii="Courier New" w:eastAsia="Times New Roman" w:hAnsi="Courier New" w:cs="Courier New"/>
+      <w:sz w:val="20"/>
+      <w:szCs w:val="20"/>
+      <w:lang w:eastAsia="hu-HU"/>
+    </w:rPr>
+  </w:style>
+  <w:style w:type="character" w:customStyle="1" w:styleId="HTML-kntformzottChar">
+    <w:name w:val="HTML-ként formázott Char"/>
+    <w:basedOn w:val="Bekezdsalapbettpusa"/>
+    <w:link w:val="HTML-kntformzott"/>
+    <w:uiPriority w:val="99"/>
+    <w:semiHidden/>
+    <w:rsid w:val="004E7C56"/>
+    <w:rPr>
+      <w:rFonts w:ascii="Courier New" w:eastAsia="Times New Roman" w:hAnsi="Courier New" w:cs="Courier New"/>
+      <w:sz w:val="20"/>
+      <w:szCs w:val="20"/>
+      <w:lang w:eastAsia="hu-HU"/>
+    </w:rPr>
+  </w:style>
+  <w:style w:type="character" w:styleId="HTML-kd">
+    <w:name w:val="HTML Code"/>
+    <w:basedOn w:val="Bekezdsalapbettpusa"/>
+    <w:uiPriority w:val="99"/>
+    <w:semiHidden/>
+    <w:unhideWhenUsed/>
+    <w:rsid w:val="004E7C56"/>
+    <w:rPr>
+      <w:rFonts w:ascii="Courier New" w:eastAsia="Times New Roman" w:hAnsi="Courier New" w:cs="Courier New"/>
+      <w:sz w:val="20"/>
+      <w:szCs w:val="20"/>
+    </w:rPr>
+  </w:style>
+  <w:style w:type="character" w:customStyle="1" w:styleId="Cmsor1Char">
+    <w:name w:val="Címsor 1 Char"/>
+    <w:basedOn w:val="Bekezdsalapbettpusa"/>
+    <w:link w:val="Cmsor1"/>
+    <w:uiPriority w:val="9"/>
+    <w:rsid w:val="00194566"/>
+    <w:rPr>
+      <w:rFonts w:asciiTheme="majorHAnsi" w:eastAsiaTheme="majorEastAsia" w:hAnsiTheme="majorHAnsi" w:cstheme="majorBidi"/>
+      <w:color w:val="2E74B5" w:themeColor="accent1" w:themeShade="BF"/>
+      <w:sz w:val="32"/>
+      <w:szCs w:val="32"/>
+    </w:rPr>
+  </w:style>
+  <w:style w:type="character" w:customStyle="1" w:styleId="Cmsor3Char">
+    <w:name w:val="Címsor 3 Char"/>
+    <w:basedOn w:val="Bekezdsalapbettpusa"/>
+    <w:link w:val="Cmsor3"/>
+    <w:uiPriority w:val="9"/>
+    <w:semiHidden/>
+    <w:rsid w:val="00303104"/>
+    <w:rPr>
+      <w:rFonts w:asciiTheme="majorHAnsi" w:eastAsiaTheme="majorEastAsia" w:hAnsiTheme="majorHAnsi" w:cstheme="majorBidi"/>
+      <w:color w:val="1F4D78" w:themeColor="accent1" w:themeShade="7F"/>
       <w:sz w:val="24"/>
       <w:szCs w:val="24"/>
     </w:rPr>

--- a/Dokumentáció.docx
+++ b/Dokumentáció.docx
@@ -1,10 +1,42 @@
 
 <file path=word/document.xml><?xml version="1.0" encoding="utf-8"?>
-<w:document xmlns:wpc="http://schemas.microsoft.com/office/word/2010/wordprocessingCanvas" xmlns:cx="http://schemas.microsoft.com/office/drawing/2014/chartex" xmlns:cx1="http://schemas.microsoft.com/office/drawing/2015/9/8/chartex" xmlns:cx2="http://schemas.microsoft.com/office/drawing/2015/10/21/chartex" xmlns:cx3="http://schemas.microsoft.com/office/drawing/2016/5/9/chartex" xmlns:cx4="http://schemas.microsoft.com/office/drawing/2016/5/10/chartex" xmlns:cx5="http://schemas.microsoft.com/office/drawing/2016/5/11/chartex" xmlns:cx6="http://schemas.microsoft.com/office/drawing/2016/5/12/chartex" xmlns:cx7="http://schemas.microsoft.com/office/drawing/2016/5/13/chartex" xmlns:cx8="http://schemas.microsoft.com/office/drawing/2016/5/14/chartex" xmlns:mc="http://schemas.openxmlformats.org/markup-compatibility/2006" xmlns:aink="http://schemas.microsoft.com/office/drawing/2016/ink" xmlns:am3d="http://schemas.microsoft.com/office/drawing/2017/model3d" xmlns:o="urn:schemas-microsoft-com:office:office" xmlns:oel="http://schemas.microsoft.com/office/2019/extlst" xmlns:r="http://schemas.openxmlformats.org/officeDocument/2006/relationships" xmlns:m="http://schemas.openxmlformats.org/officeDocument/2006/math" xmlns:v="urn:schemas-microsoft-com:vml" xmlns:wp14="http://schemas.microsoft.com/office/word/2010/wordprocessingDrawing" xmlns:wp="http://schemas.openxmlformats.org/drawingml/2006/wordprocessingDrawing" xmlns:w10="urn:schemas-microsoft-com:office:word" xmlns:w="http://schemas.openxmlformats.org/wordprocessingml/2006/main" xmlns:w14="http://schemas.microsoft.com/office/word/2010/wordml" xmlns:w15="http://schemas.microsoft.com/office/word/2012/wordml" xmlns:w16cex="http://schemas.microsoft.com/office/word/2018/wordml/cex" xmlns:w16cid="http://schemas.microsoft.com/office/word/2016/wordml/cid" xmlns:w16="http://schemas.microsoft.com/office/word/2018/wordml" xmlns:w16du="http://schemas.microsoft.com/office/word/2023/wordml/word16du" xmlns:w16sdtdh="http://schemas.microsoft.com/office/word/2020/wordml/sdtdatahash" xmlns:w16sdtfl="http://schemas.microsoft.com/office/word/2024/wordml/sdtformatlock" xmlns:w16se="http://schemas.microsoft.com/office/word/2015/wordml/symex" xmlns:wpg="http://schemas.microsoft.com/office/word/2010/wordprocessingGroup" xmlns:wpi="http://schemas.microsoft.com/office/word/2010/wordprocessingInk" xmlns:wne="http://schemas.microsoft.com/office/word/2006/wordml" xmlns:wps="http://schemas.microsoft.com/office/word/2010/wordprocessingShape" mc:Ignorable="w14 w15 w16se w16cid w16 w16cex w16sdtdh w16sdtfl w16du wp14">
+<w:document xmlns:wpc="http://schemas.microsoft.com/office/word/2010/wordprocessingCanvas" xmlns:mc="http://schemas.openxmlformats.org/markup-compatibility/2006" xmlns:o="urn:schemas-microsoft-com:office:office" xmlns:r="http://schemas.openxmlformats.org/officeDocument/2006/relationships" xmlns:m="http://schemas.openxmlformats.org/officeDocument/2006/math" xmlns:v="urn:schemas-microsoft-com:vml" xmlns:wp14="http://schemas.microsoft.com/office/word/2010/wordprocessingDrawing" xmlns:wp="http://schemas.openxmlformats.org/drawingml/2006/wordprocessingDrawing" xmlns:w10="urn:schemas-microsoft-com:office:word" xmlns:w="http://schemas.openxmlformats.org/wordprocessingml/2006/main" xmlns:w14="http://schemas.microsoft.com/office/word/2010/wordml" xmlns:w15="http://schemas.microsoft.com/office/word/2012/wordml" xmlns:wpg="http://schemas.microsoft.com/office/word/2010/wordprocessingGroup" xmlns:wpi="http://schemas.microsoft.com/office/word/2010/wordprocessingInk" xmlns:wne="http://schemas.microsoft.com/office/word/2006/wordml" xmlns:wps="http://schemas.microsoft.com/office/word/2010/wordprocessingShape" mc:Ignorable="w14 w15 wp14">
   <w:body>
     <w:p>
       <w:r>
-        <w:t xml:space="preserve">Bemásoltuk az alap projektet, melynél több ponton is hibád észleltünk, mivel nem működtek a linkek, amit azzal javítottunk, hogy néhány helyre „?” karaktert kellett beillesztenünk, mert ugye a fejlesztői környezetben az egy olyan címeket próbált így megnyitni, ami nem létezik. Miután sikerült megoldani a problémát, elindítottuk az XAMPP-ot, és a MySQL admin-on keresztül létrehoztuk az adatbázist a mellékelt SQL fájl alapján. </w:t>
+        <w:t xml:space="preserve">Bemásoltuk az alap projektet, melynél több ponton is hibád észleltünk, mivel nem működtek a linkek, amit azzal javítottunk, hogy néhány helyre „?” </w:t>
+      </w:r>
+      <w:proofErr w:type="gramStart"/>
+      <w:r>
+        <w:t>karaktert</w:t>
+      </w:r>
+      <w:proofErr w:type="gramEnd"/>
+      <w:r>
+        <w:t xml:space="preserve"> kellett beillesztenünk, mert ugye a fejlesztői környezetben az egy olyan címeket próbált így megnyitni, ami nem létezik. Miután sikerült megoldani a problémát, elindítottuk az </w:t>
+      </w:r>
+      <w:proofErr w:type="spellStart"/>
+      <w:r>
+        <w:t>XAMPP-ot</w:t>
+      </w:r>
+      <w:proofErr w:type="spellEnd"/>
+      <w:r>
+        <w:t xml:space="preserve">, és a </w:t>
+      </w:r>
+      <w:proofErr w:type="spellStart"/>
+      <w:r>
+        <w:t>MySQL</w:t>
+      </w:r>
+      <w:proofErr w:type="spellEnd"/>
+      <w:r>
+        <w:t xml:space="preserve"> </w:t>
+      </w:r>
+      <w:proofErr w:type="spellStart"/>
+      <w:r>
+        <w:t>admin-on</w:t>
+      </w:r>
+      <w:proofErr w:type="spellEnd"/>
+      <w:r>
+        <w:t xml:space="preserve"> keresztül létrehoztuk az adatbázist a mellékelt SQL fájl alapján. </w:t>
       </w:r>
       <w:r>
         <w:t>A regisztráció is működik.</w:t>
@@ -12,7 +44,23 @@
     </w:p>
     <w:p>
       <w:r>
-        <w:t xml:space="preserve">Ezután a formázást készítettük elő. Átrendeztük a menüt, hogy több szintű és vízszintes legyen, illetve a footer-t beállítottuk, hogy automatikusan a képernyő legalján jelenjen meg, akkor is, ha az oldal nem tölti ki a teljes képernyőt. Illetve a be- és kilépés gombok ne legyenek egyszerre aktívak, hanem csak az aktuális bejelentkezettségi állapot alapján. </w:t>
+        <w:t xml:space="preserve">Ezután a formázást készítettük elő. Átrendeztük a menüt, hogy több szintű és vízszintes legyen, illetve a </w:t>
+      </w:r>
+      <w:proofErr w:type="spellStart"/>
+      <w:r>
+        <w:t>footer-t</w:t>
+      </w:r>
+      <w:proofErr w:type="spellEnd"/>
+      <w:r>
+        <w:t xml:space="preserve"> beállítottuk, hogy automatikusan a képernyő legalján jelenjen meg, akkor is, ha az oldal nem tölti ki a teljes képernyőt. Illetve a be- és kilépés gombok ne legyenek egyszerre aktívak, hanem csak az aktuális </w:t>
+      </w:r>
+      <w:proofErr w:type="spellStart"/>
+      <w:r>
+        <w:t>bejelentkezettségi</w:t>
+      </w:r>
+      <w:proofErr w:type="spellEnd"/>
+      <w:r>
+        <w:t xml:space="preserve"> állapot alapján. </w:t>
       </w:r>
       <w:r>
         <w:t>Illetve ha valaki bejelentkezett, akkor a jobb felső sarokban egy kis poros ikon, és a név mutatja, hogy be vagyunk jelentkezve</w:t>
@@ -63,7 +111,31 @@
     </w:p>
     <w:p>
       <w:r>
-        <w:t xml:space="preserve">Kis módosítások után a menü szélességet inkább a teljes képernyő szélességéhez igazítottuk, egy minimum 160 px-es mérettel, hogy ne nyomódjanak össze véletlenül sem, de ez a későbbiekben a reszponzivitás létrehozásánál nem lesz mérvadó probléma. A tartalom részt is a footer-hez igazítottuk, hogy egységesen szürke legyen a háttér. Ha </w:t>
+        <w:t xml:space="preserve">Kis módosítások után a menü szélességet inkább a teljes képernyő szélességéhez igazítottuk, egy minimum 160 </w:t>
+      </w:r>
+      <w:proofErr w:type="spellStart"/>
+      <w:r>
+        <w:t>px-es</w:t>
+      </w:r>
+      <w:proofErr w:type="spellEnd"/>
+      <w:r>
+        <w:t xml:space="preserve"> mérettel, hogy ne nyomódjanak össze véletlenül sem, de ez a későbbiekben a </w:t>
+      </w:r>
+      <w:proofErr w:type="spellStart"/>
+      <w:r>
+        <w:t>reszponzivitás</w:t>
+      </w:r>
+      <w:proofErr w:type="spellEnd"/>
+      <w:r>
+        <w:t xml:space="preserve"> létrehozásánál nem lesz mérvadó probléma. A tartalom részt is a </w:t>
+      </w:r>
+      <w:proofErr w:type="spellStart"/>
+      <w:r>
+        <w:t>footer-hez</w:t>
+      </w:r>
+      <w:proofErr w:type="spellEnd"/>
+      <w:r>
+        <w:t xml:space="preserve"> igazítottuk, hogy egységesen szürke legyen a háttér. Ha </w:t>
       </w:r>
       <w:r>
         <w:t>valaki bejelentkezett, akkor a jobb felső sarokban egy kis poros ikon, és a név mutatja, hogy be vagyunk jelentkezve:</w:t>
@@ -73,6 +145,7 @@
       <w:r>
         <w:rPr>
           <w:noProof/>
+          <w:lang w:eastAsia="hu-HU"/>
         </w:rPr>
         <w:drawing>
           <wp:inline distT="0" distB="0" distL="0" distR="0" wp14:anchorId="419CA0DD" wp14:editId="56C0E2B9">
@@ -114,13 +187,22 @@
     <w:p>
       <w:r>
         <w:lastRenderedPageBreak/>
-        <w:t>Elkezdtük újra gondolni és az új módosítással, így nem működik most a lenyiló menü kis nézetben</w:t>
+        <w:t xml:space="preserve">Elkezdtük újra gondolni és az új módosítással, így nem működik most a </w:t>
+      </w:r>
+      <w:proofErr w:type="spellStart"/>
+      <w:r>
+        <w:t>lenyiló</w:t>
+      </w:r>
+      <w:proofErr w:type="spellEnd"/>
+      <w:r>
+        <w:t xml:space="preserve"> menü kis nézetben</w:t>
       </w:r>
     </w:p>
     <w:p>
       <w:r>
         <w:rPr>
           <w:noProof/>
+          <w:lang w:eastAsia="hu-HU"/>
         </w:rPr>
         <w:drawing>
           <wp:inline distT="0" distB="0" distL="0" distR="0" wp14:anchorId="6FE8337C" wp14:editId="266B128D">
@@ -161,7 +243,36 @@
     </w:p>
     <w:p>
       <w:r>
-        <w:t>A css-ben a display:block volt beállítva és nem display:none, tehát ez lett módisítva:</w:t>
+        <w:t xml:space="preserve">A </w:t>
+      </w:r>
+      <w:proofErr w:type="spellStart"/>
+      <w:r>
+        <w:t>css-ben</w:t>
+      </w:r>
+      <w:proofErr w:type="spellEnd"/>
+      <w:r>
+        <w:t xml:space="preserve"> a display</w:t>
+      </w:r>
+      <w:proofErr w:type="gramStart"/>
+      <w:r>
+        <w:t>:</w:t>
+      </w:r>
+      <w:proofErr w:type="spellStart"/>
+      <w:r>
+        <w:t>block</w:t>
+      </w:r>
+      <w:proofErr w:type="spellEnd"/>
+      <w:proofErr w:type="gramEnd"/>
+      <w:r>
+        <w:t xml:space="preserve"> volt beállítva és nem display:</w:t>
+      </w:r>
+      <w:proofErr w:type="spellStart"/>
+      <w:r>
+        <w:t>none</w:t>
+      </w:r>
+      <w:proofErr w:type="spellEnd"/>
+      <w:r>
+        <w:t>, tehát ez lett módisítva:</w:t>
       </w:r>
     </w:p>
     <w:p>
@@ -170,38 +281,42 @@
           <w:highlight w:val="yellow"/>
         </w:rPr>
       </w:pPr>
+      <w:proofErr w:type="spellStart"/>
       <w:r>
         <w:rPr>
           <w:highlight w:val="yellow"/>
         </w:rPr>
-        <w:t>media (max-width: 991px) {</w:t>
-      </w:r>
-    </w:p>
-    <w:p>
-      <w:pPr>
+        <w:t>media</w:t>
+      </w:r>
+      <w:proofErr w:type="spellEnd"/>
+      <w:r>
         <w:rPr>
           <w:highlight w:val="yellow"/>
         </w:rPr>
-      </w:pPr>
+        <w:t xml:space="preserve"> (</w:t>
+      </w:r>
+      <w:proofErr w:type="spellStart"/>
       <w:r>
         <w:rPr>
           <w:highlight w:val="yellow"/>
         </w:rPr>
-        <w:t>    .second-level-menu,</w:t>
-      </w:r>
-    </w:p>
-    <w:p>
-      <w:pPr>
+        <w:t>max-width</w:t>
+      </w:r>
+      <w:proofErr w:type="spellEnd"/>
+      <w:r>
         <w:rPr>
           <w:highlight w:val="yellow"/>
         </w:rPr>
-      </w:pPr>
+        <w:t xml:space="preserve">: 991px) </w:t>
+      </w:r>
+      <w:proofErr w:type="gramStart"/>
       <w:r>
         <w:rPr>
           <w:highlight w:val="yellow"/>
         </w:rPr>
-        <w:t>    .third-level-menu {</w:t>
-      </w:r>
+        <w:t>{</w:t>
+      </w:r>
+      <w:proofErr w:type="gramEnd"/>
     </w:p>
     <w:p>
       <w:pPr>
@@ -213,40 +328,180 @@
         <w:rPr>
           <w:highlight w:val="yellow"/>
         </w:rPr>
-        <w:t>        position: static;</w:t>
-      </w:r>
-    </w:p>
-    <w:p>
-      <w:pPr>
+        <w:t xml:space="preserve">    </w:t>
+      </w:r>
+      <w:proofErr w:type="gramStart"/>
+      <w:r>
         <w:rPr>
           <w:highlight w:val="yellow"/>
         </w:rPr>
-      </w:pPr>
+        <w:t>.</w:t>
+      </w:r>
+      <w:proofErr w:type="spellStart"/>
+      <w:proofErr w:type="gramEnd"/>
       <w:r>
         <w:rPr>
           <w:highlight w:val="yellow"/>
         </w:rPr>
-        <w:t>        display: block;</w:t>
-      </w:r>
-    </w:p>
-    <w:p>
-      <w:pPr>
+        <w:t>second-level-menu</w:t>
+      </w:r>
+      <w:proofErr w:type="spellEnd"/>
+      <w:r>
         <w:rPr>
           <w:highlight w:val="yellow"/>
         </w:rPr>
-      </w:pPr>
-      <w:r>
+        <w:t>,</w:t>
+      </w:r>
+    </w:p>
+    <w:p>
+      <w:pPr>
         <w:rPr>
           <w:highlight w:val="yellow"/>
         </w:rPr>
-        <w:t>        width: 100%;</w:t>
-      </w:r>
-    </w:p>
-    <w:p>
+      </w:pPr>
       <w:r>
         <w:rPr>
           <w:highlight w:val="yellow"/>
         </w:rPr>
+        <w:t xml:space="preserve">    </w:t>
+      </w:r>
+      <w:proofErr w:type="gramStart"/>
+      <w:r>
+        <w:rPr>
+          <w:highlight w:val="yellow"/>
+        </w:rPr>
+        <w:t>.</w:t>
+      </w:r>
+      <w:proofErr w:type="spellStart"/>
+      <w:proofErr w:type="gramEnd"/>
+      <w:r>
+        <w:rPr>
+          <w:highlight w:val="yellow"/>
+        </w:rPr>
+        <w:t>third-level-menu</w:t>
+      </w:r>
+      <w:proofErr w:type="spellEnd"/>
+      <w:r>
+        <w:rPr>
+          <w:highlight w:val="yellow"/>
+        </w:rPr>
+        <w:t xml:space="preserve"> {</w:t>
+      </w:r>
+    </w:p>
+    <w:p>
+      <w:pPr>
+        <w:rPr>
+          <w:highlight w:val="yellow"/>
+        </w:rPr>
+      </w:pPr>
+      <w:r>
+        <w:rPr>
+          <w:highlight w:val="yellow"/>
+        </w:rPr>
+        <w:t xml:space="preserve">        </w:t>
+      </w:r>
+      <w:proofErr w:type="spellStart"/>
+      <w:r>
+        <w:rPr>
+          <w:highlight w:val="yellow"/>
+        </w:rPr>
+        <w:t>position</w:t>
+      </w:r>
+      <w:proofErr w:type="spellEnd"/>
+      <w:r>
+        <w:rPr>
+          <w:highlight w:val="yellow"/>
+        </w:rPr>
+        <w:t xml:space="preserve">: </w:t>
+      </w:r>
+      <w:proofErr w:type="spellStart"/>
+      <w:r>
+        <w:rPr>
+          <w:highlight w:val="yellow"/>
+        </w:rPr>
+        <w:t>static</w:t>
+      </w:r>
+      <w:proofErr w:type="spellEnd"/>
+      <w:r>
+        <w:rPr>
+          <w:highlight w:val="yellow"/>
+        </w:rPr>
+        <w:t>;</w:t>
+      </w:r>
+    </w:p>
+    <w:p>
+      <w:pPr>
+        <w:rPr>
+          <w:highlight w:val="yellow"/>
+        </w:rPr>
+      </w:pPr>
+      <w:r>
+        <w:rPr>
+          <w:highlight w:val="yellow"/>
+        </w:rPr>
+        <w:t xml:space="preserve">        </w:t>
+      </w:r>
+      <w:proofErr w:type="gramStart"/>
+      <w:r>
+        <w:rPr>
+          <w:highlight w:val="yellow"/>
+        </w:rPr>
+        <w:t>display</w:t>
+      </w:r>
+      <w:proofErr w:type="gramEnd"/>
+      <w:r>
+        <w:rPr>
+          <w:highlight w:val="yellow"/>
+        </w:rPr>
+        <w:t xml:space="preserve">: </w:t>
+      </w:r>
+      <w:proofErr w:type="spellStart"/>
+      <w:r>
+        <w:rPr>
+          <w:highlight w:val="yellow"/>
+        </w:rPr>
+        <w:t>block</w:t>
+      </w:r>
+      <w:proofErr w:type="spellEnd"/>
+      <w:r>
+        <w:rPr>
+          <w:highlight w:val="yellow"/>
+        </w:rPr>
+        <w:t>;</w:t>
+      </w:r>
+    </w:p>
+    <w:p>
+      <w:pPr>
+        <w:rPr>
+          <w:highlight w:val="yellow"/>
+        </w:rPr>
+      </w:pPr>
+      <w:r>
+        <w:rPr>
+          <w:highlight w:val="yellow"/>
+        </w:rPr>
+        <w:t xml:space="preserve">        </w:t>
+      </w:r>
+      <w:proofErr w:type="spellStart"/>
+      <w:r>
+        <w:rPr>
+          <w:highlight w:val="yellow"/>
+        </w:rPr>
+        <w:t>width</w:t>
+      </w:r>
+      <w:proofErr w:type="spellEnd"/>
+      <w:r>
+        <w:rPr>
+          <w:highlight w:val="yellow"/>
+        </w:rPr>
+        <w:t>: 100%;</w:t>
+      </w:r>
+    </w:p>
+    <w:p>
+      <w:r>
+        <w:rPr>
+          <w:highlight w:val="yellow"/>
+        </w:rPr>
         <w:t>    }</w:t>
       </w:r>
     </w:p>
@@ -261,84 +516,228 @@
           <w:highlight w:val="green"/>
         </w:rPr>
       </w:pPr>
+      <w:proofErr w:type="spellStart"/>
       <w:r>
         <w:rPr>
           <w:highlight w:val="green"/>
         </w:rPr>
-        <w:t>media (max-width: 991px) {</w:t>
-      </w:r>
-    </w:p>
-    <w:p>
-      <w:pPr>
+        <w:t>media</w:t>
+      </w:r>
+      <w:proofErr w:type="spellEnd"/>
+      <w:r>
         <w:rPr>
           <w:highlight w:val="green"/>
         </w:rPr>
-      </w:pPr>
+        <w:t xml:space="preserve"> (</w:t>
+      </w:r>
+      <w:proofErr w:type="spellStart"/>
       <w:r>
         <w:rPr>
           <w:highlight w:val="green"/>
         </w:rPr>
-        <w:t>    .second-level-menu,</w:t>
-      </w:r>
-    </w:p>
-    <w:p>
-      <w:pPr>
+        <w:t>max-width</w:t>
+      </w:r>
+      <w:proofErr w:type="spellEnd"/>
+      <w:r>
         <w:rPr>
           <w:highlight w:val="green"/>
         </w:rPr>
-      </w:pPr>
+        <w:t xml:space="preserve">: 991px) </w:t>
+      </w:r>
+      <w:proofErr w:type="gramStart"/>
       <w:r>
         <w:rPr>
           <w:highlight w:val="green"/>
         </w:rPr>
+        <w:t>{</w:t>
+      </w:r>
+      <w:proofErr w:type="gramEnd"/>
+    </w:p>
+    <w:p>
+      <w:pPr>
+        <w:rPr>
+          <w:highlight w:val="green"/>
+        </w:rPr>
+      </w:pPr>
+      <w:r>
+        <w:rPr>
+          <w:highlight w:val="green"/>
+        </w:rPr>
+        <w:t xml:space="preserve">    </w:t>
+      </w:r>
+      <w:proofErr w:type="gramStart"/>
+      <w:r>
+        <w:rPr>
+          <w:highlight w:val="green"/>
+        </w:rPr>
+        <w:t>.</w:t>
+      </w:r>
+      <w:proofErr w:type="spellStart"/>
+      <w:proofErr w:type="gramEnd"/>
+      <w:r>
+        <w:rPr>
+          <w:highlight w:val="green"/>
+        </w:rPr>
+        <w:t>second-level-menu</w:t>
+      </w:r>
+      <w:proofErr w:type="spellEnd"/>
+      <w:r>
+        <w:rPr>
+          <w:highlight w:val="green"/>
+        </w:rPr>
+        <w:t>,</w:t>
+      </w:r>
+    </w:p>
+    <w:p>
+      <w:pPr>
+        <w:rPr>
+          <w:highlight w:val="green"/>
+        </w:rPr>
+      </w:pPr>
+      <w:r>
+        <w:rPr>
+          <w:highlight w:val="green"/>
+        </w:rPr>
         <w:lastRenderedPageBreak/>
-        <w:t>    .third-level-menu {</w:t>
-      </w:r>
-    </w:p>
-    <w:p>
-      <w:pPr>
+        <w:t xml:space="preserve">    </w:t>
+      </w:r>
+      <w:proofErr w:type="gramStart"/>
+      <w:r>
         <w:rPr>
           <w:highlight w:val="green"/>
         </w:rPr>
-      </w:pPr>
+        <w:t>.</w:t>
+      </w:r>
+      <w:proofErr w:type="spellStart"/>
+      <w:proofErr w:type="gramEnd"/>
       <w:r>
         <w:rPr>
           <w:highlight w:val="green"/>
         </w:rPr>
-        <w:t>        position: static;</w:t>
-      </w:r>
-    </w:p>
-    <w:p>
-      <w:pPr>
+        <w:t>third-level-menu</w:t>
+      </w:r>
+      <w:proofErr w:type="spellEnd"/>
+      <w:r>
         <w:rPr>
           <w:highlight w:val="green"/>
         </w:rPr>
-      </w:pPr>
-      <w:r>
+        <w:t xml:space="preserve"> {</w:t>
+      </w:r>
+    </w:p>
+    <w:p>
+      <w:pPr>
         <w:rPr>
           <w:highlight w:val="green"/>
         </w:rPr>
-        <w:t>        display: none;</w:t>
-      </w:r>
-    </w:p>
-    <w:p>
-      <w:pPr>
+      </w:pPr>
+      <w:r>
         <w:rPr>
           <w:highlight w:val="green"/>
         </w:rPr>
-      </w:pPr>
+        <w:t xml:space="preserve">        </w:t>
+      </w:r>
+      <w:proofErr w:type="spellStart"/>
       <w:r>
         <w:rPr>
           <w:highlight w:val="green"/>
         </w:rPr>
-        <w:t>        width: 100%;</w:t>
-      </w:r>
-    </w:p>
-    <w:p>
+        <w:t>position</w:t>
+      </w:r>
+      <w:proofErr w:type="spellEnd"/>
       <w:r>
         <w:rPr>
           <w:highlight w:val="green"/>
         </w:rPr>
+        <w:t xml:space="preserve">: </w:t>
+      </w:r>
+      <w:proofErr w:type="spellStart"/>
+      <w:r>
+        <w:rPr>
+          <w:highlight w:val="green"/>
+        </w:rPr>
+        <w:t>static</w:t>
+      </w:r>
+      <w:proofErr w:type="spellEnd"/>
+      <w:r>
+        <w:rPr>
+          <w:highlight w:val="green"/>
+        </w:rPr>
+        <w:t>;</w:t>
+      </w:r>
+    </w:p>
+    <w:p>
+      <w:pPr>
+        <w:rPr>
+          <w:highlight w:val="green"/>
+        </w:rPr>
+      </w:pPr>
+      <w:r>
+        <w:rPr>
+          <w:highlight w:val="green"/>
+        </w:rPr>
+        <w:t xml:space="preserve">        </w:t>
+      </w:r>
+      <w:proofErr w:type="gramStart"/>
+      <w:r>
+        <w:rPr>
+          <w:highlight w:val="green"/>
+        </w:rPr>
+        <w:t>display</w:t>
+      </w:r>
+      <w:proofErr w:type="gramEnd"/>
+      <w:r>
+        <w:rPr>
+          <w:highlight w:val="green"/>
+        </w:rPr>
+        <w:t xml:space="preserve">: </w:t>
+      </w:r>
+      <w:proofErr w:type="spellStart"/>
+      <w:r>
+        <w:rPr>
+          <w:highlight w:val="green"/>
+        </w:rPr>
+        <w:t>none</w:t>
+      </w:r>
+      <w:proofErr w:type="spellEnd"/>
+      <w:r>
+        <w:rPr>
+          <w:highlight w:val="green"/>
+        </w:rPr>
+        <w:t>;</w:t>
+      </w:r>
+    </w:p>
+    <w:p>
+      <w:pPr>
+        <w:rPr>
+          <w:highlight w:val="green"/>
+        </w:rPr>
+      </w:pPr>
+      <w:r>
+        <w:rPr>
+          <w:highlight w:val="green"/>
+        </w:rPr>
+        <w:t xml:space="preserve">        </w:t>
+      </w:r>
+      <w:proofErr w:type="spellStart"/>
+      <w:r>
+        <w:rPr>
+          <w:highlight w:val="green"/>
+        </w:rPr>
+        <w:t>width</w:t>
+      </w:r>
+      <w:proofErr w:type="spellEnd"/>
+      <w:r>
+        <w:rPr>
+          <w:highlight w:val="green"/>
+        </w:rPr>
+        <w:t>: 100%;</w:t>
+      </w:r>
+    </w:p>
+    <w:p>
+      <w:r>
+        <w:rPr>
+          <w:highlight w:val="green"/>
+        </w:rPr>
         <w:t>    }</w:t>
       </w:r>
     </w:p>
@@ -347,6 +746,7 @@
       <w:r>
         <w:rPr>
           <w:noProof/>
+          <w:lang w:eastAsia="hu-HU"/>
         </w:rPr>
         <w:drawing>
           <wp:inline distT="0" distB="0" distL="0" distR="0" wp14:anchorId="7FBDFAB8" wp14:editId="3CED2A0A">
@@ -387,15 +787,127 @@
     </w:p>
     <w:p>
       <w:r>
-        <w:t xml:space="preserve">A Css szerkesztése a reszponzív kinézethez: </w:t>
-      </w:r>
-      <w:r>
-        <w:t xml:space="preserve">Az, hogy a főmenü mobilon hamburgeres legyen, a Bootstrap reszponzív menü mintából jön, az oldal-07.html fájlban navbar, navbar-toggler, collapse navbar-collapse szerkezettel. </w:t>
-      </w:r>
-    </w:p>
-    <w:p>
-      <w:r>
-        <w:t>Az, hogy a 2. és 3. szint külön second-level-menu és third-level-menu legyen, valamint asztali nézetben position: absolute és display: none alapról induljon, a tobbszintu-menu2.html mintából jön. Ott a menük alapból rejtve vannak, és hoverre nyílnak</w:t>
+        <w:t xml:space="preserve">A </w:t>
+      </w:r>
+      <w:proofErr w:type="spellStart"/>
+      <w:r>
+        <w:t>Css</w:t>
+      </w:r>
+      <w:proofErr w:type="spellEnd"/>
+      <w:r>
+        <w:t xml:space="preserve"> szerkesztése a </w:t>
+      </w:r>
+      <w:proofErr w:type="spellStart"/>
+      <w:r>
+        <w:t>reszponzív</w:t>
+      </w:r>
+      <w:proofErr w:type="spellEnd"/>
+      <w:r>
+        <w:t xml:space="preserve"> kinézethez: </w:t>
+      </w:r>
+      <w:r>
+        <w:t xml:space="preserve">Az, hogy a főmenü mobilon hamburgeres legyen, a </w:t>
+      </w:r>
+      <w:proofErr w:type="spellStart"/>
+      <w:r>
+        <w:t>Bootstrap</w:t>
+      </w:r>
+      <w:proofErr w:type="spellEnd"/>
+      <w:r>
+        <w:t xml:space="preserve"> </w:t>
+      </w:r>
+      <w:proofErr w:type="spellStart"/>
+      <w:r>
+        <w:t>reszponzív</w:t>
+      </w:r>
+      <w:proofErr w:type="spellEnd"/>
+      <w:r>
+        <w:t xml:space="preserve"> menü mintából jön, az oldal-07.html fájlban </w:t>
+      </w:r>
+      <w:proofErr w:type="spellStart"/>
+      <w:r>
+        <w:t>navbar</w:t>
+      </w:r>
+      <w:proofErr w:type="spellEnd"/>
+      <w:r>
+        <w:t xml:space="preserve">, </w:t>
+      </w:r>
+      <w:proofErr w:type="spellStart"/>
+      <w:r>
+        <w:t>navbar-toggler</w:t>
+      </w:r>
+      <w:proofErr w:type="spellEnd"/>
+      <w:r>
+        <w:t xml:space="preserve">, </w:t>
+      </w:r>
+      <w:proofErr w:type="spellStart"/>
+      <w:r>
+        <w:t>collapse</w:t>
+      </w:r>
+      <w:proofErr w:type="spellEnd"/>
+      <w:r>
+        <w:t xml:space="preserve"> </w:t>
+      </w:r>
+      <w:proofErr w:type="spellStart"/>
+      <w:r>
+        <w:t>navbar-collapse</w:t>
+      </w:r>
+      <w:proofErr w:type="spellEnd"/>
+      <w:r>
+        <w:t xml:space="preserve"> szerkezettel. </w:t>
+      </w:r>
+    </w:p>
+    <w:p>
+      <w:r>
+        <w:t xml:space="preserve">Az, hogy a 2. és 3. szint külön </w:t>
+      </w:r>
+      <w:proofErr w:type="spellStart"/>
+      <w:r>
+        <w:t>second-level-menu</w:t>
+      </w:r>
+      <w:proofErr w:type="spellEnd"/>
+      <w:r>
+        <w:t xml:space="preserve"> és </w:t>
+      </w:r>
+      <w:proofErr w:type="spellStart"/>
+      <w:r>
+        <w:t>third-level-menu</w:t>
+      </w:r>
+      <w:proofErr w:type="spellEnd"/>
+      <w:r>
+        <w:t xml:space="preserve"> legyen, valamint asztali nézetben </w:t>
+      </w:r>
+      <w:proofErr w:type="spellStart"/>
+      <w:r>
+        <w:t>position</w:t>
+      </w:r>
+      <w:proofErr w:type="spellEnd"/>
+      <w:r>
+        <w:t xml:space="preserve">: </w:t>
+      </w:r>
+      <w:proofErr w:type="spellStart"/>
+      <w:r>
+        <w:t>absolute</w:t>
+      </w:r>
+      <w:proofErr w:type="spellEnd"/>
+      <w:r>
+        <w:t xml:space="preserve"> és display: </w:t>
+      </w:r>
+      <w:proofErr w:type="spellStart"/>
+      <w:r>
+        <w:t>none</w:t>
+      </w:r>
+      <w:proofErr w:type="spellEnd"/>
+      <w:r>
+        <w:t xml:space="preserve"> alapról induljon, a tobbszintu-menu2.html mintából jön. Ott a menük alapból rejtve vannak, és </w:t>
+      </w:r>
+      <w:proofErr w:type="spellStart"/>
+      <w:r>
+        <w:t>hoverre</w:t>
+      </w:r>
+      <w:proofErr w:type="spellEnd"/>
+      <w:r>
+        <w:t xml:space="preserve"> nyílnak</w:t>
       </w:r>
     </w:p>
     <w:p>
@@ -415,7 +927,15 @@
     </w:p>
     <w:p>
       <w:r>
-        <w:t xml:space="preserve">Ez a mobilos blokk </w:t>
+        <w:t xml:space="preserve">Ez a </w:t>
+      </w:r>
+      <w:proofErr w:type="spellStart"/>
+      <w:r>
+        <w:t>mobilos</w:t>
+      </w:r>
+      <w:proofErr w:type="spellEnd"/>
+      <w:r>
+        <w:t xml:space="preserve"> blokk </w:t>
       </w:r>
       <w:r>
         <w:rPr>
@@ -442,7 +962,23 @@
         </w:numPr>
       </w:pPr>
       <w:r>
-        <w:t xml:space="preserve">display: none; induló állapot az almenükre → tobbszintu-menu2.html </w:t>
+        <w:t xml:space="preserve">display: </w:t>
+      </w:r>
+      <w:proofErr w:type="spellStart"/>
+      <w:r>
+        <w:t>none</w:t>
+      </w:r>
+      <w:proofErr w:type="spellEnd"/>
+      <w:r>
+        <w:t xml:space="preserve">; induló állapot az </w:t>
+      </w:r>
+      <w:proofErr w:type="spellStart"/>
+      <w:r>
+        <w:t>almenükre</w:t>
+      </w:r>
+      <w:proofErr w:type="spellEnd"/>
+      <w:r>
+        <w:t xml:space="preserve"> → tobbszintu-menu2.html </w:t>
       </w:r>
     </w:p>
     <w:p>
@@ -453,7 +989,15 @@
         </w:numPr>
       </w:pPr>
       <w:r>
-        <w:t xml:space="preserve">a fő hamburger menü Bootstrap-collapsos működése → oldal-07.html </w:t>
+        <w:t xml:space="preserve">a fő hamburger menü </w:t>
+      </w:r>
+      <w:proofErr w:type="spellStart"/>
+      <w:r>
+        <w:t>Bootstrap-collapsos</w:t>
+      </w:r>
+      <w:proofErr w:type="spellEnd"/>
+      <w:r>
+        <w:t xml:space="preserve"> működése → oldal-07.html </w:t>
       </w:r>
     </w:p>
     <w:p>
@@ -478,8 +1022,21 @@
           <w:numId w:val="2"/>
         </w:numPr>
       </w:pPr>
-      <w:r>
-        <w:t xml:space="preserve">position: static; </w:t>
+      <w:proofErr w:type="spellStart"/>
+      <w:r>
+        <w:t>position</w:t>
+      </w:r>
+      <w:proofErr w:type="spellEnd"/>
+      <w:r>
+        <w:t xml:space="preserve">: </w:t>
+      </w:r>
+      <w:proofErr w:type="spellStart"/>
+      <w:r>
+        <w:t>static</w:t>
+      </w:r>
+      <w:proofErr w:type="spellEnd"/>
+      <w:r>
+        <w:t xml:space="preserve">; </w:t>
       </w:r>
     </w:p>
     <w:p>
@@ -489,8 +1046,13 @@
           <w:numId w:val="2"/>
         </w:numPr>
       </w:pPr>
-      <w:r>
-        <w:t xml:space="preserve">width: 100%; </w:t>
+      <w:proofErr w:type="spellStart"/>
+      <w:r>
+        <w:t>width</w:t>
+      </w:r>
+      <w:proofErr w:type="spellEnd"/>
+      <w:r>
+        <w:t xml:space="preserve">: 100%; </w:t>
       </w:r>
     </w:p>
     <w:p>
@@ -500,13 +1062,26 @@
           <w:numId w:val="2"/>
         </w:numPr>
       </w:pPr>
-      <w:r>
-        <w:t xml:space="preserve">margin-left: 20px; </w:t>
-      </w:r>
-    </w:p>
-    <w:p>
-      <w:r>
-        <w:t>Ezek azért kellenek, hogy mobilnézetben az almenük ne oldalra nyíljanak ki, hanem egymás alatt jelenjenek meg.</w:t>
+      <w:proofErr w:type="spellStart"/>
+      <w:r>
+        <w:t>margin-left</w:t>
+      </w:r>
+      <w:proofErr w:type="spellEnd"/>
+      <w:r>
+        <w:t xml:space="preserve">: 20px; </w:t>
+      </w:r>
+    </w:p>
+    <w:p>
+      <w:r>
+        <w:t xml:space="preserve">Ezek azért kellenek, hogy mobilnézetben az </w:t>
+      </w:r>
+      <w:proofErr w:type="spellStart"/>
+      <w:r>
+        <w:t>almenük</w:t>
+      </w:r>
+      <w:proofErr w:type="spellEnd"/>
+      <w:r>
+        <w:t xml:space="preserve"> ne oldalra nyíljanak ki, hanem egymás alatt jelenjenek meg.</w:t>
       </w:r>
     </w:p>
     <w:p>
@@ -515,8 +1090,13 @@
           <w:noProof/>
         </w:rPr>
       </w:pPr>
-      <w:r>
-        <w:t>Grid megvalósítása úgy hogy 2 oszlop legyen:</w:t>
+      <w:proofErr w:type="spellStart"/>
+      <w:r>
+        <w:t>Grid</w:t>
+      </w:r>
+      <w:proofErr w:type="spellEnd"/>
+      <w:r>
+        <w:t xml:space="preserve"> megvalósítása úgy hogy 2 oszlop legyen:</w:t>
       </w:r>
       <w:r>
         <w:rPr>
@@ -527,6 +1107,7 @@
       <w:r>
         <w:rPr>
           <w:noProof/>
+          <w:lang w:eastAsia="hu-HU"/>
         </w:rPr>
         <w:drawing>
           <wp:inline distT="0" distB="0" distL="0" distR="0" wp14:anchorId="21A3BCE1" wp14:editId="586F0F33">
@@ -582,6 +1163,7 @@
       <w:r>
         <w:rPr>
           <w:noProof/>
+          <w:lang w:eastAsia="hu-HU"/>
         </w:rPr>
         <w:lastRenderedPageBreak/>
         <w:drawing>
@@ -622,19 +1204,81 @@
       </w:r>
     </w:p>
     <w:p>
-      <w:r>
-        <w:t>Navbar-brand újragondolása, így azt írja ki ami az oldal fejléc címe:</w:t>
-      </w:r>
-    </w:p>
-    <w:p>
-      <w:r>
-        <w:t> &lt;a class="navbar-brand" href="."&gt;&lt;?= $fejlec['cim'] ?&gt;&lt;/a&gt;</w:t>
+      <w:proofErr w:type="spellStart"/>
+      <w:r>
+        <w:t>Navbar-brand</w:t>
+      </w:r>
+      <w:proofErr w:type="spellEnd"/>
+      <w:r>
+        <w:t xml:space="preserve"> újragondolása, így azt írja </w:t>
+      </w:r>
+      <w:proofErr w:type="gramStart"/>
+      <w:r>
+        <w:t>ki</w:t>
+      </w:r>
+      <w:proofErr w:type="gramEnd"/>
+      <w:r>
+        <w:t xml:space="preserve"> ami az oldal fejléc címe:</w:t>
+      </w:r>
+    </w:p>
+    <w:p>
+      <w:r>
+        <w:t xml:space="preserve"> &lt;a </w:t>
+      </w:r>
+      <w:proofErr w:type="spellStart"/>
+      <w:r>
+        <w:t>class</w:t>
+      </w:r>
+      <w:proofErr w:type="spellEnd"/>
+      <w:r>
+        <w:t>="</w:t>
+      </w:r>
+      <w:proofErr w:type="spellStart"/>
+      <w:r>
+        <w:t>navbar-brand</w:t>
+      </w:r>
+      <w:proofErr w:type="spellEnd"/>
+      <w:r>
+        <w:t xml:space="preserve">" </w:t>
+      </w:r>
+      <w:proofErr w:type="spellStart"/>
+      <w:r>
+        <w:t>href</w:t>
+      </w:r>
+      <w:proofErr w:type="spellEnd"/>
+      <w:r>
+        <w:t xml:space="preserve">="."&gt;&lt;?= </w:t>
+      </w:r>
+      <w:proofErr w:type="spellStart"/>
+      <w:r>
+        <w:t>$</w:t>
+      </w:r>
+      <w:proofErr w:type="gramStart"/>
+      <w:r>
+        <w:t>fejlec</w:t>
+      </w:r>
+      <w:proofErr w:type="spellEnd"/>
+      <w:r>
+        <w:t>[</w:t>
+      </w:r>
+      <w:proofErr w:type="gramEnd"/>
+      <w:r>
+        <w:t>'</w:t>
+      </w:r>
+      <w:proofErr w:type="spellStart"/>
+      <w:r>
+        <w:t>cim</w:t>
+      </w:r>
+      <w:proofErr w:type="spellEnd"/>
+      <w:r>
+        <w:t>'] ?&gt;&lt;/a&gt;</w:t>
       </w:r>
     </w:p>
     <w:p>
       <w:r>
         <w:rPr>
           <w:noProof/>
+          <w:lang w:eastAsia="hu-HU"/>
         </w:rPr>
         <w:drawing>
           <wp:inline distT="0" distB="0" distL="0" distR="0" wp14:anchorId="0B34A7B1" wp14:editId="134BC129">
@@ -685,7 +1329,15 @@
     </w:p>
     <w:p>
       <w:r>
-        <w:t>A HTML5 szemantikus elemek használata érdekében a tartalmi részeket &lt;section&gt; elemekkel tagoltuk, amely segíti a strukturált felépítést.</w:t>
+        <w:t>A HTML5 szemantikus elemek használata érdekében a tartalmi részeket &lt;</w:t>
+      </w:r>
+      <w:proofErr w:type="spellStart"/>
+      <w:r>
+        <w:t>section</w:t>
+      </w:r>
+      <w:proofErr w:type="spellEnd"/>
+      <w:r>
+        <w:t>&gt; elemekkel tagoltuk, amely segíti a strukturált felépítést.</w:t>
       </w:r>
     </w:p>
     <w:p>
@@ -698,7 +1350,15 @@
         <w:t>Sima:</w:t>
       </w:r>
       <w:r>
-        <w:t>&lt;h2&gt;Köszöntés&lt;/h2&gt;</w:t>
+        <w:t>&lt;h2</w:t>
+      </w:r>
+      <w:proofErr w:type="gramStart"/>
+      <w:r>
+        <w:t>&gt;Köszöntés</w:t>
+      </w:r>
+      <w:proofErr w:type="gramEnd"/>
+      <w:r>
+        <w:t>&lt;/h2&gt;</w:t>
       </w:r>
       <w:r>
         <w:t xml:space="preserve"> helyett ez lett:</w:t>
@@ -706,20 +1366,60 @@
     </w:p>
     <w:p>
       <w:r>
-        <w:t>&lt;section&gt;</w:t>
+        <w:t>&lt;</w:t>
+      </w:r>
+      <w:proofErr w:type="spellStart"/>
+      <w:r>
+        <w:t>section</w:t>
+      </w:r>
+      <w:proofErr w:type="spellEnd"/>
+      <w:r>
+        <w:t>&gt;</w:t>
       </w:r>
       <w:r>
         <w:br/>
-        <w:t>&lt;h2&gt;Köszöntés&lt;/h2&gt;</w:t>
+        <w:t>&lt;h2</w:t>
+      </w:r>
+      <w:proofErr w:type="gramStart"/>
+      <w:r>
+        <w:t>&gt;Köszöntés</w:t>
+      </w:r>
+      <w:proofErr w:type="gramEnd"/>
+      <w:r>
+        <w:t>&lt;/h2&gt;</w:t>
       </w:r>
       <w:r>
         <w:br/>
-        <w:t>&lt;/section&gt;</w:t>
-      </w:r>
-    </w:p>
-    <w:p>
-      <w:r>
-        <w:t>Plusz Div doboz helyett átalakítottuk a maint erről:</w:t>
+        <w:t>&lt;/</w:t>
+      </w:r>
+      <w:proofErr w:type="spellStart"/>
+      <w:r>
+        <w:t>section</w:t>
+      </w:r>
+      <w:proofErr w:type="spellEnd"/>
+      <w:r>
+        <w:t>&gt;</w:t>
+      </w:r>
+    </w:p>
+    <w:p>
+      <w:r>
+        <w:t xml:space="preserve">Plusz </w:t>
+      </w:r>
+      <w:proofErr w:type="spellStart"/>
+      <w:r>
+        <w:t>Div</w:t>
+      </w:r>
+      <w:proofErr w:type="spellEnd"/>
+      <w:r>
+        <w:t xml:space="preserve"> doboz helyett átalakítottuk a </w:t>
+      </w:r>
+      <w:proofErr w:type="spellStart"/>
+      <w:r>
+        <w:t>maint</w:t>
+      </w:r>
+      <w:proofErr w:type="spellEnd"/>
+      <w:r>
+        <w:t xml:space="preserve"> erről:</w:t>
       </w:r>
     </w:p>
     <w:p>
@@ -727,17 +1427,113 @@
         <w:ind w:left="708"/>
       </w:pPr>
       <w:r>
-        <w:t xml:space="preserve">&lt;main id="wrapper"&gt; </w:t>
+        <w:t xml:space="preserve">&lt;main </w:t>
+      </w:r>
+      <w:proofErr w:type="spellStart"/>
+      <w:r>
+        <w:t>id</w:t>
+      </w:r>
+      <w:proofErr w:type="spellEnd"/>
+      <w:r>
+        <w:t>="</w:t>
+      </w:r>
+      <w:proofErr w:type="spellStart"/>
+      <w:r>
+        <w:t>wrapper</w:t>
+      </w:r>
+      <w:proofErr w:type="spellEnd"/>
+      <w:r>
+        <w:t xml:space="preserve">"&gt; </w:t>
       </w:r>
       <w:r>
         <w:br/>
-        <w:t>&lt;div id="content"&gt;</w:t>
+        <w:t>&lt;</w:t>
+      </w:r>
+      <w:proofErr w:type="spellStart"/>
+      <w:r>
+        <w:t>div</w:t>
+      </w:r>
+      <w:proofErr w:type="spellEnd"/>
+      <w:r>
+        <w:t xml:space="preserve"> </w:t>
+      </w:r>
+      <w:proofErr w:type="spellStart"/>
+      <w:r>
+        <w:t>id</w:t>
+      </w:r>
+      <w:proofErr w:type="spellEnd"/>
+      <w:r>
+        <w:t>="</w:t>
+      </w:r>
+      <w:proofErr w:type="spellStart"/>
+      <w:r>
+        <w:t>content</w:t>
+      </w:r>
+      <w:proofErr w:type="spellEnd"/>
+      <w:r>
+        <w:t>"&gt;</w:t>
       </w:r>
       <w:r>
         <w:br/>
       </w:r>
       <w:r>
-        <w:t>&lt;?php include("./templates/pages/{$keres['fajl']}.tpl.php"); ?&gt;</w:t>
+        <w:t>&lt;</w:t>
+      </w:r>
+      <w:proofErr w:type="gramStart"/>
+      <w:r>
+        <w:t>?php</w:t>
+      </w:r>
+      <w:proofErr w:type="gramEnd"/>
+      <w:r>
+        <w:t xml:space="preserve"> </w:t>
+      </w:r>
+      <w:proofErr w:type="spellStart"/>
+      <w:r>
+        <w:t>include</w:t>
+      </w:r>
+      <w:proofErr w:type="spellEnd"/>
+      <w:r>
+        <w:t>("./</w:t>
+      </w:r>
+      <w:proofErr w:type="spellStart"/>
+      <w:r>
+        <w:t>templates</w:t>
+      </w:r>
+      <w:proofErr w:type="spellEnd"/>
+      <w:r>
+        <w:t>/</w:t>
+      </w:r>
+      <w:proofErr w:type="spellStart"/>
+      <w:r>
+        <w:t>pages</w:t>
+      </w:r>
+      <w:proofErr w:type="spellEnd"/>
+      <w:r>
+        <w:t>/{</w:t>
+      </w:r>
+      <w:proofErr w:type="spellStart"/>
+      <w:r>
+        <w:t>$keres</w:t>
+      </w:r>
+      <w:proofErr w:type="spellEnd"/>
+      <w:r>
+        <w:t>['</w:t>
+      </w:r>
+      <w:proofErr w:type="spellStart"/>
+      <w:r>
+        <w:t>fajl</w:t>
+      </w:r>
+      <w:proofErr w:type="spellEnd"/>
+      <w:r>
+        <w:t>']}.</w:t>
+      </w:r>
+      <w:proofErr w:type="spellStart"/>
+      <w:r>
+        <w:t>tpl.php</w:t>
+      </w:r>
+      <w:proofErr w:type="spellEnd"/>
+      <w:r>
+        <w:t>"); ?&gt;</w:t>
       </w:r>
       <w:r>
         <w:br/>
@@ -751,12 +1547,84 @@
     </w:p>
     <w:p>
       <w:r>
-        <w:t> &lt;main id="content"&gt;</w:t>
-      </w:r>
-    </w:p>
-    <w:p>
-      <w:r>
-        <w:t>            &lt;?php include("./templates/pages/{$keres['fajl']}.tpl.php"); ?&gt;</w:t>
+        <w:t xml:space="preserve"> &lt;main </w:t>
+      </w:r>
+      <w:proofErr w:type="spellStart"/>
+      <w:r>
+        <w:t>id</w:t>
+      </w:r>
+      <w:proofErr w:type="spellEnd"/>
+      <w:r>
+        <w:t>="</w:t>
+      </w:r>
+      <w:proofErr w:type="spellStart"/>
+      <w:r>
+        <w:t>content</w:t>
+      </w:r>
+      <w:proofErr w:type="spellEnd"/>
+      <w:r>
+        <w:t>"&gt;</w:t>
+      </w:r>
+    </w:p>
+    <w:p>
+      <w:r>
+        <w:t>            &lt;</w:t>
+      </w:r>
+      <w:proofErr w:type="gramStart"/>
+      <w:r>
+        <w:t>?php</w:t>
+      </w:r>
+      <w:proofErr w:type="gramEnd"/>
+      <w:r>
+        <w:t xml:space="preserve"> </w:t>
+      </w:r>
+      <w:proofErr w:type="spellStart"/>
+      <w:r>
+        <w:t>include</w:t>
+      </w:r>
+      <w:proofErr w:type="spellEnd"/>
+      <w:r>
+        <w:t>("./</w:t>
+      </w:r>
+      <w:proofErr w:type="spellStart"/>
+      <w:r>
+        <w:t>templates</w:t>
+      </w:r>
+      <w:proofErr w:type="spellEnd"/>
+      <w:r>
+        <w:t>/</w:t>
+      </w:r>
+      <w:proofErr w:type="spellStart"/>
+      <w:r>
+        <w:t>pages</w:t>
+      </w:r>
+      <w:proofErr w:type="spellEnd"/>
+      <w:r>
+        <w:t>/{</w:t>
+      </w:r>
+      <w:proofErr w:type="spellStart"/>
+      <w:r>
+        <w:t>$keres</w:t>
+      </w:r>
+      <w:proofErr w:type="spellEnd"/>
+      <w:r>
+        <w:t>['</w:t>
+      </w:r>
+      <w:proofErr w:type="spellStart"/>
+      <w:r>
+        <w:t>fajl</w:t>
+      </w:r>
+      <w:proofErr w:type="spellEnd"/>
+      <w:r>
+        <w:t>']}.</w:t>
+      </w:r>
+      <w:proofErr w:type="spellStart"/>
+      <w:r>
+        <w:t>tpl.php</w:t>
+      </w:r>
+      <w:proofErr w:type="spellEnd"/>
+      <w:r>
+        <w:t>"); ?&gt;</w:t>
       </w:r>
     </w:p>
     <w:p>
@@ -770,7 +1638,15 @@
         <w:sym w:font="Wingdings" w:char="F0E0"/>
       </w:r>
       <w:r>
-        <w:t xml:space="preserve"> div doboz helyett</w:t>
+        <w:t xml:space="preserve"> </w:t>
+      </w:r>
+      <w:proofErr w:type="spellStart"/>
+      <w:r>
+        <w:t>div</w:t>
+      </w:r>
+      <w:proofErr w:type="spellEnd"/>
+      <w:r>
+        <w:t xml:space="preserve"> doboz helyett</w:t>
       </w:r>
       <w:r>
         <w:br/>
@@ -783,8 +1659,29 @@
     </w:p>
     <w:p>
       <w:r>
-        <w:t>Fontos elvárás: ejelentkezett tud csak feltölteni, de a kpeket mindenki léthatja</w:t>
-      </w:r>
+        <w:t xml:space="preserve">Fontos elvárás: </w:t>
+      </w:r>
+      <w:proofErr w:type="spellStart"/>
+      <w:r>
+        <w:t>ejelentkezett</w:t>
+      </w:r>
+      <w:proofErr w:type="spellEnd"/>
+      <w:r>
+        <w:t xml:space="preserve"> tud csak feltölteni, de a </w:t>
+      </w:r>
+      <w:proofErr w:type="spellStart"/>
+      <w:r>
+        <w:t>kpeket</w:t>
+      </w:r>
+      <w:proofErr w:type="spellEnd"/>
+      <w:r>
+        <w:t xml:space="preserve"> mindenki </w:t>
+      </w:r>
+      <w:proofErr w:type="spellStart"/>
+      <w:r>
+        <w:t>léthatja</w:t>
+      </w:r>
+      <w:proofErr w:type="spellEnd"/>
     </w:p>
     <w:p>
       <w:r>
@@ -804,19 +1701,96 @@
     </w:p>
     <w:p>
       <w:r>
-        <w:t>$MAPPA = './kepek/';</w:t>
+        <w:t>$MAPPA = './</w:t>
+      </w:r>
+      <w:proofErr w:type="spellStart"/>
+      <w:r>
+        <w:t>kepek</w:t>
+      </w:r>
+      <w:proofErr w:type="spellEnd"/>
+      <w:r>
+        <w:t>/';</w:t>
       </w:r>
       <w:r>
         <w:br/>
-        <w:t>$TIPUSOK = array('.jpg', '.png');</w:t>
+        <w:t xml:space="preserve">$TIPUSOK = </w:t>
+      </w:r>
+      <w:proofErr w:type="spellStart"/>
+      <w:proofErr w:type="gramStart"/>
+      <w:r>
+        <w:t>array</w:t>
+      </w:r>
+      <w:proofErr w:type="spellEnd"/>
+      <w:r>
+        <w:t>(</w:t>
+      </w:r>
+      <w:proofErr w:type="gramEnd"/>
+      <w:r>
+        <w:t>'.</w:t>
+      </w:r>
+      <w:proofErr w:type="spellStart"/>
+      <w:r>
+        <w:t>jpg</w:t>
+      </w:r>
+      <w:proofErr w:type="spellEnd"/>
+      <w:r>
+        <w:t>', '.</w:t>
+      </w:r>
+      <w:proofErr w:type="spellStart"/>
+      <w:r>
+        <w:t>png</w:t>
+      </w:r>
+      <w:proofErr w:type="spellEnd"/>
+      <w:r>
+        <w:t>');</w:t>
       </w:r>
       <w:r>
         <w:br/>
-        <w:t>$MEDIATIPUSOK = array('image/jpeg', 'image/png');</w:t>
+        <w:t xml:space="preserve">$MEDIATIPUSOK = </w:t>
+      </w:r>
+      <w:proofErr w:type="spellStart"/>
+      <w:r>
+        <w:t>array</w:t>
+      </w:r>
+      <w:proofErr w:type="spellEnd"/>
+      <w:r>
+        <w:t>('image/</w:t>
+      </w:r>
+      <w:proofErr w:type="spellStart"/>
+      <w:r>
+        <w:t>jpeg</w:t>
+      </w:r>
+      <w:proofErr w:type="spellEnd"/>
+      <w:r>
+        <w:t>', 'image/</w:t>
+      </w:r>
+      <w:proofErr w:type="spellStart"/>
+      <w:r>
+        <w:t>png</w:t>
+      </w:r>
+      <w:proofErr w:type="spellEnd"/>
+      <w:r>
+        <w:t>');</w:t>
       </w:r>
       <w:r>
         <w:br/>
-        <w:t>$DATUMFORMA = "Y.m.d. H:i";</w:t>
+        <w:t>$DATUMFORMA = "</w:t>
+      </w:r>
+      <w:proofErr w:type="spellStart"/>
+      <w:r>
+        <w:t>Y.m.d</w:t>
+      </w:r>
+      <w:proofErr w:type="spellEnd"/>
+      <w:r>
+        <w:t>. H</w:t>
+      </w:r>
+      <w:proofErr w:type="gramStart"/>
+      <w:r>
+        <w:t>:i</w:t>
+      </w:r>
+      <w:proofErr w:type="gramEnd"/>
+      <w:r>
+        <w:t>";</w:t>
       </w:r>
       <w:r>
         <w:br/>
@@ -828,42 +1802,235 @@
         <w:t>Ez a galéria alaplogikája</w:t>
       </w:r>
       <w:r>
-        <w:t xml:space="preserve"> </w:t>
-      </w:r>
-      <w:r>
-        <w:t>(PDF 112. oldal)</w:t>
+        <w:t xml:space="preserve"> (PDF 112. oldal)</w:t>
       </w:r>
       <w:r>
         <w:t>:</w:t>
       </w:r>
     </w:p>
     <w:p>
-      <w:r>
-        <w:t>$kepek = array();</w:t>
+      <w:proofErr w:type="spellStart"/>
+      <w:proofErr w:type="gramStart"/>
+      <w:r>
+        <w:t>$kepek</w:t>
+      </w:r>
+      <w:proofErr w:type="spellEnd"/>
+      <w:r>
+        <w:t xml:space="preserve"> = </w:t>
+      </w:r>
+      <w:proofErr w:type="spellStart"/>
+      <w:r>
+        <w:t>array</w:t>
+      </w:r>
+      <w:proofErr w:type="spellEnd"/>
+      <w:r>
+        <w:t>();</w:t>
       </w:r>
       <w:r>
         <w:br/>
-        <w:t>$olvaso = opendir($MAPPA);</w:t>
+      </w:r>
+      <w:proofErr w:type="spellStart"/>
+      <w:r>
+        <w:t>$olvaso</w:t>
+      </w:r>
+      <w:proofErr w:type="spellEnd"/>
+      <w:r>
+        <w:t xml:space="preserve"> = </w:t>
+      </w:r>
+      <w:proofErr w:type="spellStart"/>
+      <w:r>
+        <w:t>opendir</w:t>
+      </w:r>
+      <w:proofErr w:type="spellEnd"/>
+      <w:r>
+        <w:t>($MAPPA);</w:t>
       </w:r>
       <w:r>
         <w:br/>
-        <w:t>while (($fajl = readdir($olvaso)) !== false)</w:t>
+      </w:r>
+      <w:proofErr w:type="spellStart"/>
+      <w:r>
+        <w:t>while</w:t>
+      </w:r>
+      <w:proofErr w:type="spellEnd"/>
+      <w:r>
+        <w:t xml:space="preserve"> ((</w:t>
+      </w:r>
+      <w:proofErr w:type="spellStart"/>
+      <w:r>
+        <w:t>$fajl</w:t>
+      </w:r>
+      <w:proofErr w:type="spellEnd"/>
+      <w:r>
+        <w:t xml:space="preserve"> = </w:t>
+      </w:r>
+      <w:proofErr w:type="spellStart"/>
+      <w:r>
+        <w:t>readdir</w:t>
+      </w:r>
+      <w:proofErr w:type="spellEnd"/>
+      <w:r>
+        <w:t>(</w:t>
+      </w:r>
+      <w:proofErr w:type="spellStart"/>
+      <w:r>
+        <w:t>$olvaso</w:t>
+      </w:r>
+      <w:proofErr w:type="spellEnd"/>
+      <w:r>
+        <w:t xml:space="preserve">)) !== </w:t>
+      </w:r>
+      <w:proofErr w:type="spellStart"/>
+      <w:r>
+        <w:t>false</w:t>
+      </w:r>
+      <w:proofErr w:type="spellEnd"/>
+      <w:r>
+        <w:t>)</w:t>
       </w:r>
       <w:r>
         <w:br/>
-        <w:t xml:space="preserve">    if (is_file($MAPPA.$fajl)) {</w:t>
+        <w:t xml:space="preserve">    </w:t>
+      </w:r>
+      <w:proofErr w:type="spellStart"/>
+      <w:r>
+        <w:t>if</w:t>
+      </w:r>
+      <w:proofErr w:type="spellEnd"/>
+      <w:r>
+        <w:t xml:space="preserve"> (is_file(</w:t>
+      </w:r>
+      <w:proofErr w:type="spellStart"/>
+      <w:r>
+        <w:t>$MAPPA.$fajl</w:t>
+      </w:r>
+      <w:proofErr w:type="spellEnd"/>
+      <w:r>
+        <w:t>)) {</w:t>
       </w:r>
       <w:r>
         <w:br/>
-        <w:t xml:space="preserve">        $vege = strtolower(substr($fajl, strlen($fajl)-4));</w:t>
+        <w:t xml:space="preserve">        </w:t>
+      </w:r>
+      <w:proofErr w:type="spellStart"/>
+      <w:r>
+        <w:t>$vege</w:t>
+      </w:r>
+      <w:proofErr w:type="spellEnd"/>
+      <w:r>
+        <w:t xml:space="preserve"> = </w:t>
+      </w:r>
+      <w:proofErr w:type="spellStart"/>
+      <w:r>
+        <w:t>strtolower</w:t>
+      </w:r>
+      <w:proofErr w:type="spellEnd"/>
+      <w:r>
+        <w:t>(</w:t>
+      </w:r>
+      <w:proofErr w:type="spellStart"/>
+      <w:r>
+        <w:t>substr</w:t>
+      </w:r>
+      <w:proofErr w:type="spellEnd"/>
+      <w:r>
+        <w:t>(</w:t>
+      </w:r>
+      <w:proofErr w:type="spellStart"/>
+      <w:r>
+        <w:t>$fajl</w:t>
+      </w:r>
+      <w:proofErr w:type="spellEnd"/>
+      <w:r>
+        <w:t xml:space="preserve">, </w:t>
+      </w:r>
+      <w:proofErr w:type="spellStart"/>
+      <w:r>
+        <w:t>strlen</w:t>
+      </w:r>
+      <w:proofErr w:type="spellEnd"/>
+      <w:r>
+        <w:t>(</w:t>
+      </w:r>
+      <w:proofErr w:type="spellStart"/>
+      <w:r>
+        <w:t>$fajl</w:t>
+      </w:r>
+      <w:proofErr w:type="spellEnd"/>
+      <w:r>
+        <w:t>)-4));</w:t>
       </w:r>
       <w:r>
         <w:br/>
-        <w:t xml:space="preserve">        if (in_array($vege, $TIPUSOK))</w:t>
+        <w:t xml:space="preserve">        </w:t>
+      </w:r>
+      <w:proofErr w:type="spellStart"/>
+      <w:r>
+        <w:t>if</w:t>
+      </w:r>
+      <w:proofErr w:type="spellEnd"/>
+      <w:r>
+        <w:t xml:space="preserve"> (</w:t>
+      </w:r>
+      <w:proofErr w:type="spellStart"/>
+      <w:r>
+        <w:t>in</w:t>
+      </w:r>
+      <w:proofErr w:type="spellEnd"/>
+      <w:r>
+        <w:t>_</w:t>
+      </w:r>
+      <w:proofErr w:type="spellStart"/>
+      <w:r>
+        <w:t>array</w:t>
+      </w:r>
+      <w:proofErr w:type="spellEnd"/>
+      <w:r>
+        <w:t>(</w:t>
+      </w:r>
+      <w:proofErr w:type="spellStart"/>
+      <w:r>
+        <w:t>$vege</w:t>
+      </w:r>
+      <w:proofErr w:type="spellEnd"/>
+      <w:r>
+        <w:t>, $TIPUSOK))</w:t>
       </w:r>
       <w:r>
         <w:br/>
-        <w:t xml:space="preserve">            $kepek[$fajl] = filemtime($MAPPA.$fajl);            </w:t>
+        <w:t xml:space="preserve">            </w:t>
+      </w:r>
+      <w:proofErr w:type="spellStart"/>
+      <w:r>
+        <w:t>$kepek</w:t>
+      </w:r>
+      <w:proofErr w:type="spellEnd"/>
+      <w:r>
+        <w:t>[</w:t>
+      </w:r>
+      <w:proofErr w:type="spellStart"/>
+      <w:r>
+        <w:t>$fajl</w:t>
+      </w:r>
+      <w:proofErr w:type="spellEnd"/>
+      <w:r>
+        <w:t xml:space="preserve">] = </w:t>
+      </w:r>
+      <w:proofErr w:type="spellStart"/>
+      <w:r>
+        <w:t>filemtime</w:t>
+      </w:r>
+      <w:proofErr w:type="spellEnd"/>
+      <w:r>
+        <w:t>(</w:t>
+      </w:r>
+      <w:proofErr w:type="spellStart"/>
+      <w:r>
+        <w:t>$MAPPA.$fajl</w:t>
+      </w:r>
+      <w:proofErr w:type="spellEnd"/>
+      <w:r>
+        <w:t xml:space="preserve">);            </w:t>
       </w:r>
       <w:r>
         <w:br/>
@@ -871,15 +2038,46 @@
       </w:r>
       <w:r>
         <w:br/>
-        <w:t>closedir($olvaso);</w:t>
+      </w:r>
+      <w:proofErr w:type="spellStart"/>
+      <w:r>
+        <w:t>closedir</w:t>
+      </w:r>
+      <w:proofErr w:type="spellEnd"/>
+      <w:r>
+        <w:t>(</w:t>
+      </w:r>
+      <w:proofErr w:type="spellStart"/>
+      <w:r>
+        <w:t>$olvaso</w:t>
+      </w:r>
+      <w:proofErr w:type="spellEnd"/>
+      <w:r>
+        <w:t>);</w:t>
       </w:r>
       <w:r>
         <w:br/>
       </w:r>
       <w:r>
         <w:br/>
-        <w:t>arsort($kepek);</w:t>
-      </w:r>
+      </w:r>
+      <w:proofErr w:type="spellStart"/>
+      <w:r>
+        <w:t>arsort</w:t>
+      </w:r>
+      <w:proofErr w:type="spellEnd"/>
+      <w:r>
+        <w:t>(</w:t>
+      </w:r>
+      <w:proofErr w:type="spellStart"/>
+      <w:r>
+        <w:t>$kepek</w:t>
+      </w:r>
+      <w:proofErr w:type="spellEnd"/>
+      <w:r>
+        <w:t>);</w:t>
+      </w:r>
+      <w:proofErr w:type="gramEnd"/>
     </w:p>
     <w:p>
       <w:r>
@@ -894,68 +2092,472 @@
       </w:r>
     </w:p>
     <w:p>
-      <w:r>
-        <w:t>if (isset($_POST['kuld'])) {</w:t>
+      <w:proofErr w:type="spellStart"/>
+      <w:proofErr w:type="gramStart"/>
+      <w:r>
+        <w:t>if</w:t>
+      </w:r>
+      <w:proofErr w:type="spellEnd"/>
+      <w:r>
+        <w:t xml:space="preserve"> (</w:t>
+      </w:r>
+      <w:proofErr w:type="spellStart"/>
+      <w:r>
+        <w:t>isset</w:t>
+      </w:r>
+      <w:proofErr w:type="spellEnd"/>
+      <w:r>
+        <w:t>($_POST['</w:t>
+      </w:r>
+      <w:proofErr w:type="spellStart"/>
+      <w:r>
+        <w:t>kuld</w:t>
+      </w:r>
+      <w:proofErr w:type="spellEnd"/>
+      <w:r>
+        <w:t>'])) {</w:t>
       </w:r>
       <w:r>
         <w:br/>
-        <w:t xml:space="preserve">    foreach($_FILES as $fajl) {</w:t>
+        <w:t xml:space="preserve">    </w:t>
+      </w:r>
+      <w:proofErr w:type="spellStart"/>
+      <w:r>
+        <w:t>foreach</w:t>
+      </w:r>
+      <w:proofErr w:type="spellEnd"/>
+      <w:r>
+        <w:t xml:space="preserve">($_FILES </w:t>
+      </w:r>
+      <w:proofErr w:type="spellStart"/>
+      <w:r>
+        <w:t>as</w:t>
+      </w:r>
+      <w:proofErr w:type="spellEnd"/>
+      <w:r>
+        <w:t xml:space="preserve"> </w:t>
+      </w:r>
+      <w:proofErr w:type="spellStart"/>
+      <w:r>
+        <w:t>$fajl</w:t>
+      </w:r>
+      <w:proofErr w:type="spellEnd"/>
+      <w:r>
+        <w:t>) {</w:t>
       </w:r>
       <w:r>
         <w:br/>
-        <w:t xml:space="preserve">        if ($fajl['error'] == 4);</w:t>
+        <w:t xml:space="preserve">        </w:t>
+      </w:r>
+      <w:proofErr w:type="spellStart"/>
+      <w:r>
+        <w:t>if</w:t>
+      </w:r>
+      <w:proofErr w:type="spellEnd"/>
+      <w:r>
+        <w:t xml:space="preserve"> (</w:t>
+      </w:r>
+      <w:proofErr w:type="spellStart"/>
+      <w:r>
+        <w:t>$fajl</w:t>
+      </w:r>
+      <w:proofErr w:type="spellEnd"/>
+      <w:r>
+        <w:t>['</w:t>
+      </w:r>
+      <w:proofErr w:type="spellStart"/>
+      <w:r>
+        <w:t>error</w:t>
+      </w:r>
+      <w:proofErr w:type="spellEnd"/>
+      <w:r>
+        <w:t>'] == 4);</w:t>
       </w:r>
       <w:r>
         <w:br/>
-        <w:t xml:space="preserve">        elseif (!in_array($fajl['type'], $MEDIATIPUSOK))</w:t>
+        <w:t xml:space="preserve">        </w:t>
+      </w:r>
+      <w:proofErr w:type="spellStart"/>
+      <w:r>
+        <w:t>elseif</w:t>
+      </w:r>
+      <w:proofErr w:type="spellEnd"/>
+      <w:r>
+        <w:t xml:space="preserve"> (!</w:t>
+      </w:r>
+      <w:proofErr w:type="spellStart"/>
+      <w:r>
+        <w:t>in</w:t>
+      </w:r>
+      <w:proofErr w:type="spellEnd"/>
+      <w:r>
+        <w:t>_</w:t>
+      </w:r>
+      <w:proofErr w:type="spellStart"/>
+      <w:r>
+        <w:t>array</w:t>
+      </w:r>
+      <w:proofErr w:type="spellEnd"/>
+      <w:r>
+        <w:t>(</w:t>
+      </w:r>
+      <w:proofErr w:type="spellStart"/>
+      <w:r>
+        <w:t>$fajl</w:t>
+      </w:r>
+      <w:proofErr w:type="spellEnd"/>
+      <w:r>
+        <w:t>['</w:t>
+      </w:r>
+      <w:proofErr w:type="spellStart"/>
+      <w:r>
+        <w:t>type</w:t>
+      </w:r>
+      <w:proofErr w:type="spellEnd"/>
+      <w:r>
+        <w:t>'], $MEDIATIPUSOK))</w:t>
       </w:r>
       <w:r>
         <w:br/>
-        <w:t xml:space="preserve">            $uzenet[] = " Nem megfelelő típus: " . $fajl['name'];</w:t>
+        <w:t xml:space="preserve">            </w:t>
+      </w:r>
+      <w:proofErr w:type="spellStart"/>
+      <w:r>
+        <w:t>$uzenet</w:t>
+      </w:r>
+      <w:proofErr w:type="spellEnd"/>
+      <w:r>
+        <w:t xml:space="preserve">[] = " Nem megfelelő típus: " . </w:t>
+      </w:r>
+      <w:proofErr w:type="spellStart"/>
+      <w:r>
+        <w:t>$fajl</w:t>
+      </w:r>
+      <w:proofErr w:type="spellEnd"/>
+      <w:r>
+        <w:t>['</w:t>
+      </w:r>
+      <w:proofErr w:type="spellStart"/>
+      <w:r>
+        <w:t>name</w:t>
+      </w:r>
+      <w:proofErr w:type="spellEnd"/>
+      <w:r>
+        <w:t>'];</w:t>
       </w:r>
       <w:r>
         <w:br/>
-        <w:t xml:space="preserve">        elseif ($fajl['error'] == 1</w:t>
+        <w:t xml:space="preserve">        </w:t>
+      </w:r>
+      <w:proofErr w:type="spellStart"/>
+      <w:r>
+        <w:t>elseif</w:t>
+      </w:r>
+      <w:proofErr w:type="spellEnd"/>
+      <w:r>
+        <w:t xml:space="preserve"> (</w:t>
+      </w:r>
+      <w:proofErr w:type="spellStart"/>
+      <w:r>
+        <w:t>$fajl</w:t>
+      </w:r>
+      <w:proofErr w:type="spellEnd"/>
+      <w:r>
+        <w:t>['</w:t>
+      </w:r>
+      <w:proofErr w:type="spellStart"/>
+      <w:r>
+        <w:t>error</w:t>
+      </w:r>
+      <w:proofErr w:type="spellEnd"/>
+      <w:r>
+        <w:t>'] == 1</w:t>
       </w:r>
       <w:r>
         <w:br/>
-        <w:t xml:space="preserve">                    or $fajl['error'] == 2</w:t>
+        <w:t xml:space="preserve">                    </w:t>
+      </w:r>
+      <w:proofErr w:type="spellStart"/>
+      <w:r>
+        <w:t>or</w:t>
+      </w:r>
+      <w:proofErr w:type="spellEnd"/>
+      <w:r>
+        <w:t xml:space="preserve"> </w:t>
+      </w:r>
+      <w:proofErr w:type="spellStart"/>
+      <w:r>
+        <w:t>$fajl</w:t>
+      </w:r>
+      <w:proofErr w:type="spellEnd"/>
+      <w:r>
+        <w:t>['</w:t>
+      </w:r>
+      <w:proofErr w:type="spellStart"/>
+      <w:r>
+        <w:t>error</w:t>
+      </w:r>
+      <w:proofErr w:type="spellEnd"/>
+      <w:r>
+        <w:t>'] == 2</w:t>
       </w:r>
       <w:r>
         <w:br/>
-        <w:t xml:space="preserve">                    or $fajl['size'] &gt; $MAXMERET) </w:t>
+        <w:t xml:space="preserve">                    </w:t>
+      </w:r>
+      <w:proofErr w:type="spellStart"/>
+      <w:r>
+        <w:t>or</w:t>
+      </w:r>
+      <w:proofErr w:type="spellEnd"/>
+      <w:r>
+        <w:t xml:space="preserve"> </w:t>
+      </w:r>
+      <w:proofErr w:type="spellStart"/>
+      <w:r>
+        <w:t>$fajl</w:t>
+      </w:r>
+      <w:proofErr w:type="spellEnd"/>
+      <w:r>
+        <w:t>['</w:t>
+      </w:r>
+      <w:proofErr w:type="spellStart"/>
+      <w:r>
+        <w:t>size</w:t>
+      </w:r>
+      <w:proofErr w:type="spellEnd"/>
+      <w:r>
+        <w:t xml:space="preserve">'] &gt; $MAXMERET) </w:t>
       </w:r>
       <w:r>
         <w:br/>
-        <w:t xml:space="preserve">            $uzenet[] = " Túl nagy állomány: " . $fajl['name'];</w:t>
+        <w:t xml:space="preserve">            </w:t>
+      </w:r>
+      <w:proofErr w:type="spellStart"/>
+      <w:r>
+        <w:t>$uzenet</w:t>
+      </w:r>
+      <w:proofErr w:type="spellEnd"/>
+      <w:r>
+        <w:t xml:space="preserve">[] = " Túl nagy állomány: " . </w:t>
+      </w:r>
+      <w:proofErr w:type="spellStart"/>
+      <w:r>
+        <w:t>$fajl</w:t>
+      </w:r>
+      <w:proofErr w:type="spellEnd"/>
+      <w:r>
+        <w:t>['</w:t>
+      </w:r>
+      <w:proofErr w:type="spellStart"/>
+      <w:r>
+        <w:t>name</w:t>
+      </w:r>
+      <w:proofErr w:type="spellEnd"/>
+      <w:r>
+        <w:t>'];</w:t>
       </w:r>
       <w:r>
         <w:br/>
-        <w:t xml:space="preserve">        else {</w:t>
+        <w:t xml:space="preserve">        </w:t>
+      </w:r>
+      <w:proofErr w:type="spellStart"/>
+      <w:r>
+        <w:t>else</w:t>
+      </w:r>
+      <w:proofErr w:type="spellEnd"/>
+      <w:r>
+        <w:t xml:space="preserve"> {</w:t>
       </w:r>
       <w:r>
         <w:br/>
-        <w:t xml:space="preserve">            $vegsohely = $MAPPA.strtolower($fajl['name']);</w:t>
+        <w:t xml:space="preserve">            </w:t>
+      </w:r>
+      <w:proofErr w:type="spellStart"/>
+      <w:r>
+        <w:t>$vegsohely</w:t>
+      </w:r>
+      <w:proofErr w:type="spellEnd"/>
+      <w:r>
+        <w:t xml:space="preserve"> = </w:t>
+      </w:r>
+      <w:proofErr w:type="spellStart"/>
+      <w:r>
+        <w:t>$MAPPA.strtolower</w:t>
+      </w:r>
+      <w:proofErr w:type="spellEnd"/>
+      <w:r>
+        <w:t>(</w:t>
+      </w:r>
+      <w:proofErr w:type="spellStart"/>
+      <w:r>
+        <w:t>$fajl</w:t>
+      </w:r>
+      <w:proofErr w:type="spellEnd"/>
+      <w:r>
+        <w:t>['</w:t>
+      </w:r>
+      <w:proofErr w:type="spellStart"/>
+      <w:r>
+        <w:t>name</w:t>
+      </w:r>
+      <w:proofErr w:type="spellEnd"/>
+      <w:r>
+        <w:t>']);</w:t>
       </w:r>
       <w:r>
         <w:br/>
-        <w:t xml:space="preserve">            if (file_exists($vegsohely))</w:t>
+        <w:t xml:space="preserve">            </w:t>
+      </w:r>
+      <w:proofErr w:type="spellStart"/>
+      <w:r>
+        <w:t>if</w:t>
+      </w:r>
+      <w:proofErr w:type="spellEnd"/>
+      <w:r>
+        <w:t xml:space="preserve"> (file_</w:t>
+      </w:r>
+      <w:proofErr w:type="spellStart"/>
+      <w:r>
+        <w:t>exists</w:t>
+      </w:r>
+      <w:proofErr w:type="spellEnd"/>
+      <w:r>
+        <w:t>(</w:t>
+      </w:r>
+      <w:proofErr w:type="spellStart"/>
+      <w:r>
+        <w:t>$vegsohely</w:t>
+      </w:r>
+      <w:proofErr w:type="spellEnd"/>
+      <w:r>
+        <w:t>))</w:t>
       </w:r>
       <w:r>
         <w:br/>
-        <w:t xml:space="preserve">                $uzenet[] = " Már létezik: " . $fajl['name'];</w:t>
-      </w:r>
+        <w:t xml:space="preserve">                </w:t>
+      </w:r>
+      <w:proofErr w:type="spellStart"/>
+      <w:r>
+        <w:t>$uzenet</w:t>
+      </w:r>
+      <w:proofErr w:type="spellEnd"/>
+      <w:r>
+        <w:t xml:space="preserve">[] = " Már létezik: " . </w:t>
+      </w:r>
+      <w:proofErr w:type="spellStart"/>
+      <w:r>
+        <w:t>$fajl</w:t>
+      </w:r>
+      <w:proofErr w:type="spellEnd"/>
+      <w:r>
+        <w:t>['</w:t>
+      </w:r>
+      <w:proofErr w:type="spellStart"/>
+      <w:r>
+        <w:t>name</w:t>
+      </w:r>
+      <w:proofErr w:type="spellEnd"/>
+      <w:r>
+        <w:t>'];</w:t>
+      </w:r>
+      <w:proofErr w:type="gramEnd"/>
       <w:r>
         <w:br/>
-        <w:t xml:space="preserve">            else {</w:t>
+        <w:t xml:space="preserve">            </w:t>
+      </w:r>
+      <w:proofErr w:type="spellStart"/>
+      <w:r>
+        <w:t>else</w:t>
+      </w:r>
+      <w:proofErr w:type="spellEnd"/>
+      <w:r>
+        <w:t xml:space="preserve"> {</w:t>
       </w:r>
       <w:r>
         <w:br/>
-        <w:t xml:space="preserve">                move_uploaded_file($fajl['tmp_name'], $vegsohely);</w:t>
+        <w:t xml:space="preserve">                </w:t>
+      </w:r>
+      <w:proofErr w:type="spellStart"/>
+      <w:r>
+        <w:t>move</w:t>
+      </w:r>
+      <w:proofErr w:type="spellEnd"/>
+      <w:r>
+        <w:t>_</w:t>
+      </w:r>
+      <w:proofErr w:type="spellStart"/>
+      <w:r>
+        <w:t>uploaded</w:t>
+      </w:r>
+      <w:proofErr w:type="spellEnd"/>
+      <w:r>
+        <w:t>_</w:t>
+      </w:r>
+      <w:proofErr w:type="gramStart"/>
+      <w:r>
+        <w:t>file(</w:t>
+      </w:r>
+      <w:proofErr w:type="spellStart"/>
+      <w:proofErr w:type="gramEnd"/>
+      <w:r>
+        <w:t>$fajl</w:t>
+      </w:r>
+      <w:proofErr w:type="spellEnd"/>
+      <w:r>
+        <w:t>['</w:t>
+      </w:r>
+      <w:proofErr w:type="spellStart"/>
+      <w:r>
+        <w:t>tmp</w:t>
+      </w:r>
+      <w:proofErr w:type="spellEnd"/>
+      <w:r>
+        <w:t>_</w:t>
+      </w:r>
+      <w:proofErr w:type="spellStart"/>
+      <w:r>
+        <w:t>name</w:t>
+      </w:r>
+      <w:proofErr w:type="spellEnd"/>
+      <w:r>
+        <w:t xml:space="preserve">'], </w:t>
+      </w:r>
+      <w:proofErr w:type="spellStart"/>
+      <w:r>
+        <w:t>$vegsohely</w:t>
+      </w:r>
+      <w:proofErr w:type="spellEnd"/>
+      <w:r>
+        <w:t>);</w:t>
       </w:r>
       <w:r>
         <w:br/>
-        <w:t xml:space="preserve">                $uzenet[] = ' Ok: ' . $fajl['name'];</w:t>
+        <w:t xml:space="preserve">                </w:t>
+      </w:r>
+      <w:proofErr w:type="spellStart"/>
+      <w:r>
+        <w:t>$uzenet</w:t>
+      </w:r>
+      <w:proofErr w:type="spellEnd"/>
+      <w:r>
+        <w:t xml:space="preserve">[] = ' Ok: ' . </w:t>
+      </w:r>
+      <w:proofErr w:type="spellStart"/>
+      <w:r>
+        <w:t>$fajl</w:t>
+      </w:r>
+      <w:proofErr w:type="spellEnd"/>
+      <w:r>
+        <w:t>['</w:t>
+      </w:r>
+      <w:proofErr w:type="spellStart"/>
+      <w:r>
+        <w:t>name</w:t>
+      </w:r>
+      <w:proofErr w:type="spellEnd"/>
+      <w:r>
+        <w:t>'];</w:t>
       </w:r>
       <w:r>
         <w:br/>
@@ -988,19 +2590,82 @@
         </w:numPr>
       </w:pPr>
       <w:r>
-        <w:t>A) includes/config.inc.php</w:t>
-      </w:r>
-      <w:r>
-        <w:t xml:space="preserve">: </w:t>
-      </w:r>
-      <w:r>
-        <w:t>A meglévő $oldalak tömbhöz add hozzá a Képek menüpontot.</w:t>
-      </w:r>
-      <w:r>
-        <w:t xml:space="preserve">: </w:t>
-      </w:r>
-      <w:r>
-        <w:t>'kepek' =&gt; array('fajl' =&gt; 'kepek', 'szoveg' =&gt; 'Képek')</w:t>
+        <w:t xml:space="preserve">A) </w:t>
+      </w:r>
+      <w:proofErr w:type="spellStart"/>
+      <w:r>
+        <w:t>includes</w:t>
+      </w:r>
+      <w:proofErr w:type="spellEnd"/>
+      <w:r>
+        <w:t>/</w:t>
+      </w:r>
+      <w:proofErr w:type="spellStart"/>
+      <w:r>
+        <w:t>config.inc.php</w:t>
+      </w:r>
+      <w:proofErr w:type="spellEnd"/>
+      <w:r>
+        <w:t xml:space="preserve">: A meglévő </w:t>
+      </w:r>
+      <w:proofErr w:type="spellStart"/>
+      <w:r>
+        <w:t>$oldalak</w:t>
+      </w:r>
+      <w:proofErr w:type="spellEnd"/>
+      <w:r>
+        <w:t xml:space="preserve"> tömbhöz add hozzá a Képek menüpontot</w:t>
+      </w:r>
+      <w:proofErr w:type="gramStart"/>
+      <w:r>
+        <w:t>.:</w:t>
+      </w:r>
+      <w:proofErr w:type="gramEnd"/>
+      <w:r>
+        <w:t xml:space="preserve"> </w:t>
+      </w:r>
+      <w:r>
+        <w:t>'</w:t>
+      </w:r>
+      <w:proofErr w:type="spellStart"/>
+      <w:r>
+        <w:t>kepek</w:t>
+      </w:r>
+      <w:proofErr w:type="spellEnd"/>
+      <w:r>
+        <w:t xml:space="preserve">' =&gt; </w:t>
+      </w:r>
+      <w:proofErr w:type="spellStart"/>
+      <w:r>
+        <w:t>array</w:t>
+      </w:r>
+      <w:proofErr w:type="spellEnd"/>
+      <w:r>
+        <w:t>('</w:t>
+      </w:r>
+      <w:proofErr w:type="spellStart"/>
+      <w:r>
+        <w:t>fajl</w:t>
+      </w:r>
+      <w:proofErr w:type="spellEnd"/>
+      <w:r>
+        <w:t>' =&gt; '</w:t>
+      </w:r>
+      <w:proofErr w:type="spellStart"/>
+      <w:r>
+        <w:t>kepek</w:t>
+      </w:r>
+      <w:proofErr w:type="spellEnd"/>
+      <w:r>
+        <w:t>', '</w:t>
+      </w:r>
+      <w:proofErr w:type="spellStart"/>
+      <w:r>
+        <w:t>szoveg</w:t>
+      </w:r>
+      <w:proofErr w:type="spellEnd"/>
+      <w:r>
+        <w:t>' =&gt; 'Képek')</w:t>
       </w:r>
     </w:p>
     <w:p>
@@ -1018,7 +2683,15 @@
         <w:t>pek mapp</w:t>
       </w:r>
       <w:r>
-        <w:t>a létrehozáa a gyökér mappában</w:t>
+        <w:t xml:space="preserve">a </w:t>
+      </w:r>
+      <w:proofErr w:type="spellStart"/>
+      <w:r>
+        <w:t>létrehozáa</w:t>
+      </w:r>
+      <w:proofErr w:type="spellEnd"/>
+      <w:r>
+        <w:t xml:space="preserve"> a gyökér mappában</w:t>
       </w:r>
     </w:p>
     <w:p>
@@ -1030,7 +2703,31 @@
         </w:numPr>
       </w:pPr>
       <w:r>
-        <w:t>Készítsd el a templates/pages/kepek.tpl.php fájl</w:t>
+        <w:t xml:space="preserve">Készítsd el a </w:t>
+      </w:r>
+      <w:proofErr w:type="spellStart"/>
+      <w:r>
+        <w:t>templates</w:t>
+      </w:r>
+      <w:proofErr w:type="spellEnd"/>
+      <w:r>
+        <w:t>/</w:t>
+      </w:r>
+      <w:proofErr w:type="spellStart"/>
+      <w:r>
+        <w:t>pages</w:t>
+      </w:r>
+      <w:proofErr w:type="spellEnd"/>
+      <w:r>
+        <w:t>/</w:t>
+      </w:r>
+      <w:proofErr w:type="spellStart"/>
+      <w:r>
+        <w:t>kepek.tpl.php</w:t>
+      </w:r>
+      <w:proofErr w:type="spellEnd"/>
+      <w:r>
+        <w:t xml:space="preserve"> fájl</w:t>
       </w:r>
     </w:p>
     <w:p>
@@ -1045,8 +2742,29 @@
         <w:t xml:space="preserve">Kód: </w:t>
       </w:r>
       <w:r>
-        <w:t> &lt;!-- Forrás: Megoldasok\11-PHP - képek, galéria, képfeltöltés-Web-alkalmazások biztonsága\Képek, galéria, képfeltöltés - config.inc</w:t>
-      </w:r>
+        <w:t xml:space="preserve"> &lt;!-- Forrás: </w:t>
+      </w:r>
+      <w:proofErr w:type="spellStart"/>
+      <w:r>
+        <w:t>Megoldasok</w:t>
+      </w:r>
+      <w:proofErr w:type="spellEnd"/>
+      <w:r>
+        <w:t xml:space="preserve">\11-PHP - képek, galéria, </w:t>
+      </w:r>
+      <w:proofErr w:type="spellStart"/>
+      <w:r>
+        <w:t>képfeltöltés-Web-alkalmazások</w:t>
+      </w:r>
+      <w:proofErr w:type="spellEnd"/>
+      <w:r>
+        <w:t xml:space="preserve"> biztonsága\Képek, galéria, képfeltöltés - </w:t>
+      </w:r>
+      <w:proofErr w:type="spellStart"/>
+      <w:r>
+        <w:t>config.inc</w:t>
+      </w:r>
+      <w:proofErr w:type="spellEnd"/>
     </w:p>
     <w:p>
       <w:r>
@@ -1060,6 +2778,10 @@
     </w:p>
     <w:p>
       <w:r>
+        <w:rPr>
+          <w:noProof/>
+          <w:lang w:eastAsia="hu-HU"/>
+        </w:rPr>
         <w:lastRenderedPageBreak/>
         <w:drawing>
           <wp:inline distT="0" distB="0" distL="0" distR="0" wp14:anchorId="3906C069" wp14:editId="4A914C87">
@@ -1109,7 +2831,15 @@
     </w:p>
     <w:p>
       <w:r>
-        <w:t>Nem jelent meg az oldalon a képek, mivel véletlenül „Képek” elnevezést adtam a mappának kepek elnevezés helyett, így helyreállt a rend.</w:t>
+        <w:t xml:space="preserve">Nem jelent meg az oldalon a képek, mivel véletlenül „Képek” elnevezést adtam a mappának </w:t>
+      </w:r>
+      <w:proofErr w:type="spellStart"/>
+      <w:r>
+        <w:t>kepek</w:t>
+      </w:r>
+      <w:proofErr w:type="spellEnd"/>
+      <w:r>
+        <w:t xml:space="preserve"> elnevezés helyett, így helyreállt a rend.</w:t>
       </w:r>
     </w:p>
     <w:p>
@@ -1119,6 +2849,10 @@
     </w:p>
     <w:p>
       <w:r>
+        <w:rPr>
+          <w:noProof/>
+          <w:lang w:eastAsia="hu-HU"/>
+        </w:rPr>
         <w:drawing>
           <wp:inline distT="0" distB="0" distL="0" distR="0" wp14:anchorId="3FF15381" wp14:editId="4176EB7C">
             <wp:extent cx="5760720" cy="2594610"/>
@@ -1163,6 +2897,10 @@
     </w:p>
     <w:p>
       <w:r>
+        <w:rPr>
+          <w:noProof/>
+          <w:lang w:eastAsia="hu-HU"/>
+        </w:rPr>
         <w:lastRenderedPageBreak/>
         <w:drawing>
           <wp:inline distT="0" distB="0" distL="0" distR="0" wp14:anchorId="1ABB68B5" wp14:editId="4AEEC2A2">
@@ -1344,12 +3082,40 @@
         <w:rPr>
           <w:rFonts w:ascii="Times New Roman" w:hAnsi="Times New Roman" w:cs="Times New Roman"/>
         </w:rPr>
-        <w:t>Készítsen egy CRUD (Create, Read, Update, Delete) alkalmazást útvonalakkal</w:t>
-      </w:r>
+        <w:t>Készítsen egy CRUD (</w:t>
+      </w:r>
+      <w:proofErr w:type="spellStart"/>
       <w:r>
         <w:rPr>
           <w:rFonts w:ascii="Times New Roman" w:hAnsi="Times New Roman" w:cs="Times New Roman"/>
         </w:rPr>
+        <w:t>Create</w:t>
+      </w:r>
+      <w:proofErr w:type="spellEnd"/>
+      <w:r>
+        <w:rPr>
+          <w:rFonts w:ascii="Times New Roman" w:hAnsi="Times New Roman" w:cs="Times New Roman"/>
+        </w:rPr>
+        <w:t xml:space="preserve">, Read, Update, </w:t>
+      </w:r>
+      <w:proofErr w:type="spellStart"/>
+      <w:r>
+        <w:rPr>
+          <w:rFonts w:ascii="Times New Roman" w:hAnsi="Times New Roman" w:cs="Times New Roman"/>
+        </w:rPr>
+        <w:t>Delete</w:t>
+      </w:r>
+      <w:proofErr w:type="spellEnd"/>
+      <w:r>
+        <w:rPr>
+          <w:rFonts w:ascii="Times New Roman" w:hAnsi="Times New Roman" w:cs="Times New Roman"/>
+        </w:rPr>
+        <w:t>) alkalmazást útvonalakkal</w:t>
+      </w:r>
+      <w:r>
+        <w:rPr>
+          <w:rFonts w:ascii="Times New Roman" w:hAnsi="Times New Roman" w:cs="Times New Roman"/>
+        </w:rPr>
         <w:t xml:space="preserve"> valamelyik táblához</w:t>
       </w:r>
       <w:r>
@@ -1377,6 +3143,7 @@
       <w:r>
         <w:rPr>
           <w:noProof/>
+          <w:lang w:eastAsia="hu-HU"/>
         </w:rPr>
         <w:drawing>
           <wp:inline distT="0" distB="0" distL="0" distR="0" wp14:anchorId="2081F0B4" wp14:editId="5F6D64BB">
@@ -1419,14 +3186,42 @@
     </w:p>
     <w:p>
       <w:r>
-        <w:t xml:space="preserve">A CRUD feladathoz </w:t>
-      </w:r>
-      <w:r>
-        <w:rPr>
-          <w:b/>
-          <w:bCs/>
-        </w:rPr>
-        <w:t xml:space="preserve"> a pilota tábla a legjobb választás</w:t>
+        <w:t xml:space="preserve">A CRUD </w:t>
+      </w:r>
+      <w:proofErr w:type="gramStart"/>
+      <w:r>
+        <w:t xml:space="preserve">feladathoz </w:t>
+      </w:r>
+      <w:r>
+        <w:rPr>
+          <w:b/>
+          <w:bCs/>
+        </w:rPr>
+        <w:t xml:space="preserve"> a</w:t>
+      </w:r>
+      <w:proofErr w:type="gramEnd"/>
+      <w:r>
+        <w:rPr>
+          <w:b/>
+          <w:bCs/>
+        </w:rPr>
+        <w:t xml:space="preserve"> </w:t>
+      </w:r>
+      <w:proofErr w:type="spellStart"/>
+      <w:r>
+        <w:rPr>
+          <w:b/>
+          <w:bCs/>
+        </w:rPr>
+        <w:t>pilota</w:t>
+      </w:r>
+      <w:proofErr w:type="spellEnd"/>
+      <w:r>
+        <w:rPr>
+          <w:b/>
+          <w:bCs/>
+        </w:rPr>
+        <w:t xml:space="preserve"> tábla a legjobb választás</w:t>
       </w:r>
       <w:r>
         <w:t>. Ennek az oka, hogy:</w:t>
@@ -1485,7 +3280,15 @@
         </w:numPr>
       </w:pPr>
       <w:r>
-        <w:t xml:space="preserve">a tanári mintában szereplő users tábla helyére nagyon egyszerűen behelyettesíthető. A feltöltött CRUD minta is pontosan ilyen egyszerű, egytáblás szerkezetre épül. </w:t>
+        <w:t xml:space="preserve">a tanári mintában szereplő </w:t>
+      </w:r>
+      <w:proofErr w:type="spellStart"/>
+      <w:r>
+        <w:t>users</w:t>
+      </w:r>
+      <w:proofErr w:type="spellEnd"/>
+      <w:r>
+        <w:t xml:space="preserve"> tábla helyére nagyon egyszerűen behelyettesíthető. A feltöltött CRUD minta is pontosan ilyen egyszerű, egytáblás szerkezetre épül. </w:t>
       </w:r>
     </w:p>
     <w:p>
@@ -1532,15 +3335,55 @@
           <w:b/>
           <w:bCs/>
         </w:rPr>
-        <w:t>7a – PHP front-controller tervezési minta, 2. megoldás</w:t>
-      </w:r>
-      <w:r>
-        <w:t xml:space="preserve"> adja, tehát a CRUD-ot nem külön, elszigetelt mini projektként fogjuk kezelni, hanem a meglévő front controlleres beadandóba fogjuk beilleszteni. Ezt a kiírás külön is előírja. </w:t>
-      </w:r>
-    </w:p>
-    <w:p>
-      <w:r>
-        <w:t xml:space="preserve">A CRUD-hoz magából a PDF-ből a </w:t>
+        <w:t xml:space="preserve">7a – PHP </w:t>
+      </w:r>
+      <w:proofErr w:type="spellStart"/>
+      <w:r>
+        <w:rPr>
+          <w:b/>
+          <w:bCs/>
+        </w:rPr>
+        <w:t>front-controller</w:t>
+      </w:r>
+      <w:proofErr w:type="spellEnd"/>
+      <w:r>
+        <w:rPr>
+          <w:b/>
+          <w:bCs/>
+        </w:rPr>
+        <w:t xml:space="preserve"> tervezési minta, 2. megoldás</w:t>
+      </w:r>
+      <w:r>
+        <w:t xml:space="preserve"> adja, tehát a </w:t>
+      </w:r>
+      <w:proofErr w:type="spellStart"/>
+      <w:r>
+        <w:t>CRUD-ot</w:t>
+      </w:r>
+      <w:proofErr w:type="spellEnd"/>
+      <w:r>
+        <w:t xml:space="preserve"> nem külön, elszigetelt mini projektként fogjuk kezelni, hanem a meglévő front </w:t>
+      </w:r>
+      <w:proofErr w:type="spellStart"/>
+      <w:r>
+        <w:t>controlleres</w:t>
+      </w:r>
+      <w:proofErr w:type="spellEnd"/>
+      <w:r>
+        <w:t xml:space="preserve"> beadandóba fogjuk beilleszteni. Ezt a kiírás külön is előírja. </w:t>
+      </w:r>
+    </w:p>
+    <w:p>
+      <w:r>
+        <w:t xml:space="preserve">A </w:t>
+      </w:r>
+      <w:proofErr w:type="spellStart"/>
+      <w:r>
+        <w:t>CRUD-hoz</w:t>
+      </w:r>
+      <w:proofErr w:type="spellEnd"/>
+      <w:r>
+        <w:t xml:space="preserve"> magából a PDF-ből a </w:t>
       </w:r>
       <w:r>
         <w:rPr>
@@ -1561,7 +3404,15 @@
         </w:numPr>
       </w:pPr>
       <w:r>
-        <w:t xml:space="preserve">az adatbázis minta (users tábla), </w:t>
+        <w:t>az adatbázis minta (</w:t>
+      </w:r>
+      <w:proofErr w:type="spellStart"/>
+      <w:r>
+        <w:t>users</w:t>
+      </w:r>
+      <w:proofErr w:type="spellEnd"/>
+      <w:r>
+        <w:t xml:space="preserve"> tábla), </w:t>
       </w:r>
     </w:p>
     <w:p>
@@ -1583,7 +3434,15 @@
         </w:numPr>
       </w:pPr>
       <w:r>
-        <w:t xml:space="preserve">a controller.php-s irányítás, </w:t>
+        <w:t xml:space="preserve">a </w:t>
+      </w:r>
+      <w:proofErr w:type="spellStart"/>
+      <w:r>
+        <w:t>controller.php-s</w:t>
+      </w:r>
+      <w:proofErr w:type="spellEnd"/>
+      <w:r>
+        <w:t xml:space="preserve"> irányítás, </w:t>
       </w:r>
     </w:p>
     <w:p>
@@ -1594,7 +3453,39 @@
         </w:numPr>
       </w:pPr>
       <w:r>
-        <w:t xml:space="preserve">a main.php, createuser.php, edituser.php, deleteuser.php felépítése. </w:t>
+        <w:t xml:space="preserve">a </w:t>
+      </w:r>
+      <w:proofErr w:type="spellStart"/>
+      <w:r>
+        <w:t>main.php</w:t>
+      </w:r>
+      <w:proofErr w:type="spellEnd"/>
+      <w:r>
+        <w:t xml:space="preserve">, </w:t>
+      </w:r>
+      <w:proofErr w:type="spellStart"/>
+      <w:r>
+        <w:t>createuser.php</w:t>
+      </w:r>
+      <w:proofErr w:type="spellEnd"/>
+      <w:r>
+        <w:t xml:space="preserve">, </w:t>
+      </w:r>
+      <w:proofErr w:type="spellStart"/>
+      <w:r>
+        <w:t>edituser.php</w:t>
+      </w:r>
+      <w:proofErr w:type="spellEnd"/>
+      <w:r>
+        <w:t xml:space="preserve">, </w:t>
+      </w:r>
+      <w:proofErr w:type="spellStart"/>
+      <w:r>
+        <w:t>deleteuser.php</w:t>
+      </w:r>
+      <w:proofErr w:type="spellEnd"/>
+      <w:r>
+        <w:t xml:space="preserve"> felépítése. </w:t>
       </w:r>
     </w:p>
     <w:p>
@@ -1609,6 +3500,7 @@
           <w:numId w:val="6"/>
         </w:numPr>
       </w:pPr>
+      <w:proofErr w:type="spellStart"/>
       <w:r>
         <w:rPr>
           <w:b/>
@@ -1616,6 +3508,7 @@
         </w:rPr>
         <w:t>createuser.php</w:t>
       </w:r>
+      <w:proofErr w:type="spellEnd"/>
       <w:r>
         <w:t xml:space="preserve"> az új rekord felviteléhez, </w:t>
       </w:r>
@@ -1627,6 +3520,7 @@
           <w:numId w:val="6"/>
         </w:numPr>
       </w:pPr>
+      <w:proofErr w:type="spellStart"/>
       <w:r>
         <w:rPr>
           <w:b/>
@@ -1634,6 +3528,7 @@
         </w:rPr>
         <w:t>edituser.php</w:t>
       </w:r>
+      <w:proofErr w:type="spellEnd"/>
       <w:r>
         <w:t xml:space="preserve"> a módosításhoz, </w:t>
       </w:r>
@@ -1645,6 +3540,7 @@
           <w:numId w:val="6"/>
         </w:numPr>
       </w:pPr>
+      <w:proofErr w:type="spellStart"/>
       <w:r>
         <w:rPr>
           <w:b/>
@@ -1652,6 +3548,7 @@
         </w:rPr>
         <w:t>deleteuser.php</w:t>
       </w:r>
+      <w:proofErr w:type="spellEnd"/>
       <w:r>
         <w:t xml:space="preserve"> a törléshez, </w:t>
       </w:r>
@@ -1668,10 +3565,27 @@
           <w:b/>
           <w:bCs/>
         </w:rPr>
-        <w:t>db_connect.php</w:t>
-      </w:r>
-      <w:r>
-        <w:t xml:space="preserve"> az adatbáziskapcsolathoz. </w:t>
+        <w:t>db_</w:t>
+      </w:r>
+      <w:proofErr w:type="spellStart"/>
+      <w:r>
+        <w:rPr>
+          <w:b/>
+          <w:bCs/>
+        </w:rPr>
+        <w:t>connect.php</w:t>
+      </w:r>
+      <w:proofErr w:type="spellEnd"/>
+      <w:r>
+        <w:t xml:space="preserve"> az </w:t>
+      </w:r>
+      <w:proofErr w:type="spellStart"/>
+      <w:r>
+        <w:t>adatbáziskapcsolathoz</w:t>
+      </w:r>
+      <w:proofErr w:type="spellEnd"/>
+      <w:r>
+        <w:t xml:space="preserve">. </w:t>
       </w:r>
     </w:p>
     <w:p>
@@ -1683,26 +3597,186 @@
           <w:b/>
           <w:bCs/>
         </w:rPr>
-        <w:t>2 – Bootstrap formázással</w:t>
-      </w:r>
-      <w:r>
-        <w:t xml:space="preserve"> részét is megadja, ezért a táblázat és a gombok megjelenítésénél ezt a vonalat fogom követni, hogy hasonlítson a mintára. A PDF tartalomjegyzéke is jelzi, hogy a CRUD-hoz van Bootstrap-es változat. </w:t>
-      </w:r>
-    </w:p>
-    <w:p>
-      <w:r>
-        <w:t xml:space="preserve">Ráadásul te már fel is töltötted ennek a CRUD mintának a fájljait. A feltöltött controller.php pontosan ugyanazt az útvonalkezelős logikát használja, mint a PDF-minta: üres route esetén main.php, külön route esetén createuser, edituser, deleteuser. </w:t>
-      </w:r>
-    </w:p>
-    <w:p>
-      <w:r>
-        <w:t xml:space="preserve">A feltöltött main.php már a Bootstrap-es táblázatos listaoldalt mutatja Add User, Edit, Delete gombokkal, tehát ez gyakorlatilag a PDF CRUD minta Bootstrap-es változata. </w:t>
+        <w:t xml:space="preserve">2 – </w:t>
+      </w:r>
+      <w:proofErr w:type="spellStart"/>
+      <w:r>
+        <w:rPr>
+          <w:b/>
+          <w:bCs/>
+        </w:rPr>
+        <w:t>Bootstrap</w:t>
+      </w:r>
+      <w:proofErr w:type="spellEnd"/>
+      <w:r>
+        <w:rPr>
+          <w:b/>
+          <w:bCs/>
+        </w:rPr>
+        <w:t xml:space="preserve"> formázással</w:t>
+      </w:r>
+      <w:r>
+        <w:t xml:space="preserve"> részét is megadja, ezért a táblázat és a gombok megjelenítésénél ezt a vonalat fogom követni, hogy hasonlítson a mintára. A PDF tartalomjegyzéke is jelzi, hogy a </w:t>
+      </w:r>
+      <w:proofErr w:type="spellStart"/>
+      <w:r>
+        <w:t>CRUD-hoz</w:t>
+      </w:r>
+      <w:proofErr w:type="spellEnd"/>
+      <w:r>
+        <w:t xml:space="preserve"> van </w:t>
+      </w:r>
+      <w:proofErr w:type="spellStart"/>
+      <w:r>
+        <w:t>Bootstrap-es</w:t>
+      </w:r>
+      <w:proofErr w:type="spellEnd"/>
+      <w:r>
+        <w:t xml:space="preserve"> változat. </w:t>
+      </w:r>
+    </w:p>
+    <w:p>
+      <w:r>
+        <w:t xml:space="preserve">Ráadásul te már fel is töltötted ennek a CRUD mintának a fájljait. A feltöltött </w:t>
+      </w:r>
+      <w:proofErr w:type="spellStart"/>
+      <w:r>
+        <w:t>controller.php</w:t>
+      </w:r>
+      <w:proofErr w:type="spellEnd"/>
+      <w:r>
+        <w:t xml:space="preserve"> pontosan ugyanazt az útvonalkezelős logikát használja, mint a PDF-minta: üres </w:t>
+      </w:r>
+      <w:proofErr w:type="spellStart"/>
+      <w:r>
+        <w:t>route</w:t>
+      </w:r>
+      <w:proofErr w:type="spellEnd"/>
+      <w:r>
+        <w:t xml:space="preserve"> esetén </w:t>
+      </w:r>
+      <w:proofErr w:type="spellStart"/>
+      <w:r>
+        <w:t>main.php</w:t>
+      </w:r>
+      <w:proofErr w:type="spellEnd"/>
+      <w:r>
+        <w:t xml:space="preserve">, külön </w:t>
+      </w:r>
+      <w:proofErr w:type="spellStart"/>
+      <w:r>
+        <w:t>route</w:t>
+      </w:r>
+      <w:proofErr w:type="spellEnd"/>
+      <w:r>
+        <w:t xml:space="preserve"> esetén </w:t>
+      </w:r>
+      <w:proofErr w:type="spellStart"/>
+      <w:r>
+        <w:t>createuser</w:t>
+      </w:r>
+      <w:proofErr w:type="spellEnd"/>
+      <w:r>
+        <w:t xml:space="preserve">, </w:t>
+      </w:r>
+      <w:proofErr w:type="spellStart"/>
+      <w:r>
+        <w:t>edituser</w:t>
+      </w:r>
+      <w:proofErr w:type="spellEnd"/>
+      <w:r>
+        <w:t xml:space="preserve">, </w:t>
+      </w:r>
+      <w:proofErr w:type="spellStart"/>
+      <w:r>
+        <w:t>deleteuser</w:t>
+      </w:r>
+      <w:proofErr w:type="spellEnd"/>
+      <w:r>
+        <w:t xml:space="preserve">. </w:t>
+      </w:r>
+    </w:p>
+    <w:p>
+      <w:r>
+        <w:t xml:space="preserve">A feltöltött </w:t>
+      </w:r>
+      <w:proofErr w:type="spellStart"/>
+      <w:r>
+        <w:t>main.php</w:t>
+      </w:r>
+      <w:proofErr w:type="spellEnd"/>
+      <w:r>
+        <w:t xml:space="preserve"> már a </w:t>
+      </w:r>
+      <w:proofErr w:type="spellStart"/>
+      <w:r>
+        <w:t>Bootstrap-es</w:t>
+      </w:r>
+      <w:proofErr w:type="spellEnd"/>
+      <w:r>
+        <w:t xml:space="preserve"> táblázatos listaoldalt </w:t>
+      </w:r>
+      <w:proofErr w:type="gramStart"/>
+      <w:r>
+        <w:t>mutatja</w:t>
+      </w:r>
+      <w:proofErr w:type="gramEnd"/>
+      <w:r>
+        <w:t xml:space="preserve"> Add User, Edit, </w:t>
+      </w:r>
+      <w:proofErr w:type="spellStart"/>
+      <w:r>
+        <w:t>Delete</w:t>
+      </w:r>
+      <w:proofErr w:type="spellEnd"/>
+      <w:r>
+        <w:t xml:space="preserve"> gombokkal, tehát ez gyakorlatilag a PDF CRUD minta </w:t>
+      </w:r>
+      <w:proofErr w:type="spellStart"/>
+      <w:r>
+        <w:t>Bootstrap-es</w:t>
+      </w:r>
+      <w:proofErr w:type="spellEnd"/>
+      <w:r>
+        <w:t xml:space="preserve"> változata. </w:t>
       </w:r>
     </w:p>
     <w:p>
       <w:r>
         <w:lastRenderedPageBreak/>
-        <w:t xml:space="preserve">A feltöltött edituser.php, deleteuser.php és db_connect.php is ugyanennek a mintának megfelelően PDO-val dolgozik, és ez jó alap lesz arra, hogy ne nulláról kezdjük, hanem a beadandód szerkezetéhez igazítsuk. </w:t>
+        <w:t xml:space="preserve">A feltöltött </w:t>
+      </w:r>
+      <w:proofErr w:type="spellStart"/>
+      <w:r>
+        <w:t>edituser.php</w:t>
+      </w:r>
+      <w:proofErr w:type="spellEnd"/>
+      <w:r>
+        <w:t xml:space="preserve">, </w:t>
+      </w:r>
+      <w:proofErr w:type="spellStart"/>
+      <w:r>
+        <w:t>deleteuser.php</w:t>
+      </w:r>
+      <w:proofErr w:type="spellEnd"/>
+      <w:r>
+        <w:t xml:space="preserve"> és db_</w:t>
+      </w:r>
+      <w:proofErr w:type="spellStart"/>
+      <w:r>
+        <w:t>connect.php</w:t>
+      </w:r>
+      <w:proofErr w:type="spellEnd"/>
+      <w:r>
+        <w:t xml:space="preserve"> is ugyanennek a mintának megfelelően </w:t>
+      </w:r>
+      <w:proofErr w:type="spellStart"/>
+      <w:r>
+        <w:t>PDO-val</w:t>
+      </w:r>
+      <w:proofErr w:type="spellEnd"/>
+      <w:r>
+        <w:t xml:space="preserve"> dolgozik, és ez jó alap lesz arra, hogy ne nulláról kezdjük, hanem a beadandód szerkezetéhez igazítsuk. </w:t>
       </w:r>
     </w:p>
     <w:p>
@@ -1730,7 +3804,23 @@
           <w:b/>
           <w:bCs/>
         </w:rPr>
-        <w:t>7a front-controller 2. megoldás</w:t>
+        <w:t xml:space="preserve">7a </w:t>
+      </w:r>
+      <w:proofErr w:type="spellStart"/>
+      <w:r>
+        <w:rPr>
+          <w:b/>
+          <w:bCs/>
+        </w:rPr>
+        <w:t>front-controller</w:t>
+      </w:r>
+      <w:proofErr w:type="spellEnd"/>
+      <w:r>
+        <w:rPr>
+          <w:b/>
+          <w:bCs/>
+        </w:rPr>
+        <w:t xml:space="preserve"> 2. megoldás</w:t>
       </w:r>
       <w:r>
         <w:t xml:space="preserve"> a beadandó jelenlegi szerkezetéhez, </w:t>
@@ -1781,7 +3871,55 @@
         <w:t>átnevezni és átírni</w:t>
       </w:r>
       <w:r>
-        <w:t xml:space="preserve"> úgy, hogy a users helyett a pilota táblát kezelje. A pilota mezői: az, nev, nem, szuldat, nemzet. </w:t>
+        <w:t xml:space="preserve"> úgy, hogy </w:t>
+      </w:r>
+      <w:proofErr w:type="gramStart"/>
+      <w:r>
+        <w:t>a</w:t>
+      </w:r>
+      <w:proofErr w:type="gramEnd"/>
+      <w:r>
+        <w:t xml:space="preserve"> </w:t>
+      </w:r>
+      <w:proofErr w:type="spellStart"/>
+      <w:r>
+        <w:t>users</w:t>
+      </w:r>
+      <w:proofErr w:type="spellEnd"/>
+      <w:r>
+        <w:t xml:space="preserve"> helyett a </w:t>
+      </w:r>
+      <w:proofErr w:type="spellStart"/>
+      <w:r>
+        <w:t>pilota</w:t>
+      </w:r>
+      <w:proofErr w:type="spellEnd"/>
+      <w:r>
+        <w:t xml:space="preserve"> táblát kezelje. A </w:t>
+      </w:r>
+      <w:proofErr w:type="spellStart"/>
+      <w:r>
+        <w:t>pilota</w:t>
+      </w:r>
+      <w:proofErr w:type="spellEnd"/>
+      <w:r>
+        <w:t xml:space="preserve"> mezői: az, </w:t>
+      </w:r>
+      <w:proofErr w:type="spellStart"/>
+      <w:r>
+        <w:t>nev</w:t>
+      </w:r>
+      <w:proofErr w:type="spellEnd"/>
+      <w:r>
+        <w:t xml:space="preserve">, nem, </w:t>
+      </w:r>
+      <w:proofErr w:type="spellStart"/>
+      <w:r>
+        <w:t>szuldat</w:t>
+      </w:r>
+      <w:proofErr w:type="spellEnd"/>
+      <w:r>
+        <w:t xml:space="preserve">, nemzet. </w:t>
       </w:r>
     </w:p>
     <w:p>
@@ -1797,7 +3935,15 @@
         </w:numPr>
       </w:pPr>
       <w:r>
-        <w:t xml:space="preserve">db_connect.php az adatbázis-kapcsolathoz, </w:t>
+        <w:t>db_</w:t>
+      </w:r>
+      <w:proofErr w:type="spellStart"/>
+      <w:r>
+        <w:t>connect.php</w:t>
+      </w:r>
+      <w:proofErr w:type="spellEnd"/>
+      <w:r>
+        <w:t xml:space="preserve"> az adatbázis-kapcsolathoz, </w:t>
       </w:r>
     </w:p>
     <w:p>
@@ -1807,8 +3953,13 @@
           <w:numId w:val="9"/>
         </w:numPr>
       </w:pPr>
-      <w:r>
-        <w:t xml:space="preserve">createuser.php az új rekord felviteléhez, </w:t>
+      <w:proofErr w:type="spellStart"/>
+      <w:r>
+        <w:t>createuser.php</w:t>
+      </w:r>
+      <w:proofErr w:type="spellEnd"/>
+      <w:r>
+        <w:t xml:space="preserve"> az új rekord felviteléhez, </w:t>
       </w:r>
     </w:p>
     <w:p>
@@ -1818,8 +3969,13 @@
           <w:numId w:val="9"/>
         </w:numPr>
       </w:pPr>
-      <w:r>
-        <w:t xml:space="preserve">edituser.php a módosításhoz, </w:t>
+      <w:proofErr w:type="spellStart"/>
+      <w:r>
+        <w:t>edituser.php</w:t>
+      </w:r>
+      <w:proofErr w:type="spellEnd"/>
+      <w:r>
+        <w:t xml:space="preserve"> a módosításhoz, </w:t>
       </w:r>
     </w:p>
     <w:p>
@@ -1829,8 +3985,13 @@
           <w:numId w:val="9"/>
         </w:numPr>
       </w:pPr>
-      <w:r>
-        <w:t xml:space="preserve">deleteuser.php a törléshez. A feltöltött CRUD minta pontosan ilyen szerkezetben van meg. </w:t>
+      <w:proofErr w:type="spellStart"/>
+      <w:r>
+        <w:t>deleteuser.php</w:t>
+      </w:r>
+      <w:proofErr w:type="spellEnd"/>
+      <w:r>
+        <w:t xml:space="preserve"> a törléshez. A feltöltött CRUD minta pontosan ilyen szerkezetben van meg. </w:t>
       </w:r>
     </w:p>
     <w:p>
@@ -1849,19 +4010,45 @@
       </w:r>
     </w:p>
     <w:p>
-      <w:r>
-        <w:t>includes/db_connect.php</w:t>
-      </w:r>
-    </w:p>
-    <w:p>
-      <w:r>
-        <w:t>Ide majd a crud/db_connect.php mintáját fogjuk átírni.</w:t>
+      <w:proofErr w:type="spellStart"/>
+      <w:r>
+        <w:t>includes</w:t>
+      </w:r>
+      <w:proofErr w:type="spellEnd"/>
+      <w:r>
+        <w:t>/db_</w:t>
+      </w:r>
+      <w:proofErr w:type="spellStart"/>
+      <w:r>
+        <w:t>connect.php</w:t>
+      </w:r>
+      <w:proofErr w:type="spellEnd"/>
+    </w:p>
+    <w:p>
+      <w:r>
+        <w:t xml:space="preserve">Ide majd a </w:t>
+      </w:r>
+      <w:proofErr w:type="spellStart"/>
+      <w:r>
+        <w:t>crud</w:t>
+      </w:r>
+      <w:proofErr w:type="spellEnd"/>
+      <w:r>
+        <w:t>/db_</w:t>
+      </w:r>
+      <w:proofErr w:type="spellStart"/>
+      <w:r>
+        <w:t>connect.php</w:t>
+      </w:r>
+      <w:proofErr w:type="spellEnd"/>
+      <w:r>
+        <w:t xml:space="preserve"> mintáját fogjuk átírni.</w:t>
       </w:r>
     </w:p>
     <w:p>
       <w:r>
         <w:pict w14:anchorId="73E4A5B7">
-          <v:rect id="_x0000_i1037" style="width:0;height:1.5pt" o:hralign="center" o:hrstd="t" o:hr="t" fillcolor="#a0a0a0" stroked="f"/>
+          <v:rect id="_x0000_i1025" style="width:0;height:1.5pt" o:hralign="center" o:hrstd="t" o:hr="t" fillcolor="#a0a0a0" stroked="f"/>
         </w:pict>
       </w:r>
     </w:p>
@@ -1881,27 +4068,109 @@
       </w:r>
     </w:p>
     <w:p>
-      <w:r>
-        <w:t>logicals/createpilota.php</w:t>
-      </w:r>
+      <w:proofErr w:type="spellStart"/>
+      <w:r>
+        <w:t>logicals</w:t>
+      </w:r>
+      <w:proofErr w:type="spellEnd"/>
+      <w:r>
+        <w:t>/</w:t>
+      </w:r>
+      <w:proofErr w:type="spellStart"/>
+      <w:r>
+        <w:t>createpilota.php</w:t>
+      </w:r>
+      <w:proofErr w:type="spellEnd"/>
       <w:r>
         <w:br/>
-        <w:t>logicals/editpilota.php</w:t>
-      </w:r>
+      </w:r>
+      <w:proofErr w:type="spellStart"/>
+      <w:r>
+        <w:t>logicals</w:t>
+      </w:r>
+      <w:proofErr w:type="spellEnd"/>
+      <w:r>
+        <w:t>/</w:t>
+      </w:r>
+      <w:proofErr w:type="spellStart"/>
+      <w:r>
+        <w:t>editpilota.php</w:t>
+      </w:r>
+      <w:proofErr w:type="spellEnd"/>
       <w:r>
         <w:br/>
-        <w:t>logicals/deletepilota.php</w:t>
-      </w:r>
-    </w:p>
-    <w:p>
-      <w:r>
-        <w:t>Ezek a crud/createuser.php, crud/edituser.php, crud/deleteuser.php pilótás változatai lesznek.</w:t>
+      </w:r>
+      <w:proofErr w:type="spellStart"/>
+      <w:r>
+        <w:t>logicals</w:t>
+      </w:r>
+      <w:proofErr w:type="spellEnd"/>
+      <w:r>
+        <w:t>/</w:t>
+      </w:r>
+      <w:proofErr w:type="spellStart"/>
+      <w:r>
+        <w:t>deletepilota.php</w:t>
+      </w:r>
+      <w:proofErr w:type="spellEnd"/>
+    </w:p>
+    <w:p>
+      <w:r>
+        <w:t xml:space="preserve">Ezek a </w:t>
+      </w:r>
+      <w:proofErr w:type="spellStart"/>
+      <w:r>
+        <w:t>crud</w:t>
+      </w:r>
+      <w:proofErr w:type="spellEnd"/>
+      <w:r>
+        <w:t>/</w:t>
+      </w:r>
+      <w:proofErr w:type="spellStart"/>
+      <w:r>
+        <w:t>createuser.php</w:t>
+      </w:r>
+      <w:proofErr w:type="spellEnd"/>
+      <w:r>
+        <w:t xml:space="preserve">, </w:t>
+      </w:r>
+      <w:proofErr w:type="spellStart"/>
+      <w:r>
+        <w:t>crud</w:t>
+      </w:r>
+      <w:proofErr w:type="spellEnd"/>
+      <w:r>
+        <w:t>/</w:t>
+      </w:r>
+      <w:proofErr w:type="spellStart"/>
+      <w:r>
+        <w:t>edituser.php</w:t>
+      </w:r>
+      <w:proofErr w:type="spellEnd"/>
+      <w:r>
+        <w:t xml:space="preserve">, </w:t>
+      </w:r>
+      <w:proofErr w:type="spellStart"/>
+      <w:r>
+        <w:t>crud</w:t>
+      </w:r>
+      <w:proofErr w:type="spellEnd"/>
+      <w:r>
+        <w:t>/</w:t>
+      </w:r>
+      <w:proofErr w:type="spellStart"/>
+      <w:r>
+        <w:t>deleteuser.php</w:t>
+      </w:r>
+      <w:proofErr w:type="spellEnd"/>
+      <w:r>
+        <w:t xml:space="preserve"> pilótás változatai lesznek.</w:t>
       </w:r>
     </w:p>
     <w:p>
       <w:r>
         <w:pict w14:anchorId="25B6573E">
-          <v:rect id="_x0000_i1038" style="width:0;height:1.5pt" o:hralign="center" o:hrstd="t" o:hr="t" fillcolor="#a0a0a0" stroked="f"/>
+          <v:rect id="_x0000_i1026" style="width:0;height:1.5pt" o:hralign="center" o:hrstd="t" o:hr="t" fillcolor="#a0a0a0" stroked="f"/>
         </w:pict>
       </w:r>
     </w:p>
@@ -1921,9 +4190,27 @@
       </w:r>
     </w:p>
     <w:p>
-      <w:r>
-        <w:t>templates/pages/tablazat.tpl.php</w:t>
-      </w:r>
+      <w:proofErr w:type="spellStart"/>
+      <w:r>
+        <w:t>templates</w:t>
+      </w:r>
+      <w:proofErr w:type="spellEnd"/>
+      <w:r>
+        <w:t>/</w:t>
+      </w:r>
+      <w:proofErr w:type="spellStart"/>
+      <w:r>
+        <w:t>pages</w:t>
+      </w:r>
+      <w:proofErr w:type="spellEnd"/>
+      <w:r>
+        <w:t>/</w:t>
+      </w:r>
+      <w:proofErr w:type="spellStart"/>
+      <w:r>
+        <w:t>tablazat.tpl.php</w:t>
+      </w:r>
+      <w:proofErr w:type="spellEnd"/>
     </w:p>
     <w:p>
       <w:r>
@@ -1995,7 +4282,23 @@
           <w:b/>
           <w:bCs/>
         </w:rPr>
-        <w:t>1. Nevek átírása a logicals mappában</w:t>
+        <w:t xml:space="preserve">1. Nevek átírása a </w:t>
+      </w:r>
+      <w:proofErr w:type="spellStart"/>
+      <w:r>
+        <w:rPr>
+          <w:b/>
+          <w:bCs/>
+        </w:rPr>
+        <w:t>logicals</w:t>
+      </w:r>
+      <w:proofErr w:type="spellEnd"/>
+      <w:r>
+        <w:rPr>
+          <w:b/>
+          <w:bCs/>
+        </w:rPr>
+        <w:t xml:space="preserve"> mappában</w:t>
       </w:r>
     </w:p>
     <w:p>
@@ -2010,8 +4313,21 @@
           <w:numId w:val="11"/>
         </w:numPr>
       </w:pPr>
-      <w:r>
-        <w:t xml:space="preserve">createuser.php → createpilota.php </w:t>
+      <w:proofErr w:type="spellStart"/>
+      <w:r>
+        <w:t>createuser.php</w:t>
+      </w:r>
+      <w:proofErr w:type="spellEnd"/>
+      <w:r>
+        <w:t xml:space="preserve"> → </w:t>
+      </w:r>
+      <w:proofErr w:type="spellStart"/>
+      <w:r>
+        <w:t>createpilota.php</w:t>
+      </w:r>
+      <w:proofErr w:type="spellEnd"/>
+      <w:r>
+        <w:t xml:space="preserve"> </w:t>
       </w:r>
     </w:p>
     <w:p>
@@ -2021,8 +4337,21 @@
           <w:numId w:val="11"/>
         </w:numPr>
       </w:pPr>
-      <w:r>
-        <w:t xml:space="preserve">edituser.php → editpilota.php </w:t>
+      <w:proofErr w:type="spellStart"/>
+      <w:r>
+        <w:t>edituser.php</w:t>
+      </w:r>
+      <w:proofErr w:type="spellEnd"/>
+      <w:r>
+        <w:t xml:space="preserve"> → </w:t>
+      </w:r>
+      <w:proofErr w:type="spellStart"/>
+      <w:r>
+        <w:t>editpilota.php</w:t>
+      </w:r>
+      <w:proofErr w:type="spellEnd"/>
+      <w:r>
+        <w:t xml:space="preserve"> </w:t>
       </w:r>
     </w:p>
     <w:p>
@@ -2032,43 +4361,101 @@
           <w:numId w:val="11"/>
         </w:numPr>
       </w:pPr>
-      <w:r>
-        <w:t xml:space="preserve">deleteuser.php → deletepilota.php </w:t>
-      </w:r>
-    </w:p>
-    <w:p>
-      <w:r>
-        <w:t>A logicals mappában így legyen:</w:t>
-      </w:r>
-    </w:p>
-    <w:p>
-      <w:r>
-        <w:t>logicals/</w:t>
+      <w:proofErr w:type="spellStart"/>
+      <w:r>
+        <w:t>deleteuser.php</w:t>
+      </w:r>
+      <w:proofErr w:type="spellEnd"/>
+      <w:r>
+        <w:t xml:space="preserve"> → </w:t>
+      </w:r>
+      <w:proofErr w:type="spellStart"/>
+      <w:r>
+        <w:t>deletepilota.php</w:t>
+      </w:r>
+      <w:proofErr w:type="spellEnd"/>
+      <w:r>
+        <w:t xml:space="preserve"> </w:t>
+      </w:r>
+    </w:p>
+    <w:p>
+      <w:r>
+        <w:t xml:space="preserve">A </w:t>
+      </w:r>
+      <w:proofErr w:type="spellStart"/>
+      <w:r>
+        <w:t>logicals</w:t>
+      </w:r>
+      <w:proofErr w:type="spellEnd"/>
+      <w:r>
+        <w:t xml:space="preserve"> mappában így legyen:</w:t>
+      </w:r>
+    </w:p>
+    <w:p>
+      <w:proofErr w:type="spellStart"/>
+      <w:r>
+        <w:t>logicals</w:t>
+      </w:r>
+      <w:proofErr w:type="spellEnd"/>
+      <w:proofErr w:type="gramStart"/>
+      <w:r>
+        <w:t>/</w:t>
       </w:r>
       <w:r>
         <w:br/>
-        <w:t xml:space="preserve">  belep.php</w:t>
-      </w:r>
+        <w:t xml:space="preserve">  </w:t>
+      </w:r>
+      <w:proofErr w:type="spellStart"/>
+      <w:r>
+        <w:t>belep.php</w:t>
+      </w:r>
+      <w:proofErr w:type="spellEnd"/>
+      <w:proofErr w:type="gramEnd"/>
       <w:r>
         <w:br/>
-        <w:t xml:space="preserve">  createpilota.php</w:t>
-      </w:r>
+        <w:t xml:space="preserve">  </w:t>
+      </w:r>
+      <w:proofErr w:type="spellStart"/>
+      <w:r>
+        <w:t>createpilota.php</w:t>
+      </w:r>
+      <w:proofErr w:type="spellEnd"/>
       <w:r>
         <w:br/>
-        <w:t xml:space="preserve">  deletepilota.php</w:t>
-      </w:r>
+        <w:t xml:space="preserve">  </w:t>
+      </w:r>
+      <w:proofErr w:type="spellStart"/>
+      <w:r>
+        <w:t>deletepilota.php</w:t>
+      </w:r>
+      <w:proofErr w:type="spellEnd"/>
       <w:r>
         <w:br/>
-        <w:t xml:space="preserve">  editpilota.php</w:t>
-      </w:r>
+        <w:t xml:space="preserve">  </w:t>
+      </w:r>
+      <w:proofErr w:type="spellStart"/>
+      <w:r>
+        <w:t>editpilota.php</w:t>
+      </w:r>
+      <w:proofErr w:type="spellEnd"/>
       <w:r>
         <w:br/>
-        <w:t xml:space="preserve">  kilepes.php</w:t>
-      </w:r>
+        <w:t xml:space="preserve">  </w:t>
+      </w:r>
+      <w:proofErr w:type="spellStart"/>
+      <w:r>
+        <w:t>kilepes.php</w:t>
+      </w:r>
+      <w:proofErr w:type="spellEnd"/>
       <w:r>
         <w:br/>
-        <w:t xml:space="preserve">  regisztral.php</w:t>
-      </w:r>
+        <w:t xml:space="preserve">  </w:t>
+      </w:r>
+      <w:proofErr w:type="spellStart"/>
+      <w:r>
+        <w:t>regisztral.php</w:t>
+      </w:r>
+      <w:proofErr w:type="spellEnd"/>
     </w:p>
     <w:p>
       <w:r>
@@ -2079,7 +4466,15 @@
         <w:t xml:space="preserve">Következő lépés </w:t>
       </w:r>
       <w:r>
-        <w:t>a pilota tábl</w:t>
+        <w:t xml:space="preserve">a </w:t>
+      </w:r>
+      <w:proofErr w:type="spellStart"/>
+      <w:r>
+        <w:t>pilota</w:t>
+      </w:r>
+      <w:proofErr w:type="spellEnd"/>
+      <w:r>
+        <w:t xml:space="preserve"> tábl</w:t>
       </w:r>
       <w:r>
         <w:t>a létrehozása:</w:t>
@@ -2087,7 +4482,15 @@
     </w:p>
     <w:p>
       <w:r>
-        <w:t>CREATE TABLE pilota (</w:t>
+        <w:t xml:space="preserve">CREATE TABLE </w:t>
+      </w:r>
+      <w:proofErr w:type="spellStart"/>
+      <w:r>
+        <w:t>pilota</w:t>
+      </w:r>
+      <w:proofErr w:type="spellEnd"/>
+      <w:r>
+        <w:t xml:space="preserve"> (</w:t>
       </w:r>
       <w:r>
         <w:br/>
@@ -2095,7 +4498,23 @@
       </w:r>
       <w:r>
         <w:br/>
-        <w:t xml:space="preserve">    nev VARCHAR(100) NOT NULL,</w:t>
+        <w:t xml:space="preserve">    </w:t>
+      </w:r>
+      <w:proofErr w:type="spellStart"/>
+      <w:r>
+        <w:t>nev</w:t>
+      </w:r>
+      <w:proofErr w:type="spellEnd"/>
+      <w:r>
+        <w:t xml:space="preserve"> VARCHAR(100) NOT </w:t>
+      </w:r>
+      <w:proofErr w:type="gramStart"/>
+      <w:r>
+        <w:t>NULL</w:t>
+      </w:r>
+      <w:proofErr w:type="gramEnd"/>
+      <w:r>
+        <w:t>,</w:t>
       </w:r>
       <w:r>
         <w:br/>
@@ -2103,7 +4522,15 @@
       </w:r>
       <w:r>
         <w:br/>
-        <w:t xml:space="preserve">    szuldat VARCHAR(20) NOT NULL,</w:t>
+        <w:t xml:space="preserve">    </w:t>
+      </w:r>
+      <w:proofErr w:type="spellStart"/>
+      <w:r>
+        <w:t>szuldat</w:t>
+      </w:r>
+      <w:proofErr w:type="spellEnd"/>
+      <w:r>
+        <w:t xml:space="preserve"> VARCHAR(20) NOT NULL,</w:t>
       </w:r>
       <w:r>
         <w:br/>
@@ -2164,8 +4591,17 @@
           <w:b/>
           <w:bCs/>
         </w:rPr>
-        <w:t>db_connect.php</w:t>
-      </w:r>
+        <w:t>db_</w:t>
+      </w:r>
+      <w:proofErr w:type="spellStart"/>
+      <w:r>
+        <w:rPr>
+          <w:b/>
+          <w:bCs/>
+        </w:rPr>
+        <w:t>connect.php</w:t>
+      </w:r>
+      <w:proofErr w:type="spellEnd"/>
       <w:r>
         <w:rPr>
           <w:b/>
@@ -2193,110 +4629,408 @@
         <w:rPr>
           <w:highlight w:val="yellow"/>
         </w:rPr>
-        <w:t>&lt;?php</w:t>
-      </w:r>
-    </w:p>
-    <w:p>
-      <w:pPr>
+        <w:t>&lt;</w:t>
+      </w:r>
+      <w:proofErr w:type="gramStart"/>
+      <w:r>
         <w:rPr>
           <w:highlight w:val="yellow"/>
         </w:rPr>
-      </w:pPr>
-      <w:r>
+        <w:t>?php</w:t>
+      </w:r>
+      <w:proofErr w:type="gramEnd"/>
+    </w:p>
+    <w:p>
+      <w:pPr>
         <w:rPr>
           <w:highlight w:val="yellow"/>
         </w:rPr>
-        <w:t>    $servername = "localhost";</w:t>
-      </w:r>
-    </w:p>
-    <w:p>
-      <w:pPr>
+      </w:pPr>
+      <w:r>
         <w:rPr>
           <w:highlight w:val="yellow"/>
         </w:rPr>
-      </w:pPr>
+        <w:t xml:space="preserve">    </w:t>
+      </w:r>
+      <w:proofErr w:type="spellStart"/>
       <w:r>
         <w:rPr>
           <w:highlight w:val="yellow"/>
         </w:rPr>
-        <w:t>    $username = "root";</w:t>
-      </w:r>
-    </w:p>
-    <w:p>
-      <w:pPr>
+        <w:t>$servername</w:t>
+      </w:r>
+      <w:proofErr w:type="spellEnd"/>
+      <w:r>
         <w:rPr>
           <w:highlight w:val="yellow"/>
         </w:rPr>
-      </w:pPr>
+        <w:t xml:space="preserve"> = "</w:t>
+      </w:r>
+      <w:proofErr w:type="spellStart"/>
       <w:r>
         <w:rPr>
           <w:highlight w:val="yellow"/>
         </w:rPr>
-        <w:t>    $password = "";</w:t>
-      </w:r>
-    </w:p>
-    <w:p>
-      <w:pPr>
+        <w:t>localhost</w:t>
+      </w:r>
+      <w:proofErr w:type="spellEnd"/>
+      <w:r>
         <w:rPr>
           <w:highlight w:val="yellow"/>
         </w:rPr>
-      </w:pPr>
-      <w:r>
+        <w:t>";</w:t>
+      </w:r>
+    </w:p>
+    <w:p>
+      <w:pPr>
         <w:rPr>
           <w:highlight w:val="yellow"/>
         </w:rPr>
-        <w:t>    $dbname = "crud";</w:t>
-      </w:r>
-    </w:p>
-    <w:p>
-      <w:pPr>
+      </w:pPr>
+      <w:r>
         <w:rPr>
           <w:highlight w:val="yellow"/>
         </w:rPr>
-      </w:pPr>
+        <w:t xml:space="preserve">    </w:t>
+      </w:r>
+      <w:proofErr w:type="spellStart"/>
       <w:r>
         <w:rPr>
           <w:highlight w:val="yellow"/>
         </w:rPr>
-        <w:t>    try {</w:t>
-      </w:r>
-    </w:p>
-    <w:p>
-      <w:pPr>
+        <w:t>$username</w:t>
+      </w:r>
+      <w:proofErr w:type="spellEnd"/>
+      <w:r>
         <w:rPr>
           <w:highlight w:val="yellow"/>
         </w:rPr>
-      </w:pPr>
+        <w:t xml:space="preserve"> = "</w:t>
+      </w:r>
+      <w:proofErr w:type="spellStart"/>
       <w:r>
         <w:rPr>
           <w:highlight w:val="yellow"/>
         </w:rPr>
-        <w:t>        $connect = new PDO("mysql:host=" . $servername . "; dbname=" . $dbname, $username, $password);</w:t>
-      </w:r>
-    </w:p>
-    <w:p>
-      <w:pPr>
+        <w:t>root</w:t>
+      </w:r>
+      <w:proofErr w:type="spellEnd"/>
+      <w:r>
         <w:rPr>
           <w:highlight w:val="yellow"/>
         </w:rPr>
-      </w:pPr>
-      <w:r>
+        <w:t>";</w:t>
+      </w:r>
+    </w:p>
+    <w:p>
+      <w:pPr>
         <w:rPr>
           <w:highlight w:val="yellow"/>
         </w:rPr>
-        <w:t>        $connect-&gt;setAttribute(PDO::ATTR_ERRMODE, PDO::ERRMODE_EXCEPTION);</w:t>
-      </w:r>
-    </w:p>
-    <w:p>
-      <w:pPr>
+      </w:pPr>
+      <w:r>
         <w:rPr>
           <w:highlight w:val="yellow"/>
         </w:rPr>
-      </w:pPr>
+        <w:t xml:space="preserve">    </w:t>
+      </w:r>
+      <w:proofErr w:type="spellStart"/>
       <w:r>
         <w:rPr>
           <w:highlight w:val="yellow"/>
         </w:rPr>
+        <w:t>$password</w:t>
+      </w:r>
+      <w:proofErr w:type="spellEnd"/>
+      <w:r>
+        <w:rPr>
+          <w:highlight w:val="yellow"/>
+        </w:rPr>
+        <w:t xml:space="preserve"> = "";</w:t>
+      </w:r>
+    </w:p>
+    <w:p>
+      <w:pPr>
+        <w:rPr>
+          <w:highlight w:val="yellow"/>
+        </w:rPr>
+      </w:pPr>
+      <w:r>
+        <w:rPr>
+          <w:highlight w:val="yellow"/>
+        </w:rPr>
+        <w:t xml:space="preserve">    </w:t>
+      </w:r>
+      <w:proofErr w:type="spellStart"/>
+      <w:r>
+        <w:rPr>
+          <w:highlight w:val="yellow"/>
+        </w:rPr>
+        <w:t>$dbname</w:t>
+      </w:r>
+      <w:proofErr w:type="spellEnd"/>
+      <w:r>
+        <w:rPr>
+          <w:highlight w:val="yellow"/>
+        </w:rPr>
+        <w:t xml:space="preserve"> = "</w:t>
+      </w:r>
+      <w:proofErr w:type="spellStart"/>
+      <w:r>
+        <w:rPr>
+          <w:highlight w:val="yellow"/>
+        </w:rPr>
+        <w:t>crud</w:t>
+      </w:r>
+      <w:proofErr w:type="spellEnd"/>
+      <w:r>
+        <w:rPr>
+          <w:highlight w:val="yellow"/>
+        </w:rPr>
+        <w:t>";</w:t>
+      </w:r>
+    </w:p>
+    <w:p>
+      <w:pPr>
+        <w:rPr>
+          <w:highlight w:val="yellow"/>
+        </w:rPr>
+      </w:pPr>
+      <w:r>
+        <w:rPr>
+          <w:highlight w:val="yellow"/>
+        </w:rPr>
+        <w:t xml:space="preserve">    </w:t>
+      </w:r>
+      <w:proofErr w:type="spellStart"/>
+      <w:r>
+        <w:rPr>
+          <w:highlight w:val="yellow"/>
+        </w:rPr>
+        <w:t>try</w:t>
+      </w:r>
+      <w:proofErr w:type="spellEnd"/>
+      <w:r>
+        <w:rPr>
+          <w:highlight w:val="yellow"/>
+        </w:rPr>
+        <w:t xml:space="preserve"> </w:t>
+      </w:r>
+      <w:proofErr w:type="gramStart"/>
+      <w:r>
+        <w:rPr>
+          <w:highlight w:val="yellow"/>
+        </w:rPr>
+        <w:t>{</w:t>
+      </w:r>
+      <w:proofErr w:type="gramEnd"/>
+    </w:p>
+    <w:p>
+      <w:pPr>
+        <w:rPr>
+          <w:highlight w:val="yellow"/>
+        </w:rPr>
+      </w:pPr>
+      <w:r>
+        <w:rPr>
+          <w:highlight w:val="yellow"/>
+        </w:rPr>
+        <w:t xml:space="preserve">        </w:t>
+      </w:r>
+      <w:proofErr w:type="spellStart"/>
+      <w:r>
+        <w:rPr>
+          <w:highlight w:val="yellow"/>
+        </w:rPr>
+        <w:t>$connect</w:t>
+      </w:r>
+      <w:proofErr w:type="spellEnd"/>
+      <w:r>
+        <w:rPr>
+          <w:highlight w:val="yellow"/>
+        </w:rPr>
+        <w:t xml:space="preserve"> = </w:t>
+      </w:r>
+      <w:proofErr w:type="spellStart"/>
+      <w:r>
+        <w:rPr>
+          <w:highlight w:val="yellow"/>
+        </w:rPr>
+        <w:t>new</w:t>
+      </w:r>
+      <w:proofErr w:type="spellEnd"/>
+      <w:r>
+        <w:rPr>
+          <w:highlight w:val="yellow"/>
+        </w:rPr>
+        <w:t xml:space="preserve"> </w:t>
+      </w:r>
+      <w:proofErr w:type="gramStart"/>
+      <w:r>
+        <w:rPr>
+          <w:highlight w:val="yellow"/>
+        </w:rPr>
+        <w:t>PDO(</w:t>
+      </w:r>
+      <w:proofErr w:type="gramEnd"/>
+      <w:r>
+        <w:rPr>
+          <w:highlight w:val="yellow"/>
+        </w:rPr>
+        <w:t>"</w:t>
+      </w:r>
+      <w:proofErr w:type="spellStart"/>
+      <w:r>
+        <w:rPr>
+          <w:highlight w:val="yellow"/>
+        </w:rPr>
+        <w:t>mysql</w:t>
+      </w:r>
+      <w:proofErr w:type="spellEnd"/>
+      <w:r>
+        <w:rPr>
+          <w:highlight w:val="yellow"/>
+        </w:rPr>
+        <w:t>:</w:t>
+      </w:r>
+      <w:proofErr w:type="spellStart"/>
+      <w:r>
+        <w:rPr>
+          <w:highlight w:val="yellow"/>
+        </w:rPr>
+        <w:t>host</w:t>
+      </w:r>
+      <w:proofErr w:type="spellEnd"/>
+      <w:r>
+        <w:rPr>
+          <w:highlight w:val="yellow"/>
+        </w:rPr>
+        <w:t xml:space="preserve">=" . </w:t>
+      </w:r>
+      <w:proofErr w:type="spellStart"/>
+      <w:r>
+        <w:rPr>
+          <w:highlight w:val="yellow"/>
+        </w:rPr>
+        <w:t>$servername</w:t>
+      </w:r>
+      <w:proofErr w:type="spellEnd"/>
+      <w:r>
+        <w:rPr>
+          <w:highlight w:val="yellow"/>
+        </w:rPr>
+        <w:t xml:space="preserve"> . "; </w:t>
+      </w:r>
+      <w:proofErr w:type="spellStart"/>
+      <w:r>
+        <w:rPr>
+          <w:highlight w:val="yellow"/>
+        </w:rPr>
+        <w:t>dbname</w:t>
+      </w:r>
+      <w:proofErr w:type="spellEnd"/>
+      <w:r>
+        <w:rPr>
+          <w:highlight w:val="yellow"/>
+        </w:rPr>
+        <w:t xml:space="preserve">=" . </w:t>
+      </w:r>
+      <w:proofErr w:type="spellStart"/>
+      <w:r>
+        <w:rPr>
+          <w:highlight w:val="yellow"/>
+        </w:rPr>
+        <w:t>$dbname</w:t>
+      </w:r>
+      <w:proofErr w:type="spellEnd"/>
+      <w:r>
+        <w:rPr>
+          <w:highlight w:val="yellow"/>
+        </w:rPr>
+        <w:t xml:space="preserve">, </w:t>
+      </w:r>
+      <w:proofErr w:type="spellStart"/>
+      <w:r>
+        <w:rPr>
+          <w:highlight w:val="yellow"/>
+        </w:rPr>
+        <w:t>$username</w:t>
+      </w:r>
+      <w:proofErr w:type="spellEnd"/>
+      <w:r>
+        <w:rPr>
+          <w:highlight w:val="yellow"/>
+        </w:rPr>
+        <w:t xml:space="preserve">, </w:t>
+      </w:r>
+      <w:proofErr w:type="spellStart"/>
+      <w:r>
+        <w:rPr>
+          <w:highlight w:val="yellow"/>
+        </w:rPr>
+        <w:t>$password</w:t>
+      </w:r>
+      <w:proofErr w:type="spellEnd"/>
+      <w:r>
+        <w:rPr>
+          <w:highlight w:val="yellow"/>
+        </w:rPr>
+        <w:t>);</w:t>
+      </w:r>
+    </w:p>
+    <w:p>
+      <w:pPr>
+        <w:rPr>
+          <w:highlight w:val="yellow"/>
+        </w:rPr>
+      </w:pPr>
+      <w:r>
+        <w:rPr>
+          <w:highlight w:val="yellow"/>
+        </w:rPr>
+        <w:t xml:space="preserve">        </w:t>
+      </w:r>
+      <w:proofErr w:type="spellStart"/>
+      <w:r>
+        <w:rPr>
+          <w:highlight w:val="yellow"/>
+        </w:rPr>
+        <w:t>$connect-</w:t>
+      </w:r>
+      <w:proofErr w:type="spellEnd"/>
+      <w:proofErr w:type="gramStart"/>
+      <w:r>
+        <w:rPr>
+          <w:highlight w:val="yellow"/>
+        </w:rPr>
+        <w:t>&gt;</w:t>
+      </w:r>
+      <w:proofErr w:type="spellStart"/>
+      <w:r>
+        <w:rPr>
+          <w:highlight w:val="yellow"/>
+        </w:rPr>
+        <w:t>setAttribute</w:t>
+      </w:r>
+      <w:proofErr w:type="spellEnd"/>
+      <w:proofErr w:type="gramEnd"/>
+      <w:r>
+        <w:rPr>
+          <w:highlight w:val="yellow"/>
+        </w:rPr>
+        <w:t>(PDO::ATTR_ERRMODE, PDO::ERRMODE_EXCEPTION);</w:t>
+      </w:r>
+    </w:p>
+    <w:p>
+      <w:pPr>
+        <w:rPr>
+          <w:highlight w:val="yellow"/>
+        </w:rPr>
+      </w:pPr>
+      <w:r>
+        <w:rPr>
+          <w:highlight w:val="yellow"/>
+        </w:rPr>
         <w:t>    }</w:t>
       </w:r>
     </w:p>
@@ -2311,32 +5045,120 @@
           <w:highlight w:val="yellow"/>
         </w:rPr>
         <w:lastRenderedPageBreak/>
-        <w:t>    catch(PDOException $e) {</w:t>
-      </w:r>
-    </w:p>
-    <w:p>
-      <w:pPr>
+        <w:t xml:space="preserve">    </w:t>
+      </w:r>
+      <w:proofErr w:type="spellStart"/>
+      <w:proofErr w:type="gramStart"/>
+      <w:r>
         <w:rPr>
           <w:highlight w:val="yellow"/>
         </w:rPr>
-      </w:pPr>
+        <w:t>catch</w:t>
+      </w:r>
+      <w:proofErr w:type="spellEnd"/>
       <w:r>
         <w:rPr>
           <w:highlight w:val="yellow"/>
         </w:rPr>
-        <w:t>        echo $e-&gt;getMessage();</w:t>
-      </w:r>
-    </w:p>
-    <w:p>
-      <w:pPr>
+        <w:t>(</w:t>
+      </w:r>
+      <w:proofErr w:type="spellStart"/>
+      <w:proofErr w:type="gramEnd"/>
+      <w:r>
         <w:rPr>
           <w:highlight w:val="yellow"/>
         </w:rPr>
-      </w:pPr>
+        <w:t>PDOException</w:t>
+      </w:r>
+      <w:proofErr w:type="spellEnd"/>
       <w:r>
         <w:rPr>
           <w:highlight w:val="yellow"/>
         </w:rPr>
+        <w:t xml:space="preserve"> </w:t>
+      </w:r>
+      <w:proofErr w:type="spellStart"/>
+      <w:r>
+        <w:rPr>
+          <w:highlight w:val="yellow"/>
+        </w:rPr>
+        <w:t>$e</w:t>
+      </w:r>
+      <w:proofErr w:type="spellEnd"/>
+      <w:r>
+        <w:rPr>
+          <w:highlight w:val="yellow"/>
+        </w:rPr>
+        <w:t>) {</w:t>
+      </w:r>
+    </w:p>
+    <w:p>
+      <w:pPr>
+        <w:rPr>
+          <w:highlight w:val="yellow"/>
+        </w:rPr>
+      </w:pPr>
+      <w:r>
+        <w:rPr>
+          <w:highlight w:val="yellow"/>
+        </w:rPr>
+        <w:t xml:space="preserve">        </w:t>
+      </w:r>
+      <w:proofErr w:type="spellStart"/>
+      <w:r>
+        <w:rPr>
+          <w:highlight w:val="yellow"/>
+        </w:rPr>
+        <w:t>echo</w:t>
+      </w:r>
+      <w:proofErr w:type="spellEnd"/>
+      <w:r>
+        <w:rPr>
+          <w:highlight w:val="yellow"/>
+        </w:rPr>
+        <w:t xml:space="preserve"> </w:t>
+      </w:r>
+      <w:proofErr w:type="spellStart"/>
+      <w:r>
+        <w:rPr>
+          <w:highlight w:val="yellow"/>
+        </w:rPr>
+        <w:t>$e-</w:t>
+      </w:r>
+      <w:proofErr w:type="spellEnd"/>
+      <w:proofErr w:type="gramStart"/>
+      <w:r>
+        <w:rPr>
+          <w:highlight w:val="yellow"/>
+        </w:rPr>
+        <w:t>&gt;</w:t>
+      </w:r>
+      <w:proofErr w:type="spellStart"/>
+      <w:r>
+        <w:rPr>
+          <w:highlight w:val="yellow"/>
+        </w:rPr>
+        <w:t>getMessage</w:t>
+      </w:r>
+      <w:proofErr w:type="spellEnd"/>
+      <w:proofErr w:type="gramEnd"/>
+      <w:r>
+        <w:rPr>
+          <w:highlight w:val="yellow"/>
+        </w:rPr>
+        <w:t>();</w:t>
+      </w:r>
+    </w:p>
+    <w:p>
+      <w:pPr>
+        <w:rPr>
+          <w:highlight w:val="yellow"/>
+        </w:rPr>
+      </w:pPr>
+      <w:r>
+        <w:rPr>
+          <w:highlight w:val="yellow"/>
+        </w:rPr>
         <w:t>    }</w:t>
       </w:r>
     </w:p>
@@ -2358,12 +5180,40 @@
         <w:rPr>
           <w:highlight w:val="yellow"/>
         </w:rPr>
-        <w:t>    $dbname = "crud";</w:t>
-      </w:r>
+        <w:t xml:space="preserve">    </w:t>
+      </w:r>
+      <w:proofErr w:type="spellStart"/>
       <w:r>
         <w:rPr>
           <w:highlight w:val="yellow"/>
         </w:rPr>
+        <w:t>$dbname</w:t>
+      </w:r>
+      <w:proofErr w:type="spellEnd"/>
+      <w:r>
+        <w:rPr>
+          <w:highlight w:val="yellow"/>
+        </w:rPr>
+        <w:t xml:space="preserve"> = "</w:t>
+      </w:r>
+      <w:proofErr w:type="spellStart"/>
+      <w:r>
+        <w:rPr>
+          <w:highlight w:val="yellow"/>
+        </w:rPr>
+        <w:t>crud</w:t>
+      </w:r>
+      <w:proofErr w:type="spellEnd"/>
+      <w:r>
+        <w:rPr>
+          <w:highlight w:val="yellow"/>
+        </w:rPr>
+        <w:t>";</w:t>
+      </w:r>
+      <w:r>
+        <w:rPr>
+          <w:highlight w:val="yellow"/>
+        </w:rPr>
         <w:t xml:space="preserve"> </w:t>
       </w:r>
       <w:r>
@@ -2378,31 +5228,63 @@
         </w:rPr>
         <w:t xml:space="preserve"> </w:t>
       </w:r>
+      <w:proofErr w:type="spellStart"/>
       <w:r>
         <w:rPr>
           <w:highlight w:val="green"/>
         </w:rPr>
-        <w:t>$dbname = "gyakorlat7";</w:t>
-      </w:r>
-    </w:p>
-    <w:p>
-      <w:pPr>
-        <w:rPr>
-          <w:b/>
-          <w:bCs/>
-        </w:rPr>
-      </w:pPr>
-      <w:r>
-        <w:rPr>
-          <w:b/>
-          <w:bCs/>
-        </w:rPr>
-        <w:t>Kiegészítettük charset-tel (fontos!)</w:t>
-      </w:r>
-    </w:p>
-    <w:p>
-      <w:r>
-        <w:t>"; dbname="</w:t>
+        <w:t>$dbname</w:t>
+      </w:r>
+      <w:proofErr w:type="spellEnd"/>
+      <w:r>
+        <w:rPr>
+          <w:highlight w:val="green"/>
+        </w:rPr>
+        <w:t xml:space="preserve"> = "gyakorlat7";</w:t>
+      </w:r>
+    </w:p>
+    <w:p>
+      <w:pPr>
+        <w:rPr>
+          <w:b/>
+          <w:bCs/>
+        </w:rPr>
+      </w:pPr>
+      <w:r>
+        <w:rPr>
+          <w:b/>
+          <w:bCs/>
+        </w:rPr>
+        <w:t xml:space="preserve">Kiegészítettük </w:t>
+      </w:r>
+      <w:proofErr w:type="spellStart"/>
+      <w:r>
+        <w:rPr>
+          <w:b/>
+          <w:bCs/>
+        </w:rPr>
+        <w:t>charset-tel</w:t>
+      </w:r>
+      <w:proofErr w:type="spellEnd"/>
+      <w:r>
+        <w:rPr>
+          <w:b/>
+          <w:bCs/>
+        </w:rPr>
+        <w:t xml:space="preserve"> (fontos!)</w:t>
+      </w:r>
+    </w:p>
+    <w:p>
+      <w:r>
+        <w:t xml:space="preserve">"; </w:t>
+      </w:r>
+      <w:proofErr w:type="spellStart"/>
+      <w:r>
+        <w:t>dbname</w:t>
+      </w:r>
+      <w:proofErr w:type="spellEnd"/>
+      <w:r>
+        <w:t>="</w:t>
       </w:r>
       <w:r>
         <w:t xml:space="preserve"> </w:t>
@@ -2414,7 +5296,28 @@
         <w:t xml:space="preserve"> </w:t>
       </w:r>
       <w:r>
-        <w:t>";dbname=...;charset=utf8"</w:t>
+        <w:t>"</w:t>
+      </w:r>
+      <w:proofErr w:type="gramStart"/>
+      <w:r>
+        <w:t>;</w:t>
+      </w:r>
+      <w:proofErr w:type="spellStart"/>
+      <w:r>
+        <w:t>dbname</w:t>
+      </w:r>
+      <w:proofErr w:type="spellEnd"/>
+      <w:proofErr w:type="gramEnd"/>
+      <w:r>
+        <w:t>=...;</w:t>
+      </w:r>
+      <w:proofErr w:type="spellStart"/>
+      <w:r>
+        <w:t>charset</w:t>
+      </w:r>
+      <w:proofErr w:type="spellEnd"/>
+      <w:r>
+        <w:t>=utf8"</w:t>
       </w:r>
       <w:r>
         <w:t xml:space="preserve"> </w:t>
@@ -2436,6 +5339,7 @@
           <w:u w:val="single"/>
         </w:rPr>
       </w:pPr>
+      <w:proofErr w:type="spellStart"/>
       <w:r>
         <w:rPr>
           <w:b/>
@@ -2444,7 +5348,106 @@
           <w:szCs w:val="24"/>
           <w:u w:val="single"/>
         </w:rPr>
-        <w:t>create user minta mósotása create pilota fájlra:</w:t>
+        <w:t>create</w:t>
+      </w:r>
+      <w:proofErr w:type="spellEnd"/>
+      <w:r>
+        <w:rPr>
+          <w:b/>
+          <w:bCs/>
+          <w:sz w:val="24"/>
+          <w:szCs w:val="24"/>
+          <w:u w:val="single"/>
+        </w:rPr>
+        <w:t xml:space="preserve"> </w:t>
+      </w:r>
+      <w:proofErr w:type="spellStart"/>
+      <w:r>
+        <w:rPr>
+          <w:b/>
+          <w:bCs/>
+          <w:sz w:val="24"/>
+          <w:szCs w:val="24"/>
+          <w:u w:val="single"/>
+        </w:rPr>
+        <w:t>user</w:t>
+      </w:r>
+      <w:proofErr w:type="spellEnd"/>
+      <w:r>
+        <w:rPr>
+          <w:b/>
+          <w:bCs/>
+          <w:sz w:val="24"/>
+          <w:szCs w:val="24"/>
+          <w:u w:val="single"/>
+        </w:rPr>
+        <w:t xml:space="preserve"> minta </w:t>
+      </w:r>
+      <w:proofErr w:type="spellStart"/>
+      <w:r>
+        <w:rPr>
+          <w:b/>
+          <w:bCs/>
+          <w:sz w:val="24"/>
+          <w:szCs w:val="24"/>
+          <w:u w:val="single"/>
+        </w:rPr>
+        <w:t>mósotása</w:t>
+      </w:r>
+      <w:proofErr w:type="spellEnd"/>
+      <w:r>
+        <w:rPr>
+          <w:b/>
+          <w:bCs/>
+          <w:sz w:val="24"/>
+          <w:szCs w:val="24"/>
+          <w:u w:val="single"/>
+        </w:rPr>
+        <w:t xml:space="preserve"> </w:t>
+      </w:r>
+      <w:proofErr w:type="spellStart"/>
+      <w:r>
+        <w:rPr>
+          <w:b/>
+          <w:bCs/>
+          <w:sz w:val="24"/>
+          <w:szCs w:val="24"/>
+          <w:u w:val="single"/>
+        </w:rPr>
+        <w:t>create</w:t>
+      </w:r>
+      <w:proofErr w:type="spellEnd"/>
+      <w:r>
+        <w:rPr>
+          <w:b/>
+          <w:bCs/>
+          <w:sz w:val="24"/>
+          <w:szCs w:val="24"/>
+          <w:u w:val="single"/>
+        </w:rPr>
+        <w:t xml:space="preserve"> </w:t>
+      </w:r>
+      <w:proofErr w:type="spellStart"/>
+      <w:r>
+        <w:rPr>
+          <w:b/>
+          <w:bCs/>
+          <w:sz w:val="24"/>
+          <w:szCs w:val="24"/>
+          <w:u w:val="single"/>
+        </w:rPr>
+        <w:t>pilota</w:t>
+      </w:r>
+      <w:proofErr w:type="spellEnd"/>
+      <w:r>
+        <w:rPr>
+          <w:b/>
+          <w:bCs/>
+          <w:sz w:val="24"/>
+          <w:szCs w:val="24"/>
+          <w:u w:val="single"/>
+        </w:rPr>
+        <w:t xml:space="preserve"> fájlra:</w:t>
       </w:r>
     </w:p>
     <w:p>
@@ -2478,29 +5481,84 @@
       </w:r>
     </w:p>
     <w:p>
-      <w:r>
-        <w:t>include 'db_connect.php';</w:t>
-      </w:r>
-    </w:p>
-    <w:p>
-      <w:r>
-        <w:t>erre:</w:t>
-      </w:r>
-    </w:p>
-    <w:p>
-      <w:r>
-        <w:t>include '../includes/db_connect.php';</w:t>
-      </w:r>
-    </w:p>
-    <w:p>
-      <w:r>
-        <w:t>Mert a te projektedben a kapcsolatfájl az includes mappában van.</w:t>
+      <w:proofErr w:type="spellStart"/>
+      <w:r>
+        <w:t>include</w:t>
+      </w:r>
+      <w:proofErr w:type="spellEnd"/>
+      <w:r>
+        <w:t xml:space="preserve"> 'db_</w:t>
+      </w:r>
+      <w:proofErr w:type="spellStart"/>
+      <w:r>
+        <w:t>connect.php</w:t>
+      </w:r>
+      <w:proofErr w:type="spellEnd"/>
+      <w:r>
+        <w:t>';</w:t>
+      </w:r>
+    </w:p>
+    <w:p>
+      <w:proofErr w:type="gramStart"/>
+      <w:r>
+        <w:t>erre</w:t>
+      </w:r>
+      <w:proofErr w:type="gramEnd"/>
+      <w:r>
+        <w:t>:</w:t>
+      </w:r>
+    </w:p>
+    <w:p>
+      <w:proofErr w:type="spellStart"/>
+      <w:r>
+        <w:t>include</w:t>
+      </w:r>
+      <w:proofErr w:type="spellEnd"/>
+      <w:r>
+        <w:t xml:space="preserve"> '</w:t>
+      </w:r>
+      <w:proofErr w:type="gramStart"/>
+      <w:r>
+        <w:t>..</w:t>
+      </w:r>
+      <w:proofErr w:type="gramEnd"/>
+      <w:r>
+        <w:t>/</w:t>
+      </w:r>
+      <w:proofErr w:type="spellStart"/>
+      <w:r>
+        <w:t>includes</w:t>
+      </w:r>
+      <w:proofErr w:type="spellEnd"/>
+      <w:r>
+        <w:t>/db_</w:t>
+      </w:r>
+      <w:proofErr w:type="spellStart"/>
+      <w:r>
+        <w:t>connect.php</w:t>
+      </w:r>
+      <w:proofErr w:type="spellEnd"/>
+      <w:r>
+        <w:t>';</w:t>
+      </w:r>
+    </w:p>
+    <w:p>
+      <w:r>
+        <w:t xml:space="preserve">Mert a te projektedben a kapcsolatfájl az </w:t>
+      </w:r>
+      <w:proofErr w:type="spellStart"/>
+      <w:r>
+        <w:t>includes</w:t>
+      </w:r>
+      <w:proofErr w:type="spellEnd"/>
+      <w:r>
+        <w:t xml:space="preserve"> mappában van.</w:t>
       </w:r>
     </w:p>
     <w:p>
       <w:r>
         <w:pict w14:anchorId="3127CE4A">
-          <v:rect id="_x0000_i1095" style="width:0;height:1.5pt" o:hralign="center" o:hrstd="t" o:hr="t" fillcolor="#a0a0a0" stroked="f"/>
+          <v:rect id="_x0000_i1027" style="width:0;height:1.5pt" o:hralign="center" o:hrstd="t" o:hr="t" fillcolor="#a0a0a0" stroked="f"/>
         </w:pict>
       </w:r>
     </w:p>
@@ -2520,29 +5578,46 @@
       </w:r>
     </w:p>
     <w:p>
+      <w:proofErr w:type="spellStart"/>
       <w:r>
         <w:t>$connect</w:t>
       </w:r>
-    </w:p>
-    <w:p>
-      <w:r>
-        <w:t>erre:</w:t>
-      </w:r>
-    </w:p>
-    <w:p>
+      <w:proofErr w:type="spellEnd"/>
+    </w:p>
+    <w:p>
+      <w:proofErr w:type="gramStart"/>
+      <w:r>
+        <w:t>erre</w:t>
+      </w:r>
+      <w:proofErr w:type="gramEnd"/>
+      <w:r>
+        <w:t>:</w:t>
+      </w:r>
+    </w:p>
+    <w:p>
+      <w:proofErr w:type="spellStart"/>
       <w:r>
         <w:t>$conn</w:t>
       </w:r>
-    </w:p>
-    <w:p>
-      <w:r>
-        <w:t>Mert a db_connect.php-ban most ez a változóneved.</w:t>
+      <w:proofErr w:type="spellEnd"/>
+    </w:p>
+    <w:p>
+      <w:r>
+        <w:t>Mert a db_</w:t>
+      </w:r>
+      <w:proofErr w:type="spellStart"/>
+      <w:r>
+        <w:t>connect.php-ban</w:t>
+      </w:r>
+      <w:proofErr w:type="spellEnd"/>
+      <w:r>
+        <w:t xml:space="preserve"> most ez a változóneved.</w:t>
       </w:r>
     </w:p>
     <w:p>
       <w:r>
         <w:pict w14:anchorId="5F21C91E">
-          <v:rect id="_x0000_i1096" style="width:0;height:1.5pt" o:hralign="center" o:hrstd="t" o:hr="t" fillcolor="#a0a0a0" stroked="f"/>
+          <v:rect id="_x0000_i1028" style="width:0;height:1.5pt" o:hralign="center" o:hrstd="t" o:hr="t" fillcolor="#a0a0a0" stroked="f"/>
         </w:pict>
       </w:r>
     </w:p>
@@ -2563,23 +5638,84 @@
     </w:p>
     <w:p>
       <w:r>
-        <w:t>INSERT into users (name, email, mobile)</w:t>
-      </w:r>
-    </w:p>
-    <w:p>
-      <w:r>
-        <w:t>erre:</w:t>
-      </w:r>
-    </w:p>
-    <w:p>
-      <w:r>
-        <w:t>INSERT into pilota (nev, nem, szuldat, nemzet)</w:t>
+        <w:t xml:space="preserve">INSERT </w:t>
+      </w:r>
+      <w:proofErr w:type="spellStart"/>
+      <w:r>
+        <w:t>into</w:t>
+      </w:r>
+      <w:proofErr w:type="spellEnd"/>
+      <w:r>
+        <w:t xml:space="preserve"> </w:t>
+      </w:r>
+      <w:proofErr w:type="spellStart"/>
+      <w:r>
+        <w:t>users</w:t>
+      </w:r>
+      <w:proofErr w:type="spellEnd"/>
+      <w:r>
+        <w:t xml:space="preserve"> (</w:t>
+      </w:r>
+      <w:proofErr w:type="spellStart"/>
+      <w:r>
+        <w:t>name</w:t>
+      </w:r>
+      <w:proofErr w:type="spellEnd"/>
+      <w:r>
+        <w:t>, email, mobile)</w:t>
+      </w:r>
+    </w:p>
+    <w:p>
+      <w:proofErr w:type="gramStart"/>
+      <w:r>
+        <w:t>erre</w:t>
+      </w:r>
+      <w:proofErr w:type="gramEnd"/>
+      <w:r>
+        <w:t>:</w:t>
+      </w:r>
+    </w:p>
+    <w:p>
+      <w:r>
+        <w:t xml:space="preserve">INSERT </w:t>
+      </w:r>
+      <w:proofErr w:type="spellStart"/>
+      <w:r>
+        <w:t>into</w:t>
+      </w:r>
+      <w:proofErr w:type="spellEnd"/>
+      <w:r>
+        <w:t xml:space="preserve"> </w:t>
+      </w:r>
+      <w:proofErr w:type="spellStart"/>
+      <w:r>
+        <w:t>pilota</w:t>
+      </w:r>
+      <w:proofErr w:type="spellEnd"/>
+      <w:r>
+        <w:t xml:space="preserve"> (</w:t>
+      </w:r>
+      <w:proofErr w:type="spellStart"/>
+      <w:r>
+        <w:t>nev</w:t>
+      </w:r>
+      <w:proofErr w:type="spellEnd"/>
+      <w:r>
+        <w:t xml:space="preserve">, nem, </w:t>
+      </w:r>
+      <w:proofErr w:type="spellStart"/>
+      <w:r>
+        <w:t>szuldat</w:t>
+      </w:r>
+      <w:proofErr w:type="spellEnd"/>
+      <w:r>
+        <w:t>, nemzet)</w:t>
       </w:r>
     </w:p>
     <w:p>
       <w:r>
         <w:pict w14:anchorId="2E2D74BE">
-          <v:rect id="_x0000_i1097" style="width:0;height:1.5pt" o:hralign="center" o:hrstd="t" o:hr="t" fillcolor="#a0a0a0" stroked="f"/>
+          <v:rect id="_x0000_i1029" style="width:0;height:1.5pt" o:hralign="center" o:hrstd="t" o:hr="t" fillcolor="#a0a0a0" stroked="f"/>
         </w:pict>
       </w:r>
     </w:p>
@@ -2600,35 +5736,73 @@
     </w:p>
     <w:p>
       <w:r>
-        <w:t>:name</w:t>
-      </w:r>
+        <w:t>:</w:t>
+      </w:r>
+      <w:proofErr w:type="spellStart"/>
+      <w:r>
+        <w:t>name</w:t>
+      </w:r>
+      <w:proofErr w:type="spellEnd"/>
       <w:r>
         <w:br/>
-        <w:t>:emailid</w:t>
-      </w:r>
+      </w:r>
+      <w:proofErr w:type="gramStart"/>
+      <w:r>
+        <w:t>:</w:t>
+      </w:r>
+      <w:proofErr w:type="spellStart"/>
+      <w:r>
+        <w:t>emailid</w:t>
+      </w:r>
+      <w:proofErr w:type="spellEnd"/>
+      <w:proofErr w:type="gramEnd"/>
       <w:r>
         <w:br/>
-        <w:t>:mobileno</w:t>
-      </w:r>
-    </w:p>
-    <w:p>
+        <w:t>:</w:t>
+      </w:r>
+      <w:proofErr w:type="spellStart"/>
+      <w:r>
+        <w:t>mobileno</w:t>
+      </w:r>
+      <w:proofErr w:type="spellEnd"/>
+    </w:p>
+    <w:p>
+      <w:proofErr w:type="gramStart"/>
       <w:r>
         <w:lastRenderedPageBreak/>
-        <w:t>erre:</w:t>
-      </w:r>
-    </w:p>
-    <w:p>
-      <w:r>
-        <w:t>:nev</w:t>
-      </w:r>
+        <w:t>erre</w:t>
+      </w:r>
+      <w:proofErr w:type="gramEnd"/>
+      <w:r>
+        <w:t>:</w:t>
+      </w:r>
+    </w:p>
+    <w:p>
+      <w:r>
+        <w:t>:</w:t>
+      </w:r>
+      <w:proofErr w:type="spellStart"/>
+      <w:r>
+        <w:t>nev</w:t>
+      </w:r>
+      <w:proofErr w:type="spellEnd"/>
       <w:r>
         <w:br/>
+      </w:r>
+      <w:proofErr w:type="gramStart"/>
+      <w:r>
         <w:t>:nem</w:t>
       </w:r>
+      <w:proofErr w:type="gramEnd"/>
       <w:r>
         <w:br/>
-        <w:t>:szuldat</w:t>
-      </w:r>
+        <w:t>:</w:t>
+      </w:r>
+      <w:proofErr w:type="spellStart"/>
+      <w:r>
+        <w:t>szuldat</w:t>
+      </w:r>
+      <w:proofErr w:type="spellEnd"/>
       <w:r>
         <w:br/>
         <w:t>:nemzet</w:t>
@@ -2637,7 +5811,7 @@
     <w:p>
       <w:r>
         <w:pict w14:anchorId="20E465A2">
-          <v:rect id="_x0000_i1098" style="width:0;height:1.5pt" o:hralign="center" o:hrstd="t" o:hr="t" fillcolor="#a0a0a0" stroked="f"/>
+          <v:rect id="_x0000_i1030" style="width:0;height:1.5pt" o:hralign="center" o:hrstd="t" o:hr="t" fillcolor="#a0a0a0" stroked="f"/>
         </w:pict>
       </w:r>
     </w:p>
@@ -2653,12 +5827,33 @@
           <w:b/>
           <w:bCs/>
         </w:rPr>
-        <w:t>5. A form mezőket is átírtuk</w:t>
-      </w:r>
-    </w:p>
-    <w:p>
-      <w:r>
-        <w:t>régi:</w:t>
+        <w:t xml:space="preserve">5. A </w:t>
+      </w:r>
+      <w:proofErr w:type="spellStart"/>
+      <w:r>
+        <w:rPr>
+          <w:b/>
+          <w:bCs/>
+        </w:rPr>
+        <w:t>form</w:t>
+      </w:r>
+      <w:proofErr w:type="spellEnd"/>
+      <w:r>
+        <w:rPr>
+          <w:b/>
+          <w:bCs/>
+        </w:rPr>
+        <w:t xml:space="preserve"> mezőket is átírtuk</w:t>
+      </w:r>
+    </w:p>
+    <w:p>
+      <w:proofErr w:type="gramStart"/>
+      <w:r>
+        <w:t>régi</w:t>
+      </w:r>
+      <w:proofErr w:type="gramEnd"/>
+      <w:r>
+        <w:t>:</w:t>
       </w:r>
     </w:p>
     <w:p>
@@ -2668,8 +5863,13 @@
           <w:numId w:val="13"/>
         </w:numPr>
       </w:pPr>
-      <w:r>
-        <w:t xml:space="preserve">name </w:t>
+      <w:proofErr w:type="spellStart"/>
+      <w:r>
+        <w:t>name</w:t>
+      </w:r>
+      <w:proofErr w:type="spellEnd"/>
+      <w:r>
+        <w:t xml:space="preserve"> </w:t>
       </w:r>
     </w:p>
     <w:p>
@@ -2679,8 +5879,13 @@
           <w:numId w:val="13"/>
         </w:numPr>
       </w:pPr>
-      <w:r>
-        <w:t xml:space="preserve">emailid </w:t>
+      <w:proofErr w:type="spellStart"/>
+      <w:r>
+        <w:t>emailid</w:t>
+      </w:r>
+      <w:proofErr w:type="spellEnd"/>
+      <w:r>
+        <w:t xml:space="preserve"> </w:t>
       </w:r>
     </w:p>
     <w:p>
@@ -2690,13 +5895,23 @@
           <w:numId w:val="13"/>
         </w:numPr>
       </w:pPr>
-      <w:r>
-        <w:t xml:space="preserve">mobileno </w:t>
-      </w:r>
-    </w:p>
-    <w:p>
-      <w:r>
-        <w:t>új:</w:t>
+      <w:proofErr w:type="spellStart"/>
+      <w:r>
+        <w:t>mobileno</w:t>
+      </w:r>
+      <w:proofErr w:type="spellEnd"/>
+      <w:r>
+        <w:t xml:space="preserve"> </w:t>
+      </w:r>
+    </w:p>
+    <w:p>
+      <w:proofErr w:type="gramStart"/>
+      <w:r>
+        <w:t>új</w:t>
+      </w:r>
+      <w:proofErr w:type="gramEnd"/>
+      <w:r>
+        <w:t>:</w:t>
       </w:r>
     </w:p>
     <w:p>
@@ -2706,8 +5921,13 @@
           <w:numId w:val="14"/>
         </w:numPr>
       </w:pPr>
-      <w:r>
-        <w:t xml:space="preserve">nev </w:t>
+      <w:proofErr w:type="spellStart"/>
+      <w:r>
+        <w:t>nev</w:t>
+      </w:r>
+      <w:proofErr w:type="spellEnd"/>
+      <w:r>
+        <w:t xml:space="preserve"> </w:t>
       </w:r>
     </w:p>
     <w:p>
@@ -2728,8 +5948,13 @@
           <w:numId w:val="14"/>
         </w:numPr>
       </w:pPr>
-      <w:r>
-        <w:t xml:space="preserve">szuldat </w:t>
+      <w:proofErr w:type="spellStart"/>
+      <w:r>
+        <w:t>szuldat</w:t>
+      </w:r>
+      <w:proofErr w:type="spellEnd"/>
+      <w:r>
+        <w:t xml:space="preserve"> </w:t>
       </w:r>
     </w:p>
     <w:p>
@@ -2746,7 +5971,7 @@
     <w:p>
       <w:r>
         <w:pict w14:anchorId="751BABB3">
-          <v:rect id="_x0000_i1099" style="width:0;height:1.5pt" o:hralign="center" o:hrstd="t" o:hr="t" fillcolor="#a0a0a0" stroked="f"/>
+          <v:rect id="_x0000_i1031" style="width:0;height:1.5pt" o:hralign="center" o:hrstd="t" o:hr="t" fillcolor="#a0a0a0" stroked="f"/>
         </w:pict>
       </w:r>
     </w:p>
@@ -2766,23 +5991,85 @@
       </w:r>
     </w:p>
     <w:p>
-      <w:r>
-        <w:t>régi:</w:t>
-      </w:r>
-    </w:p>
-    <w:p>
-      <w:r>
-        <w:t>header("Location: .");</w:t>
-      </w:r>
-    </w:p>
-    <w:p>
-      <w:r>
-        <w:t>új:</w:t>
-      </w:r>
-    </w:p>
-    <w:p>
-      <w:r>
-        <w:t>header("Location: ../index.php?oldal=tablazat");</w:t>
+      <w:proofErr w:type="gramStart"/>
+      <w:r>
+        <w:t>régi</w:t>
+      </w:r>
+      <w:proofErr w:type="gramEnd"/>
+      <w:r>
+        <w:t>:</w:t>
+      </w:r>
+    </w:p>
+    <w:p>
+      <w:proofErr w:type="spellStart"/>
+      <w:proofErr w:type="gramStart"/>
+      <w:r>
+        <w:t>header</w:t>
+      </w:r>
+      <w:proofErr w:type="spellEnd"/>
+      <w:r>
+        <w:t>(</w:t>
+      </w:r>
+      <w:proofErr w:type="gramEnd"/>
+      <w:r>
+        <w:t>"</w:t>
+      </w:r>
+      <w:proofErr w:type="spellStart"/>
+      <w:r>
+        <w:t>Location</w:t>
+      </w:r>
+      <w:proofErr w:type="spellEnd"/>
+      <w:r>
+        <w:t>: .");</w:t>
+      </w:r>
+    </w:p>
+    <w:p>
+      <w:proofErr w:type="gramStart"/>
+      <w:r>
+        <w:t>új</w:t>
+      </w:r>
+      <w:proofErr w:type="gramEnd"/>
+      <w:r>
+        <w:t>:</w:t>
+      </w:r>
+    </w:p>
+    <w:p>
+      <w:proofErr w:type="spellStart"/>
+      <w:proofErr w:type="gramStart"/>
+      <w:r>
+        <w:t>header</w:t>
+      </w:r>
+      <w:proofErr w:type="spellEnd"/>
+      <w:r>
+        <w:t>(</w:t>
+      </w:r>
+      <w:proofErr w:type="gramEnd"/>
+      <w:r>
+        <w:t>"</w:t>
+      </w:r>
+      <w:proofErr w:type="spellStart"/>
+      <w:r>
+        <w:t>Location</w:t>
+      </w:r>
+      <w:proofErr w:type="spellEnd"/>
+      <w:r>
+        <w:t>: ../</w:t>
+      </w:r>
+      <w:proofErr w:type="spellStart"/>
+      <w:r>
+        <w:t>index.php</w:t>
+      </w:r>
+      <w:proofErr w:type="spellEnd"/>
+      <w:r>
+        <w:t>?oldal=</w:t>
+      </w:r>
+      <w:proofErr w:type="spellStart"/>
+      <w:r>
+        <w:t>tablazat</w:t>
+      </w:r>
+      <w:proofErr w:type="spellEnd"/>
+      <w:r>
+        <w:t>");</w:t>
       </w:r>
     </w:p>
     <w:p>
@@ -2793,7 +6080,7 @@
     <w:p>
       <w:r>
         <w:pict w14:anchorId="4196E68B">
-          <v:rect id="_x0000_i1100" style="width:0;height:1.5pt" o:hralign="center" o:hrstd="t" o:hr="t" fillcolor="#a0a0a0" stroked="f"/>
+          <v:rect id="_x0000_i1032" style="width:0;height:1.5pt" o:hralign="center" o:hrstd="t" o:hr="t" fillcolor="#a0a0a0" stroked="f"/>
         </w:pict>
       </w:r>
     </w:p>
@@ -2819,7 +6106,71 @@
     </w:p>
     <w:p>
       <w:r>
-        <w:t>&lt;a href="."&gt;&lt;button class="btn btn-danger"&gt;Main page&lt;/button&gt;&lt;/a&gt;</w:t>
+        <w:t xml:space="preserve">&lt;a </w:t>
+      </w:r>
+      <w:proofErr w:type="spellStart"/>
+      <w:r>
+        <w:t>href</w:t>
+      </w:r>
+      <w:proofErr w:type="spellEnd"/>
+      <w:r>
+        <w:t>="."&gt;&lt;</w:t>
+      </w:r>
+      <w:proofErr w:type="spellStart"/>
+      <w:r>
+        <w:t>button</w:t>
+      </w:r>
+      <w:proofErr w:type="spellEnd"/>
+      <w:r>
+        <w:t xml:space="preserve"> </w:t>
+      </w:r>
+      <w:proofErr w:type="spellStart"/>
+      <w:r>
+        <w:t>class</w:t>
+      </w:r>
+      <w:proofErr w:type="spellEnd"/>
+      <w:r>
+        <w:t>="</w:t>
+      </w:r>
+      <w:proofErr w:type="spellStart"/>
+      <w:r>
+        <w:t>btn</w:t>
+      </w:r>
+      <w:proofErr w:type="spellEnd"/>
+      <w:r>
+        <w:t xml:space="preserve"> </w:t>
+      </w:r>
+      <w:proofErr w:type="spellStart"/>
+      <w:r>
+        <w:t>btn-danger</w:t>
+      </w:r>
+      <w:proofErr w:type="spellEnd"/>
+      <w:r>
+        <w:t>"</w:t>
+      </w:r>
+      <w:proofErr w:type="gramStart"/>
+      <w:r>
+        <w:t>&gt;Main</w:t>
+      </w:r>
+      <w:proofErr w:type="gramEnd"/>
+      <w:r>
+        <w:t xml:space="preserve"> </w:t>
+      </w:r>
+      <w:proofErr w:type="spellStart"/>
+      <w:r>
+        <w:t>page</w:t>
+      </w:r>
+      <w:proofErr w:type="spellEnd"/>
+      <w:r>
+        <w:t>&lt;/</w:t>
+      </w:r>
+      <w:proofErr w:type="spellStart"/>
+      <w:r>
+        <w:t>button</w:t>
+      </w:r>
+      <w:proofErr w:type="spellEnd"/>
+      <w:r>
+        <w:t>&gt;&lt;/a&gt;</w:t>
       </w:r>
     </w:p>
     <w:p>
@@ -2834,12 +6185,121 @@
     </w:p>
     <w:p>
       <w:r>
-        <w:t>&lt;a href="../index.php?oldal=tablazat"&gt;&lt;button type="button" class="btn btn-danger"&gt;Főoldal&lt;/button&gt;&lt;/a&gt;</w:t>
-      </w:r>
-    </w:p>
-    <w:p>
-      <w:r>
-        <w:t>A type="button" azért kell, hogy ne küldje el a formot.</w:t>
+        <w:t xml:space="preserve">&lt;a </w:t>
+      </w:r>
+      <w:proofErr w:type="spellStart"/>
+      <w:r>
+        <w:t>href</w:t>
+      </w:r>
+      <w:proofErr w:type="spellEnd"/>
+      <w:r>
+        <w:t>="../</w:t>
+      </w:r>
+      <w:proofErr w:type="spellStart"/>
+      <w:r>
+        <w:t>index.php</w:t>
+      </w:r>
+      <w:proofErr w:type="spellEnd"/>
+      <w:proofErr w:type="gramStart"/>
+      <w:r>
+        <w:t>?oldal</w:t>
+      </w:r>
+      <w:proofErr w:type="gramEnd"/>
+      <w:r>
+        <w:t>=</w:t>
+      </w:r>
+      <w:proofErr w:type="spellStart"/>
+      <w:r>
+        <w:t>tablazat</w:t>
+      </w:r>
+      <w:proofErr w:type="spellEnd"/>
+      <w:r>
+        <w:t>"&gt;&lt;</w:t>
+      </w:r>
+      <w:proofErr w:type="spellStart"/>
+      <w:r>
+        <w:t>button</w:t>
+      </w:r>
+      <w:proofErr w:type="spellEnd"/>
+      <w:r>
+        <w:t xml:space="preserve"> </w:t>
+      </w:r>
+      <w:proofErr w:type="spellStart"/>
+      <w:r>
+        <w:t>type</w:t>
+      </w:r>
+      <w:proofErr w:type="spellEnd"/>
+      <w:r>
+        <w:t>="</w:t>
+      </w:r>
+      <w:proofErr w:type="spellStart"/>
+      <w:r>
+        <w:t>button</w:t>
+      </w:r>
+      <w:proofErr w:type="spellEnd"/>
+      <w:r>
+        <w:t xml:space="preserve">" </w:t>
+      </w:r>
+      <w:proofErr w:type="spellStart"/>
+      <w:r>
+        <w:t>class</w:t>
+      </w:r>
+      <w:proofErr w:type="spellEnd"/>
+      <w:r>
+        <w:t>="</w:t>
+      </w:r>
+      <w:proofErr w:type="spellStart"/>
+      <w:r>
+        <w:t>btn</w:t>
+      </w:r>
+      <w:proofErr w:type="spellEnd"/>
+      <w:r>
+        <w:t xml:space="preserve"> </w:t>
+      </w:r>
+      <w:proofErr w:type="spellStart"/>
+      <w:r>
+        <w:t>btn-danger</w:t>
+      </w:r>
+      <w:proofErr w:type="spellEnd"/>
+      <w:r>
+        <w:t>"&gt;Főoldal&lt;/</w:t>
+      </w:r>
+      <w:proofErr w:type="spellStart"/>
+      <w:r>
+        <w:t>button</w:t>
+      </w:r>
+      <w:proofErr w:type="spellEnd"/>
+      <w:r>
+        <w:t>&gt;&lt;/a&gt;</w:t>
+      </w:r>
+    </w:p>
+    <w:p>
+      <w:r>
+        <w:t xml:space="preserve">A </w:t>
+      </w:r>
+      <w:proofErr w:type="spellStart"/>
+      <w:r>
+        <w:t>type</w:t>
+      </w:r>
+      <w:proofErr w:type="spellEnd"/>
+      <w:r>
+        <w:t>="</w:t>
+      </w:r>
+      <w:proofErr w:type="spellStart"/>
+      <w:r>
+        <w:t>button</w:t>
+      </w:r>
+      <w:proofErr w:type="spellEnd"/>
+      <w:r>
+        <w:t xml:space="preserve">" azért kell, hogy ne küldje el a </w:t>
+      </w:r>
+      <w:proofErr w:type="spellStart"/>
+      <w:r>
+        <w:t>formot</w:t>
+      </w:r>
+      <w:proofErr w:type="spellEnd"/>
+      <w:r>
+        <w:t>.</w:t>
       </w:r>
     </w:p>
     <w:p>
@@ -2852,6 +6312,7 @@
           <w:u w:val="single"/>
         </w:rPr>
       </w:pPr>
+      <w:proofErr w:type="spellStart"/>
       <w:r>
         <w:rPr>
           <w:b/>
@@ -2871,8 +6332,9 @@
           <w:szCs w:val="24"/>
           <w:u w:val="single"/>
         </w:rPr>
-        <w:t xml:space="preserve">user minta mósotása </w:t>
-      </w:r>
+        <w:t>user</w:t>
+      </w:r>
+      <w:proofErr w:type="spellEnd"/>
       <w:r>
         <w:rPr>
           <w:b/>
@@ -2881,8 +6343,9 @@
           <w:szCs w:val="24"/>
           <w:u w:val="single"/>
         </w:rPr>
-        <w:t>edit</w:t>
-      </w:r>
+        <w:t xml:space="preserve"> minta </w:t>
+      </w:r>
+      <w:proofErr w:type="spellStart"/>
       <w:r>
         <w:rPr>
           <w:b/>
@@ -2891,7 +6354,50 @@
           <w:szCs w:val="24"/>
           <w:u w:val="single"/>
         </w:rPr>
-        <w:t>pilota fájlra:</w:t>
+        <w:t>mósotása</w:t>
+      </w:r>
+      <w:proofErr w:type="spellEnd"/>
+      <w:r>
+        <w:rPr>
+          <w:b/>
+          <w:bCs/>
+          <w:sz w:val="24"/>
+          <w:szCs w:val="24"/>
+          <w:u w:val="single"/>
+        </w:rPr>
+        <w:t xml:space="preserve"> </w:t>
+      </w:r>
+      <w:proofErr w:type="spellStart"/>
+      <w:r>
+        <w:rPr>
+          <w:b/>
+          <w:bCs/>
+          <w:sz w:val="24"/>
+          <w:szCs w:val="24"/>
+          <w:u w:val="single"/>
+        </w:rPr>
+        <w:t>edit</w:t>
+      </w:r>
+      <w:r>
+        <w:rPr>
+          <w:b/>
+          <w:bCs/>
+          <w:sz w:val="24"/>
+          <w:szCs w:val="24"/>
+          <w:u w:val="single"/>
+        </w:rPr>
+        <w:t>pilota</w:t>
+      </w:r>
+      <w:proofErr w:type="spellEnd"/>
+      <w:r>
+        <w:rPr>
+          <w:b/>
+          <w:bCs/>
+          <w:sz w:val="24"/>
+          <w:szCs w:val="24"/>
+          <w:u w:val="single"/>
+        </w:rPr>
+        <w:t xml:space="preserve"> fájlra:</w:t>
       </w:r>
     </w:p>
     <w:p>
@@ -2906,8 +6412,45 @@
           <w:numId w:val="15"/>
         </w:numPr>
       </w:pPr>
-      <w:r>
-        <w:t xml:space="preserve">include 'db_connect.php'; → include '../includes/db_connect.php'; </w:t>
+      <w:proofErr w:type="spellStart"/>
+      <w:r>
+        <w:t>include</w:t>
+      </w:r>
+      <w:proofErr w:type="spellEnd"/>
+      <w:r>
+        <w:t xml:space="preserve"> 'db_</w:t>
+      </w:r>
+      <w:proofErr w:type="spellStart"/>
+      <w:r>
+        <w:t>connect.php</w:t>
+      </w:r>
+      <w:proofErr w:type="spellEnd"/>
+      <w:r>
+        <w:t xml:space="preserve">'; → </w:t>
+      </w:r>
+      <w:proofErr w:type="spellStart"/>
+      <w:r>
+        <w:t>include</w:t>
+      </w:r>
+      <w:proofErr w:type="spellEnd"/>
+      <w:r>
+        <w:t xml:space="preserve"> '../</w:t>
+      </w:r>
+      <w:proofErr w:type="spellStart"/>
+      <w:r>
+        <w:t>includes</w:t>
+      </w:r>
+      <w:proofErr w:type="spellEnd"/>
+      <w:r>
+        <w:t>/db_</w:t>
+      </w:r>
+      <w:proofErr w:type="spellStart"/>
+      <w:r>
+        <w:t>connect.php</w:t>
+      </w:r>
+      <w:proofErr w:type="spellEnd"/>
+      <w:r>
+        <w:t xml:space="preserve">'; </w:t>
       </w:r>
     </w:p>
     <w:p>
@@ -2917,8 +6460,21 @@
           <w:numId w:val="15"/>
         </w:numPr>
       </w:pPr>
-      <w:r>
-        <w:t xml:space="preserve">$connect → $conn </w:t>
+      <w:proofErr w:type="spellStart"/>
+      <w:r>
+        <w:t>$connect</w:t>
+      </w:r>
+      <w:proofErr w:type="spellEnd"/>
+      <w:r>
+        <w:t xml:space="preserve"> → </w:t>
+      </w:r>
+      <w:proofErr w:type="spellStart"/>
+      <w:r>
+        <w:t>$conn</w:t>
+      </w:r>
+      <w:proofErr w:type="spellEnd"/>
+      <w:r>
+        <w:t xml:space="preserve"> </w:t>
       </w:r>
     </w:p>
     <w:p>
@@ -2928,8 +6484,21 @@
           <w:numId w:val="15"/>
         </w:numPr>
       </w:pPr>
-      <w:r>
-        <w:t xml:space="preserve">users → pilota </w:t>
+      <w:proofErr w:type="spellStart"/>
+      <w:r>
+        <w:t>users</w:t>
+      </w:r>
+      <w:proofErr w:type="spellEnd"/>
+      <w:r>
+        <w:t xml:space="preserve"> → </w:t>
+      </w:r>
+      <w:proofErr w:type="spellStart"/>
+      <w:r>
+        <w:t>pilota</w:t>
+      </w:r>
+      <w:proofErr w:type="spellEnd"/>
+      <w:r>
+        <w:t xml:space="preserve"> </w:t>
       </w:r>
     </w:p>
     <w:p>
@@ -2939,8 +6508,13 @@
           <w:numId w:val="15"/>
         </w:numPr>
       </w:pPr>
-      <w:r>
-        <w:t xml:space="preserve">id → az </w:t>
+      <w:proofErr w:type="spellStart"/>
+      <w:r>
+        <w:t>id</w:t>
+      </w:r>
+      <w:proofErr w:type="spellEnd"/>
+      <w:r>
+        <w:t xml:space="preserve"> → az </w:t>
       </w:r>
     </w:p>
     <w:p>
@@ -2950,8 +6524,29 @@
           <w:numId w:val="15"/>
         </w:numPr>
       </w:pPr>
-      <w:r>
-        <w:t>name, email, mobile → nev, nem, szuldat, nemzet</w:t>
+      <w:proofErr w:type="spellStart"/>
+      <w:r>
+        <w:t>name</w:t>
+      </w:r>
+      <w:proofErr w:type="spellEnd"/>
+      <w:r>
+        <w:t xml:space="preserve">, email, mobile → </w:t>
+      </w:r>
+      <w:proofErr w:type="spellStart"/>
+      <w:r>
+        <w:t>nev</w:t>
+      </w:r>
+      <w:proofErr w:type="spellEnd"/>
+      <w:r>
+        <w:t xml:space="preserve">, nem, </w:t>
+      </w:r>
+      <w:proofErr w:type="spellStart"/>
+      <w:r>
+        <w:t>szuldat</w:t>
+      </w:r>
+      <w:proofErr w:type="spellEnd"/>
+      <w:r>
+        <w:t>, nemzet</w:t>
       </w:r>
     </w:p>
     <w:p>
@@ -2964,6 +6559,7 @@
           <w:u w:val="single"/>
         </w:rPr>
       </w:pPr>
+      <w:proofErr w:type="spellStart"/>
       <w:r>
         <w:rPr>
           <w:b/>
@@ -2982,8 +6578,9 @@
           <w:szCs w:val="24"/>
           <w:u w:val="single"/>
         </w:rPr>
-        <w:t xml:space="preserve">user minta mósotása </w:t>
-      </w:r>
+        <w:t>user</w:t>
+      </w:r>
+      <w:proofErr w:type="spellEnd"/>
       <w:r>
         <w:rPr>
           <w:b/>
@@ -2992,8 +6589,9 @@
           <w:szCs w:val="24"/>
           <w:u w:val="single"/>
         </w:rPr>
-        <w:t>deletep</w:t>
-      </w:r>
+        <w:t xml:space="preserve"> minta </w:t>
+      </w:r>
+      <w:proofErr w:type="spellStart"/>
       <w:r>
         <w:rPr>
           <w:b/>
@@ -3002,7 +6600,50 @@
           <w:szCs w:val="24"/>
           <w:u w:val="single"/>
         </w:rPr>
-        <w:t>ilota fájlra:</w:t>
+        <w:t>mósotása</w:t>
+      </w:r>
+      <w:proofErr w:type="spellEnd"/>
+      <w:r>
+        <w:rPr>
+          <w:b/>
+          <w:bCs/>
+          <w:sz w:val="24"/>
+          <w:szCs w:val="24"/>
+          <w:u w:val="single"/>
+        </w:rPr>
+        <w:t xml:space="preserve"> </w:t>
+      </w:r>
+      <w:proofErr w:type="spellStart"/>
+      <w:r>
+        <w:rPr>
+          <w:b/>
+          <w:bCs/>
+          <w:sz w:val="24"/>
+          <w:szCs w:val="24"/>
+          <w:u w:val="single"/>
+        </w:rPr>
+        <w:t>deletep</w:t>
+      </w:r>
+      <w:r>
+        <w:rPr>
+          <w:b/>
+          <w:bCs/>
+          <w:sz w:val="24"/>
+          <w:szCs w:val="24"/>
+          <w:u w:val="single"/>
+        </w:rPr>
+        <w:t>ilota</w:t>
+      </w:r>
+      <w:proofErr w:type="spellEnd"/>
+      <w:r>
+        <w:rPr>
+          <w:b/>
+          <w:bCs/>
+          <w:sz w:val="24"/>
+          <w:szCs w:val="24"/>
+          <w:u w:val="single"/>
+        </w:rPr>
+        <w:t xml:space="preserve"> fájlra:</w:t>
       </w:r>
     </w:p>
     <w:p>
@@ -3044,8 +6685,21 @@
       </w:r>
     </w:p>
     <w:p>
-      <w:r>
-        <w:t>include 'db_connect.php';</w:t>
+      <w:proofErr w:type="spellStart"/>
+      <w:r>
+        <w:t>include</w:t>
+      </w:r>
+      <w:proofErr w:type="spellEnd"/>
+      <w:r>
+        <w:t xml:space="preserve"> 'db_</w:t>
+      </w:r>
+      <w:proofErr w:type="spellStart"/>
+      <w:r>
+        <w:t>connect.php</w:t>
+      </w:r>
+      <w:proofErr w:type="spellEnd"/>
+      <w:r>
+        <w:t>';</w:t>
       </w:r>
     </w:p>
     <w:p>
@@ -3057,14 +6711,35 @@
       </w:r>
     </w:p>
     <w:p>
-      <w:r>
-        <w:t>include '../includes/db_connect.php';</w:t>
+      <w:proofErr w:type="spellStart"/>
+      <w:r>
+        <w:t>include</w:t>
+      </w:r>
+      <w:proofErr w:type="spellEnd"/>
+      <w:r>
+        <w:t xml:space="preserve"> '../</w:t>
+      </w:r>
+      <w:proofErr w:type="spellStart"/>
+      <w:r>
+        <w:t>includes</w:t>
+      </w:r>
+      <w:proofErr w:type="spellEnd"/>
+      <w:r>
+        <w:t>/db_</w:t>
+      </w:r>
+      <w:proofErr w:type="spellStart"/>
+      <w:r>
+        <w:t>connect.php</w:t>
+      </w:r>
+      <w:proofErr w:type="spellEnd"/>
+      <w:r>
+        <w:t>';</w:t>
       </w:r>
     </w:p>
     <w:p>
       <w:r>
         <w:pict w14:anchorId="0BAA15B0">
-          <v:rect id="_x0000_i1137" style="width:0;height:1.5pt" o:hralign="center" o:hrstd="t" o:hr="t" fillcolor="#a0a0a0" stroked="f"/>
+          <v:rect id="_x0000_i1033" style="width:0;height:1.5pt" o:hralign="center" o:hrstd="t" o:hr="t" fillcolor="#a0a0a0" stroked="f"/>
         </w:pict>
       </w:r>
     </w:p>
@@ -3084,9 +6759,11 @@
       </w:r>
     </w:p>
     <w:p>
+      <w:proofErr w:type="spellStart"/>
       <w:r>
         <w:t>$connect</w:t>
       </w:r>
+      <w:proofErr w:type="spellEnd"/>
     </w:p>
     <w:p>
       <w:r>
@@ -3097,14 +6774,16 @@
       </w:r>
     </w:p>
     <w:p>
+      <w:proofErr w:type="spellStart"/>
       <w:r>
         <w:t>$conn</w:t>
       </w:r>
+      <w:proofErr w:type="spellEnd"/>
     </w:p>
     <w:p>
       <w:r>
         <w:pict w14:anchorId="170EBD7B">
-          <v:rect id="_x0000_i1138" style="width:0;height:1.5pt" o:hralign="center" o:hrstd="t" o:hr="t" fillcolor="#a0a0a0" stroked="f"/>
+          <v:rect id="_x0000_i1034" style="width:0;height:1.5pt" o:hralign="center" o:hrstd="t" o:hr="t" fillcolor="#a0a0a0" stroked="f"/>
         </w:pict>
       </w:r>
     </w:p>
@@ -3125,8 +6804,21 @@
     </w:p>
     <w:p>
       <w:r>
-        <w:t>DELETE from users</w:t>
-      </w:r>
+        <w:t xml:space="preserve">DELETE </w:t>
+      </w:r>
+      <w:proofErr w:type="spellStart"/>
+      <w:r>
+        <w:t>from</w:t>
+      </w:r>
+      <w:proofErr w:type="spellEnd"/>
+      <w:r>
+        <w:t xml:space="preserve"> </w:t>
+      </w:r>
+      <w:proofErr w:type="spellStart"/>
+      <w:r>
+        <w:t>users</w:t>
+      </w:r>
+      <w:proofErr w:type="spellEnd"/>
     </w:p>
     <w:p>
       <w:r>
@@ -3138,13 +6830,26 @@
     </w:p>
     <w:p>
       <w:r>
-        <w:t>DELETE from pilota</w:t>
-      </w:r>
+        <w:t xml:space="preserve">DELETE </w:t>
+      </w:r>
+      <w:proofErr w:type="spellStart"/>
+      <w:r>
+        <w:t>from</w:t>
+      </w:r>
+      <w:proofErr w:type="spellEnd"/>
+      <w:r>
+        <w:t xml:space="preserve"> </w:t>
+      </w:r>
+      <w:proofErr w:type="spellStart"/>
+      <w:r>
+        <w:t>pilota</w:t>
+      </w:r>
+      <w:proofErr w:type="spellEnd"/>
     </w:p>
     <w:p>
       <w:r>
         <w:pict w14:anchorId="2B87E888">
-          <v:rect id="_x0000_i1139" style="width:0;height:1.5pt" o:hralign="center" o:hrstd="t" o:hr="t" fillcolor="#a0a0a0" stroked="f"/>
+          <v:rect id="_x0000_i1035" style="width:0;height:1.5pt" o:hralign="center" o:hrstd="t" o:hr="t" fillcolor="#a0a0a0" stroked="f"/>
         </w:pict>
       </w:r>
     </w:p>
@@ -3164,9 +6869,29 @@
       </w:r>
     </w:p>
     <w:p>
-      <w:r>
-        <w:t>where id = :id</w:t>
-      </w:r>
+      <w:proofErr w:type="spellStart"/>
+      <w:r>
+        <w:t>where</w:t>
+      </w:r>
+      <w:proofErr w:type="spellEnd"/>
+      <w:r>
+        <w:t xml:space="preserve"> </w:t>
+      </w:r>
+      <w:proofErr w:type="spellStart"/>
+      <w:proofErr w:type="gramStart"/>
+      <w:r>
+        <w:t>id</w:t>
+      </w:r>
+      <w:proofErr w:type="spellEnd"/>
+      <w:r>
+        <w:t xml:space="preserve"> = :</w:t>
+      </w:r>
+      <w:proofErr w:type="spellStart"/>
+      <w:r>
+        <w:t>id</w:t>
+      </w:r>
+      <w:proofErr w:type="spellEnd"/>
+      <w:proofErr w:type="gramEnd"/>
     </w:p>
     <w:p>
       <w:r>
@@ -3177,14 +6902,24 @@
       </w:r>
     </w:p>
     <w:p>
-      <w:r>
-        <w:t>where az = :az</w:t>
-      </w:r>
+      <w:proofErr w:type="spellStart"/>
+      <w:r>
+        <w:t>where</w:t>
+      </w:r>
+      <w:proofErr w:type="spellEnd"/>
+      <w:r>
+        <w:t xml:space="preserve"> </w:t>
+      </w:r>
+      <w:proofErr w:type="gramStart"/>
+      <w:r>
+        <w:t>az = :az</w:t>
+      </w:r>
+      <w:proofErr w:type="gramEnd"/>
     </w:p>
     <w:p>
       <w:r>
         <w:pict w14:anchorId="17F082E0">
-          <v:rect id="_x0000_i1140" style="width:0;height:1.5pt" o:hralign="center" o:hrstd="t" o:hr="t" fillcolor="#a0a0a0" stroked="f"/>
+          <v:rect id="_x0000_i1036" style="width:0;height:1.5pt" o:hralign="center" o:hrstd="t" o:hr="t" fillcolor="#a0a0a0" stroked="f"/>
         </w:pict>
       </w:r>
     </w:p>
@@ -3204,8 +6939,26 @@
       </w:r>
     </w:p>
     <w:p>
-      <w:r>
-        <w:t>header("Location: .");</w:t>
+      <w:proofErr w:type="spellStart"/>
+      <w:proofErr w:type="gramStart"/>
+      <w:r>
+        <w:t>header</w:t>
+      </w:r>
+      <w:proofErr w:type="spellEnd"/>
+      <w:r>
+        <w:t>(</w:t>
+      </w:r>
+      <w:proofErr w:type="gramEnd"/>
+      <w:r>
+        <w:t>"</w:t>
+      </w:r>
+      <w:proofErr w:type="spellStart"/>
+      <w:r>
+        <w:t>Location</w:t>
+      </w:r>
+      <w:proofErr w:type="spellEnd"/>
+      <w:r>
+        <w:t>: .");</w:t>
       </w:r>
     </w:p>
     <w:p>
@@ -3218,14 +6971,48 @@
       </w:r>
     </w:p>
     <w:p>
-      <w:r>
-        <w:t>header("Location: ../index.php?oldal=tablazat");</w:t>
+      <w:proofErr w:type="spellStart"/>
+      <w:proofErr w:type="gramStart"/>
+      <w:r>
+        <w:t>header</w:t>
+      </w:r>
+      <w:proofErr w:type="spellEnd"/>
+      <w:r>
+        <w:t>(</w:t>
+      </w:r>
+      <w:proofErr w:type="gramEnd"/>
+      <w:r>
+        <w:t>"</w:t>
+      </w:r>
+      <w:proofErr w:type="spellStart"/>
+      <w:r>
+        <w:t>Location</w:t>
+      </w:r>
+      <w:proofErr w:type="spellEnd"/>
+      <w:r>
+        <w:t>: ../</w:t>
+      </w:r>
+      <w:proofErr w:type="spellStart"/>
+      <w:r>
+        <w:t>index.php</w:t>
+      </w:r>
+      <w:proofErr w:type="spellEnd"/>
+      <w:r>
+        <w:t>?oldal=</w:t>
+      </w:r>
+      <w:proofErr w:type="spellStart"/>
+      <w:r>
+        <w:t>tablazat</w:t>
+      </w:r>
+      <w:proofErr w:type="spellEnd"/>
+      <w:r>
+        <w:t>");</w:t>
       </w:r>
     </w:p>
     <w:p>
       <w:r>
         <w:pict w14:anchorId="00D97A36">
-          <v:rect id="_x0000_i1141" style="width:0;height:1.5pt" o:hralign="center" o:hrstd="t" o:hr="t" fillcolor="#a0a0a0" stroked="f"/>
+          <v:rect id="_x0000_i1037" style="width:0;height:1.5pt" o:hralign="center" o:hrstd="t" o:hr="t" fillcolor="#a0a0a0" stroked="f"/>
         </w:pict>
       </w:r>
     </w:p>
@@ -3264,8 +7051,18 @@
       </w:r>
     </w:p>
     <w:p>
-      <w:r>
-        <w:t>?id=123</w:t>
+      <w:proofErr w:type="gramStart"/>
+      <w:r>
+        <w:t>?</w:t>
+      </w:r>
+      <w:proofErr w:type="spellStart"/>
+      <w:proofErr w:type="gramEnd"/>
+      <w:r>
+        <w:t>id</w:t>
+      </w:r>
+      <w:proofErr w:type="spellEnd"/>
+      <w:r>
+        <w:t>=123</w:t>
       </w:r>
     </w:p>
     <w:p>
@@ -3280,8 +7077,13 @@
       </w:r>
     </w:p>
     <w:p>
-      <w:r>
-        <w:t>az = 123</w:t>
+      <w:proofErr w:type="gramStart"/>
+      <w:r>
+        <w:t>az</w:t>
+      </w:r>
+      <w:proofErr w:type="gramEnd"/>
+      <w:r>
+        <w:t xml:space="preserve"> = 123</w:t>
       </w:r>
     </w:p>
     <w:p>
@@ -3311,16 +7113,7 @@
           <w:sz w:val="32"/>
           <w:szCs w:val="32"/>
         </w:rPr>
-        <w:t>Következő lépés ö</w:t>
-      </w:r>
-      <w:r>
-        <w:rPr>
-          <w:b/>
-          <w:bCs/>
-          <w:sz w:val="32"/>
-          <w:szCs w:val="32"/>
-        </w:rPr>
-        <w:t>sszekötjük az egészet a Táblázat oldallal</w:t>
+        <w:t>Következő lépés összekötjük az egészet a Táblázat oldallal</w:t>
       </w:r>
     </w:p>
     <w:p>
@@ -3329,9 +7122,27 @@
       </w:r>
     </w:p>
     <w:p>
-      <w:r>
-        <w:t>templates/pages/tablazat.tpl.php</w:t>
-      </w:r>
+      <w:proofErr w:type="spellStart"/>
+      <w:r>
+        <w:t>templates</w:t>
+      </w:r>
+      <w:proofErr w:type="spellEnd"/>
+      <w:r>
+        <w:t>/</w:t>
+      </w:r>
+      <w:proofErr w:type="spellStart"/>
+      <w:r>
+        <w:t>pages</w:t>
+      </w:r>
+      <w:proofErr w:type="spellEnd"/>
+      <w:r>
+        <w:t>/</w:t>
+      </w:r>
+      <w:proofErr w:type="spellStart"/>
+      <w:r>
+        <w:t>tablazat.tpl.php</w:t>
+      </w:r>
+      <w:proofErr w:type="spellEnd"/>
     </w:p>
     <w:p>
       <w:r>
@@ -3368,7 +7179,15 @@
         </w:numPr>
       </w:pPr>
       <w:r>
-        <w:t xml:space="preserve">betenni az Edit / Delete gombokat </w:t>
+        <w:t xml:space="preserve">betenni az Edit / </w:t>
+      </w:r>
+      <w:proofErr w:type="spellStart"/>
+      <w:r>
+        <w:t>Delete</w:t>
+      </w:r>
+      <w:proofErr w:type="spellEnd"/>
+      <w:r>
+        <w:t xml:space="preserve"> gombokat </w:t>
       </w:r>
     </w:p>
     <w:p>
@@ -3379,7 +7198,15 @@
         </w:numPr>
       </w:pPr>
       <w:r>
-        <w:t>meghívni a logicals fájlokat</w:t>
+        <w:t xml:space="preserve">meghívni a </w:t>
+      </w:r>
+      <w:proofErr w:type="spellStart"/>
+      <w:r>
+        <w:t>logicals</w:t>
+      </w:r>
+      <w:proofErr w:type="spellEnd"/>
+      <w:r>
+        <w:t xml:space="preserve"> fájlokat</w:t>
       </w:r>
     </w:p>
     <w:p>
@@ -3390,8 +7217,21 @@
         <w:t>Web-1-Megoldasok\10a-PHP-CRUD alkalmazás útvonalakkal\2-Bootstrap formázással</w:t>
       </w:r>
       <w:r>
-        <w:t xml:space="preserve"> main.php kódjának átalakítása és azt tettük bele a tablazat.php-ba</w:t>
-      </w:r>
+        <w:t xml:space="preserve"> </w:t>
+      </w:r>
+      <w:proofErr w:type="spellStart"/>
+      <w:r>
+        <w:t>main.php</w:t>
+      </w:r>
+      <w:proofErr w:type="spellEnd"/>
+      <w:r>
+        <w:t xml:space="preserve"> kódjának átalakítása és azt tettük bele a </w:t>
+      </w:r>
+      <w:proofErr w:type="spellStart"/>
+      <w:r>
+        <w:t>tablazat.php-ba</w:t>
+      </w:r>
+      <w:proofErr w:type="spellEnd"/>
     </w:p>
     <w:p>
       <w:pPr>
@@ -3416,7 +7256,41 @@
         <w:t>✔</w:t>
       </w:r>
       <w:r>
-        <w:t xml:space="preserve"> while ($data = $stmt-&gt;fetch...)</w:t>
+        <w:t xml:space="preserve"> </w:t>
+      </w:r>
+      <w:proofErr w:type="spellStart"/>
+      <w:r>
+        <w:t>while</w:t>
+      </w:r>
+      <w:proofErr w:type="spellEnd"/>
+      <w:r>
+        <w:t xml:space="preserve"> (</w:t>
+      </w:r>
+      <w:proofErr w:type="spellStart"/>
+      <w:r>
+        <w:t>$data</w:t>
+      </w:r>
+      <w:proofErr w:type="spellEnd"/>
+      <w:r>
+        <w:t xml:space="preserve"> = </w:t>
+      </w:r>
+      <w:proofErr w:type="spellStart"/>
+      <w:r>
+        <w:t>$stmt-</w:t>
+      </w:r>
+      <w:proofErr w:type="spellEnd"/>
+      <w:proofErr w:type="gramStart"/>
+      <w:r>
+        <w:t>&gt;</w:t>
+      </w:r>
+      <w:proofErr w:type="spellStart"/>
+      <w:r>
+        <w:t>fetch</w:t>
+      </w:r>
+      <w:proofErr w:type="spellEnd"/>
+      <w:proofErr w:type="gramEnd"/>
+      <w:r>
+        <w:t>...)</w:t>
       </w:r>
       <w:r>
         <w:br/>
@@ -3470,7 +7344,23 @@
         <w:t>✔</w:t>
       </w:r>
       <w:r>
-        <w:t xml:space="preserve"> echo '&lt;a href=... megoldás</w:t>
+        <w:t xml:space="preserve"> </w:t>
+      </w:r>
+      <w:proofErr w:type="spellStart"/>
+      <w:r>
+        <w:t>echo</w:t>
+      </w:r>
+      <w:proofErr w:type="spellEnd"/>
+      <w:r>
+        <w:t xml:space="preserve"> '&lt;a </w:t>
+      </w:r>
+      <w:proofErr w:type="spellStart"/>
+      <w:r>
+        <w:t>href</w:t>
+      </w:r>
+      <w:proofErr w:type="spellEnd"/>
+      <w:r>
+        <w:t>=... megoldás</w:t>
       </w:r>
       <w:r>
         <w:br/>
@@ -3482,7 +7372,15 @@
         <w:t>✔</w:t>
       </w:r>
       <w:r>
-        <w:t xml:space="preserve"> Bootstrap kin</w:t>
+        <w:t xml:space="preserve"> </w:t>
+      </w:r>
+      <w:proofErr w:type="spellStart"/>
+      <w:r>
+        <w:t>Bootstrap</w:t>
+      </w:r>
+      <w:proofErr w:type="spellEnd"/>
+      <w:r>
+        <w:t xml:space="preserve"> kin</w:t>
       </w:r>
       <w:r>
         <w:rPr>
@@ -3497,7 +7395,7 @@
     <w:p>
       <w:r>
         <w:pict w14:anchorId="1A89AD53">
-          <v:rect id="_x0000_i1165" style="width:0;height:1.5pt" o:hralign="center" o:hrstd="t" o:hr="t" fillcolor="#a0a0a0" stroked="f"/>
+          <v:rect id="_x0000_i1038" style="width:0;height:1.5pt" o:hralign="center" o:hrstd="t" o:hr="t" fillcolor="#a0a0a0" stroked="f"/>
         </w:pict>
       </w:r>
     </w:p>
@@ -3540,9 +7438,19 @@
       </w:r>
     </w:p>
     <w:p>
-      <w:r>
-        <w:t>users → pilota</w:t>
-      </w:r>
+      <w:proofErr w:type="spellStart"/>
+      <w:r>
+        <w:t>users</w:t>
+      </w:r>
+      <w:proofErr w:type="spellEnd"/>
+      <w:r>
+        <w:t xml:space="preserve"> → </w:t>
+      </w:r>
+      <w:proofErr w:type="spellStart"/>
+      <w:r>
+        <w:t>pilota</w:t>
+      </w:r>
+      <w:proofErr w:type="spellEnd"/>
     </w:p>
     <w:p>
       <w:pPr>
@@ -3560,13 +7468,30 @@
       </w:r>
     </w:p>
     <w:p>
-      <w:r>
-        <w:t>id → az</w:t>
+      <w:proofErr w:type="spellStart"/>
+      <w:r>
+        <w:t>id</w:t>
+      </w:r>
+      <w:proofErr w:type="spellEnd"/>
+      <w:r>
+        <w:t xml:space="preserve"> → az</w:t>
       </w:r>
       <w:r>
         <w:br/>
-        <w:t>name → nev</w:t>
-      </w:r>
+      </w:r>
+      <w:proofErr w:type="spellStart"/>
+      <w:r>
+        <w:t>name</w:t>
+      </w:r>
+      <w:proofErr w:type="spellEnd"/>
+      <w:r>
+        <w:t xml:space="preserve"> → </w:t>
+      </w:r>
+      <w:proofErr w:type="spellStart"/>
+      <w:r>
+        <w:t>nev</w:t>
+      </w:r>
+      <w:proofErr w:type="spellEnd"/>
       <w:r>
         <w:br/>
         <w:t>email → nem</w:t>
@@ -3576,8 +7501,13 @@
       </w:r>
       <w:r>
         <w:lastRenderedPageBreak/>
-        <w:t>mobile → szuldat</w:t>
-      </w:r>
+        <w:t xml:space="preserve">mobile → </w:t>
+      </w:r>
+      <w:proofErr w:type="spellStart"/>
+      <w:r>
+        <w:t>szuldat</w:t>
+      </w:r>
+      <w:proofErr w:type="spellEnd"/>
       <w:r>
         <w:br/>
         <w:t>+ nemzet (új)</w:t>
@@ -3586,7 +7516,7 @@
     <w:p>
       <w:r>
         <w:pict w14:anchorId="2ECB14D5">
-          <v:rect id="_x0000_i1166" style="width:0;height:1.5pt" o:hralign="center" o:hrstd="t" o:hr="t" fillcolor="#a0a0a0" stroked="f"/>
+          <v:rect id="_x0000_i1039" style="width:0;height:1.5pt" o:hralign="center" o:hrstd="t" o:hr="t" fillcolor="#a0a0a0" stroked="f"/>
         </w:pict>
       </w:r>
     </w:p>
@@ -3611,16 +7541,50 @@
       </w:r>
     </w:p>
     <w:p>
+      <w:proofErr w:type="spellStart"/>
       <w:r>
         <w:t>createuser</w:t>
       </w:r>
+      <w:proofErr w:type="spellEnd"/>
       <w:r>
         <w:br/>
-        <w:t>edituser?id=1</w:t>
+      </w:r>
+      <w:proofErr w:type="spellStart"/>
+      <w:r>
+        <w:t>edituser</w:t>
+      </w:r>
+      <w:proofErr w:type="spellEnd"/>
+      <w:proofErr w:type="gramStart"/>
+      <w:r>
+        <w:t>?</w:t>
+      </w:r>
+      <w:proofErr w:type="spellStart"/>
+      <w:r>
+        <w:t>id</w:t>
+      </w:r>
+      <w:proofErr w:type="spellEnd"/>
+      <w:proofErr w:type="gramEnd"/>
+      <w:r>
+        <w:t>=1</w:t>
       </w:r>
       <w:r>
         <w:br/>
-        <w:t>deleteuser?id=1</w:t>
+      </w:r>
+      <w:proofErr w:type="spellStart"/>
+      <w:r>
+        <w:t>deleteuser</w:t>
+      </w:r>
+      <w:proofErr w:type="spellEnd"/>
+      <w:r>
+        <w:t>?</w:t>
+      </w:r>
+      <w:proofErr w:type="spellStart"/>
+      <w:r>
+        <w:t>id</w:t>
+      </w:r>
+      <w:proofErr w:type="spellEnd"/>
+      <w:r>
+        <w:t>=1</w:t>
       </w:r>
     </w:p>
     <w:p>
@@ -3629,16 +7593,82 @@
       </w:r>
     </w:p>
     <w:p>
-      <w:r>
-        <w:t>index.php?oldal=tablazat&amp;action=create</w:t>
-      </w:r>
+      <w:proofErr w:type="spellStart"/>
+      <w:proofErr w:type="gramStart"/>
+      <w:r>
+        <w:t>index.php</w:t>
+      </w:r>
+      <w:proofErr w:type="spellEnd"/>
+      <w:proofErr w:type="gramEnd"/>
+      <w:r>
+        <w:t>?oldal=</w:t>
+      </w:r>
+      <w:proofErr w:type="spellStart"/>
+      <w:r>
+        <w:t>tablazat&amp;action</w:t>
+      </w:r>
+      <w:proofErr w:type="spellEnd"/>
+      <w:r>
+        <w:t>=</w:t>
+      </w:r>
+      <w:proofErr w:type="spellStart"/>
+      <w:r>
+        <w:t>create</w:t>
+      </w:r>
+      <w:proofErr w:type="spellEnd"/>
       <w:r>
         <w:br/>
-        <w:t>index.php?oldal=tablazat&amp;action=edit&amp;id=1</w:t>
+      </w:r>
+      <w:proofErr w:type="spellStart"/>
+      <w:r>
+        <w:t>index.php</w:t>
+      </w:r>
+      <w:proofErr w:type="spellEnd"/>
+      <w:r>
+        <w:t>?oldal=</w:t>
+      </w:r>
+      <w:proofErr w:type="spellStart"/>
+      <w:r>
+        <w:t>tablazat&amp;action</w:t>
+      </w:r>
+      <w:proofErr w:type="spellEnd"/>
+      <w:r>
+        <w:t>=</w:t>
+      </w:r>
+      <w:proofErr w:type="spellStart"/>
+      <w:r>
+        <w:t>edit&amp;id</w:t>
+      </w:r>
+      <w:proofErr w:type="spellEnd"/>
+      <w:r>
+        <w:t>=1</w:t>
       </w:r>
       <w:r>
         <w:br/>
-        <w:t>index.php?oldal=tablazat&amp;action=delete&amp;id=1</w:t>
+      </w:r>
+      <w:proofErr w:type="spellStart"/>
+      <w:r>
+        <w:t>index.php</w:t>
+      </w:r>
+      <w:proofErr w:type="spellEnd"/>
+      <w:r>
+        <w:t>?oldal=</w:t>
+      </w:r>
+      <w:proofErr w:type="spellStart"/>
+      <w:r>
+        <w:t>tablazat&amp;action</w:t>
+      </w:r>
+      <w:proofErr w:type="spellEnd"/>
+      <w:r>
+        <w:t>=</w:t>
+      </w:r>
+      <w:proofErr w:type="spellStart"/>
+      <w:r>
+        <w:t>delete&amp;id</w:t>
+      </w:r>
+      <w:proofErr w:type="spellEnd"/>
+      <w:r>
+        <w:t>=1</w:t>
       </w:r>
     </w:p>
     <w:p>
@@ -3649,13 +7679,29 @@
         <w:t>👉</w:t>
       </w:r>
       <w:r>
-        <w:t xml:space="preserve"> mert a te projektedben minden az index.php-n keresztül megy</w:t>
+        <w:t xml:space="preserve"> </w:t>
+      </w:r>
+      <w:proofErr w:type="gramStart"/>
+      <w:r>
+        <w:t>mert</w:t>
+      </w:r>
+      <w:proofErr w:type="gramEnd"/>
+      <w:r>
+        <w:t xml:space="preserve"> a te projektedben minden az </w:t>
+      </w:r>
+      <w:proofErr w:type="spellStart"/>
+      <w:r>
+        <w:t>index.php-n</w:t>
+      </w:r>
+      <w:proofErr w:type="spellEnd"/>
+      <w:r>
+        <w:t xml:space="preserve"> keresztül megy</w:t>
       </w:r>
     </w:p>
     <w:p>
       <w:r>
         <w:pict w14:anchorId="3FEAF463">
-          <v:rect id="_x0000_i1167" style="width:0;height:1.5pt" o:hralign="center" o:hrstd="t" o:hr="t" fillcolor="#a0a0a0" stroked="f"/>
+          <v:rect id="_x0000_i1040" style="width:0;height:1.5pt" o:hralign="center" o:hrstd="t" o:hr="t" fillcolor="#a0a0a0" stroked="f"/>
         </w:pict>
       </w:r>
     </w:p>
@@ -3700,14 +7746,31 @@
         <w:t>👉</w:t>
       </w:r>
       <w:r>
-        <w:t xml:space="preserve"> az </w:t>
-      </w:r>
-      <w:r>
-        <w:rPr>
-          <w:b/>
-          <w:bCs/>
-        </w:rPr>
-        <w:t>action kezelés</w:t>
+        <w:t xml:space="preserve"> </w:t>
+      </w:r>
+      <w:proofErr w:type="gramStart"/>
+      <w:r>
+        <w:t>az</w:t>
+      </w:r>
+      <w:proofErr w:type="gramEnd"/>
+      <w:r>
+        <w:t xml:space="preserve"> </w:t>
+      </w:r>
+      <w:proofErr w:type="spellStart"/>
+      <w:r>
+        <w:rPr>
+          <w:b/>
+          <w:bCs/>
+        </w:rPr>
+        <w:t>action</w:t>
+      </w:r>
+      <w:proofErr w:type="spellEnd"/>
+      <w:r>
+        <w:rPr>
+          <w:b/>
+          <w:bCs/>
+        </w:rPr>
+        <w:t xml:space="preserve"> kezelés</w:t>
       </w:r>
     </w:p>
     <w:p>
@@ -3727,28 +7790,116 @@
     </w:p>
     <w:p>
       <w:r>
-        <w:t>A tablazat.tpl.php tetejére be kell tenni ezt:</w:t>
-      </w:r>
-    </w:p>
-    <w:p>
+        <w:t xml:space="preserve">A </w:t>
+      </w:r>
+      <w:proofErr w:type="spellStart"/>
+      <w:r>
+        <w:t>tablazat.tpl.php</w:t>
+      </w:r>
+      <w:proofErr w:type="spellEnd"/>
+      <w:r>
+        <w:t xml:space="preserve"> tetejére be kell tenni ezt:</w:t>
+      </w:r>
+    </w:p>
+    <w:p>
+      <w:proofErr w:type="gramStart"/>
       <w:r>
         <w:t>&lt;?php</w:t>
       </w:r>
       <w:r>
         <w:br/>
-        <w:t>if (isset($_GET['action'])) {</w:t>
+      </w:r>
+      <w:proofErr w:type="spellStart"/>
+      <w:r>
+        <w:t>if</w:t>
+      </w:r>
+      <w:proofErr w:type="spellEnd"/>
+      <w:r>
+        <w:t xml:space="preserve"> (</w:t>
+      </w:r>
+      <w:proofErr w:type="spellStart"/>
+      <w:r>
+        <w:t>isset</w:t>
+      </w:r>
+      <w:proofErr w:type="spellEnd"/>
+      <w:r>
+        <w:t>($_GET['</w:t>
+      </w:r>
+      <w:proofErr w:type="spellStart"/>
+      <w:r>
+        <w:t>action</w:t>
+      </w:r>
+      <w:proofErr w:type="spellEnd"/>
+      <w:r>
+        <w:t>'])) {</w:t>
       </w:r>
       <w:r>
         <w:br/>
-        <w:t xml:space="preserve">    if ($_GET['action'] == 'create') {</w:t>
+        <w:t xml:space="preserve">    </w:t>
+      </w:r>
+      <w:proofErr w:type="spellStart"/>
+      <w:r>
+        <w:t>if</w:t>
+      </w:r>
+      <w:proofErr w:type="spellEnd"/>
+      <w:r>
+        <w:t xml:space="preserve"> ($_GET['</w:t>
+      </w:r>
+      <w:proofErr w:type="spellStart"/>
+      <w:r>
+        <w:t>action</w:t>
+      </w:r>
+      <w:proofErr w:type="spellEnd"/>
+      <w:r>
+        <w:t>'] == '</w:t>
+      </w:r>
+      <w:proofErr w:type="spellStart"/>
+      <w:r>
+        <w:t>create</w:t>
+      </w:r>
+      <w:proofErr w:type="spellEnd"/>
+      <w:r>
+        <w:t>') {</w:t>
       </w:r>
       <w:r>
         <w:br/>
-        <w:t xml:space="preserve">        include 'logicals/createpilota.php';</w:t>
+        <w:t xml:space="preserve">        </w:t>
+      </w:r>
+      <w:proofErr w:type="spellStart"/>
+      <w:r>
+        <w:t>include</w:t>
+      </w:r>
+      <w:proofErr w:type="spellEnd"/>
+      <w:r>
+        <w:t xml:space="preserve"> '</w:t>
+      </w:r>
+      <w:proofErr w:type="spellStart"/>
+      <w:r>
+        <w:t>logicals</w:t>
+      </w:r>
+      <w:proofErr w:type="spellEnd"/>
+      <w:r>
+        <w:t>/</w:t>
+      </w:r>
+      <w:proofErr w:type="spellStart"/>
+      <w:r>
+        <w:t>createpilota.php</w:t>
+      </w:r>
+      <w:proofErr w:type="spellEnd"/>
+      <w:r>
+        <w:t>';</w:t>
       </w:r>
       <w:r>
         <w:br/>
-        <w:t xml:space="preserve">        return;</w:t>
+        <w:t xml:space="preserve">        </w:t>
+      </w:r>
+      <w:proofErr w:type="spellStart"/>
+      <w:r>
+        <w:t>return</w:t>
+      </w:r>
+      <w:proofErr w:type="spellEnd"/>
+      <w:r>
+        <w:t>;</w:t>
       </w:r>
       <w:r>
         <w:br/>
@@ -3759,15 +7910,71 @@
       </w:r>
       <w:r>
         <w:br/>
-        <w:t xml:space="preserve">    if ($_GET['action'] == 'edit') {</w:t>
+        <w:t xml:space="preserve">    </w:t>
+      </w:r>
+      <w:proofErr w:type="spellStart"/>
+      <w:r>
+        <w:t>if</w:t>
+      </w:r>
+      <w:proofErr w:type="spellEnd"/>
+      <w:r>
+        <w:t xml:space="preserve"> ($_GET['</w:t>
+      </w:r>
+      <w:proofErr w:type="spellStart"/>
+      <w:r>
+        <w:t>action</w:t>
+      </w:r>
+      <w:proofErr w:type="spellEnd"/>
+      <w:r>
+        <w:t>'] == '</w:t>
+      </w:r>
+      <w:proofErr w:type="spellStart"/>
+      <w:r>
+        <w:t>edit</w:t>
+      </w:r>
+      <w:proofErr w:type="spellEnd"/>
+      <w:r>
+        <w:t>') {</w:t>
       </w:r>
       <w:r>
         <w:br/>
-        <w:t xml:space="preserve">        include 'logicals/editpilota.php';</w:t>
+        <w:t xml:space="preserve">        </w:t>
+      </w:r>
+      <w:proofErr w:type="spellStart"/>
+      <w:r>
+        <w:t>include</w:t>
+      </w:r>
+      <w:proofErr w:type="spellEnd"/>
+      <w:r>
+        <w:t xml:space="preserve"> '</w:t>
+      </w:r>
+      <w:proofErr w:type="spellStart"/>
+      <w:r>
+        <w:t>logicals</w:t>
+      </w:r>
+      <w:proofErr w:type="spellEnd"/>
+      <w:r>
+        <w:t>/</w:t>
+      </w:r>
+      <w:proofErr w:type="spellStart"/>
+      <w:r>
+        <w:t>editpilota.php</w:t>
+      </w:r>
+      <w:proofErr w:type="spellEnd"/>
+      <w:r>
+        <w:t>';</w:t>
       </w:r>
       <w:r>
         <w:br/>
-        <w:t xml:space="preserve">        return;</w:t>
+        <w:t xml:space="preserve">        </w:t>
+      </w:r>
+      <w:proofErr w:type="spellStart"/>
+      <w:r>
+        <w:t>return</w:t>
+      </w:r>
+      <w:proofErr w:type="spellEnd"/>
+      <w:r>
+        <w:t>;</w:t>
       </w:r>
       <w:r>
         <w:br/>
@@ -3778,15 +7985,71 @@
       </w:r>
       <w:r>
         <w:br/>
-        <w:t xml:space="preserve">    if ($_GET['action'] == 'delete') {</w:t>
+        <w:t xml:space="preserve">    </w:t>
+      </w:r>
+      <w:proofErr w:type="spellStart"/>
+      <w:r>
+        <w:t>if</w:t>
+      </w:r>
+      <w:proofErr w:type="spellEnd"/>
+      <w:r>
+        <w:t xml:space="preserve"> ($_GET['</w:t>
+      </w:r>
+      <w:proofErr w:type="spellStart"/>
+      <w:r>
+        <w:t>action</w:t>
+      </w:r>
+      <w:proofErr w:type="spellEnd"/>
+      <w:r>
+        <w:t>'] == '</w:t>
+      </w:r>
+      <w:proofErr w:type="spellStart"/>
+      <w:r>
+        <w:t>delete</w:t>
+      </w:r>
+      <w:proofErr w:type="spellEnd"/>
+      <w:r>
+        <w:t>') {</w:t>
       </w:r>
       <w:r>
         <w:br/>
-        <w:t xml:space="preserve">        include 'logicals/deletepilota.php';</w:t>
+        <w:t xml:space="preserve">        </w:t>
+      </w:r>
+      <w:proofErr w:type="spellStart"/>
+      <w:r>
+        <w:t>include</w:t>
+      </w:r>
+      <w:proofErr w:type="spellEnd"/>
+      <w:r>
+        <w:t xml:space="preserve"> '</w:t>
+      </w:r>
+      <w:proofErr w:type="spellStart"/>
+      <w:r>
+        <w:t>logicals</w:t>
+      </w:r>
+      <w:proofErr w:type="spellEnd"/>
+      <w:r>
+        <w:t>/</w:t>
+      </w:r>
+      <w:proofErr w:type="spellStart"/>
+      <w:r>
+        <w:t>deletepilota.php</w:t>
+      </w:r>
+      <w:proofErr w:type="spellEnd"/>
+      <w:r>
+        <w:t>';</w:t>
       </w:r>
       <w:r>
         <w:br/>
-        <w:t xml:space="preserve">        return;</w:t>
+        <w:t xml:space="preserve">        </w:t>
+      </w:r>
+      <w:proofErr w:type="spellStart"/>
+      <w:r>
+        <w:t>return</w:t>
+      </w:r>
+      <w:proofErr w:type="spellEnd"/>
+      <w:r>
+        <w:t>;</w:t>
       </w:r>
       <w:r>
         <w:br/>
@@ -3800,11 +8063,12 @@
         <w:br/>
         <w:t>?&gt;</w:t>
       </w:r>
+      <w:proofErr w:type="gramEnd"/>
     </w:p>
     <w:p>
       <w:r>
         <w:pict w14:anchorId="1A3B4607">
-          <v:rect id="_x0000_i1177" style="width:0;height:1.5pt" o:hralign="center" o:hrstd="t" o:hr="t" fillcolor="#a0a0a0" stroked="f"/>
+          <v:rect id="_x0000_i1041" style="width:0;height:1.5pt" o:hralign="center" o:hrstd="t" o:hr="t" fillcolor="#a0a0a0" stroked="f"/>
         </w:pict>
       </w:r>
     </w:p>
@@ -3844,8 +8108,26 @@
           <w:numId w:val="19"/>
         </w:numPr>
       </w:pPr>
-      <w:r>
-        <w:t xml:space="preserve">?action=create → betölti az űrlapot </w:t>
+      <w:proofErr w:type="gramStart"/>
+      <w:r>
+        <w:t>?</w:t>
+      </w:r>
+      <w:proofErr w:type="spellStart"/>
+      <w:proofErr w:type="gramEnd"/>
+      <w:r>
+        <w:t>action</w:t>
+      </w:r>
+      <w:proofErr w:type="spellEnd"/>
+      <w:r>
+        <w:t>=</w:t>
+      </w:r>
+      <w:proofErr w:type="spellStart"/>
+      <w:r>
+        <w:t>create</w:t>
+      </w:r>
+      <w:proofErr w:type="spellEnd"/>
+      <w:r>
+        <w:t xml:space="preserve"> → betölti az űrlapot </w:t>
       </w:r>
     </w:p>
     <w:p>
@@ -3855,8 +8137,26 @@
           <w:numId w:val="19"/>
         </w:numPr>
       </w:pPr>
-      <w:r>
-        <w:t xml:space="preserve">?action=edit → módosítás </w:t>
+      <w:proofErr w:type="gramStart"/>
+      <w:r>
+        <w:t>?</w:t>
+      </w:r>
+      <w:proofErr w:type="spellStart"/>
+      <w:proofErr w:type="gramEnd"/>
+      <w:r>
+        <w:t>action</w:t>
+      </w:r>
+      <w:proofErr w:type="spellEnd"/>
+      <w:r>
+        <w:t>=</w:t>
+      </w:r>
+      <w:proofErr w:type="spellStart"/>
+      <w:r>
+        <w:t>edit</w:t>
+      </w:r>
+      <w:proofErr w:type="spellEnd"/>
+      <w:r>
+        <w:t xml:space="preserve"> → módosítás </w:t>
       </w:r>
     </w:p>
     <w:p>
@@ -3866,37 +8166,208 @@
           <w:numId w:val="19"/>
         </w:numPr>
       </w:pPr>
-      <w:r>
-        <w:t>?action=delete → törlés</w:t>
-      </w:r>
-    </w:p>
-    <w:p>
-      <w:r>
-        <w:t>Hiba volt, hogy a logical mappán belül rossz volt a hivatkozás, így ezeket ki kellett cserélni:</w:t>
-      </w:r>
-    </w:p>
-    <w:p>
-      <w:r>
-        <w:t xml:space="preserve">  include '../includes/db_connect.php'; → include 'includes/db_connect.php'; </w:t>
-      </w:r>
-    </w:p>
-    <w:p>
-      <w:r>
-        <w:t>  header("Location: ../index.php?oldal=tablazat"); → header("Location: index.php?oldal=tablazat");</w:t>
-      </w:r>
-    </w:p>
-    <w:p>
-      <w:r>
-        <w:t>Beimportáltam a pilóták adatát MySQL adatbázisba.</w:t>
-      </w:r>
-    </w:p>
-    <w:p>
-      <w:r>
-        <w:t>Hiba, a módostásnál:</w:t>
-      </w:r>
-    </w:p>
-    <w:p>
-      <w:r>
+      <w:proofErr w:type="gramStart"/>
+      <w:r>
+        <w:t>?</w:t>
+      </w:r>
+      <w:proofErr w:type="spellStart"/>
+      <w:proofErr w:type="gramEnd"/>
+      <w:r>
+        <w:t>action</w:t>
+      </w:r>
+      <w:proofErr w:type="spellEnd"/>
+      <w:r>
+        <w:t>=</w:t>
+      </w:r>
+      <w:proofErr w:type="spellStart"/>
+      <w:r>
+        <w:t>delete</w:t>
+      </w:r>
+      <w:proofErr w:type="spellEnd"/>
+      <w:r>
+        <w:t xml:space="preserve"> → törlés</w:t>
+      </w:r>
+    </w:p>
+    <w:p>
+      <w:r>
+        <w:t xml:space="preserve">Hiba volt, hogy a </w:t>
+      </w:r>
+      <w:proofErr w:type="spellStart"/>
+      <w:r>
+        <w:t>logical</w:t>
+      </w:r>
+      <w:proofErr w:type="spellEnd"/>
+      <w:r>
+        <w:t xml:space="preserve"> mappán belül rossz volt a hivatkozás, így ezeket ki kellett cserélni:</w:t>
+      </w:r>
+    </w:p>
+    <w:p>
+      <w:r>
+        <w:t xml:space="preserve">  </w:t>
+      </w:r>
+      <w:proofErr w:type="spellStart"/>
+      <w:r>
+        <w:t>include</w:t>
+      </w:r>
+      <w:proofErr w:type="spellEnd"/>
+      <w:r>
+        <w:t xml:space="preserve"> '</w:t>
+      </w:r>
+      <w:proofErr w:type="gramStart"/>
+      <w:r>
+        <w:t>..</w:t>
+      </w:r>
+      <w:proofErr w:type="gramEnd"/>
+      <w:r>
+        <w:t>/</w:t>
+      </w:r>
+      <w:proofErr w:type="spellStart"/>
+      <w:r>
+        <w:t>includes</w:t>
+      </w:r>
+      <w:proofErr w:type="spellEnd"/>
+      <w:r>
+        <w:t>/db_</w:t>
+      </w:r>
+      <w:proofErr w:type="spellStart"/>
+      <w:r>
+        <w:t>connect.php</w:t>
+      </w:r>
+      <w:proofErr w:type="spellEnd"/>
+      <w:r>
+        <w:t xml:space="preserve">'; → </w:t>
+      </w:r>
+      <w:proofErr w:type="spellStart"/>
+      <w:r>
+        <w:t>include</w:t>
+      </w:r>
+      <w:proofErr w:type="spellEnd"/>
+      <w:r>
+        <w:t xml:space="preserve"> '</w:t>
+      </w:r>
+      <w:proofErr w:type="spellStart"/>
+      <w:r>
+        <w:t>includes</w:t>
+      </w:r>
+      <w:proofErr w:type="spellEnd"/>
+      <w:r>
+        <w:t>/db_</w:t>
+      </w:r>
+      <w:proofErr w:type="spellStart"/>
+      <w:r>
+        <w:t>connect.php</w:t>
+      </w:r>
+      <w:proofErr w:type="spellEnd"/>
+      <w:r>
+        <w:t xml:space="preserve">'; </w:t>
+      </w:r>
+    </w:p>
+    <w:p>
+      <w:r>
+        <w:t xml:space="preserve">  </w:t>
+      </w:r>
+      <w:proofErr w:type="spellStart"/>
+      <w:proofErr w:type="gramStart"/>
+      <w:r>
+        <w:t>header</w:t>
+      </w:r>
+      <w:proofErr w:type="spellEnd"/>
+      <w:r>
+        <w:t>(</w:t>
+      </w:r>
+      <w:proofErr w:type="gramEnd"/>
+      <w:r>
+        <w:t>"</w:t>
+      </w:r>
+      <w:proofErr w:type="spellStart"/>
+      <w:r>
+        <w:t>Location</w:t>
+      </w:r>
+      <w:proofErr w:type="spellEnd"/>
+      <w:r>
+        <w:t>: ../</w:t>
+      </w:r>
+      <w:proofErr w:type="spellStart"/>
+      <w:r>
+        <w:t>index.php</w:t>
+      </w:r>
+      <w:proofErr w:type="spellEnd"/>
+      <w:r>
+        <w:t>?oldal=</w:t>
+      </w:r>
+      <w:proofErr w:type="spellStart"/>
+      <w:r>
+        <w:t>tablazat</w:t>
+      </w:r>
+      <w:proofErr w:type="spellEnd"/>
+      <w:r>
+        <w:t xml:space="preserve">"); → </w:t>
+      </w:r>
+      <w:proofErr w:type="spellStart"/>
+      <w:r>
+        <w:t>header</w:t>
+      </w:r>
+      <w:proofErr w:type="spellEnd"/>
+      <w:r>
+        <w:t>("</w:t>
+      </w:r>
+      <w:proofErr w:type="spellStart"/>
+      <w:r>
+        <w:t>Location</w:t>
+      </w:r>
+      <w:proofErr w:type="spellEnd"/>
+      <w:r>
+        <w:t xml:space="preserve">: </w:t>
+      </w:r>
+      <w:proofErr w:type="spellStart"/>
+      <w:r>
+        <w:t>index.php</w:t>
+      </w:r>
+      <w:proofErr w:type="spellEnd"/>
+      <w:r>
+        <w:t>?oldal=</w:t>
+      </w:r>
+      <w:proofErr w:type="spellStart"/>
+      <w:r>
+        <w:t>tablazat</w:t>
+      </w:r>
+      <w:proofErr w:type="spellEnd"/>
+      <w:r>
+        <w:t>");</w:t>
+      </w:r>
+    </w:p>
+    <w:p>
+      <w:r>
+        <w:t xml:space="preserve">Beimportáltam a pilóták adatát </w:t>
+      </w:r>
+      <w:proofErr w:type="spellStart"/>
+      <w:r>
+        <w:t>MySQL</w:t>
+      </w:r>
+      <w:proofErr w:type="spellEnd"/>
+      <w:r>
+        <w:t xml:space="preserve"> adatbázisba.</w:t>
+      </w:r>
+    </w:p>
+    <w:p>
+      <w:r>
+        <w:t xml:space="preserve">Hiba, a </w:t>
+      </w:r>
+      <w:proofErr w:type="spellStart"/>
+      <w:r>
+        <w:t>módostásnál</w:t>
+      </w:r>
+      <w:proofErr w:type="spellEnd"/>
+      <w:r>
+        <w:t>:</w:t>
+      </w:r>
+    </w:p>
+    <w:p>
+      <w:r>
+        <w:rPr>
+          <w:noProof/>
+          <w:lang w:eastAsia="hu-HU"/>
+        </w:rPr>
         <w:drawing>
           <wp:inline distT="0" distB="0" distL="0" distR="0" wp14:anchorId="2798BB43" wp14:editId="371750F1">
             <wp:extent cx="5760720" cy="2592070"/>
@@ -3941,6 +8412,10 @@
     </w:p>
     <w:p>
       <w:r>
+        <w:rPr>
+          <w:noProof/>
+          <w:lang w:eastAsia="hu-HU"/>
+        </w:rPr>
         <w:drawing>
           <wp:inline distT="0" distB="0" distL="0" distR="0" wp14:anchorId="79978EF6" wp14:editId="68BE1FF9">
             <wp:extent cx="5760720" cy="2575560"/>
@@ -3981,12 +8456,62 @@
     <w:p>
       <w:r>
         <w:lastRenderedPageBreak/>
-        <w:t>Mind a két esetben megjelöli, hogy a módosítás azaz a fenti esetben a 15. sorban a mentés esetén pedig a 14. sorban van a hiba, amely az alébbi kód:</w:t>
-      </w:r>
-    </w:p>
-    <w:p>
-      <w:r>
-        <w:t>header("Location: index.php?oldal=tablazat");</w:t>
+        <w:t xml:space="preserve">Mind a két esetben megjelöli, hogy a </w:t>
+      </w:r>
+      <w:proofErr w:type="gramStart"/>
+      <w:r>
+        <w:t>módosítás</w:t>
+      </w:r>
+      <w:proofErr w:type="gramEnd"/>
+      <w:r>
+        <w:t xml:space="preserve"> azaz a fenti esetben a 15. sorban a mentés esetén pedig a 14. sorban van a hiba, amely az </w:t>
+      </w:r>
+      <w:proofErr w:type="spellStart"/>
+      <w:r>
+        <w:t>alébbi</w:t>
+      </w:r>
+      <w:proofErr w:type="spellEnd"/>
+      <w:r>
+        <w:t xml:space="preserve"> kód:</w:t>
+      </w:r>
+    </w:p>
+    <w:p>
+      <w:proofErr w:type="spellStart"/>
+      <w:proofErr w:type="gramStart"/>
+      <w:r>
+        <w:t>header</w:t>
+      </w:r>
+      <w:proofErr w:type="spellEnd"/>
+      <w:r>
+        <w:t>(</w:t>
+      </w:r>
+      <w:proofErr w:type="gramEnd"/>
+      <w:r>
+        <w:t>"</w:t>
+      </w:r>
+      <w:proofErr w:type="spellStart"/>
+      <w:r>
+        <w:t>Location</w:t>
+      </w:r>
+      <w:proofErr w:type="spellEnd"/>
+      <w:r>
+        <w:t xml:space="preserve">: </w:t>
+      </w:r>
+      <w:proofErr w:type="spellStart"/>
+      <w:r>
+        <w:t>index.php</w:t>
+      </w:r>
+      <w:proofErr w:type="spellEnd"/>
+      <w:r>
+        <w:t>?oldal=</w:t>
+      </w:r>
+      <w:proofErr w:type="spellStart"/>
+      <w:r>
+        <w:t>tablazat</w:t>
+      </w:r>
+      <w:proofErr w:type="spellEnd"/>
+      <w:r>
+        <w:t>");</w:t>
       </w:r>
     </w:p>
     <w:p>
@@ -4066,7 +8591,15 @@
     </w:p>
     <w:p>
       <w:r>
-        <w:t>Így a rosz sor ki lett javítva:</w:t>
+        <w:t xml:space="preserve">Így a </w:t>
+      </w:r>
+      <w:proofErr w:type="spellStart"/>
+      <w:r>
+        <w:t>rosz</w:t>
+      </w:r>
+      <w:proofErr w:type="spellEnd"/>
+      <w:r>
+        <w:t xml:space="preserve"> sor ki lett javítva:</w:t>
       </w:r>
     </w:p>
     <w:p>
@@ -4085,36 +8618,106 @@
       </w:r>
     </w:p>
     <w:p>
-      <w:r>
-        <w:t>header("Location: index.php?oldal=tablazat");</w:t>
+      <w:proofErr w:type="spellStart"/>
+      <w:proofErr w:type="gramStart"/>
+      <w:r>
+        <w:t>header</w:t>
+      </w:r>
+      <w:proofErr w:type="spellEnd"/>
+      <w:r>
+        <w:t>(</w:t>
+      </w:r>
+      <w:proofErr w:type="gramEnd"/>
+      <w:r>
+        <w:t>"</w:t>
+      </w:r>
+      <w:proofErr w:type="spellStart"/>
+      <w:r>
+        <w:t>Location</w:t>
+      </w:r>
+      <w:proofErr w:type="spellEnd"/>
+      <w:r>
+        <w:t xml:space="preserve">: </w:t>
+      </w:r>
+      <w:proofErr w:type="spellStart"/>
+      <w:r>
+        <w:t>index.php</w:t>
+      </w:r>
+      <w:proofErr w:type="spellEnd"/>
+      <w:r>
+        <w:t>?oldal=</w:t>
+      </w:r>
+      <w:proofErr w:type="spellStart"/>
+      <w:r>
+        <w:t>tablazat</w:t>
+      </w:r>
+      <w:proofErr w:type="spellEnd"/>
+      <w:r>
+        <w:t>");</w:t>
       </w:r>
       <w:r>
         <w:br/>
-        <w:t>exit;</w:t>
-      </w:r>
-    </w:p>
-    <w:p>
-      <w:pPr>
-        <w:rPr>
-          <w:b/>
-          <w:bCs/>
-        </w:rPr>
-      </w:pPr>
-      <w:r>
-        <w:rPr>
-          <w:b/>
-          <w:bCs/>
-        </w:rPr>
-        <w:t>új:</w:t>
-      </w:r>
-    </w:p>
-    <w:p>
-      <w:r>
-        <w:t>echo "&lt;script&gt;window.location.href='index.php?oldal=tablazat';&lt;/script&gt;";</w:t>
+      </w:r>
+      <w:proofErr w:type="spellStart"/>
+      <w:r>
+        <w:t>exit</w:t>
+      </w:r>
+      <w:proofErr w:type="spellEnd"/>
+      <w:r>
+        <w:t>;</w:t>
+      </w:r>
+    </w:p>
+    <w:p>
+      <w:pPr>
+        <w:rPr>
+          <w:b/>
+          <w:bCs/>
+        </w:rPr>
+      </w:pPr>
+      <w:proofErr w:type="gramStart"/>
+      <w:r>
+        <w:rPr>
+          <w:b/>
+          <w:bCs/>
+        </w:rPr>
+        <w:t>új</w:t>
+      </w:r>
+      <w:proofErr w:type="gramEnd"/>
+      <w:r>
+        <w:rPr>
+          <w:b/>
+          <w:bCs/>
+        </w:rPr>
+        <w:t>:</w:t>
+      </w:r>
+    </w:p>
+    <w:p>
+      <w:proofErr w:type="spellStart"/>
+      <w:r>
+        <w:t>echo</w:t>
+      </w:r>
+      <w:proofErr w:type="spellEnd"/>
+      <w:r>
+        <w:t xml:space="preserve"> "&lt;script</w:t>
+      </w:r>
+      <w:proofErr w:type="gramStart"/>
+      <w:r>
+        <w:t>&gt;window.location.href</w:t>
+      </w:r>
+      <w:proofErr w:type="gramEnd"/>
+      <w:r>
+        <w:t>='index.php?oldal=tablazat';&lt;/script&gt;";</w:t>
       </w:r>
       <w:r>
         <w:br/>
-        <w:t>exit;</w:t>
+      </w:r>
+      <w:proofErr w:type="spellStart"/>
+      <w:r>
+        <w:t>exit</w:t>
+      </w:r>
+      <w:proofErr w:type="spellEnd"/>
+      <w:r>
+        <w:t>;</w:t>
       </w:r>
     </w:p>
     <w:p>
@@ -4124,7 +8727,31 @@
     </w:p>
     <w:p>
       <w:r>
-        <w:t>Ami zavar, hogy az nem-nél szbadmezős a rész és nem választos, így most következik ennek a résznek a cseréje:</w:t>
+        <w:t xml:space="preserve">Ami zavar, hogy az </w:t>
+      </w:r>
+      <w:proofErr w:type="spellStart"/>
+      <w:r>
+        <w:t>nem-nél</w:t>
+      </w:r>
+      <w:proofErr w:type="spellEnd"/>
+      <w:r>
+        <w:t xml:space="preserve"> </w:t>
+      </w:r>
+      <w:proofErr w:type="spellStart"/>
+      <w:r>
+        <w:t>szbadmezős</w:t>
+      </w:r>
+      <w:proofErr w:type="spellEnd"/>
+      <w:r>
+        <w:t xml:space="preserve"> a rész és nem </w:t>
+      </w:r>
+      <w:proofErr w:type="spellStart"/>
+      <w:r>
+        <w:t>választos</w:t>
+      </w:r>
+      <w:proofErr w:type="spellEnd"/>
+      <w:r>
+        <w:t>, így most következik ennek a résznek a cseréje:</w:t>
       </w:r>
     </w:p>
     <w:p>
@@ -4144,7 +8771,55 @@
     </w:p>
     <w:p>
       <w:r>
-        <w:t>&lt;input type="text" name="nem" class="form-control" placeholder="Nem"&gt;&lt;br /&gt;</w:t>
+        <w:t xml:space="preserve">&lt;input </w:t>
+      </w:r>
+      <w:proofErr w:type="spellStart"/>
+      <w:r>
+        <w:t>type</w:t>
+      </w:r>
+      <w:proofErr w:type="spellEnd"/>
+      <w:r>
+        <w:t xml:space="preserve">="text" </w:t>
+      </w:r>
+      <w:proofErr w:type="spellStart"/>
+      <w:r>
+        <w:t>name</w:t>
+      </w:r>
+      <w:proofErr w:type="spellEnd"/>
+      <w:r>
+        <w:t xml:space="preserve">="nem" </w:t>
+      </w:r>
+      <w:proofErr w:type="spellStart"/>
+      <w:r>
+        <w:t>class</w:t>
+      </w:r>
+      <w:proofErr w:type="spellEnd"/>
+      <w:r>
+        <w:t>="</w:t>
+      </w:r>
+      <w:proofErr w:type="spellStart"/>
+      <w:r>
+        <w:t>form-control</w:t>
+      </w:r>
+      <w:proofErr w:type="spellEnd"/>
+      <w:r>
+        <w:t xml:space="preserve">" </w:t>
+      </w:r>
+      <w:proofErr w:type="spellStart"/>
+      <w:r>
+        <w:t>placeholder</w:t>
+      </w:r>
+      <w:proofErr w:type="spellEnd"/>
+      <w:r>
+        <w:t>="Nem"&gt;&lt;</w:t>
+      </w:r>
+      <w:proofErr w:type="spellStart"/>
+      <w:r>
+        <w:t>br</w:t>
+      </w:r>
+      <w:proofErr w:type="spellEnd"/>
+      <w:r>
+        <w:t xml:space="preserve"> /&gt;</w:t>
       </w:r>
     </w:p>
     <w:p>
@@ -4178,28 +8853,185 @@
     </w:p>
     <w:p>
       <w:r>
-        <w:t>&lt;select name="nem" class="form-control"&gt;</w:t>
+        <w:t>&lt;</w:t>
+      </w:r>
+      <w:proofErr w:type="spellStart"/>
+      <w:r>
+        <w:t>select</w:t>
+      </w:r>
+      <w:proofErr w:type="spellEnd"/>
+      <w:r>
+        <w:t xml:space="preserve"> </w:t>
+      </w:r>
+      <w:proofErr w:type="spellStart"/>
+      <w:r>
+        <w:t>name</w:t>
+      </w:r>
+      <w:proofErr w:type="spellEnd"/>
+      <w:r>
+        <w:t xml:space="preserve">="nem" </w:t>
+      </w:r>
+      <w:proofErr w:type="spellStart"/>
+      <w:r>
+        <w:t>class</w:t>
+      </w:r>
+      <w:proofErr w:type="spellEnd"/>
+      <w:r>
+        <w:t>="</w:t>
+      </w:r>
+      <w:proofErr w:type="spellStart"/>
+      <w:r>
+        <w:t>form-control</w:t>
+      </w:r>
+      <w:proofErr w:type="spellEnd"/>
+      <w:r>
+        <w:t>"&gt;</w:t>
       </w:r>
       <w:r>
         <w:br/>
-        <w:t xml:space="preserve">    &lt;option value=""&gt;Válassz nemet&lt;/option&gt;</w:t>
+        <w:t xml:space="preserve">    &lt;</w:t>
+      </w:r>
+      <w:proofErr w:type="spellStart"/>
+      <w:r>
+        <w:t>option</w:t>
+      </w:r>
+      <w:proofErr w:type="spellEnd"/>
+      <w:r>
+        <w:t xml:space="preserve"> </w:t>
+      </w:r>
+      <w:proofErr w:type="spellStart"/>
+      <w:r>
+        <w:t>value</w:t>
+      </w:r>
+      <w:proofErr w:type="spellEnd"/>
+      <w:r>
+        <w:t>=""</w:t>
+      </w:r>
+      <w:proofErr w:type="gramStart"/>
+      <w:r>
+        <w:t>&gt;Válassz</w:t>
+      </w:r>
+      <w:proofErr w:type="gramEnd"/>
+      <w:r>
+        <w:t xml:space="preserve"> nemet&lt;/</w:t>
+      </w:r>
+      <w:proofErr w:type="spellStart"/>
+      <w:r>
+        <w:t>option</w:t>
+      </w:r>
+      <w:proofErr w:type="spellEnd"/>
+      <w:r>
+        <w:t>&gt;</w:t>
       </w:r>
       <w:r>
         <w:br/>
-        <w:t xml:space="preserve">    &lt;option value="F"&gt;F&lt;/option&gt;</w:t>
+        <w:t xml:space="preserve">    &lt;</w:t>
+      </w:r>
+      <w:proofErr w:type="spellStart"/>
+      <w:r>
+        <w:t>option</w:t>
+      </w:r>
+      <w:proofErr w:type="spellEnd"/>
+      <w:r>
+        <w:t xml:space="preserve"> </w:t>
+      </w:r>
+      <w:proofErr w:type="spellStart"/>
+      <w:r>
+        <w:t>value</w:t>
+      </w:r>
+      <w:proofErr w:type="spellEnd"/>
+      <w:r>
+        <w:t>="F"&gt;</w:t>
+      </w:r>
+      <w:proofErr w:type="spellStart"/>
+      <w:r>
+        <w:t>F</w:t>
+      </w:r>
+      <w:proofErr w:type="spellEnd"/>
+      <w:r>
+        <w:t>&lt;/</w:t>
+      </w:r>
+      <w:proofErr w:type="spellStart"/>
+      <w:r>
+        <w:t>option</w:t>
+      </w:r>
+      <w:proofErr w:type="spellEnd"/>
+      <w:r>
+        <w:t>&gt;</w:t>
       </w:r>
       <w:r>
         <w:br/>
-        <w:t xml:space="preserve">    &lt;option value="N"&gt;N&lt;/option&gt;</w:t>
+        <w:t xml:space="preserve">    &lt;</w:t>
+      </w:r>
+      <w:proofErr w:type="spellStart"/>
+      <w:r>
+        <w:t>option</w:t>
+      </w:r>
+      <w:proofErr w:type="spellEnd"/>
+      <w:r>
+        <w:t xml:space="preserve"> </w:t>
+      </w:r>
+      <w:proofErr w:type="spellStart"/>
+      <w:r>
+        <w:t>value</w:t>
+      </w:r>
+      <w:proofErr w:type="spellEnd"/>
+      <w:r>
+        <w:t>="N"&gt;</w:t>
+      </w:r>
+      <w:proofErr w:type="spellStart"/>
+      <w:r>
+        <w:t>N</w:t>
+      </w:r>
+      <w:proofErr w:type="spellEnd"/>
+      <w:r>
+        <w:t>&lt;/</w:t>
+      </w:r>
+      <w:proofErr w:type="spellStart"/>
+      <w:r>
+        <w:t>option</w:t>
+      </w:r>
+      <w:proofErr w:type="spellEnd"/>
+      <w:r>
+        <w:t>&gt;</w:t>
       </w:r>
       <w:r>
         <w:br/>
-        <w:t>&lt;/select&gt;&lt;br /&gt;</w:t>
-      </w:r>
-    </w:p>
-    <w:p>
-      <w:r>
-        <w:t>ugyenzt kicseréltük az editpilota-nal is:</w:t>
+        <w:t>&lt;/</w:t>
+      </w:r>
+      <w:proofErr w:type="spellStart"/>
+      <w:r>
+        <w:t>select</w:t>
+      </w:r>
+      <w:proofErr w:type="spellEnd"/>
+      <w:r>
+        <w:t>&gt;&lt;</w:t>
+      </w:r>
+      <w:proofErr w:type="spellStart"/>
+      <w:r>
+        <w:t>br</w:t>
+      </w:r>
+      <w:proofErr w:type="spellEnd"/>
+      <w:r>
+        <w:t xml:space="preserve"> /&gt;</w:t>
+      </w:r>
+    </w:p>
+    <w:p>
+      <w:proofErr w:type="spellStart"/>
+      <w:r>
+        <w:t>ugyenzt</w:t>
+      </w:r>
+      <w:proofErr w:type="spellEnd"/>
+      <w:r>
+        <w:t xml:space="preserve"> kicseréltük az </w:t>
+      </w:r>
+      <w:proofErr w:type="spellStart"/>
+      <w:r>
+        <w:t>editpilota-nal</w:t>
+      </w:r>
+      <w:proofErr w:type="spellEnd"/>
+      <w:r>
+        <w:t xml:space="preserve"> is:</w:t>
       </w:r>
     </w:p>
     <w:p>
@@ -4242,13 +9074,93 @@
     </w:p>
     <w:p>
       <w:r>
-        <w:t>&lt;input type="text" value="&lt;?php echo $pilotaData['nem']; ?&gt;" name="nem" class="form-control" placeholder="Nem"&gt;&lt;br /&gt;</w:t>
+        <w:t xml:space="preserve">&lt;input </w:t>
+      </w:r>
+      <w:proofErr w:type="spellStart"/>
+      <w:r>
+        <w:t>type</w:t>
+      </w:r>
+      <w:proofErr w:type="spellEnd"/>
+      <w:r>
+        <w:t xml:space="preserve">="text" </w:t>
+      </w:r>
+      <w:proofErr w:type="spellStart"/>
+      <w:r>
+        <w:t>value</w:t>
+      </w:r>
+      <w:proofErr w:type="spellEnd"/>
+      <w:r>
+        <w:t>="&lt;</w:t>
+      </w:r>
+      <w:proofErr w:type="gramStart"/>
+      <w:r>
+        <w:t>?php</w:t>
+      </w:r>
+      <w:proofErr w:type="gramEnd"/>
+      <w:r>
+        <w:t xml:space="preserve"> </w:t>
+      </w:r>
+      <w:proofErr w:type="spellStart"/>
+      <w:r>
+        <w:t>echo</w:t>
+      </w:r>
+      <w:proofErr w:type="spellEnd"/>
+      <w:r>
+        <w:t xml:space="preserve"> </w:t>
+      </w:r>
+      <w:proofErr w:type="spellStart"/>
+      <w:r>
+        <w:t>$pilotaData</w:t>
+      </w:r>
+      <w:proofErr w:type="spellEnd"/>
+      <w:r>
+        <w:t xml:space="preserve">['nem']; ?&gt;" </w:t>
+      </w:r>
+      <w:proofErr w:type="spellStart"/>
+      <w:r>
+        <w:t>name</w:t>
+      </w:r>
+      <w:proofErr w:type="spellEnd"/>
+      <w:r>
+        <w:t xml:space="preserve">="nem" </w:t>
+      </w:r>
+      <w:proofErr w:type="spellStart"/>
+      <w:r>
+        <w:t>class</w:t>
+      </w:r>
+      <w:proofErr w:type="spellEnd"/>
+      <w:r>
+        <w:t>="</w:t>
+      </w:r>
+      <w:proofErr w:type="spellStart"/>
+      <w:r>
+        <w:t>form-control</w:t>
+      </w:r>
+      <w:proofErr w:type="spellEnd"/>
+      <w:r>
+        <w:t xml:space="preserve">" </w:t>
+      </w:r>
+      <w:proofErr w:type="spellStart"/>
+      <w:r>
+        <w:t>placeholder</w:t>
+      </w:r>
+      <w:proofErr w:type="spellEnd"/>
+      <w:r>
+        <w:t>="Nem"&gt;&lt;</w:t>
+      </w:r>
+      <w:proofErr w:type="spellStart"/>
+      <w:r>
+        <w:t>br</w:t>
+      </w:r>
+      <w:proofErr w:type="spellEnd"/>
+      <w:r>
+        <w:t xml:space="preserve"> /&gt;</w:t>
       </w:r>
     </w:p>
     <w:p>
       <w:r>
         <w:pict w14:anchorId="088A8E18">
-          <v:rect id="_x0000_i1185" style="width:0;height:1.5pt" o:hralign="center" o:hrstd="t" o:hr="t" fillcolor="#a0a0a0" stroked="f"/>
+          <v:rect id="_x0000_i1042" style="width:0;height:1.5pt" o:hralign="center" o:hrstd="t" o:hr="t" fillcolor="#a0a0a0" stroked="f"/>
         </w:pict>
       </w:r>
     </w:p>
@@ -4276,35 +9188,234 @@
       </w:r>
     </w:p>
     <w:p>
+      <w:proofErr w:type="gramStart"/>
       <w:r>
         <w:lastRenderedPageBreak/>
-        <w:t>&lt;select name="nem" class="form-control"&gt;</w:t>
+        <w:t>&lt;</w:t>
+      </w:r>
+      <w:proofErr w:type="spellStart"/>
+      <w:r>
+        <w:t>select</w:t>
+      </w:r>
+      <w:proofErr w:type="spellEnd"/>
+      <w:r>
+        <w:t xml:space="preserve"> </w:t>
+      </w:r>
+      <w:proofErr w:type="spellStart"/>
+      <w:r>
+        <w:t>name</w:t>
+      </w:r>
+      <w:proofErr w:type="spellEnd"/>
+      <w:r>
+        <w:t xml:space="preserve">="nem" </w:t>
+      </w:r>
+      <w:proofErr w:type="spellStart"/>
+      <w:r>
+        <w:t>class</w:t>
+      </w:r>
+      <w:proofErr w:type="spellEnd"/>
+      <w:r>
+        <w:t>="</w:t>
+      </w:r>
+      <w:proofErr w:type="spellStart"/>
+      <w:r>
+        <w:t>form-control</w:t>
+      </w:r>
+      <w:proofErr w:type="spellEnd"/>
+      <w:r>
+        <w:t>"&gt;</w:t>
       </w:r>
       <w:r>
         <w:br/>
-        <w:t xml:space="preserve">    &lt;option value=""&gt;Válassz nemet&lt;/option&gt;</w:t>
+        <w:t xml:space="preserve">    &lt;</w:t>
+      </w:r>
+      <w:proofErr w:type="spellStart"/>
+      <w:r>
+        <w:t>option</w:t>
+      </w:r>
+      <w:proofErr w:type="spellEnd"/>
+      <w:r>
+        <w:t xml:space="preserve"> </w:t>
+      </w:r>
+      <w:proofErr w:type="spellStart"/>
+      <w:r>
+        <w:t>value</w:t>
+      </w:r>
+      <w:proofErr w:type="spellEnd"/>
+      <w:r>
+        <w:t>=""&gt;Válassz nemet&lt;/</w:t>
+      </w:r>
+      <w:proofErr w:type="spellStart"/>
+      <w:r>
+        <w:t>option</w:t>
+      </w:r>
+      <w:proofErr w:type="spellEnd"/>
+      <w:r>
+        <w:t>&gt;</w:t>
       </w:r>
       <w:r>
         <w:br/>
-        <w:t xml:space="preserve">    &lt;option value="F" &lt;?php if($pilotaData['nem'] == 'F') echo 'selected'; ?&gt;&gt;F&lt;/option&gt;</w:t>
+        <w:t xml:space="preserve">    &lt;</w:t>
+      </w:r>
+      <w:proofErr w:type="spellStart"/>
+      <w:r>
+        <w:t>option</w:t>
+      </w:r>
+      <w:proofErr w:type="spellEnd"/>
+      <w:r>
+        <w:t xml:space="preserve"> </w:t>
+      </w:r>
+      <w:proofErr w:type="spellStart"/>
+      <w:r>
+        <w:t>value</w:t>
+      </w:r>
+      <w:proofErr w:type="spellEnd"/>
+      <w:r>
+        <w:t xml:space="preserve">="F" &lt;?php </w:t>
+      </w:r>
+      <w:proofErr w:type="spellStart"/>
+      <w:r>
+        <w:t>if</w:t>
+      </w:r>
+      <w:proofErr w:type="spellEnd"/>
+      <w:r>
+        <w:t>(</w:t>
+      </w:r>
+      <w:proofErr w:type="spellStart"/>
+      <w:r>
+        <w:t>$pilotaData</w:t>
+      </w:r>
+      <w:proofErr w:type="spellEnd"/>
+      <w:r>
+        <w:t xml:space="preserve">['nem'] == 'F') </w:t>
+      </w:r>
+      <w:proofErr w:type="spellStart"/>
+      <w:r>
+        <w:t>echo</w:t>
+      </w:r>
+      <w:proofErr w:type="spellEnd"/>
+      <w:r>
+        <w:t xml:space="preserve"> '</w:t>
+      </w:r>
+      <w:proofErr w:type="spellStart"/>
+      <w:r>
+        <w:t>selected</w:t>
+      </w:r>
+      <w:proofErr w:type="spellEnd"/>
+      <w:r>
+        <w:t>'; ?&gt;&gt;F&lt;/</w:t>
+      </w:r>
+      <w:proofErr w:type="spellStart"/>
+      <w:r>
+        <w:t>option</w:t>
+      </w:r>
+      <w:proofErr w:type="spellEnd"/>
+      <w:r>
+        <w:t>&gt;</w:t>
       </w:r>
       <w:r>
         <w:br/>
-        <w:t xml:space="preserve">    &lt;option value="N" &lt;?php if($pilotaData['nem'] == 'N') echo 'selected'; ?&gt;&gt;N&lt;/option&gt;</w:t>
+        <w:t xml:space="preserve">    &lt;</w:t>
+      </w:r>
+      <w:proofErr w:type="spellStart"/>
+      <w:r>
+        <w:t>option</w:t>
+      </w:r>
+      <w:proofErr w:type="spellEnd"/>
+      <w:r>
+        <w:t xml:space="preserve"> </w:t>
+      </w:r>
+      <w:proofErr w:type="spellStart"/>
+      <w:r>
+        <w:t>value</w:t>
+      </w:r>
+      <w:proofErr w:type="spellEnd"/>
+      <w:r>
+        <w:t xml:space="preserve">="N" &lt;?php </w:t>
+      </w:r>
+      <w:proofErr w:type="spellStart"/>
+      <w:r>
+        <w:t>if</w:t>
+      </w:r>
+      <w:proofErr w:type="spellEnd"/>
+      <w:r>
+        <w:t>(</w:t>
+      </w:r>
+      <w:proofErr w:type="spellStart"/>
+      <w:r>
+        <w:t>$pilotaData</w:t>
+      </w:r>
+      <w:proofErr w:type="spellEnd"/>
+      <w:r>
+        <w:t xml:space="preserve">['nem'] == 'N') </w:t>
+      </w:r>
+      <w:proofErr w:type="spellStart"/>
+      <w:r>
+        <w:t>echo</w:t>
+      </w:r>
+      <w:proofErr w:type="spellEnd"/>
+      <w:r>
+        <w:t xml:space="preserve"> '</w:t>
+      </w:r>
+      <w:proofErr w:type="spellStart"/>
+      <w:r>
+        <w:t>selected</w:t>
+      </w:r>
+      <w:proofErr w:type="spellEnd"/>
+      <w:r>
+        <w:t>'; ?&gt;&gt;N&lt;/</w:t>
+      </w:r>
+      <w:proofErr w:type="spellStart"/>
+      <w:r>
+        <w:t>option</w:t>
+      </w:r>
+      <w:proofErr w:type="spellEnd"/>
+      <w:r>
+        <w:t>&gt;</w:t>
       </w:r>
       <w:r>
         <w:br/>
-        <w:t>&lt;/select&gt;&lt;br /&gt;</w:t>
-      </w:r>
-    </w:p>
-    <w:p>
-      <w:r>
-        <w:t>Mikor ezzel kész lettünk, lemódosítottuk, hogy a dátum mezőt is dátum formtumbn lehessen megadni:</w:t>
-      </w:r>
-    </w:p>
-    <w:p>
-      <w:r>
-        <w:t>Create oldalon csere:</w:t>
+        <w:t>&lt;/</w:t>
+      </w:r>
+      <w:proofErr w:type="spellStart"/>
+      <w:r>
+        <w:t>select</w:t>
+      </w:r>
+      <w:proofErr w:type="spellEnd"/>
+      <w:r>
+        <w:t>&gt;&lt;</w:t>
+      </w:r>
+      <w:proofErr w:type="spellStart"/>
+      <w:r>
+        <w:t>br</w:t>
+      </w:r>
+      <w:proofErr w:type="spellEnd"/>
+      <w:r>
+        <w:t xml:space="preserve"> /&gt;</w:t>
+      </w:r>
+      <w:proofErr w:type="gramEnd"/>
+    </w:p>
+    <w:p>
+      <w:r>
+        <w:t xml:space="preserve">Mikor ezzel kész lettünk, lemódosítottuk, hogy a dátum mezőt is dátum </w:t>
+      </w:r>
+      <w:proofErr w:type="spellStart"/>
+      <w:r>
+        <w:t>formtumbn</w:t>
+      </w:r>
+      <w:proofErr w:type="spellEnd"/>
+      <w:r>
+        <w:t xml:space="preserve"> lehessen megadni:</w:t>
+      </w:r>
+    </w:p>
+    <w:p>
+      <w:proofErr w:type="spellStart"/>
+      <w:r>
+        <w:t>Create</w:t>
+      </w:r>
+      <w:proofErr w:type="spellEnd"/>
+      <w:r>
+        <w:t xml:space="preserve"> oldalon csere:</w:t>
       </w:r>
     </w:p>
     <w:p>
@@ -4324,32 +9435,158 @@
     </w:p>
     <w:p>
       <w:r>
-        <w:t>&lt;input type="text" name="szuldat" class="form-control" placeholder="Születési dátum"&gt;&lt;br /&gt;</w:t>
-      </w:r>
-    </w:p>
-    <w:p>
-      <w:pPr>
-        <w:rPr>
-          <w:b/>
-          <w:bCs/>
-        </w:rPr>
-      </w:pPr>
-      <w:r>
-        <w:rPr>
-          <w:b/>
-          <w:bCs/>
-        </w:rPr>
-        <w:t>erre:</w:t>
-      </w:r>
-    </w:p>
-    <w:p>
-      <w:r>
-        <w:t>&lt;input type="date" name="szuldat" class="form-control"&gt;&lt;br /&gt;</w:t>
-      </w:r>
-    </w:p>
-    <w:p>
-      <w:r>
-        <w:t>Editpilot oldalon csere:</w:t>
+        <w:t xml:space="preserve">&lt;input </w:t>
+      </w:r>
+      <w:proofErr w:type="spellStart"/>
+      <w:r>
+        <w:t>type</w:t>
+      </w:r>
+      <w:proofErr w:type="spellEnd"/>
+      <w:r>
+        <w:t xml:space="preserve">="text" </w:t>
+      </w:r>
+      <w:proofErr w:type="spellStart"/>
+      <w:r>
+        <w:t>name</w:t>
+      </w:r>
+      <w:proofErr w:type="spellEnd"/>
+      <w:r>
+        <w:t>="</w:t>
+      </w:r>
+      <w:proofErr w:type="spellStart"/>
+      <w:r>
+        <w:t>szuldat</w:t>
+      </w:r>
+      <w:proofErr w:type="spellEnd"/>
+      <w:r>
+        <w:t xml:space="preserve">" </w:t>
+      </w:r>
+      <w:proofErr w:type="spellStart"/>
+      <w:r>
+        <w:t>class</w:t>
+      </w:r>
+      <w:proofErr w:type="spellEnd"/>
+      <w:r>
+        <w:t>="</w:t>
+      </w:r>
+      <w:proofErr w:type="spellStart"/>
+      <w:r>
+        <w:t>form-control</w:t>
+      </w:r>
+      <w:proofErr w:type="spellEnd"/>
+      <w:r>
+        <w:t xml:space="preserve">" </w:t>
+      </w:r>
+      <w:proofErr w:type="spellStart"/>
+      <w:r>
+        <w:t>placeholder</w:t>
+      </w:r>
+      <w:proofErr w:type="spellEnd"/>
+      <w:r>
+        <w:t>="Születési dátum"&gt;&lt;</w:t>
+      </w:r>
+      <w:proofErr w:type="spellStart"/>
+      <w:r>
+        <w:t>br</w:t>
+      </w:r>
+      <w:proofErr w:type="spellEnd"/>
+      <w:r>
+        <w:t xml:space="preserve"> /&gt;</w:t>
+      </w:r>
+    </w:p>
+    <w:p>
+      <w:pPr>
+        <w:rPr>
+          <w:b/>
+          <w:bCs/>
+        </w:rPr>
+      </w:pPr>
+      <w:proofErr w:type="gramStart"/>
+      <w:r>
+        <w:rPr>
+          <w:b/>
+          <w:bCs/>
+        </w:rPr>
+        <w:t>erre</w:t>
+      </w:r>
+      <w:proofErr w:type="gramEnd"/>
+      <w:r>
+        <w:rPr>
+          <w:b/>
+          <w:bCs/>
+        </w:rPr>
+        <w:t>:</w:t>
+      </w:r>
+    </w:p>
+    <w:p>
+      <w:r>
+        <w:t xml:space="preserve">&lt;input </w:t>
+      </w:r>
+      <w:proofErr w:type="spellStart"/>
+      <w:r>
+        <w:t>type</w:t>
+      </w:r>
+      <w:proofErr w:type="spellEnd"/>
+      <w:r>
+        <w:t>="</w:t>
+      </w:r>
+      <w:proofErr w:type="spellStart"/>
+      <w:r>
+        <w:t>date</w:t>
+      </w:r>
+      <w:proofErr w:type="spellEnd"/>
+      <w:r>
+        <w:t xml:space="preserve">" </w:t>
+      </w:r>
+      <w:proofErr w:type="spellStart"/>
+      <w:r>
+        <w:t>name</w:t>
+      </w:r>
+      <w:proofErr w:type="spellEnd"/>
+      <w:r>
+        <w:t>="</w:t>
+      </w:r>
+      <w:proofErr w:type="spellStart"/>
+      <w:r>
+        <w:t>szuldat</w:t>
+      </w:r>
+      <w:proofErr w:type="spellEnd"/>
+      <w:r>
+        <w:t xml:space="preserve">" </w:t>
+      </w:r>
+      <w:proofErr w:type="spellStart"/>
+      <w:r>
+        <w:t>class</w:t>
+      </w:r>
+      <w:proofErr w:type="spellEnd"/>
+      <w:r>
+        <w:t>="</w:t>
+      </w:r>
+      <w:proofErr w:type="spellStart"/>
+      <w:r>
+        <w:t>form-control</w:t>
+      </w:r>
+      <w:proofErr w:type="spellEnd"/>
+      <w:r>
+        <w:t>"&gt;&lt;</w:t>
+      </w:r>
+      <w:proofErr w:type="spellStart"/>
+      <w:r>
+        <w:t>br</w:t>
+      </w:r>
+      <w:proofErr w:type="spellEnd"/>
+      <w:r>
+        <w:t xml:space="preserve"> /&gt;</w:t>
+      </w:r>
+    </w:p>
+    <w:p>
+      <w:proofErr w:type="spellStart"/>
+      <w:r>
+        <w:t>Editpilot</w:t>
+      </w:r>
+      <w:proofErr w:type="spellEnd"/>
+      <w:r>
+        <w:t xml:space="preserve"> oldalon csere:</w:t>
       </w:r>
     </w:p>
     <w:p>
@@ -4369,39 +9606,244 @@
     </w:p>
     <w:p>
       <w:r>
-        <w:t>&lt;input type="text" value="&lt;?php echo $pilotaData['szuldat']; ?&gt;" name="szuldat" class="form-control" placeholder="Születési dátum"&gt;&lt;br /&gt;</w:t>
-      </w:r>
-    </w:p>
-    <w:p>
-      <w:pPr>
-        <w:rPr>
-          <w:b/>
-          <w:bCs/>
-        </w:rPr>
-      </w:pPr>
-      <w:r>
-        <w:rPr>
-          <w:b/>
-          <w:bCs/>
-        </w:rPr>
-        <w:t>erre:</w:t>
-      </w:r>
-    </w:p>
-    <w:p>
-      <w:r>
-        <w:t>&lt;input type="date" value="&lt;?php echo $pilotaData['szuldat']; ?&gt;" name="szuldat" class="form-control"&gt;&lt;br /&gt;</w:t>
+        <w:t xml:space="preserve">&lt;input </w:t>
+      </w:r>
+      <w:proofErr w:type="spellStart"/>
+      <w:r>
+        <w:t>type</w:t>
+      </w:r>
+      <w:proofErr w:type="spellEnd"/>
+      <w:r>
+        <w:t xml:space="preserve">="text" </w:t>
+      </w:r>
+      <w:proofErr w:type="spellStart"/>
+      <w:r>
+        <w:t>value</w:t>
+      </w:r>
+      <w:proofErr w:type="spellEnd"/>
+      <w:r>
+        <w:t>="&lt;</w:t>
+      </w:r>
+      <w:proofErr w:type="gramStart"/>
+      <w:r>
+        <w:t>?php</w:t>
+      </w:r>
+      <w:proofErr w:type="gramEnd"/>
+      <w:r>
+        <w:t xml:space="preserve"> </w:t>
+      </w:r>
+      <w:proofErr w:type="spellStart"/>
+      <w:r>
+        <w:t>echo</w:t>
+      </w:r>
+      <w:proofErr w:type="spellEnd"/>
+      <w:r>
+        <w:t xml:space="preserve"> </w:t>
+      </w:r>
+      <w:proofErr w:type="spellStart"/>
+      <w:r>
+        <w:t>$pilotaData</w:t>
+      </w:r>
+      <w:proofErr w:type="spellEnd"/>
+      <w:r>
+        <w:t>['</w:t>
+      </w:r>
+      <w:proofErr w:type="spellStart"/>
+      <w:r>
+        <w:t>szuldat</w:t>
+      </w:r>
+      <w:proofErr w:type="spellEnd"/>
+      <w:r>
+        <w:t xml:space="preserve">']; ?&gt;" </w:t>
+      </w:r>
+      <w:proofErr w:type="spellStart"/>
+      <w:r>
+        <w:t>name</w:t>
+      </w:r>
+      <w:proofErr w:type="spellEnd"/>
+      <w:r>
+        <w:t>="</w:t>
+      </w:r>
+      <w:proofErr w:type="spellStart"/>
+      <w:r>
+        <w:t>szuldat</w:t>
+      </w:r>
+      <w:proofErr w:type="spellEnd"/>
+      <w:r>
+        <w:t xml:space="preserve">" </w:t>
+      </w:r>
+      <w:proofErr w:type="spellStart"/>
+      <w:r>
+        <w:t>class</w:t>
+      </w:r>
+      <w:proofErr w:type="spellEnd"/>
+      <w:r>
+        <w:t>="</w:t>
+      </w:r>
+      <w:proofErr w:type="spellStart"/>
+      <w:r>
+        <w:t>form-control</w:t>
+      </w:r>
+      <w:proofErr w:type="spellEnd"/>
+      <w:r>
+        <w:t xml:space="preserve">" </w:t>
+      </w:r>
+      <w:proofErr w:type="spellStart"/>
+      <w:r>
+        <w:t>placeholder</w:t>
+      </w:r>
+      <w:proofErr w:type="spellEnd"/>
+      <w:r>
+        <w:t>="Születési dátum"&gt;&lt;</w:t>
+      </w:r>
+      <w:proofErr w:type="spellStart"/>
+      <w:r>
+        <w:t>br</w:t>
+      </w:r>
+      <w:proofErr w:type="spellEnd"/>
+      <w:r>
+        <w:t xml:space="preserve"> /&gt;</w:t>
+      </w:r>
+    </w:p>
+    <w:p>
+      <w:pPr>
+        <w:rPr>
+          <w:b/>
+          <w:bCs/>
+        </w:rPr>
+      </w:pPr>
+      <w:proofErr w:type="gramStart"/>
+      <w:r>
+        <w:rPr>
+          <w:b/>
+          <w:bCs/>
+        </w:rPr>
+        <w:t>erre</w:t>
+      </w:r>
+      <w:proofErr w:type="gramEnd"/>
+      <w:r>
+        <w:rPr>
+          <w:b/>
+          <w:bCs/>
+        </w:rPr>
+        <w:t>:</w:t>
+      </w:r>
+    </w:p>
+    <w:p>
+      <w:r>
+        <w:t xml:space="preserve">&lt;input </w:t>
+      </w:r>
+      <w:proofErr w:type="spellStart"/>
+      <w:r>
+        <w:t>type</w:t>
+      </w:r>
+      <w:proofErr w:type="spellEnd"/>
+      <w:r>
+        <w:t>="</w:t>
+      </w:r>
+      <w:proofErr w:type="spellStart"/>
+      <w:r>
+        <w:t>date</w:t>
+      </w:r>
+      <w:proofErr w:type="spellEnd"/>
+      <w:r>
+        <w:t xml:space="preserve">" </w:t>
+      </w:r>
+      <w:proofErr w:type="spellStart"/>
+      <w:r>
+        <w:t>value</w:t>
+      </w:r>
+      <w:proofErr w:type="spellEnd"/>
+      <w:r>
+        <w:t>="&lt;</w:t>
+      </w:r>
+      <w:proofErr w:type="gramStart"/>
+      <w:r>
+        <w:t>?php</w:t>
+      </w:r>
+      <w:proofErr w:type="gramEnd"/>
+      <w:r>
+        <w:t xml:space="preserve"> </w:t>
+      </w:r>
+      <w:proofErr w:type="spellStart"/>
+      <w:r>
+        <w:t>echo</w:t>
+      </w:r>
+      <w:proofErr w:type="spellEnd"/>
+      <w:r>
+        <w:t xml:space="preserve"> </w:t>
+      </w:r>
+      <w:proofErr w:type="spellStart"/>
+      <w:r>
+        <w:t>$pilotaData</w:t>
+      </w:r>
+      <w:proofErr w:type="spellEnd"/>
+      <w:r>
+        <w:t>['</w:t>
+      </w:r>
+      <w:proofErr w:type="spellStart"/>
+      <w:r>
+        <w:t>szuldat</w:t>
+      </w:r>
+      <w:proofErr w:type="spellEnd"/>
+      <w:r>
+        <w:t xml:space="preserve">']; ?&gt;" </w:t>
+      </w:r>
+      <w:proofErr w:type="spellStart"/>
+      <w:r>
+        <w:t>name</w:t>
+      </w:r>
+      <w:proofErr w:type="spellEnd"/>
+      <w:r>
+        <w:t>="</w:t>
+      </w:r>
+      <w:proofErr w:type="spellStart"/>
+      <w:r>
+        <w:t>szuldat</w:t>
+      </w:r>
+      <w:proofErr w:type="spellEnd"/>
+      <w:r>
+        <w:t xml:space="preserve">" </w:t>
+      </w:r>
+      <w:proofErr w:type="spellStart"/>
+      <w:r>
+        <w:t>class</w:t>
+      </w:r>
+      <w:proofErr w:type="spellEnd"/>
+      <w:r>
+        <w:t>="</w:t>
+      </w:r>
+      <w:proofErr w:type="spellStart"/>
+      <w:r>
+        <w:t>form-control</w:t>
+      </w:r>
+      <w:proofErr w:type="spellEnd"/>
+      <w:r>
+        <w:t>"&gt;&lt;</w:t>
+      </w:r>
+      <w:proofErr w:type="spellStart"/>
+      <w:r>
+        <w:t>br</w:t>
+      </w:r>
+      <w:proofErr w:type="spellEnd"/>
+      <w:r>
+        <w:t xml:space="preserve"> /&gt;</w:t>
       </w:r>
     </w:p>
     <w:p>
       <w:r>
         <w:pict w14:anchorId="6AF65B41">
-          <v:rect id="_x0000_i1193" style="width:0;height:1.5pt" o:hralign="center" o:hrstd="t" o:hr="t" fillcolor="#a0a0a0" stroked="f"/>
+          <v:rect id="_x0000_i1043" style="width:0;height:1.5pt" o:hralign="center" o:hrstd="t" o:hr="t" fillcolor="#a0a0a0" stroked="f"/>
         </w:pict>
       </w:r>
     </w:p>
     <w:p/>
     <w:p>
       <w:r>
+        <w:rPr>
+          <w:noProof/>
+          <w:lang w:eastAsia="hu-HU"/>
+        </w:rPr>
         <w:drawing>
           <wp:inline distT="0" distB="0" distL="0" distR="0" wp14:anchorId="67108812" wp14:editId="08EFE533">
             <wp:extent cx="5760720" cy="2590800"/>
@@ -4452,7 +9894,63 @@
     <w:p>
       <w:r>
         <w:lastRenderedPageBreak/>
-        <w:t>&lt;input type="date" name="szuldat" class="form-control"&gt;&lt;br /&gt;</w:t>
+        <w:t xml:space="preserve">&lt;input </w:t>
+      </w:r>
+      <w:proofErr w:type="spellStart"/>
+      <w:r>
+        <w:t>type</w:t>
+      </w:r>
+      <w:proofErr w:type="spellEnd"/>
+      <w:r>
+        <w:t>="</w:t>
+      </w:r>
+      <w:proofErr w:type="spellStart"/>
+      <w:r>
+        <w:t>date</w:t>
+      </w:r>
+      <w:proofErr w:type="spellEnd"/>
+      <w:r>
+        <w:t xml:space="preserve">" </w:t>
+      </w:r>
+      <w:proofErr w:type="spellStart"/>
+      <w:r>
+        <w:t>name</w:t>
+      </w:r>
+      <w:proofErr w:type="spellEnd"/>
+      <w:r>
+        <w:t>="</w:t>
+      </w:r>
+      <w:proofErr w:type="spellStart"/>
+      <w:r>
+        <w:t>szuldat</w:t>
+      </w:r>
+      <w:proofErr w:type="spellEnd"/>
+      <w:r>
+        <w:t xml:space="preserve">" </w:t>
+      </w:r>
+      <w:proofErr w:type="spellStart"/>
+      <w:r>
+        <w:t>class</w:t>
+      </w:r>
+      <w:proofErr w:type="spellEnd"/>
+      <w:r>
+        <w:t>="</w:t>
+      </w:r>
+      <w:proofErr w:type="spellStart"/>
+      <w:r>
+        <w:t>form-control</w:t>
+      </w:r>
+      <w:proofErr w:type="spellEnd"/>
+      <w:r>
+        <w:t>"&gt;&lt;</w:t>
+      </w:r>
+      <w:proofErr w:type="spellStart"/>
+      <w:r>
+        <w:t>br</w:t>
+      </w:r>
+      <w:proofErr w:type="spellEnd"/>
+      <w:r>
+        <w:t xml:space="preserve"> /&gt;</w:t>
       </w:r>
     </w:p>
     <w:p>
@@ -4462,7 +9960,71 @@
     </w:p>
     <w:p>
       <w:r>
-        <w:t>&lt;input type="date" name="szuldat" class="form-control" placeholder="Születési dátum"&gt;&lt;br /&gt;</w:t>
+        <w:t xml:space="preserve">&lt;input </w:t>
+      </w:r>
+      <w:proofErr w:type="spellStart"/>
+      <w:r>
+        <w:t>type</w:t>
+      </w:r>
+      <w:proofErr w:type="spellEnd"/>
+      <w:r>
+        <w:t>="</w:t>
+      </w:r>
+      <w:proofErr w:type="spellStart"/>
+      <w:r>
+        <w:t>date</w:t>
+      </w:r>
+      <w:proofErr w:type="spellEnd"/>
+      <w:r>
+        <w:t xml:space="preserve">" </w:t>
+      </w:r>
+      <w:proofErr w:type="spellStart"/>
+      <w:r>
+        <w:t>name</w:t>
+      </w:r>
+      <w:proofErr w:type="spellEnd"/>
+      <w:r>
+        <w:t>="</w:t>
+      </w:r>
+      <w:proofErr w:type="spellStart"/>
+      <w:r>
+        <w:t>szuldat</w:t>
+      </w:r>
+      <w:proofErr w:type="spellEnd"/>
+      <w:r>
+        <w:t xml:space="preserve">" </w:t>
+      </w:r>
+      <w:proofErr w:type="spellStart"/>
+      <w:r>
+        <w:t>class</w:t>
+      </w:r>
+      <w:proofErr w:type="spellEnd"/>
+      <w:r>
+        <w:t>="</w:t>
+      </w:r>
+      <w:proofErr w:type="spellStart"/>
+      <w:r>
+        <w:t>form-control</w:t>
+      </w:r>
+      <w:proofErr w:type="spellEnd"/>
+      <w:r>
+        <w:t xml:space="preserve">" </w:t>
+      </w:r>
+      <w:proofErr w:type="spellStart"/>
+      <w:r>
+        <w:t>placeholder</w:t>
+      </w:r>
+      <w:proofErr w:type="spellEnd"/>
+      <w:r>
+        <w:t>="Születési dátum"&gt;&lt;</w:t>
+      </w:r>
+      <w:proofErr w:type="spellStart"/>
+      <w:r>
+        <w:t>br</w:t>
+      </w:r>
+      <w:proofErr w:type="spellEnd"/>
+      <w:r>
+        <w:t xml:space="preserve"> /&gt;</w:t>
       </w:r>
       <w:r>
         <w:t xml:space="preserve"> -- ez a módosítással próbálkoztam, de nem működött:</w:t>
@@ -4470,6 +10032,10 @@
     </w:p>
     <w:p>
       <w:r>
+        <w:rPr>
+          <w:noProof/>
+          <w:lang w:eastAsia="hu-HU"/>
+        </w:rPr>
         <w:drawing>
           <wp:inline distT="0" distB="0" distL="0" distR="0" wp14:anchorId="4B60A3AE" wp14:editId="06FCCFEE">
             <wp:extent cx="5760720" cy="2611120"/>
@@ -4509,22 +10075,111 @@
     </w:p>
     <w:p>
       <w:r>
-        <w:t>Így végül egy „label” tettem be és így látszódott a honlapon:</w:t>
-      </w:r>
-    </w:p>
-    <w:p>
-      <w:r>
-        <w:t>&lt;label&gt;Születési dátum&lt;/label&gt;</w:t>
-      </w:r>
-    </w:p>
-    <w:p>
-      <w:r>
-        <w:t>  &lt;input type="date" name="szuldat" class="form-control"&gt;&lt;br /&gt;</w:t>
+        <w:t>Így végül egy „</w:t>
+      </w:r>
+      <w:proofErr w:type="spellStart"/>
+      <w:r>
+        <w:t>label</w:t>
+      </w:r>
+      <w:proofErr w:type="spellEnd"/>
+      <w:r>
+        <w:t>” tettem be és így látszódott a honlapon:</w:t>
+      </w:r>
+    </w:p>
+    <w:p>
+      <w:r>
+        <w:t>&lt;</w:t>
+      </w:r>
+      <w:proofErr w:type="spellStart"/>
+      <w:r>
+        <w:t>label</w:t>
+      </w:r>
+      <w:proofErr w:type="spellEnd"/>
+      <w:proofErr w:type="gramStart"/>
+      <w:r>
+        <w:t>&gt;Születési</w:t>
+      </w:r>
+      <w:proofErr w:type="gramEnd"/>
+      <w:r>
+        <w:t xml:space="preserve"> dátum&lt;/</w:t>
+      </w:r>
+      <w:proofErr w:type="spellStart"/>
+      <w:r>
+        <w:t>label</w:t>
+      </w:r>
+      <w:proofErr w:type="spellEnd"/>
+      <w:r>
+        <w:t>&gt;</w:t>
+      </w:r>
+    </w:p>
+    <w:p>
+      <w:r>
+        <w:t xml:space="preserve">  &lt;input </w:t>
+      </w:r>
+      <w:proofErr w:type="spellStart"/>
+      <w:r>
+        <w:t>type</w:t>
+      </w:r>
+      <w:proofErr w:type="spellEnd"/>
+      <w:r>
+        <w:t>="</w:t>
+      </w:r>
+      <w:proofErr w:type="spellStart"/>
+      <w:r>
+        <w:t>date</w:t>
+      </w:r>
+      <w:proofErr w:type="spellEnd"/>
+      <w:r>
+        <w:t xml:space="preserve">" </w:t>
+      </w:r>
+      <w:proofErr w:type="spellStart"/>
+      <w:r>
+        <w:t>name</w:t>
+      </w:r>
+      <w:proofErr w:type="spellEnd"/>
+      <w:r>
+        <w:t>="</w:t>
+      </w:r>
+      <w:proofErr w:type="spellStart"/>
+      <w:r>
+        <w:t>szuldat</w:t>
+      </w:r>
+      <w:proofErr w:type="spellEnd"/>
+      <w:r>
+        <w:t xml:space="preserve">" </w:t>
+      </w:r>
+      <w:proofErr w:type="spellStart"/>
+      <w:r>
+        <w:t>class</w:t>
+      </w:r>
+      <w:proofErr w:type="spellEnd"/>
+      <w:r>
+        <w:t>="</w:t>
+      </w:r>
+      <w:proofErr w:type="spellStart"/>
+      <w:r>
+        <w:t>form-control</w:t>
+      </w:r>
+      <w:proofErr w:type="spellEnd"/>
+      <w:r>
+        <w:t>"&gt;&lt;</w:t>
+      </w:r>
+      <w:proofErr w:type="spellStart"/>
+      <w:r>
+        <w:t>br</w:t>
+      </w:r>
+      <w:proofErr w:type="spellEnd"/>
+      <w:r>
+        <w:t xml:space="preserve"> /&gt;</w:t>
       </w:r>
     </w:p>
     <w:p/>
     <w:p>
       <w:r>
+        <w:rPr>
+          <w:noProof/>
+          <w:lang w:eastAsia="hu-HU"/>
+        </w:rPr>
         <w:drawing>
           <wp:inline distT="0" distB="0" distL="0" distR="0" wp14:anchorId="43DBE5AD" wp14:editId="5CA8D7FF">
             <wp:extent cx="5760720" cy="2590800"/>
@@ -4564,14 +10219,23 @@
     </w:p>
     <w:p>
       <w:r>
-        <w:t>Viszont ez így nem volt egységes, így végül minden beviteli mező fölé tettem egy labelt</w:t>
-      </w:r>
+        <w:t xml:space="preserve">Viszont ez így nem volt egységes, így végül minden beviteli mező fölé tettem egy </w:t>
+      </w:r>
+      <w:proofErr w:type="spellStart"/>
+      <w:r>
+        <w:t>labelt</w:t>
+      </w:r>
+      <w:proofErr w:type="spellEnd"/>
       <w:r>
         <w:t xml:space="preserve"> és így már egységes volt a kinézet:</w:t>
       </w:r>
     </w:p>
     <w:p>
       <w:r>
+        <w:rPr>
+          <w:noProof/>
+          <w:lang w:eastAsia="hu-HU"/>
+        </w:rPr>
         <w:lastRenderedPageBreak/>
         <w:drawing>
           <wp:inline distT="0" distB="0" distL="0" distR="0" wp14:anchorId="5F00CA26" wp14:editId="28941E53">
@@ -4610,6 +10274,68 @@
         </w:drawing>
       </w:r>
     </w:p>
+    <w:p>
+      <w:r>
+        <w:t>Főoldal:</w:t>
+      </w:r>
+    </w:p>
+    <w:p>
+      <w:r>
+        <w:t xml:space="preserve">A Főoldal elkészítését a </w:t>
+      </w:r>
+      <w:proofErr w:type="spellStart"/>
+      <w:r>
+        <w:t>Bootstrap</w:t>
+      </w:r>
+      <w:proofErr w:type="spellEnd"/>
+      <w:r>
+        <w:t xml:space="preserve"> segítségével egyszerűen sikerült </w:t>
+      </w:r>
+      <w:proofErr w:type="spellStart"/>
+      <w:r>
+        <w:t>reszponzívvá</w:t>
+      </w:r>
+      <w:proofErr w:type="spellEnd"/>
+      <w:r>
+        <w:t xml:space="preserve"> tenni.</w:t>
+      </w:r>
+      <w:r>
+        <w:t xml:space="preserve"> A tartalom résznek egy 2 oszlopos elrendezést alakítottunk ki, ami egymás alá rendeződik, ha éppen keskenyebb kijelzőn tekintik meg az oldalt.</w:t>
+      </w:r>
+      <w:bookmarkStart w:id="0" w:name="_GoBack"/>
+      <w:bookmarkEnd w:id="0"/>
+      <w:r>
+        <w:t xml:space="preserve"> </w:t>
+      </w:r>
+      <w:r>
+        <w:t xml:space="preserve">A HTML 5 segítségével egyszerűen be sikerült ágyazni egy </w:t>
+      </w:r>
+      <w:proofErr w:type="spellStart"/>
+      <w:r>
+        <w:t>youtube</w:t>
+      </w:r>
+      <w:proofErr w:type="spellEnd"/>
+      <w:r>
+        <w:t xml:space="preserve"> videót, és egy 5 mp hosszú mp4 kiterjesztésű videót is. Illetve a </w:t>
+      </w:r>
+      <w:proofErr w:type="spellStart"/>
+      <w:r>
+        <w:t>google</w:t>
+      </w:r>
+      <w:proofErr w:type="spellEnd"/>
+      <w:r>
+        <w:t xml:space="preserve"> </w:t>
+      </w:r>
+      <w:proofErr w:type="spellStart"/>
+      <w:r>
+        <w:t>maps</w:t>
+      </w:r>
+      <w:proofErr w:type="spellEnd"/>
+      <w:r>
+        <w:t xml:space="preserve"> segítségével szintén sikerült beágyazni a magyar forma-1-es versenyek helyszínét. Illetve ennél a résznél pontosítottuk a menüpontok nevét, sorrendjét, és a követelményeknek megfelelően csak azokat hagytuk benne, amik szükségesek.</w:t>
+      </w:r>
+    </w:p>
+    <w:p/>
     <w:sectPr>
       <w:pgSz w:w="11906" w:h="16838"/>
       <w:pgMar w:top="1417" w:right="1417" w:bottom="1417" w:left="1417" w:header="708" w:footer="708" w:gutter="0"/>
@@ -4621,7 +10347,7 @@
 </file>
 
 <file path=word/numbering.xml><?xml version="1.0" encoding="utf-8"?>
-<w:numbering xmlns:wpc="http://schemas.microsoft.com/office/word/2010/wordprocessingCanvas" xmlns:cx="http://schemas.microsoft.com/office/drawing/2014/chartex" xmlns:cx1="http://schemas.microsoft.com/office/drawing/2015/9/8/chartex" xmlns:cx2="http://schemas.microsoft.com/office/drawing/2015/10/21/chartex" xmlns:cx3="http://schemas.microsoft.com/office/drawing/2016/5/9/chartex" xmlns:cx4="http://schemas.microsoft.com/office/drawing/2016/5/10/chartex" xmlns:cx5="http://schemas.microsoft.com/office/drawing/2016/5/11/chartex" xmlns:cx6="http://schemas.microsoft.com/office/drawing/2016/5/12/chartex" xmlns:cx7="http://schemas.microsoft.com/office/drawing/2016/5/13/chartex" xmlns:cx8="http://schemas.microsoft.com/office/drawing/2016/5/14/chartex" xmlns:mc="http://schemas.openxmlformats.org/markup-compatibility/2006" xmlns:aink="http://schemas.microsoft.com/office/drawing/2016/ink" xmlns:am3d="http://schemas.microsoft.com/office/drawing/2017/model3d" xmlns:o="urn:schemas-microsoft-com:office:office" xmlns:oel="http://schemas.microsoft.com/office/2019/extlst" xmlns:r="http://schemas.openxmlformats.org/officeDocument/2006/relationships" xmlns:m="http://schemas.openxmlformats.org/officeDocument/2006/math" xmlns:v="urn:schemas-microsoft-com:vml" xmlns:wp14="http://schemas.microsoft.com/office/word/2010/wordprocessingDrawing" xmlns:wp="http://schemas.openxmlformats.org/drawingml/2006/wordprocessingDrawing" xmlns:w10="urn:schemas-microsoft-com:office:word" xmlns:w="http://schemas.openxmlformats.org/wordprocessingml/2006/main" xmlns:w14="http://schemas.microsoft.com/office/word/2010/wordml" xmlns:w15="http://schemas.microsoft.com/office/word/2012/wordml" xmlns:w16cex="http://schemas.microsoft.com/office/word/2018/wordml/cex" xmlns:w16cid="http://schemas.microsoft.com/office/word/2016/wordml/cid" xmlns:w16="http://schemas.microsoft.com/office/word/2018/wordml" xmlns:w16du="http://schemas.microsoft.com/office/word/2023/wordml/word16du" xmlns:w16sdtdh="http://schemas.microsoft.com/office/word/2020/wordml/sdtdatahash" xmlns:w16sdtfl="http://schemas.microsoft.com/office/word/2024/wordml/sdtformatlock" xmlns:w16se="http://schemas.microsoft.com/office/word/2015/wordml/symex" xmlns:wpg="http://schemas.microsoft.com/office/word/2010/wordprocessingGroup" xmlns:wpi="http://schemas.microsoft.com/office/word/2010/wordprocessingInk" xmlns:wne="http://schemas.microsoft.com/office/word/2006/wordml" xmlns:wps="http://schemas.microsoft.com/office/word/2010/wordprocessingShape" mc:Ignorable="w14 w15 w16se w16cid w16 w16cex w16sdtdh w16sdtfl w16du wp14">
+<w:numbering xmlns:wpc="http://schemas.microsoft.com/office/word/2010/wordprocessingCanvas" xmlns:mc="http://schemas.openxmlformats.org/markup-compatibility/2006" xmlns:o="urn:schemas-microsoft-com:office:office" xmlns:r="http://schemas.openxmlformats.org/officeDocument/2006/relationships" xmlns:m="http://schemas.openxmlformats.org/officeDocument/2006/math" xmlns:v="urn:schemas-microsoft-com:vml" xmlns:wp14="http://schemas.microsoft.com/office/word/2010/wordprocessingDrawing" xmlns:wp="http://schemas.openxmlformats.org/drawingml/2006/wordprocessingDrawing" xmlns:w10="urn:schemas-microsoft-com:office:word" xmlns:w="http://schemas.openxmlformats.org/wordprocessingml/2006/main" xmlns:w14="http://schemas.microsoft.com/office/word/2010/wordml" xmlns:w15="http://schemas.microsoft.com/office/word/2012/wordml" xmlns:wpg="http://schemas.microsoft.com/office/word/2010/wordprocessingGroup" xmlns:wpi="http://schemas.microsoft.com/office/word/2010/wordprocessingInk" xmlns:wne="http://schemas.microsoft.com/office/word/2006/wordml" xmlns:wps="http://schemas.microsoft.com/office/word/2010/wordprocessingShape" mc:Ignorable="w14 w15 wp14">
   <w:abstractNum w:abstractNumId="0" w15:restartNumberingAfterBreak="0">
     <w:nsid w:val="0004416A"/>
     <w:multiLevelType w:val="multilevel"/>
@@ -7436,71 +13162,71 @@
       </w:rPr>
     </w:lvl>
   </w:abstractNum>
-  <w:num w:numId="1" w16cid:durableId="1936789216">
+  <w:num w:numId="1">
     <w:abstractNumId w:val="12"/>
   </w:num>
-  <w:num w:numId="2" w16cid:durableId="1796564450">
+  <w:num w:numId="2">
     <w:abstractNumId w:val="13"/>
   </w:num>
-  <w:num w:numId="3" w16cid:durableId="1764759284">
+  <w:num w:numId="3">
     <w:abstractNumId w:val="15"/>
   </w:num>
-  <w:num w:numId="4" w16cid:durableId="818621107">
+  <w:num w:numId="4">
     <w:abstractNumId w:val="3"/>
   </w:num>
-  <w:num w:numId="5" w16cid:durableId="2116318692">
+  <w:num w:numId="5">
     <w:abstractNumId w:val="7"/>
   </w:num>
-  <w:num w:numId="6" w16cid:durableId="1867400604">
+  <w:num w:numId="6">
     <w:abstractNumId w:val="17"/>
   </w:num>
-  <w:num w:numId="7" w16cid:durableId="645087755">
+  <w:num w:numId="7">
     <w:abstractNumId w:val="8"/>
   </w:num>
-  <w:num w:numId="8" w16cid:durableId="1342125220">
+  <w:num w:numId="8">
     <w:abstractNumId w:val="9"/>
   </w:num>
-  <w:num w:numId="9" w16cid:durableId="275141312">
+  <w:num w:numId="9">
     <w:abstractNumId w:val="19"/>
   </w:num>
-  <w:num w:numId="10" w16cid:durableId="1363674561">
+  <w:num w:numId="10">
     <w:abstractNumId w:val="0"/>
   </w:num>
-  <w:num w:numId="11" w16cid:durableId="2075931963">
+  <w:num w:numId="11">
     <w:abstractNumId w:val="6"/>
   </w:num>
-  <w:num w:numId="12" w16cid:durableId="1342271236">
+  <w:num w:numId="12">
     <w:abstractNumId w:val="5"/>
   </w:num>
-  <w:num w:numId="13" w16cid:durableId="539318548">
+  <w:num w:numId="13">
     <w:abstractNumId w:val="16"/>
   </w:num>
-  <w:num w:numId="14" w16cid:durableId="490948760">
+  <w:num w:numId="14">
     <w:abstractNumId w:val="4"/>
   </w:num>
-  <w:num w:numId="15" w16cid:durableId="784883471">
+  <w:num w:numId="15">
     <w:abstractNumId w:val="11"/>
   </w:num>
-  <w:num w:numId="16" w16cid:durableId="1264453438">
+  <w:num w:numId="16">
     <w:abstractNumId w:val="18"/>
   </w:num>
-  <w:num w:numId="17" w16cid:durableId="676930190">
+  <w:num w:numId="17">
     <w:abstractNumId w:val="1"/>
   </w:num>
-  <w:num w:numId="18" w16cid:durableId="2133279801">
+  <w:num w:numId="18">
     <w:abstractNumId w:val="2"/>
   </w:num>
-  <w:num w:numId="19" w16cid:durableId="1457262495">
+  <w:num w:numId="19">
     <w:abstractNumId w:val="10"/>
   </w:num>
-  <w:num w:numId="20" w16cid:durableId="1014378911">
+  <w:num w:numId="20">
     <w:abstractNumId w:val="14"/>
   </w:num>
 </w:numbering>
 </file>
 
 <file path=word/styles.xml><?xml version="1.0" encoding="utf-8"?>
-<w:styles xmlns:mc="http://schemas.openxmlformats.org/markup-compatibility/2006" xmlns:r="http://schemas.openxmlformats.org/officeDocument/2006/relationships" xmlns:w="http://schemas.openxmlformats.org/wordprocessingml/2006/main" xmlns:w14="http://schemas.microsoft.com/office/word/2010/wordml" xmlns:w15="http://schemas.microsoft.com/office/word/2012/wordml" xmlns:w16cex="http://schemas.microsoft.com/office/word/2018/wordml/cex" xmlns:w16cid="http://schemas.microsoft.com/office/word/2016/wordml/cid" xmlns:w16="http://schemas.microsoft.com/office/word/2018/wordml" xmlns:w16du="http://schemas.microsoft.com/office/word/2023/wordml/word16du" xmlns:w16sdtdh="http://schemas.microsoft.com/office/word/2020/wordml/sdtdatahash" xmlns:w16sdtfl="http://schemas.microsoft.com/office/word/2024/wordml/sdtformatlock" xmlns:w16se="http://schemas.microsoft.com/office/word/2015/wordml/symex" mc:Ignorable="w14 w15 w16se w16cid w16 w16cex w16sdtdh w16sdtfl w16du">
+<w:styles xmlns:mc="http://schemas.openxmlformats.org/markup-compatibility/2006" xmlns:r="http://schemas.openxmlformats.org/officeDocument/2006/relationships" xmlns:w="http://schemas.openxmlformats.org/wordprocessingml/2006/main" xmlns:w14="http://schemas.microsoft.com/office/word/2010/wordml" xmlns:w15="http://schemas.microsoft.com/office/word/2012/wordml" mc:Ignorable="w14 w15">
   <w:docDefaults>
     <w:rPrDefault>
       <w:rPr>
@@ -7516,7 +13242,7 @@
       </w:pPr>
     </w:pPrDefault>
   </w:docDefaults>
-  <w:latentStyles w:defLockedState="0" w:defUIPriority="99" w:defSemiHidden="0" w:defUnhideWhenUsed="0" w:defQFormat="0" w:count="376">
+  <w:latentStyles w:defLockedState="0" w:defUIPriority="99" w:defSemiHidden="0" w:defUnhideWhenUsed="0" w:defQFormat="0" w:count="371">
     <w:lsdException w:name="Normal" w:uiPriority="0" w:qFormat="1"/>
     <w:lsdException w:name="heading 1" w:uiPriority="9" w:qFormat="1"/>
     <w:lsdException w:name="heading 2" w:semiHidden="1" w:uiPriority="9" w:unhideWhenUsed="1" w:qFormat="1"/>
@@ -7888,11 +13614,6 @@
     <w:lsdException w:name="List Table 5 Dark Accent 6" w:uiPriority="50"/>
     <w:lsdException w:name="List Table 6 Colorful Accent 6" w:uiPriority="51"/>
     <w:lsdException w:name="List Table 7 Colorful Accent 6" w:uiPriority="52"/>
-    <w:lsdException w:name="Mention" w:semiHidden="1" w:unhideWhenUsed="1"/>
-    <w:lsdException w:name="Smart Hyperlink" w:semiHidden="1" w:unhideWhenUsed="1"/>
-    <w:lsdException w:name="Hashtag" w:semiHidden="1" w:unhideWhenUsed="1"/>
-    <w:lsdException w:name="Unresolved Mention" w:semiHidden="1" w:unhideWhenUsed="1"/>
-    <w:lsdException w:name="Smart Link" w:semiHidden="1" w:unhideWhenUsed="1"/>
   </w:latentStyles>
   <w:style w:type="paragraph" w:default="1" w:styleId="Norml">
     <w:name w:val="Normal"/>
@@ -7965,6 +13686,7 @@
   <w:style w:type="character" w:default="1" w:styleId="Bekezdsalapbettpusa">
     <w:name w:val="Default Paragraph Font"/>
     <w:uiPriority w:val="1"/>
+    <w:semiHidden/>
     <w:unhideWhenUsed/>
   </w:style>
   <w:style w:type="table" w:default="1" w:styleId="Normltblzat">

--- a/Dokumentáció.docx
+++ b/Dokumentáció.docx
@@ -5515,15 +5515,7 @@
       </w:r>
       <w:proofErr w:type="spellEnd"/>
       <w:r>
-        <w:t xml:space="preserve"> '</w:t>
-      </w:r>
-      <w:proofErr w:type="gramStart"/>
-      <w:r>
-        <w:t>..</w:t>
-      </w:r>
-      <w:proofErr w:type="gramEnd"/>
-      <w:r>
-        <w:t>/</w:t>
+        <w:t xml:space="preserve"> '../</w:t>
       </w:r>
       <w:proofErr w:type="spellStart"/>
       <w:r>
@@ -8211,15 +8203,7 @@
       </w:r>
       <w:proofErr w:type="spellEnd"/>
       <w:r>
-        <w:t xml:space="preserve"> '</w:t>
-      </w:r>
-      <w:proofErr w:type="gramStart"/>
-      <w:r>
-        <w:t>..</w:t>
-      </w:r>
-      <w:proofErr w:type="gramEnd"/>
-      <w:r>
-        <w:t>/</w:t>
+        <w:t xml:space="preserve"> '../</w:t>
       </w:r>
       <w:proofErr w:type="spellStart"/>
       <w:r>
@@ -9397,15 +9381,19 @@
     </w:p>
     <w:p>
       <w:r>
-        <w:t xml:space="preserve">Mikor ezzel kész lettünk, lemódosítottuk, hogy a dátum mezőt is dátum </w:t>
-      </w:r>
-      <w:proofErr w:type="spellStart"/>
-      <w:r>
-        <w:t>formtumbn</w:t>
-      </w:r>
-      <w:proofErr w:type="spellEnd"/>
-      <w:r>
-        <w:t xml:space="preserve"> lehessen megadni:</w:t>
+        <w:t>Mikor ezzel kész lettünk, lemódosítottuk, hogy a dátum mezőt is dátum form</w:t>
+      </w:r>
+      <w:r>
+        <w:t>á</w:t>
+      </w:r>
+      <w:r>
+        <w:t>tumb</w:t>
+      </w:r>
+      <w:r>
+        <w:t>a</w:t>
+      </w:r>
+      <w:r>
+        <w:t>n lehessen megadni:</w:t>
       </w:r>
     </w:p>
     <w:p>
@@ -9417,6 +9405,8 @@
       <w:r>
         <w:t xml:space="preserve"> oldalon csere:</w:t>
       </w:r>
+      <w:bookmarkStart w:id="0" w:name="_GoBack"/>
+      <w:bookmarkEnd w:id="0"/>
     </w:p>
     <w:p>
       <w:pPr>
@@ -10302,8 +10292,6 @@
       <w:r>
         <w:t xml:space="preserve"> A tartalom résznek egy 2 oszlopos elrendezést alakítottunk ki, ami egymás alá rendeződik, ha éppen keskenyebb kijelzőn tekintik meg az oldalt.</w:t>
       </w:r>
-      <w:bookmarkStart w:id="0" w:name="_GoBack"/>
-      <w:bookmarkEnd w:id="0"/>
       <w:r>
         <w:t xml:space="preserve"> </w:t>
       </w:r>
@@ -10335,7 +10323,520 @@
         <w:t xml:space="preserve"> segítségével szintén sikerült beágyazni a magyar forma-1-es versenyek helyszínét. Illetve ennél a résznél pontosítottuk a menüpontok nevét, sorrendjét, és a követelményeknek megfelelően csak azokat hagytuk benne, amik szükségesek.</w:t>
       </w:r>
     </w:p>
-    <w:p/>
+    <w:p>
+      <w:r>
+        <w:t>Kapcsolat:</w:t>
+      </w:r>
+    </w:p>
+    <w:p>
+      <w:pPr>
+        <w:shd w:val="clear" w:color="auto" w:fill="FFFFFF"/>
+        <w:spacing w:line="285" w:lineRule="atLeast"/>
+        <w:rPr>
+          <w:rFonts w:eastAsia="Times New Roman" w:cstheme="minorHAnsi"/>
+          <w:color w:val="000000"/>
+          <w:sz w:val="21"/>
+          <w:szCs w:val="21"/>
+          <w:lang w:eastAsia="hu-HU"/>
+        </w:rPr>
+      </w:pPr>
+      <w:r>
+        <w:t xml:space="preserve">Létrehoztuk magát a menüt, mely </w:t>
+      </w:r>
+      <w:proofErr w:type="spellStart"/>
+      <w:r>
+        <w:t>tartamaz</w:t>
+      </w:r>
+      <w:proofErr w:type="spellEnd"/>
+      <w:r>
+        <w:t xml:space="preserve"> 2 gombot (Küld, Ellenőriz), és 2 beírási lehetőséget. A menüt CSS segítségével egy kicsit megformáztuk (kapott egy keretet lekerekített szélekkel, és margókkal) Az órai agyagban lévő ellenőrző kódokból indultunk ki. A </w:t>
+      </w:r>
+      <w:proofErr w:type="spellStart"/>
+      <w:r>
+        <w:t>javascript</w:t>
+      </w:r>
+      <w:proofErr w:type="spellEnd"/>
+      <w:r>
+        <w:t xml:space="preserve"> kódból lényegében teljes egészében ki lehetett indulni, csak a felesleges részeket kellett belőle kitörölni (ez a fájl lett az „</w:t>
+      </w:r>
+      <w:proofErr w:type="spellStart"/>
+      <w:r>
+        <w:t>ellenorzes.js</w:t>
+      </w:r>
+      <w:proofErr w:type="spellEnd"/>
+      <w:r>
+        <w:t>” a „</w:t>
+      </w:r>
+      <w:proofErr w:type="spellStart"/>
+      <w:r>
+        <w:t>logicals</w:t>
+      </w:r>
+      <w:proofErr w:type="spellEnd"/>
+      <w:r>
+        <w:t>” mappán belül). A szerveroldali ellenőrzésnél is nagyon hasonló volt a helyzet, azzal a különbséggel, hogy a „</w:t>
+      </w:r>
+      <w:r>
+        <w:rPr>
+          <w:rFonts w:ascii="Consolas" w:eastAsia="Times New Roman" w:hAnsi="Consolas" w:cs="Times New Roman"/>
+          <w:color w:val="795E26"/>
+          <w:sz w:val="21"/>
+          <w:szCs w:val="21"/>
+          <w:lang w:eastAsia="hu-HU"/>
+        </w:rPr>
+        <w:t>session_</w:t>
+      </w:r>
+      <w:proofErr w:type="gramStart"/>
+      <w:r>
+        <w:rPr>
+          <w:rFonts w:ascii="Consolas" w:eastAsia="Times New Roman" w:hAnsi="Consolas" w:cs="Times New Roman"/>
+          <w:color w:val="795E26"/>
+          <w:sz w:val="21"/>
+          <w:szCs w:val="21"/>
+          <w:lang w:eastAsia="hu-HU"/>
+        </w:rPr>
+        <w:t>start</w:t>
+      </w:r>
+      <w:r>
+        <w:rPr>
+          <w:rFonts w:ascii="Consolas" w:eastAsia="Times New Roman" w:hAnsi="Consolas" w:cs="Times New Roman"/>
+          <w:color w:val="000000"/>
+          <w:sz w:val="21"/>
+          <w:szCs w:val="21"/>
+          <w:lang w:eastAsia="hu-HU"/>
+        </w:rPr>
+        <w:t>(</w:t>
+      </w:r>
+      <w:proofErr w:type="gramEnd"/>
+      <w:r>
+        <w:rPr>
+          <w:rFonts w:ascii="Consolas" w:eastAsia="Times New Roman" w:hAnsi="Consolas" w:cs="Times New Roman"/>
+          <w:color w:val="000000"/>
+          <w:sz w:val="21"/>
+          <w:szCs w:val="21"/>
+          <w:lang w:eastAsia="hu-HU"/>
+        </w:rPr>
+        <w:t>);</w:t>
+      </w:r>
+      <w:r>
+        <w:rPr>
+          <w:rFonts w:ascii="Consolas" w:eastAsia="Times New Roman" w:hAnsi="Consolas" w:cs="Times New Roman"/>
+          <w:color w:val="000000"/>
+          <w:sz w:val="21"/>
+          <w:szCs w:val="21"/>
+          <w:lang w:eastAsia="hu-HU"/>
+        </w:rPr>
+        <w:t xml:space="preserve">” </w:t>
+      </w:r>
+      <w:r>
+        <w:rPr>
+          <w:rFonts w:eastAsia="Times New Roman" w:cstheme="minorHAnsi"/>
+          <w:color w:val="000000"/>
+          <w:sz w:val="21"/>
+          <w:szCs w:val="21"/>
+          <w:lang w:eastAsia="hu-HU"/>
+        </w:rPr>
+        <w:t xml:space="preserve">parancs nem akart működni először, és ezt beletettük egy olyan függvénybe, ami </w:t>
+      </w:r>
+      <w:r>
+        <w:rPr>
+          <w:rFonts w:eastAsia="Times New Roman" w:cstheme="minorHAnsi"/>
+          <w:color w:val="000000"/>
+          <w:sz w:val="21"/>
+          <w:szCs w:val="21"/>
+          <w:lang w:eastAsia="hu-HU"/>
+        </w:rPr>
+        <w:t xml:space="preserve">először </w:t>
+      </w:r>
+      <w:r>
+        <w:rPr>
+          <w:rFonts w:eastAsia="Times New Roman" w:cstheme="minorHAnsi"/>
+          <w:color w:val="000000"/>
+          <w:sz w:val="21"/>
+          <w:szCs w:val="21"/>
+          <w:lang w:eastAsia="hu-HU"/>
+        </w:rPr>
+        <w:t>ellenőrzi a státuszát.</w:t>
+      </w:r>
+    </w:p>
+    <w:p>
+      <w:pPr>
+        <w:shd w:val="clear" w:color="auto" w:fill="FFFFFF"/>
+        <w:spacing w:line="285" w:lineRule="atLeast"/>
+        <w:rPr>
+          <w:rFonts w:ascii="Consolas" w:eastAsia="Times New Roman" w:hAnsi="Consolas" w:cs="Times New Roman"/>
+          <w:color w:val="202020"/>
+          <w:sz w:val="21"/>
+          <w:szCs w:val="21"/>
+          <w:lang w:eastAsia="hu-HU"/>
+        </w:rPr>
+      </w:pPr>
+      <w:r>
+        <w:rPr>
+          <w:rFonts w:ascii="Consolas" w:eastAsia="Times New Roman" w:hAnsi="Consolas" w:cs="Times New Roman"/>
+          <w:color w:val="202020"/>
+          <w:sz w:val="21"/>
+          <w:szCs w:val="21"/>
+          <w:lang w:eastAsia="hu-HU"/>
+        </w:rPr>
+        <w:drawing>
+          <wp:inline distT="0" distB="0" distL="0" distR="0" wp14:anchorId="7790E99B" wp14:editId="4A5F085C">
+            <wp:extent cx="5760720" cy="2722880"/>
+            <wp:effectExtent l="0" t="0" r="0" b="1270"/>
+            <wp:docPr id="2" name="Kép 2"/>
+            <wp:cNvGraphicFramePr>
+              <a:graphicFrameLocks xmlns:a="http://schemas.openxmlformats.org/drawingml/2006/main" noChangeAspect="1"/>
+            </wp:cNvGraphicFramePr>
+            <a:graphic xmlns:a="http://schemas.openxmlformats.org/drawingml/2006/main">
+              <a:graphicData uri="http://schemas.openxmlformats.org/drawingml/2006/picture">
+                <pic:pic xmlns:pic="http://schemas.openxmlformats.org/drawingml/2006/picture">
+                  <pic:nvPicPr>
+                    <pic:cNvPr id="1" name=""/>
+                    <pic:cNvPicPr/>
+                  </pic:nvPicPr>
+                  <pic:blipFill>
+                    <a:blip r:embed="rId22"/>
+                    <a:stretch>
+                      <a:fillRect/>
+                    </a:stretch>
+                  </pic:blipFill>
+                  <pic:spPr>
+                    <a:xfrm>
+                      <a:off x="0" y="0"/>
+                      <a:ext cx="5760720" cy="2722880"/>
+                    </a:xfrm>
+                    <a:prstGeom prst="rect">
+                      <a:avLst/>
+                    </a:prstGeom>
+                  </pic:spPr>
+                </pic:pic>
+              </a:graphicData>
+            </a:graphic>
+          </wp:inline>
+        </w:drawing>
+      </w:r>
+    </w:p>
+    <w:p>
+      <w:pPr>
+        <w:shd w:val="clear" w:color="auto" w:fill="FFFFFF"/>
+        <w:spacing w:line="285" w:lineRule="atLeast"/>
+        <w:rPr>
+          <w:rFonts w:eastAsia="Times New Roman" w:cstheme="minorHAnsi"/>
+          <w:color w:val="202020"/>
+          <w:sz w:val="21"/>
+          <w:szCs w:val="21"/>
+          <w:lang w:eastAsia="hu-HU"/>
+        </w:rPr>
+      </w:pPr>
+      <w:r>
+        <w:rPr>
+          <w:rFonts w:eastAsia="Times New Roman" w:cstheme="minorHAnsi"/>
+          <w:color w:val="202020"/>
+          <w:sz w:val="21"/>
+          <w:szCs w:val="21"/>
+          <w:lang w:eastAsia="hu-HU"/>
+        </w:rPr>
+        <w:lastRenderedPageBreak/>
+        <w:t>Üzenetek:</w:t>
+      </w:r>
+    </w:p>
+    <w:p>
+      <w:pPr>
+        <w:shd w:val="clear" w:color="auto" w:fill="FFFFFF"/>
+        <w:spacing w:line="285" w:lineRule="atLeast"/>
+        <w:rPr>
+          <w:rFonts w:ascii="Consolas" w:eastAsia="Times New Roman" w:hAnsi="Consolas" w:cs="Times New Roman"/>
+          <w:color w:val="000000"/>
+          <w:sz w:val="21"/>
+          <w:szCs w:val="21"/>
+          <w:lang w:eastAsia="hu-HU"/>
+        </w:rPr>
+      </w:pPr>
+      <w:r>
+        <w:rPr>
+          <w:rFonts w:eastAsia="Times New Roman" w:cstheme="minorHAnsi"/>
+          <w:color w:val="202020"/>
+          <w:sz w:val="21"/>
+          <w:szCs w:val="21"/>
+          <w:lang w:eastAsia="hu-HU"/>
+        </w:rPr>
+        <w:t xml:space="preserve">A </w:t>
+      </w:r>
+      <w:proofErr w:type="spellStart"/>
+      <w:r>
+        <w:rPr>
+          <w:rFonts w:eastAsia="Times New Roman" w:cstheme="minorHAnsi"/>
+          <w:color w:val="202020"/>
+          <w:sz w:val="21"/>
+          <w:szCs w:val="21"/>
+          <w:lang w:eastAsia="hu-HU"/>
+        </w:rPr>
+        <w:t>config.inc.php</w:t>
+      </w:r>
+      <w:proofErr w:type="spellEnd"/>
+      <w:r>
+        <w:rPr>
+          <w:rFonts w:eastAsia="Times New Roman" w:cstheme="minorHAnsi"/>
+          <w:color w:val="202020"/>
+          <w:sz w:val="21"/>
+          <w:szCs w:val="21"/>
+          <w:lang w:eastAsia="hu-HU"/>
+        </w:rPr>
+        <w:t xml:space="preserve"> fájlban létrehoztunk egy új menüpontot. </w:t>
+      </w:r>
+      <w:r>
+        <w:rPr>
+          <w:rFonts w:eastAsia="Times New Roman" w:cstheme="minorHAnsi"/>
+          <w:color w:val="202020"/>
+          <w:sz w:val="21"/>
+          <w:szCs w:val="21"/>
+          <w:lang w:eastAsia="hu-HU"/>
+        </w:rPr>
+        <w:t xml:space="preserve"> A beállításai: </w:t>
+      </w:r>
+      <w:r>
+        <w:rPr>
+          <w:rFonts w:ascii="Consolas" w:eastAsia="Times New Roman" w:hAnsi="Consolas" w:cs="Times New Roman"/>
+          <w:color w:val="0A3069"/>
+          <w:sz w:val="21"/>
+          <w:szCs w:val="21"/>
+          <w:lang w:eastAsia="hu-HU"/>
+        </w:rPr>
+        <w:t>'</w:t>
+      </w:r>
+      <w:proofErr w:type="spellStart"/>
+      <w:r>
+        <w:rPr>
+          <w:rFonts w:ascii="Consolas" w:eastAsia="Times New Roman" w:hAnsi="Consolas" w:cs="Times New Roman"/>
+          <w:color w:val="0A3069"/>
+          <w:sz w:val="21"/>
+          <w:szCs w:val="21"/>
+          <w:lang w:eastAsia="hu-HU"/>
+        </w:rPr>
+        <w:t>menun</w:t>
+      </w:r>
+      <w:proofErr w:type="spellEnd"/>
+      <w:r>
+        <w:rPr>
+          <w:rFonts w:ascii="Consolas" w:eastAsia="Times New Roman" w:hAnsi="Consolas" w:cs="Times New Roman"/>
+          <w:color w:val="0A3069"/>
+          <w:sz w:val="21"/>
+          <w:szCs w:val="21"/>
+          <w:lang w:eastAsia="hu-HU"/>
+        </w:rPr>
+        <w:t>'</w:t>
+      </w:r>
+      <w:r>
+        <w:rPr>
+          <w:rFonts w:ascii="Consolas" w:eastAsia="Times New Roman" w:hAnsi="Consolas" w:cs="Times New Roman"/>
+          <w:color w:val="000000"/>
+          <w:sz w:val="21"/>
+          <w:szCs w:val="21"/>
+          <w:lang w:eastAsia="hu-HU"/>
+        </w:rPr>
+        <w:t xml:space="preserve"> =&gt; </w:t>
+      </w:r>
+      <w:proofErr w:type="spellStart"/>
+      <w:proofErr w:type="gramStart"/>
+      <w:r>
+        <w:rPr>
+          <w:rFonts w:ascii="Consolas" w:eastAsia="Times New Roman" w:hAnsi="Consolas" w:cs="Times New Roman"/>
+          <w:color w:val="795E26"/>
+          <w:sz w:val="21"/>
+          <w:szCs w:val="21"/>
+          <w:lang w:eastAsia="hu-HU"/>
+        </w:rPr>
+        <w:t>array</w:t>
+      </w:r>
+      <w:proofErr w:type="spellEnd"/>
+      <w:r>
+        <w:rPr>
+          <w:rFonts w:ascii="Consolas" w:eastAsia="Times New Roman" w:hAnsi="Consolas" w:cs="Times New Roman"/>
+          <w:color w:val="000000"/>
+          <w:sz w:val="21"/>
+          <w:szCs w:val="21"/>
+          <w:lang w:eastAsia="hu-HU"/>
+        </w:rPr>
+        <w:t>(</w:t>
+      </w:r>
+      <w:proofErr w:type="gramEnd"/>
+      <w:r>
+        <w:rPr>
+          <w:rFonts w:ascii="Consolas" w:eastAsia="Times New Roman" w:hAnsi="Consolas" w:cs="Times New Roman"/>
+          <w:color w:val="098658"/>
+          <w:sz w:val="21"/>
+          <w:szCs w:val="21"/>
+          <w:lang w:eastAsia="hu-HU"/>
+        </w:rPr>
+        <w:t>0</w:t>
+      </w:r>
+      <w:r>
+        <w:rPr>
+          <w:rFonts w:ascii="Consolas" w:eastAsia="Times New Roman" w:hAnsi="Consolas" w:cs="Times New Roman"/>
+          <w:color w:val="000000"/>
+          <w:sz w:val="21"/>
+          <w:szCs w:val="21"/>
+          <w:lang w:eastAsia="hu-HU"/>
+        </w:rPr>
+        <w:t xml:space="preserve">, </w:t>
+      </w:r>
+      <w:r>
+        <w:rPr>
+          <w:rFonts w:ascii="Consolas" w:eastAsia="Times New Roman" w:hAnsi="Consolas" w:cs="Times New Roman"/>
+          <w:color w:val="098658"/>
+          <w:sz w:val="21"/>
+          <w:szCs w:val="21"/>
+          <w:lang w:eastAsia="hu-HU"/>
+        </w:rPr>
+        <w:t>1</w:t>
+      </w:r>
+      <w:r>
+        <w:rPr>
+          <w:rFonts w:ascii="Consolas" w:eastAsia="Times New Roman" w:hAnsi="Consolas" w:cs="Times New Roman"/>
+          <w:color w:val="000000"/>
+          <w:sz w:val="21"/>
+          <w:szCs w:val="21"/>
+          <w:lang w:eastAsia="hu-HU"/>
+        </w:rPr>
+        <w:t>)</w:t>
+      </w:r>
+    </w:p>
+    <w:p>
+      <w:pPr>
+        <w:shd w:val="clear" w:color="auto" w:fill="FFFFFF"/>
+        <w:spacing w:line="285" w:lineRule="atLeast"/>
+        <w:rPr>
+          <w:rFonts w:eastAsia="Times New Roman" w:cstheme="minorHAnsi"/>
+          <w:color w:val="000000"/>
+          <w:sz w:val="21"/>
+          <w:szCs w:val="21"/>
+          <w:lang w:eastAsia="hu-HU"/>
+        </w:rPr>
+      </w:pPr>
+      <w:proofErr w:type="gramStart"/>
+      <w:r>
+        <w:rPr>
+          <w:rFonts w:eastAsia="Times New Roman" w:cstheme="minorHAnsi"/>
+          <w:color w:val="000000"/>
+          <w:sz w:val="21"/>
+          <w:szCs w:val="21"/>
+          <w:lang w:eastAsia="hu-HU"/>
+        </w:rPr>
+        <w:t>mivel</w:t>
+      </w:r>
+      <w:proofErr w:type="gramEnd"/>
+      <w:r>
+        <w:rPr>
+          <w:rFonts w:eastAsia="Times New Roman" w:cstheme="minorHAnsi"/>
+          <w:color w:val="000000"/>
+          <w:sz w:val="21"/>
+          <w:szCs w:val="21"/>
+          <w:lang w:eastAsia="hu-HU"/>
+        </w:rPr>
+        <w:t xml:space="preserve"> azt akartuk elérni, hogy csak a bejelentkezett felhasználók láthassák. A menüpontban egy egyszerű táblázatos elrendezés mellett döntöttünk, mivel úgy gondoltuk, hogy így jól átlátható a tartalom, és elegáns, de egyszerű megoldás.</w:t>
+      </w:r>
+      <w:r>
+        <w:rPr>
+          <w:rFonts w:eastAsia="Times New Roman" w:cstheme="minorHAnsi"/>
+          <w:color w:val="000000"/>
+          <w:sz w:val="21"/>
+          <w:szCs w:val="21"/>
+          <w:lang w:eastAsia="hu-HU"/>
+        </w:rPr>
+        <w:t xml:space="preserve"> A kód az adatbázisban eltárolt elemeket olvassa ki, és írja ki az oldalra. </w:t>
+      </w:r>
+      <w:proofErr w:type="gramStart"/>
+      <w:r>
+        <w:rPr>
+          <w:rFonts w:eastAsia="Times New Roman" w:cstheme="minorHAnsi"/>
+          <w:color w:val="000000"/>
+          <w:sz w:val="21"/>
+          <w:szCs w:val="21"/>
+          <w:lang w:eastAsia="hu-HU"/>
+        </w:rPr>
+        <w:t>Íme</w:t>
+      </w:r>
+      <w:proofErr w:type="gramEnd"/>
+      <w:r>
+        <w:rPr>
+          <w:rFonts w:eastAsia="Times New Roman" w:cstheme="minorHAnsi"/>
+          <w:color w:val="000000"/>
+          <w:sz w:val="21"/>
+          <w:szCs w:val="21"/>
+          <w:lang w:eastAsia="hu-HU"/>
+        </w:rPr>
+        <w:t xml:space="preserve"> néhány tesztüzenet:</w:t>
+      </w:r>
+    </w:p>
+    <w:p>
+      <w:pPr>
+        <w:shd w:val="clear" w:color="auto" w:fill="FFFFFF"/>
+        <w:spacing w:line="285" w:lineRule="atLeast"/>
+        <w:rPr>
+          <w:rFonts w:eastAsia="Times New Roman" w:cstheme="minorHAnsi"/>
+          <w:color w:val="000000"/>
+          <w:sz w:val="21"/>
+          <w:szCs w:val="21"/>
+          <w:lang w:eastAsia="hu-HU"/>
+        </w:rPr>
+      </w:pPr>
+      <w:r>
+        <w:rPr>
+          <w:rFonts w:eastAsia="Times New Roman" w:cstheme="minorHAnsi"/>
+          <w:color w:val="000000"/>
+          <w:sz w:val="21"/>
+          <w:szCs w:val="21"/>
+          <w:lang w:eastAsia="hu-HU"/>
+        </w:rPr>
+        <w:drawing>
+          <wp:inline distT="0" distB="0" distL="0" distR="0" wp14:anchorId="7AB982F0" wp14:editId="7113E090">
+            <wp:extent cx="5760720" cy="2723515"/>
+            <wp:effectExtent l="0" t="0" r="0" b="635"/>
+            <wp:docPr id="4" name="Kép 4"/>
+            <wp:cNvGraphicFramePr>
+              <a:graphicFrameLocks xmlns:a="http://schemas.openxmlformats.org/drawingml/2006/main" noChangeAspect="1"/>
+            </wp:cNvGraphicFramePr>
+            <a:graphic xmlns:a="http://schemas.openxmlformats.org/drawingml/2006/main">
+              <a:graphicData uri="http://schemas.openxmlformats.org/drawingml/2006/picture">
+                <pic:pic xmlns:pic="http://schemas.openxmlformats.org/drawingml/2006/picture">
+                  <pic:nvPicPr>
+                    <pic:cNvPr id="1" name=""/>
+                    <pic:cNvPicPr/>
+                  </pic:nvPicPr>
+                  <pic:blipFill>
+                    <a:blip r:embed="rId23"/>
+                    <a:stretch>
+                      <a:fillRect/>
+                    </a:stretch>
+                  </pic:blipFill>
+                  <pic:spPr>
+                    <a:xfrm>
+                      <a:off x="0" y="0"/>
+                      <a:ext cx="5760720" cy="2723515"/>
+                    </a:xfrm>
+                    <a:prstGeom prst="rect">
+                      <a:avLst/>
+                    </a:prstGeom>
+                  </pic:spPr>
+                </pic:pic>
+              </a:graphicData>
+            </a:graphic>
+          </wp:inline>
+        </w:drawing>
+      </w:r>
+    </w:p>
+    <w:p>
+      <w:pPr>
+        <w:shd w:val="clear" w:color="auto" w:fill="FFFFFF"/>
+        <w:spacing w:line="285" w:lineRule="atLeast"/>
+        <w:rPr>
+          <w:rFonts w:eastAsia="Times New Roman" w:cstheme="minorHAnsi"/>
+          <w:color w:val="202020"/>
+          <w:sz w:val="21"/>
+          <w:szCs w:val="21"/>
+          <w:lang w:eastAsia="hu-HU"/>
+        </w:rPr>
+      </w:pPr>
+    </w:p>
     <w:sectPr>
       <w:pgSz w:w="11906" w:h="16838"/>
       <w:pgMar w:top="1417" w:right="1417" w:bottom="1417" w:left="1417" w:header="708" w:footer="708" w:gutter="0"/>
